--- a/thesis/doc/de-cuong-do-an.docx
+++ b/thesis/doc/de-cuong-do-an.docx
@@ -45,10 +45,40 @@
         <w:gridCol w:w="4535"/>
       </w:tblGrid>
       <w:tr>
+        <w:trPr>
+          <w:tblHeader w:val="true"/>
+        </w:trPr>
         <w:tc>
           <w:tcPr>
             <w:tcW w:type="dxa" w:w="4535"/>
             <w:shd w:val="clear" w:fill="EFEDE7"/>
+          </w:tcPr>
+          <w:p>
+            <w:pPr>
+              <w:spacing w:lineRule="auto" w:line="240" w:before="20" w:after="20"/>
+              <w:jc w:val="left"/>
+            </w:pPr>
+            <w:r/>
+          </w:p>
+        </w:tc>
+        <w:tc>
+          <w:tcPr>
+            <w:tcW w:type="dxa" w:w="4535"/>
+            <w:shd w:val="clear" w:fill="EFEDE7"/>
+          </w:tcPr>
+          <w:p>
+            <w:pPr>
+              <w:spacing w:lineRule="auto" w:line="240" w:before="20" w:after="20"/>
+              <w:jc w:val="left"/>
+            </w:pPr>
+            <w:r/>
+          </w:p>
+        </w:tc>
+      </w:tr>
+      <w:tr>
+        <w:tc>
+          <w:tcPr>
+            <w:tcW w:type="dxa" w:w="4535"/>
           </w:tcPr>
           <w:p>
             <w:pPr>
@@ -70,7 +100,6 @@
         <w:tc>
           <w:tcPr>
             <w:tcW w:type="dxa" w:w="4535"/>
-            <w:shd w:val="clear" w:fill="EFEDE7"/>
           </w:tcPr>
           <w:p>
             <w:pPr>
@@ -81,7 +110,7 @@
             <w:r>
               <w:rPr>
                 <w:rFonts w:ascii="Times New Roman" w:hAnsi="Times New Roman" w:cs="Times New Roman" w:eastAsia="Times New Roman"/>
-                <w:b/>
+                <w:b w:val="0"/>
                 <w:i w:val="0"/>
                 <w:sz w:val="22"/>
               </w:rPr>
@@ -371,6 +400,9 @@
         <w:gridCol w:w="4535"/>
       </w:tblGrid>
       <w:tr>
+        <w:trPr>
+          <w:tblHeader w:val="true"/>
+        </w:trPr>
         <w:tc>
           <w:tcPr>
             <w:tcW w:type="dxa" w:w="4535"/>
@@ -1096,6 +1128,9 @@
         <w:gridCol w:w="3024"/>
       </w:tblGrid>
       <w:tr>
+        <w:trPr>
+          <w:tblHeader w:val="true"/>
+        </w:trPr>
         <w:tc>
           <w:tcPr>
             <w:tcW w:type="dxa" w:w="3024"/>
@@ -1992,10 +2027,40 @@
         <w:gridCol w:w="4535"/>
       </w:tblGrid>
       <w:tr>
+        <w:trPr>
+          <w:tblHeader w:val="true"/>
+        </w:trPr>
         <w:tc>
           <w:tcPr>
             <w:tcW w:type="dxa" w:w="4535"/>
             <w:shd w:val="clear" w:fill="EFEDE7"/>
+          </w:tcPr>
+          <w:p>
+            <w:pPr>
+              <w:spacing w:lineRule="auto" w:line="240" w:before="20" w:after="20"/>
+              <w:jc w:val="left"/>
+            </w:pPr>
+            <w:r/>
+          </w:p>
+        </w:tc>
+        <w:tc>
+          <w:tcPr>
+            <w:tcW w:type="dxa" w:w="4535"/>
+            <w:shd w:val="clear" w:fill="EFEDE7"/>
+          </w:tcPr>
+          <w:p>
+            <w:pPr>
+              <w:spacing w:lineRule="auto" w:line="240" w:before="20" w:after="20"/>
+              <w:jc w:val="left"/>
+            </w:pPr>
+            <w:r/>
+          </w:p>
+        </w:tc>
+      </w:tr>
+      <w:tr>
+        <w:tc>
+          <w:tcPr>
+            <w:tcW w:type="dxa" w:w="4535"/>
           </w:tcPr>
           <w:p>
             <w:pPr>
@@ -2017,7 +2082,6 @@
         <w:tc>
           <w:tcPr>
             <w:tcW w:type="dxa" w:w="4535"/>
-            <w:shd w:val="clear" w:fill="EFEDE7"/>
           </w:tcPr>
           <w:p>
             <w:pPr>
@@ -2028,7 +2092,7 @@
             <w:r>
               <w:rPr>
                 <w:rFonts w:ascii="Times New Roman" w:hAnsi="Times New Roman" w:cs="Times New Roman" w:eastAsia="Times New Roman"/>
-                <w:b/>
+                <w:b w:val="0"/>
                 <w:i w:val="0"/>
                 <w:sz w:val="22"/>
               </w:rPr>
@@ -2173,6 +2237,9 @@
         <w:gridCol w:w="4535"/>
       </w:tblGrid>
       <w:tr>
+        <w:trPr>
+          <w:tblHeader w:val="true"/>
+        </w:trPr>
         <w:tc>
           <w:tcPr>
             <w:tcW w:type="dxa" w:w="4535"/>
@@ -3021,6 +3088,9 @@
         <w:gridCol w:w="4535"/>
       </w:tblGrid>
       <w:tr>
+        <w:trPr>
+          <w:tblHeader w:val="true"/>
+        </w:trPr>
         <w:tc>
           <w:tcPr>
             <w:tcW w:type="dxa" w:w="4535"/>
@@ -3371,6 +3441,9 @@
         <w:gridCol w:w="3024"/>
       </w:tblGrid>
       <w:tr>
+        <w:trPr>
+          <w:tblHeader w:val="true"/>
+        </w:trPr>
         <w:tc>
           <w:tcPr>
             <w:tcW w:type="dxa" w:w="3024"/>
@@ -4863,6 +4936,9 @@
         <w:gridCol w:w="2268"/>
       </w:tblGrid>
       <w:tr>
+        <w:trPr>
+          <w:tblHeader w:val="true"/>
+        </w:trPr>
         <w:tc>
           <w:tcPr>
             <w:tcW w:type="dxa" w:w="2268"/>
@@ -6681,6 +6757,12 @@
     </w:p>
     <w:p>
       <w:pPr>
+        <w:pageBreakBefore/>
+        <w:spacing w:after="0"/>
+      </w:pPr>
+    </w:p>
+    <w:p>
+      <w:pPr>
         <w:keepNext/>
         <w:spacing w:lineRule="auto" w:line="360" w:before="240" w:after="120"/>
         <w:jc w:val="left"/>
@@ -6707,7 +6789,7 @@
           <w:i w:val="0"/>
           <w:sz w:val="26"/>
         </w:rPr>
-        <w:t>☐ Đồng ý cho thực hiện  ☐ Cần chỉnh sửa  ☐ Không đồng ý</w:t>
+        <w:t>☐ Đồng ý cho thực hiện    ☐ Cần chỉnh sửa    ☐ Không đồng ý</w:t>
       </w:r>
     </w:p>
     <w:p>
@@ -6782,7 +6864,37 @@
           <w:i w:val="0"/>
           <w:sz w:val="26"/>
         </w:rPr>
-        <w:t>&lt;br&gt;</w:t>
+        <w:t>...........................................................................</w:t>
+      </w:r>
+    </w:p>
+    <w:p>
+      <w:pPr>
+        <w:spacing w:lineRule="auto" w:line="360" w:before="120" w:after="120"/>
+        <w:jc w:val="both"/>
+      </w:pPr>
+      <w:r>
+        <w:rPr>
+          <w:rFonts w:ascii="Times New Roman" w:hAnsi="Times New Roman" w:cs="Times New Roman" w:eastAsia="Times New Roman"/>
+          <w:b w:val="0"/>
+          <w:i w:val="0"/>
+          <w:sz w:val="26"/>
+        </w:rPr>
+        <w:t>...........................................................................</w:t>
+      </w:r>
+    </w:p>
+    <w:p>
+      <w:pPr>
+        <w:spacing w:lineRule="auto" w:line="360" w:before="120" w:after="120"/>
+        <w:jc w:val="both"/>
+      </w:pPr>
+      <w:r>
+        <w:rPr>
+          <w:rFonts w:ascii="Times New Roman" w:hAnsi="Times New Roman" w:cs="Times New Roman" w:eastAsia="Times New Roman"/>
+          <w:b w:val="0"/>
+          <w:i w:val="0"/>
+          <w:sz w:val="26"/>
+        </w:rPr>
+        <w:t>...........................................................................</w:t>
       </w:r>
     </w:p>
     <w:tbl>
@@ -6798,6 +6910,9 @@
         <w:gridCol w:w="4535"/>
       </w:tblGrid>
       <w:tr>
+        <w:trPr>
+          <w:tblHeader w:val="true"/>
+        </w:trPr>
         <w:tc>
           <w:tcPr>
             <w:tcW w:type="dxa" w:w="4535"/>
@@ -6888,6 +7003,9 @@
         </w:tc>
       </w:tr>
       <w:tr>
+        <w:trPr>
+          <w:trHeight w:val="1400" w:hRule="atLeast"/>
+        </w:trPr>
         <w:tc>
           <w:tcPr>
             <w:tcW w:type="dxa" w:w="4535"/>
@@ -6898,15 +7016,6 @@
               <w:jc w:val="left"/>
             </w:pPr>
             <w:r/>
-            <w:r>
-              <w:rPr>
-                <w:rFonts w:ascii="Times New Roman" w:hAnsi="Times New Roman" w:cs="Times New Roman" w:eastAsia="Times New Roman"/>
-                <w:b w:val="0"/>
-                <w:i w:val="0"/>
-                <w:sz w:val="22"/>
-              </w:rPr>
-              <w:t>&lt;br&gt;&lt;br&gt;&lt;br&gt;</w:t>
-            </w:r>
           </w:p>
         </w:tc>
         <w:tc>
@@ -6919,15 +7028,6 @@
               <w:jc w:val="left"/>
             </w:pPr>
             <w:r/>
-            <w:r>
-              <w:rPr>
-                <w:rFonts w:ascii="Times New Roman" w:hAnsi="Times New Roman" w:cs="Times New Roman" w:eastAsia="Times New Roman"/>
-                <w:b w:val="0"/>
-                <w:i w:val="0"/>
-                <w:sz w:val="22"/>
-              </w:rPr>
-              <w:t>&lt;br&gt;&lt;br&gt;&lt;br&gt;</w:t>
-            </w:r>
           </w:p>
         </w:tc>
       </w:tr>

--- a/thesis/doc/de-cuong-do-an.docx
+++ b/thesis/doc/de-cuong-do-an.docx
@@ -627,6 +627,1284 @@
     </w:tbl>
     <w:p>
       <w:pPr>
+        <w:pageBreakBefore/>
+        <w:spacing w:after="0"/>
+      </w:pPr>
+    </w:p>
+    <w:p>
+      <w:pPr>
+        <w:keepNext/>
+        <w:spacing w:lineRule="auto" w:line="360" w:before="240" w:after="120"/>
+        <w:jc w:val="left"/>
+      </w:pPr>
+      <w:r>
+        <w:rPr>
+          <w:rFonts w:ascii="Times New Roman" w:hAnsi="Times New Roman" w:cs="Times New Roman" w:eastAsia="Times New Roman"/>
+          <w:b/>
+          <w:i w:val="0"/>
+          <w:sz w:val="27"/>
+        </w:rPr>
+        <w:t>MỤC LỤC</w:t>
+      </w:r>
+    </w:p>
+    <w:tbl>
+      <w:tblPr>
+        <w:tblStyle w:val="TableGrid"/>
+        <w:tblW w:type="auto" w:w="0"/>
+        <w:jc w:val="center"/>
+        <w:tblLayout w:type="autofit"/>
+        <w:tblLook w:firstColumn="1" w:firstRow="1" w:lastColumn="0" w:lastRow="0" w:noHBand="0" w:noVBand="1" w:val="04A0"/>
+      </w:tblPr>
+      <w:tblGrid>
+        <w:gridCol w:w="4535"/>
+        <w:gridCol w:w="4535"/>
+      </w:tblGrid>
+      <w:tr>
+        <w:trPr>
+          <w:tblHeader w:val="true"/>
+        </w:trPr>
+        <w:tc>
+          <w:tcPr>
+            <w:tcW w:type="dxa" w:w="4535"/>
+            <w:shd w:val="clear" w:fill="EFEDE7"/>
+          </w:tcPr>
+          <w:p>
+            <w:pPr>
+              <w:spacing w:lineRule="auto" w:line="240" w:before="20" w:after="20"/>
+              <w:jc w:val="left"/>
+            </w:pPr>
+            <w:r/>
+            <w:r>
+              <w:rPr>
+                <w:rFonts w:ascii="Times New Roman" w:hAnsi="Times New Roman" w:cs="Times New Roman" w:eastAsia="Times New Roman"/>
+                <w:b/>
+                <w:i w:val="0"/>
+                <w:sz w:val="22"/>
+              </w:rPr>
+              <w:t>Mục</w:t>
+            </w:r>
+          </w:p>
+        </w:tc>
+        <w:tc>
+          <w:tcPr>
+            <w:tcW w:type="dxa" w:w="4535"/>
+            <w:shd w:val="clear" w:fill="EFEDE7"/>
+          </w:tcPr>
+          <w:p>
+            <w:pPr>
+              <w:spacing w:lineRule="auto" w:line="240" w:before="20" w:after="20"/>
+              <w:jc w:val="left"/>
+            </w:pPr>
+            <w:r/>
+            <w:r>
+              <w:rPr>
+                <w:rFonts w:ascii="Times New Roman" w:hAnsi="Times New Roman" w:cs="Times New Roman" w:eastAsia="Times New Roman"/>
+                <w:b/>
+                <w:i w:val="0"/>
+                <w:sz w:val="22"/>
+              </w:rPr>
+              <w:t>Trang</w:t>
+            </w:r>
+          </w:p>
+        </w:tc>
+      </w:tr>
+      <w:tr>
+        <w:tc>
+          <w:tcPr>
+            <w:tcW w:type="dxa" w:w="4535"/>
+          </w:tcPr>
+          <w:p>
+            <w:pPr>
+              <w:spacing w:lineRule="auto" w:line="240" w:before="20" w:after="20"/>
+              <w:jc w:val="left"/>
+            </w:pPr>
+            <w:r/>
+            <w:r>
+              <w:rPr>
+                <w:rFonts w:ascii="Times New Roman" w:hAnsi="Times New Roman" w:cs="Times New Roman" w:eastAsia="Times New Roman"/>
+                <w:b/>
+                <w:i w:val="0"/>
+                <w:sz w:val="22"/>
+              </w:rPr>
+              <w:t>1. TÊN ĐỀ TÀI</w:t>
+            </w:r>
+          </w:p>
+        </w:tc>
+        <w:tc>
+          <w:tcPr>
+            <w:tcW w:type="dxa" w:w="4535"/>
+          </w:tcPr>
+          <w:p>
+            <w:pPr>
+              <w:spacing w:lineRule="auto" w:line="240" w:before="20" w:after="20"/>
+              <w:jc w:val="left"/>
+            </w:pPr>
+            <w:r/>
+            <w:r>
+              <w:rPr>
+                <w:rFonts w:ascii="Times New Roman" w:hAnsi="Times New Roman" w:cs="Times New Roman" w:eastAsia="Times New Roman"/>
+                <w:b w:val="0"/>
+                <w:i w:val="0"/>
+                <w:sz w:val="22"/>
+              </w:rPr>
+              <w:t>1</w:t>
+            </w:r>
+          </w:p>
+        </w:tc>
+      </w:tr>
+      <w:tr>
+        <w:tc>
+          <w:tcPr>
+            <w:tcW w:type="dxa" w:w="4535"/>
+          </w:tcPr>
+          <w:p>
+            <w:pPr>
+              <w:spacing w:lineRule="auto" w:line="240" w:before="20" w:after="20"/>
+              <w:jc w:val="left"/>
+            </w:pPr>
+            <w:r/>
+            <w:r>
+              <w:rPr>
+                <w:rFonts w:ascii="Times New Roman" w:hAnsi="Times New Roman" w:cs="Times New Roman" w:eastAsia="Times New Roman"/>
+                <w:b/>
+                <w:i w:val="0"/>
+                <w:sz w:val="22"/>
+              </w:rPr>
+              <w:t>2. LÝ DO CHỌN ĐỀ TÀI</w:t>
+            </w:r>
+          </w:p>
+        </w:tc>
+        <w:tc>
+          <w:tcPr>
+            <w:tcW w:type="dxa" w:w="4535"/>
+          </w:tcPr>
+          <w:p>
+            <w:pPr>
+              <w:spacing w:lineRule="auto" w:line="240" w:before="20" w:after="20"/>
+              <w:jc w:val="left"/>
+            </w:pPr>
+            <w:r/>
+            <w:r>
+              <w:rPr>
+                <w:rFonts w:ascii="Times New Roman" w:hAnsi="Times New Roman" w:cs="Times New Roman" w:eastAsia="Times New Roman"/>
+                <w:b w:val="0"/>
+                <w:i w:val="0"/>
+                <w:sz w:val="22"/>
+              </w:rPr>
+              <w:t>3</w:t>
+            </w:r>
+          </w:p>
+        </w:tc>
+      </w:tr>
+      <w:tr>
+        <w:tc>
+          <w:tcPr>
+            <w:tcW w:type="dxa" w:w="4535"/>
+          </w:tcPr>
+          <w:p>
+            <w:pPr>
+              <w:spacing w:lineRule="auto" w:line="240" w:before="20" w:after="20"/>
+              <w:jc w:val="left"/>
+            </w:pPr>
+            <w:r/>
+            <w:r>
+              <w:rPr>
+                <w:rFonts w:ascii="Times New Roman" w:hAnsi="Times New Roman" w:cs="Times New Roman" w:eastAsia="Times New Roman"/>
+                <w:b w:val="0"/>
+                <w:i w:val="0"/>
+                <w:sz w:val="22"/>
+              </w:rPr>
+              <w:t>2.1. Tính cấp thiết về thực tiễn</w:t>
+            </w:r>
+          </w:p>
+        </w:tc>
+        <w:tc>
+          <w:tcPr>
+            <w:tcW w:type="dxa" w:w="4535"/>
+          </w:tcPr>
+          <w:p>
+            <w:pPr>
+              <w:spacing w:lineRule="auto" w:line="240" w:before="20" w:after="20"/>
+              <w:jc w:val="left"/>
+            </w:pPr>
+            <w:r/>
+            <w:r>
+              <w:rPr>
+                <w:rFonts w:ascii="Times New Roman" w:hAnsi="Times New Roman" w:cs="Times New Roman" w:eastAsia="Times New Roman"/>
+                <w:b w:val="0"/>
+                <w:i w:val="0"/>
+                <w:sz w:val="22"/>
+              </w:rPr>
+              <w:t>3</w:t>
+            </w:r>
+          </w:p>
+        </w:tc>
+      </w:tr>
+      <w:tr>
+        <w:tc>
+          <w:tcPr>
+            <w:tcW w:type="dxa" w:w="4535"/>
+          </w:tcPr>
+          <w:p>
+            <w:pPr>
+              <w:spacing w:lineRule="auto" w:line="240" w:before="20" w:after="20"/>
+              <w:jc w:val="left"/>
+            </w:pPr>
+            <w:r/>
+            <w:r>
+              <w:rPr>
+                <w:rFonts w:ascii="Times New Roman" w:hAnsi="Times New Roman" w:cs="Times New Roman" w:eastAsia="Times New Roman"/>
+                <w:b w:val="0"/>
+                <w:i w:val="0"/>
+                <w:sz w:val="22"/>
+              </w:rPr>
+              <w:t>2.2. Ý nghĩa khoa học</w:t>
+            </w:r>
+          </w:p>
+        </w:tc>
+        <w:tc>
+          <w:tcPr>
+            <w:tcW w:type="dxa" w:w="4535"/>
+          </w:tcPr>
+          <w:p>
+            <w:pPr>
+              <w:spacing w:lineRule="auto" w:line="240" w:before="20" w:after="20"/>
+              <w:jc w:val="left"/>
+            </w:pPr>
+            <w:r/>
+            <w:r>
+              <w:rPr>
+                <w:rFonts w:ascii="Times New Roman" w:hAnsi="Times New Roman" w:cs="Times New Roman" w:eastAsia="Times New Roman"/>
+                <w:b w:val="0"/>
+                <w:i w:val="0"/>
+                <w:sz w:val="22"/>
+              </w:rPr>
+              <w:t>3</w:t>
+            </w:r>
+          </w:p>
+        </w:tc>
+      </w:tr>
+      <w:tr>
+        <w:tc>
+          <w:tcPr>
+            <w:tcW w:type="dxa" w:w="4535"/>
+          </w:tcPr>
+          <w:p>
+            <w:pPr>
+              <w:spacing w:lineRule="auto" w:line="240" w:before="20" w:after="20"/>
+              <w:jc w:val="left"/>
+            </w:pPr>
+            <w:r/>
+            <w:r>
+              <w:rPr>
+                <w:rFonts w:ascii="Times New Roman" w:hAnsi="Times New Roman" w:cs="Times New Roman" w:eastAsia="Times New Roman"/>
+                <w:b w:val="0"/>
+                <w:i w:val="0"/>
+                <w:sz w:val="22"/>
+              </w:rPr>
+              <w:t>2.3. Tổng quan tình hình nghiên cứu và giải pháp hiện có</w:t>
+            </w:r>
+          </w:p>
+        </w:tc>
+        <w:tc>
+          <w:tcPr>
+            <w:tcW w:type="dxa" w:w="4535"/>
+          </w:tcPr>
+          <w:p>
+            <w:pPr>
+              <w:spacing w:lineRule="auto" w:line="240" w:before="20" w:after="20"/>
+              <w:jc w:val="left"/>
+            </w:pPr>
+            <w:r/>
+            <w:r>
+              <w:rPr>
+                <w:rFonts w:ascii="Times New Roman" w:hAnsi="Times New Roman" w:cs="Times New Roman" w:eastAsia="Times New Roman"/>
+                <w:b w:val="0"/>
+                <w:i w:val="0"/>
+                <w:sz w:val="22"/>
+              </w:rPr>
+              <w:t>4</w:t>
+            </w:r>
+          </w:p>
+        </w:tc>
+      </w:tr>
+      <w:tr>
+        <w:tc>
+          <w:tcPr>
+            <w:tcW w:type="dxa" w:w="4535"/>
+          </w:tcPr>
+          <w:p>
+            <w:pPr>
+              <w:spacing w:lineRule="auto" w:line="240" w:before="20" w:after="20"/>
+              <w:jc w:val="left"/>
+            </w:pPr>
+            <w:r/>
+            <w:r>
+              <w:rPr>
+                <w:rFonts w:ascii="Times New Roman" w:hAnsi="Times New Roman" w:cs="Times New Roman" w:eastAsia="Times New Roman"/>
+                <w:b/>
+                <w:i w:val="0"/>
+                <w:sz w:val="22"/>
+              </w:rPr>
+              <w:t>3. MỤC TIÊU VÀ CÂU HỎI NGHIÊN CỨU</w:t>
+            </w:r>
+          </w:p>
+        </w:tc>
+        <w:tc>
+          <w:tcPr>
+            <w:tcW w:type="dxa" w:w="4535"/>
+          </w:tcPr>
+          <w:p>
+            <w:pPr>
+              <w:spacing w:lineRule="auto" w:line="240" w:before="20" w:after="20"/>
+              <w:jc w:val="left"/>
+            </w:pPr>
+            <w:r/>
+            <w:r>
+              <w:rPr>
+                <w:rFonts w:ascii="Times New Roman" w:hAnsi="Times New Roman" w:cs="Times New Roman" w:eastAsia="Times New Roman"/>
+                <w:b w:val="0"/>
+                <w:i w:val="0"/>
+                <w:sz w:val="22"/>
+              </w:rPr>
+              <w:t>5</w:t>
+            </w:r>
+          </w:p>
+        </w:tc>
+      </w:tr>
+      <w:tr>
+        <w:tc>
+          <w:tcPr>
+            <w:tcW w:type="dxa" w:w="4535"/>
+          </w:tcPr>
+          <w:p>
+            <w:pPr>
+              <w:spacing w:lineRule="auto" w:line="240" w:before="20" w:after="20"/>
+              <w:jc w:val="left"/>
+            </w:pPr>
+            <w:r/>
+            <w:r>
+              <w:rPr>
+                <w:rFonts w:ascii="Times New Roman" w:hAnsi="Times New Roman" w:cs="Times New Roman" w:eastAsia="Times New Roman"/>
+                <w:b w:val="0"/>
+                <w:i w:val="0"/>
+                <w:sz w:val="22"/>
+              </w:rPr>
+              <w:t>3.1. Mục tiêu tổng quát</w:t>
+            </w:r>
+          </w:p>
+        </w:tc>
+        <w:tc>
+          <w:tcPr>
+            <w:tcW w:type="dxa" w:w="4535"/>
+          </w:tcPr>
+          <w:p>
+            <w:pPr>
+              <w:spacing w:lineRule="auto" w:line="240" w:before="20" w:after="20"/>
+              <w:jc w:val="left"/>
+            </w:pPr>
+            <w:r/>
+            <w:r>
+              <w:rPr>
+                <w:rFonts w:ascii="Times New Roman" w:hAnsi="Times New Roman" w:cs="Times New Roman" w:eastAsia="Times New Roman"/>
+                <w:b w:val="0"/>
+                <w:i w:val="0"/>
+                <w:sz w:val="22"/>
+              </w:rPr>
+              <w:t>5</w:t>
+            </w:r>
+          </w:p>
+        </w:tc>
+      </w:tr>
+      <w:tr>
+        <w:tc>
+          <w:tcPr>
+            <w:tcW w:type="dxa" w:w="4535"/>
+          </w:tcPr>
+          <w:p>
+            <w:pPr>
+              <w:spacing w:lineRule="auto" w:line="240" w:before="20" w:after="20"/>
+              <w:jc w:val="left"/>
+            </w:pPr>
+            <w:r/>
+            <w:r>
+              <w:rPr>
+                <w:rFonts w:ascii="Times New Roman" w:hAnsi="Times New Roman" w:cs="Times New Roman" w:eastAsia="Times New Roman"/>
+                <w:b w:val="0"/>
+                <w:i w:val="0"/>
+                <w:sz w:val="22"/>
+              </w:rPr>
+              <w:t>3.2. Mục tiêu cụ thể và tiêu chí nghiệm thu</w:t>
+            </w:r>
+          </w:p>
+        </w:tc>
+        <w:tc>
+          <w:tcPr>
+            <w:tcW w:type="dxa" w:w="4535"/>
+          </w:tcPr>
+          <w:p>
+            <w:pPr>
+              <w:spacing w:lineRule="auto" w:line="240" w:before="20" w:after="20"/>
+              <w:jc w:val="left"/>
+            </w:pPr>
+            <w:r/>
+            <w:r>
+              <w:rPr>
+                <w:rFonts w:ascii="Times New Roman" w:hAnsi="Times New Roman" w:cs="Times New Roman" w:eastAsia="Times New Roman"/>
+                <w:b w:val="0"/>
+                <w:i w:val="0"/>
+                <w:sz w:val="22"/>
+              </w:rPr>
+              <w:t>5</w:t>
+            </w:r>
+          </w:p>
+        </w:tc>
+      </w:tr>
+      <w:tr>
+        <w:tc>
+          <w:tcPr>
+            <w:tcW w:type="dxa" w:w="4535"/>
+          </w:tcPr>
+          <w:p>
+            <w:pPr>
+              <w:spacing w:lineRule="auto" w:line="240" w:before="20" w:after="20"/>
+              <w:jc w:val="left"/>
+            </w:pPr>
+            <w:r/>
+            <w:r>
+              <w:rPr>
+                <w:rFonts w:ascii="Times New Roman" w:hAnsi="Times New Roman" w:cs="Times New Roman" w:eastAsia="Times New Roman"/>
+                <w:b w:val="0"/>
+                <w:i w:val="0"/>
+                <w:sz w:val="22"/>
+              </w:rPr>
+              <w:t>3.3. Câu hỏi nghiên cứu</w:t>
+            </w:r>
+          </w:p>
+        </w:tc>
+        <w:tc>
+          <w:tcPr>
+            <w:tcW w:type="dxa" w:w="4535"/>
+          </w:tcPr>
+          <w:p>
+            <w:pPr>
+              <w:spacing w:lineRule="auto" w:line="240" w:before="20" w:after="20"/>
+              <w:jc w:val="left"/>
+            </w:pPr>
+            <w:r/>
+            <w:r>
+              <w:rPr>
+                <w:rFonts w:ascii="Times New Roman" w:hAnsi="Times New Roman" w:cs="Times New Roman" w:eastAsia="Times New Roman"/>
+                <w:b w:val="0"/>
+                <w:i w:val="0"/>
+                <w:sz w:val="22"/>
+              </w:rPr>
+              <w:t>6</w:t>
+            </w:r>
+          </w:p>
+        </w:tc>
+      </w:tr>
+      <w:tr>
+        <w:tc>
+          <w:tcPr>
+            <w:tcW w:type="dxa" w:w="4535"/>
+          </w:tcPr>
+          <w:p>
+            <w:pPr>
+              <w:spacing w:lineRule="auto" w:line="240" w:before="20" w:after="20"/>
+              <w:jc w:val="left"/>
+            </w:pPr>
+            <w:r/>
+            <w:r>
+              <w:rPr>
+                <w:rFonts w:ascii="Times New Roman" w:hAnsi="Times New Roman" w:cs="Times New Roman" w:eastAsia="Times New Roman"/>
+                <w:b/>
+                <w:i w:val="0"/>
+                <w:sz w:val="22"/>
+              </w:rPr>
+              <w:t>4. ĐỐI TƯỢNG VÀ PHẠM VI</w:t>
+            </w:r>
+          </w:p>
+        </w:tc>
+        <w:tc>
+          <w:tcPr>
+            <w:tcW w:type="dxa" w:w="4535"/>
+          </w:tcPr>
+          <w:p>
+            <w:pPr>
+              <w:spacing w:lineRule="auto" w:line="240" w:before="20" w:after="20"/>
+              <w:jc w:val="left"/>
+            </w:pPr>
+            <w:r/>
+            <w:r>
+              <w:rPr>
+                <w:rFonts w:ascii="Times New Roman" w:hAnsi="Times New Roman" w:cs="Times New Roman" w:eastAsia="Times New Roman"/>
+                <w:b w:val="0"/>
+                <w:i w:val="0"/>
+                <w:sz w:val="22"/>
+              </w:rPr>
+              <w:t>7</w:t>
+            </w:r>
+          </w:p>
+        </w:tc>
+      </w:tr>
+      <w:tr>
+        <w:tc>
+          <w:tcPr>
+            <w:tcW w:type="dxa" w:w="4535"/>
+          </w:tcPr>
+          <w:p>
+            <w:pPr>
+              <w:spacing w:lineRule="auto" w:line="240" w:before="20" w:after="20"/>
+              <w:jc w:val="left"/>
+            </w:pPr>
+            <w:r/>
+            <w:r>
+              <w:rPr>
+                <w:rFonts w:ascii="Times New Roman" w:hAnsi="Times New Roman" w:cs="Times New Roman" w:eastAsia="Times New Roman"/>
+                <w:b w:val="0"/>
+                <w:i w:val="0"/>
+                <w:sz w:val="22"/>
+              </w:rPr>
+              <w:t>4.1. Đối tượng nghiên cứu</w:t>
+            </w:r>
+          </w:p>
+        </w:tc>
+        <w:tc>
+          <w:tcPr>
+            <w:tcW w:type="dxa" w:w="4535"/>
+          </w:tcPr>
+          <w:p>
+            <w:pPr>
+              <w:spacing w:lineRule="auto" w:line="240" w:before="20" w:after="20"/>
+              <w:jc w:val="left"/>
+            </w:pPr>
+            <w:r/>
+            <w:r>
+              <w:rPr>
+                <w:rFonts w:ascii="Times New Roman" w:hAnsi="Times New Roman" w:cs="Times New Roman" w:eastAsia="Times New Roman"/>
+                <w:b w:val="0"/>
+                <w:i w:val="0"/>
+                <w:sz w:val="22"/>
+              </w:rPr>
+              <w:t>7</w:t>
+            </w:r>
+          </w:p>
+        </w:tc>
+      </w:tr>
+      <w:tr>
+        <w:tc>
+          <w:tcPr>
+            <w:tcW w:type="dxa" w:w="4535"/>
+          </w:tcPr>
+          <w:p>
+            <w:pPr>
+              <w:spacing w:lineRule="auto" w:line="240" w:before="20" w:after="20"/>
+              <w:jc w:val="left"/>
+            </w:pPr>
+            <w:r/>
+            <w:r>
+              <w:rPr>
+                <w:rFonts w:ascii="Times New Roman" w:hAnsi="Times New Roman" w:cs="Times New Roman" w:eastAsia="Times New Roman"/>
+                <w:b w:val="0"/>
+                <w:i w:val="0"/>
+                <w:sz w:val="22"/>
+              </w:rPr>
+              <w:t>4.2. Phạm vi nghiên cứu</w:t>
+            </w:r>
+          </w:p>
+        </w:tc>
+        <w:tc>
+          <w:tcPr>
+            <w:tcW w:type="dxa" w:w="4535"/>
+          </w:tcPr>
+          <w:p>
+            <w:pPr>
+              <w:spacing w:lineRule="auto" w:line="240" w:before="20" w:after="20"/>
+              <w:jc w:val="left"/>
+            </w:pPr>
+            <w:r/>
+            <w:r>
+              <w:rPr>
+                <w:rFonts w:ascii="Times New Roman" w:hAnsi="Times New Roman" w:cs="Times New Roman" w:eastAsia="Times New Roman"/>
+                <w:b w:val="0"/>
+                <w:i w:val="0"/>
+                <w:sz w:val="22"/>
+              </w:rPr>
+              <w:t>7</w:t>
+            </w:r>
+          </w:p>
+        </w:tc>
+      </w:tr>
+      <w:tr>
+        <w:tc>
+          <w:tcPr>
+            <w:tcW w:type="dxa" w:w="4535"/>
+          </w:tcPr>
+          <w:p>
+            <w:pPr>
+              <w:spacing w:lineRule="auto" w:line="240" w:before="20" w:after="20"/>
+              <w:jc w:val="left"/>
+            </w:pPr>
+            <w:r/>
+            <w:r>
+              <w:rPr>
+                <w:rFonts w:ascii="Times New Roman" w:hAnsi="Times New Roman" w:cs="Times New Roman" w:eastAsia="Times New Roman"/>
+                <w:b w:val="0"/>
+                <w:i w:val="0"/>
+                <w:sz w:val="22"/>
+              </w:rPr>
+              <w:t>4.3. Giới hạn — những gì đề tài KHÔNG làm</w:t>
+            </w:r>
+          </w:p>
+        </w:tc>
+        <w:tc>
+          <w:tcPr>
+            <w:tcW w:type="dxa" w:w="4535"/>
+          </w:tcPr>
+          <w:p>
+            <w:pPr>
+              <w:spacing w:lineRule="auto" w:line="240" w:before="20" w:after="20"/>
+              <w:jc w:val="left"/>
+            </w:pPr>
+            <w:r/>
+            <w:r>
+              <w:rPr>
+                <w:rFonts w:ascii="Times New Roman" w:hAnsi="Times New Roman" w:cs="Times New Roman" w:eastAsia="Times New Roman"/>
+                <w:b w:val="0"/>
+                <w:i w:val="0"/>
+                <w:sz w:val="22"/>
+              </w:rPr>
+              <w:t>7</w:t>
+            </w:r>
+          </w:p>
+        </w:tc>
+      </w:tr>
+      <w:tr>
+        <w:tc>
+          <w:tcPr>
+            <w:tcW w:type="dxa" w:w="4535"/>
+          </w:tcPr>
+          <w:p>
+            <w:pPr>
+              <w:spacing w:lineRule="auto" w:line="240" w:before="20" w:after="20"/>
+              <w:jc w:val="left"/>
+            </w:pPr>
+            <w:r/>
+            <w:r>
+              <w:rPr>
+                <w:rFonts w:ascii="Times New Roman" w:hAnsi="Times New Roman" w:cs="Times New Roman" w:eastAsia="Times New Roman"/>
+                <w:b w:val="0"/>
+                <w:i w:val="0"/>
+                <w:sz w:val="22"/>
+              </w:rPr>
+              <w:t>4.4. Giả thuyết nghiên cứu</w:t>
+            </w:r>
+          </w:p>
+        </w:tc>
+        <w:tc>
+          <w:tcPr>
+            <w:tcW w:type="dxa" w:w="4535"/>
+          </w:tcPr>
+          <w:p>
+            <w:pPr>
+              <w:spacing w:lineRule="auto" w:line="240" w:before="20" w:after="20"/>
+              <w:jc w:val="left"/>
+            </w:pPr>
+            <w:r/>
+            <w:r>
+              <w:rPr>
+                <w:rFonts w:ascii="Times New Roman" w:hAnsi="Times New Roman" w:cs="Times New Roman" w:eastAsia="Times New Roman"/>
+                <w:b w:val="0"/>
+                <w:i w:val="0"/>
+                <w:sz w:val="22"/>
+              </w:rPr>
+              <w:t>8</w:t>
+            </w:r>
+          </w:p>
+        </w:tc>
+      </w:tr>
+      <w:tr>
+        <w:tc>
+          <w:tcPr>
+            <w:tcW w:type="dxa" w:w="4535"/>
+          </w:tcPr>
+          <w:p>
+            <w:pPr>
+              <w:spacing w:lineRule="auto" w:line="240" w:before="20" w:after="20"/>
+              <w:jc w:val="left"/>
+            </w:pPr>
+            <w:r/>
+            <w:r>
+              <w:rPr>
+                <w:rFonts w:ascii="Times New Roman" w:hAnsi="Times New Roman" w:cs="Times New Roman" w:eastAsia="Times New Roman"/>
+                <w:b/>
+                <w:i w:val="0"/>
+                <w:sz w:val="22"/>
+              </w:rPr>
+              <w:t>5. NHIỆM VỤ NGHIÊN CỨU</w:t>
+            </w:r>
+          </w:p>
+        </w:tc>
+        <w:tc>
+          <w:tcPr>
+            <w:tcW w:type="dxa" w:w="4535"/>
+          </w:tcPr>
+          <w:p>
+            <w:pPr>
+              <w:spacing w:lineRule="auto" w:line="240" w:before="20" w:after="20"/>
+              <w:jc w:val="left"/>
+            </w:pPr>
+            <w:r/>
+            <w:r>
+              <w:rPr>
+                <w:rFonts w:ascii="Times New Roman" w:hAnsi="Times New Roman" w:cs="Times New Roman" w:eastAsia="Times New Roman"/>
+                <w:b w:val="0"/>
+                <w:i w:val="0"/>
+                <w:sz w:val="22"/>
+              </w:rPr>
+              <w:t>8</w:t>
+            </w:r>
+          </w:p>
+        </w:tc>
+      </w:tr>
+      <w:tr>
+        <w:tc>
+          <w:tcPr>
+            <w:tcW w:type="dxa" w:w="4535"/>
+          </w:tcPr>
+          <w:p>
+            <w:pPr>
+              <w:spacing w:lineRule="auto" w:line="240" w:before="20" w:after="20"/>
+              <w:jc w:val="left"/>
+            </w:pPr>
+            <w:r/>
+            <w:r>
+              <w:rPr>
+                <w:rFonts w:ascii="Times New Roman" w:hAnsi="Times New Roman" w:cs="Times New Roman" w:eastAsia="Times New Roman"/>
+                <w:b/>
+                <w:i w:val="0"/>
+                <w:sz w:val="22"/>
+              </w:rPr>
+              <w:t>6. PHƯƠNG PHÁP NGHIÊN CỨU</w:t>
+            </w:r>
+          </w:p>
+        </w:tc>
+        <w:tc>
+          <w:tcPr>
+            <w:tcW w:type="dxa" w:w="4535"/>
+          </w:tcPr>
+          <w:p>
+            <w:pPr>
+              <w:spacing w:lineRule="auto" w:line="240" w:before="20" w:after="20"/>
+              <w:jc w:val="left"/>
+            </w:pPr>
+            <w:r/>
+            <w:r>
+              <w:rPr>
+                <w:rFonts w:ascii="Times New Roman" w:hAnsi="Times New Roman" w:cs="Times New Roman" w:eastAsia="Times New Roman"/>
+                <w:b w:val="0"/>
+                <w:i w:val="0"/>
+                <w:sz w:val="22"/>
+              </w:rPr>
+              <w:t>9</w:t>
+            </w:r>
+          </w:p>
+        </w:tc>
+      </w:tr>
+      <w:tr>
+        <w:tc>
+          <w:tcPr>
+            <w:tcW w:type="dxa" w:w="4535"/>
+          </w:tcPr>
+          <w:p>
+            <w:pPr>
+              <w:spacing w:lineRule="auto" w:line="240" w:before="20" w:after="20"/>
+              <w:jc w:val="left"/>
+            </w:pPr>
+            <w:r/>
+            <w:r>
+              <w:rPr>
+                <w:rFonts w:ascii="Times New Roman" w:hAnsi="Times New Roman" w:cs="Times New Roman" w:eastAsia="Times New Roman"/>
+                <w:b w:val="0"/>
+                <w:i w:val="0"/>
+                <w:sz w:val="22"/>
+              </w:rPr>
+              <w:t>6.1. Phương pháp nghiên cứu lý thuyết</w:t>
+            </w:r>
+          </w:p>
+        </w:tc>
+        <w:tc>
+          <w:tcPr>
+            <w:tcW w:type="dxa" w:w="4535"/>
+          </w:tcPr>
+          <w:p>
+            <w:pPr>
+              <w:spacing w:lineRule="auto" w:line="240" w:before="20" w:after="20"/>
+              <w:jc w:val="left"/>
+            </w:pPr>
+            <w:r/>
+            <w:r>
+              <w:rPr>
+                <w:rFonts w:ascii="Times New Roman" w:hAnsi="Times New Roman" w:cs="Times New Roman" w:eastAsia="Times New Roman"/>
+                <w:b w:val="0"/>
+                <w:i w:val="0"/>
+                <w:sz w:val="22"/>
+              </w:rPr>
+              <w:t>9</w:t>
+            </w:r>
+          </w:p>
+        </w:tc>
+      </w:tr>
+      <w:tr>
+        <w:tc>
+          <w:tcPr>
+            <w:tcW w:type="dxa" w:w="4535"/>
+          </w:tcPr>
+          <w:p>
+            <w:pPr>
+              <w:spacing w:lineRule="auto" w:line="240" w:before="20" w:after="20"/>
+              <w:jc w:val="left"/>
+            </w:pPr>
+            <w:r/>
+            <w:r>
+              <w:rPr>
+                <w:rFonts w:ascii="Times New Roman" w:hAnsi="Times New Roman" w:cs="Times New Roman" w:eastAsia="Times New Roman"/>
+                <w:b w:val="0"/>
+                <w:i w:val="0"/>
+                <w:sz w:val="22"/>
+              </w:rPr>
+              <w:t>6.2. Phương pháp nghiên cứu thực tiễn</w:t>
+            </w:r>
+          </w:p>
+        </w:tc>
+        <w:tc>
+          <w:tcPr>
+            <w:tcW w:type="dxa" w:w="4535"/>
+          </w:tcPr>
+          <w:p>
+            <w:pPr>
+              <w:spacing w:lineRule="auto" w:line="240" w:before="20" w:after="20"/>
+              <w:jc w:val="left"/>
+            </w:pPr>
+            <w:r/>
+            <w:r>
+              <w:rPr>
+                <w:rFonts w:ascii="Times New Roman" w:hAnsi="Times New Roman" w:cs="Times New Roman" w:eastAsia="Times New Roman"/>
+                <w:b w:val="0"/>
+                <w:i w:val="0"/>
+                <w:sz w:val="22"/>
+              </w:rPr>
+              <w:t>9</w:t>
+            </w:r>
+          </w:p>
+        </w:tc>
+      </w:tr>
+      <w:tr>
+        <w:tc>
+          <w:tcPr>
+            <w:tcW w:type="dxa" w:w="4535"/>
+          </w:tcPr>
+          <w:p>
+            <w:pPr>
+              <w:spacing w:lineRule="auto" w:line="240" w:before="20" w:after="20"/>
+              <w:jc w:val="left"/>
+            </w:pPr>
+            <w:r/>
+            <w:r>
+              <w:rPr>
+                <w:rFonts w:ascii="Times New Roman" w:hAnsi="Times New Roman" w:cs="Times New Roman" w:eastAsia="Times New Roman"/>
+                <w:b w:val="0"/>
+                <w:i w:val="0"/>
+                <w:sz w:val="22"/>
+              </w:rPr>
+              <w:t>6.3. Phương pháp kiểm chứng</w:t>
+            </w:r>
+          </w:p>
+        </w:tc>
+        <w:tc>
+          <w:tcPr>
+            <w:tcW w:type="dxa" w:w="4535"/>
+          </w:tcPr>
+          <w:p>
+            <w:pPr>
+              <w:spacing w:lineRule="auto" w:line="240" w:before="20" w:after="20"/>
+              <w:jc w:val="left"/>
+            </w:pPr>
+            <w:r/>
+            <w:r>
+              <w:rPr>
+                <w:rFonts w:ascii="Times New Roman" w:hAnsi="Times New Roman" w:cs="Times New Roman" w:eastAsia="Times New Roman"/>
+                <w:b w:val="0"/>
+                <w:i w:val="0"/>
+                <w:sz w:val="22"/>
+              </w:rPr>
+              <w:t>9</w:t>
+            </w:r>
+          </w:p>
+        </w:tc>
+      </w:tr>
+      <w:tr>
+        <w:tc>
+          <w:tcPr>
+            <w:tcW w:type="dxa" w:w="4535"/>
+          </w:tcPr>
+          <w:p>
+            <w:pPr>
+              <w:spacing w:lineRule="auto" w:line="240" w:before="20" w:after="20"/>
+              <w:jc w:val="left"/>
+            </w:pPr>
+            <w:r/>
+            <w:r>
+              <w:rPr>
+                <w:rFonts w:ascii="Times New Roman" w:hAnsi="Times New Roman" w:cs="Times New Roman" w:eastAsia="Times New Roman"/>
+                <w:b w:val="0"/>
+                <w:i w:val="0"/>
+                <w:sz w:val="22"/>
+              </w:rPr>
+              <w:t>6.4. Công nghệ và công cụ dự kiến</w:t>
+            </w:r>
+          </w:p>
+        </w:tc>
+        <w:tc>
+          <w:tcPr>
+            <w:tcW w:type="dxa" w:w="4535"/>
+          </w:tcPr>
+          <w:p>
+            <w:pPr>
+              <w:spacing w:lineRule="auto" w:line="240" w:before="20" w:after="20"/>
+              <w:jc w:val="left"/>
+            </w:pPr>
+            <w:r/>
+            <w:r>
+              <w:rPr>
+                <w:rFonts w:ascii="Times New Roman" w:hAnsi="Times New Roman" w:cs="Times New Roman" w:eastAsia="Times New Roman"/>
+                <w:b w:val="0"/>
+                <w:i w:val="0"/>
+                <w:sz w:val="22"/>
+              </w:rPr>
+              <w:t>10</w:t>
+            </w:r>
+          </w:p>
+        </w:tc>
+      </w:tr>
+      <w:tr>
+        <w:tc>
+          <w:tcPr>
+            <w:tcW w:type="dxa" w:w="4535"/>
+          </w:tcPr>
+          <w:p>
+            <w:pPr>
+              <w:spacing w:lineRule="auto" w:line="240" w:before="20" w:after="20"/>
+              <w:jc w:val="left"/>
+            </w:pPr>
+            <w:r/>
+            <w:r>
+              <w:rPr>
+                <w:rFonts w:ascii="Times New Roman" w:hAnsi="Times New Roman" w:cs="Times New Roman" w:eastAsia="Times New Roman"/>
+                <w:b/>
+                <w:i w:val="0"/>
+                <w:sz w:val="22"/>
+              </w:rPr>
+              <w:t>7. ĐÓNG GÓP DỰ KIẾN CỦA ĐỀ TÀI</w:t>
+            </w:r>
+          </w:p>
+        </w:tc>
+        <w:tc>
+          <w:tcPr>
+            <w:tcW w:type="dxa" w:w="4535"/>
+          </w:tcPr>
+          <w:p>
+            <w:pPr>
+              <w:spacing w:lineRule="auto" w:line="240" w:before="20" w:after="20"/>
+              <w:jc w:val="left"/>
+            </w:pPr>
+            <w:r/>
+            <w:r>
+              <w:rPr>
+                <w:rFonts w:ascii="Times New Roman" w:hAnsi="Times New Roman" w:cs="Times New Roman" w:eastAsia="Times New Roman"/>
+                <w:b w:val="0"/>
+                <w:i w:val="0"/>
+                <w:sz w:val="22"/>
+              </w:rPr>
+              <w:t>10</w:t>
+            </w:r>
+          </w:p>
+        </w:tc>
+      </w:tr>
+      <w:tr>
+        <w:tc>
+          <w:tcPr>
+            <w:tcW w:type="dxa" w:w="4535"/>
+          </w:tcPr>
+          <w:p>
+            <w:pPr>
+              <w:spacing w:lineRule="auto" w:line="240" w:before="20" w:after="20"/>
+              <w:jc w:val="left"/>
+            </w:pPr>
+            <w:r/>
+            <w:r>
+              <w:rPr>
+                <w:rFonts w:ascii="Times New Roman" w:hAnsi="Times New Roman" w:cs="Times New Roman" w:eastAsia="Times New Roman"/>
+                <w:b/>
+                <w:i w:val="0"/>
+                <w:sz w:val="22"/>
+              </w:rPr>
+              <w:t>8. KẾT CẤU DỰ KIẾN CỦA ĐỒ ÁN</w:t>
+            </w:r>
+          </w:p>
+        </w:tc>
+        <w:tc>
+          <w:tcPr>
+            <w:tcW w:type="dxa" w:w="4535"/>
+          </w:tcPr>
+          <w:p>
+            <w:pPr>
+              <w:spacing w:lineRule="auto" w:line="240" w:before="20" w:after="20"/>
+              <w:jc w:val="left"/>
+            </w:pPr>
+            <w:r/>
+            <w:r>
+              <w:rPr>
+                <w:rFonts w:ascii="Times New Roman" w:hAnsi="Times New Roman" w:cs="Times New Roman" w:eastAsia="Times New Roman"/>
+                <w:b w:val="0"/>
+                <w:i w:val="0"/>
+                <w:sz w:val="22"/>
+              </w:rPr>
+              <w:t>10</w:t>
+            </w:r>
+          </w:p>
+        </w:tc>
+      </w:tr>
+      <w:tr>
+        <w:tc>
+          <w:tcPr>
+            <w:tcW w:type="dxa" w:w="4535"/>
+          </w:tcPr>
+          <w:p>
+            <w:pPr>
+              <w:spacing w:lineRule="auto" w:line="240" w:before="20" w:after="20"/>
+              <w:jc w:val="left"/>
+            </w:pPr>
+            <w:r/>
+            <w:r>
+              <w:rPr>
+                <w:rFonts w:ascii="Times New Roman" w:hAnsi="Times New Roman" w:cs="Times New Roman" w:eastAsia="Times New Roman"/>
+                <w:b/>
+                <w:i w:val="0"/>
+                <w:sz w:val="22"/>
+              </w:rPr>
+              <w:t>9. KẾ HOẠCH VÀ TIẾN ĐỘ THỰC HIỆN</w:t>
+            </w:r>
+          </w:p>
+        </w:tc>
+        <w:tc>
+          <w:tcPr>
+            <w:tcW w:type="dxa" w:w="4535"/>
+          </w:tcPr>
+          <w:p>
+            <w:pPr>
+              <w:spacing w:lineRule="auto" w:line="240" w:before="20" w:after="20"/>
+              <w:jc w:val="left"/>
+            </w:pPr>
+            <w:r/>
+            <w:r>
+              <w:rPr>
+                <w:rFonts w:ascii="Times New Roman" w:hAnsi="Times New Roman" w:cs="Times New Roman" w:eastAsia="Times New Roman"/>
+                <w:b w:val="0"/>
+                <w:i w:val="0"/>
+                <w:sz w:val="22"/>
+              </w:rPr>
+              <w:t>12</w:t>
+            </w:r>
+          </w:p>
+        </w:tc>
+      </w:tr>
+      <w:tr>
+        <w:tc>
+          <w:tcPr>
+            <w:tcW w:type="dxa" w:w="4535"/>
+          </w:tcPr>
+          <w:p>
+            <w:pPr>
+              <w:spacing w:lineRule="auto" w:line="240" w:before="20" w:after="20"/>
+              <w:jc w:val="left"/>
+            </w:pPr>
+            <w:r/>
+            <w:r>
+              <w:rPr>
+                <w:rFonts w:ascii="Times New Roman" w:hAnsi="Times New Roman" w:cs="Times New Roman" w:eastAsia="Times New Roman"/>
+                <w:b w:val="0"/>
+                <w:i w:val="0"/>
+                <w:sz w:val="22"/>
+              </w:rPr>
+              <w:t>9.1. Tiến độ theo tuần</w:t>
+            </w:r>
+          </w:p>
+        </w:tc>
+        <w:tc>
+          <w:tcPr>
+            <w:tcW w:type="dxa" w:w="4535"/>
+          </w:tcPr>
+          <w:p>
+            <w:pPr>
+              <w:spacing w:lineRule="auto" w:line="240" w:before="20" w:after="20"/>
+              <w:jc w:val="left"/>
+            </w:pPr>
+            <w:r/>
+            <w:r>
+              <w:rPr>
+                <w:rFonts w:ascii="Times New Roman" w:hAnsi="Times New Roman" w:cs="Times New Roman" w:eastAsia="Times New Roman"/>
+                <w:b w:val="0"/>
+                <w:i w:val="0"/>
+                <w:sz w:val="22"/>
+              </w:rPr>
+              <w:t>12</w:t>
+            </w:r>
+          </w:p>
+        </w:tc>
+      </w:tr>
+      <w:tr>
+        <w:tc>
+          <w:tcPr>
+            <w:tcW w:type="dxa" w:w="4535"/>
+          </w:tcPr>
+          <w:p>
+            <w:pPr>
+              <w:spacing w:lineRule="auto" w:line="240" w:before="20" w:after="20"/>
+              <w:jc w:val="left"/>
+            </w:pPr>
+            <w:r/>
+            <w:r>
+              <w:rPr>
+                <w:rFonts w:ascii="Times New Roman" w:hAnsi="Times New Roman" w:cs="Times New Roman" w:eastAsia="Times New Roman"/>
+                <w:b w:val="0"/>
+                <w:i w:val="0"/>
+                <w:sz w:val="22"/>
+              </w:rPr>
+              <w:t>9.2. Rủi ro và phương án dự phòng</w:t>
+            </w:r>
+          </w:p>
+        </w:tc>
+        <w:tc>
+          <w:tcPr>
+            <w:tcW w:type="dxa" w:w="4535"/>
+          </w:tcPr>
+          <w:p>
+            <w:pPr>
+              <w:spacing w:lineRule="auto" w:line="240" w:before="20" w:after="20"/>
+              <w:jc w:val="left"/>
+            </w:pPr>
+            <w:r/>
+            <w:r>
+              <w:rPr>
+                <w:rFonts w:ascii="Times New Roman" w:hAnsi="Times New Roman" w:cs="Times New Roman" w:eastAsia="Times New Roman"/>
+                <w:b w:val="0"/>
+                <w:i w:val="0"/>
+                <w:sz w:val="22"/>
+              </w:rPr>
+              <w:t>13</w:t>
+            </w:r>
+          </w:p>
+        </w:tc>
+      </w:tr>
+      <w:tr>
+        <w:tc>
+          <w:tcPr>
+            <w:tcW w:type="dxa" w:w="4535"/>
+          </w:tcPr>
+          <w:p>
+            <w:pPr>
+              <w:spacing w:lineRule="auto" w:line="240" w:before="20" w:after="20"/>
+              <w:jc w:val="left"/>
+            </w:pPr>
+            <w:r/>
+            <w:r>
+              <w:rPr>
+                <w:rFonts w:ascii="Times New Roman" w:hAnsi="Times New Roman" w:cs="Times New Roman" w:eastAsia="Times New Roman"/>
+                <w:b/>
+                <w:i w:val="0"/>
+                <w:sz w:val="22"/>
+              </w:rPr>
+              <w:t>10. TÀI LIỆU THAM KHẢO DỰ KIẾN</w:t>
+            </w:r>
+          </w:p>
+        </w:tc>
+        <w:tc>
+          <w:tcPr>
+            <w:tcW w:type="dxa" w:w="4535"/>
+          </w:tcPr>
+          <w:p>
+            <w:pPr>
+              <w:spacing w:lineRule="auto" w:line="240" w:before="20" w:after="20"/>
+              <w:jc w:val="left"/>
+            </w:pPr>
+            <w:r/>
+            <w:r>
+              <w:rPr>
+                <w:rFonts w:ascii="Times New Roman" w:hAnsi="Times New Roman" w:cs="Times New Roman" w:eastAsia="Times New Roman"/>
+                <w:b w:val="0"/>
+                <w:i w:val="0"/>
+                <w:sz w:val="22"/>
+              </w:rPr>
+              <w:t>14</w:t>
+            </w:r>
+          </w:p>
+        </w:tc>
+      </w:tr>
+      <w:tr>
+        <w:tc>
+          <w:tcPr>
+            <w:tcW w:type="dxa" w:w="4535"/>
+          </w:tcPr>
+          <w:p>
+            <w:pPr>
+              <w:spacing w:lineRule="auto" w:line="240" w:before="20" w:after="20"/>
+              <w:jc w:val="left"/>
+            </w:pPr>
+            <w:r/>
+            <w:r>
+              <w:rPr>
+                <w:rFonts w:ascii="Times New Roman" w:hAnsi="Times New Roman" w:cs="Times New Roman" w:eastAsia="Times New Roman"/>
+                <w:b/>
+                <w:i w:val="0"/>
+                <w:sz w:val="22"/>
+              </w:rPr>
+              <w:t>11. Ý KIẾN CỦA GIẢNG VIÊN HƯỚNG DẪN</w:t>
+            </w:r>
+          </w:p>
+        </w:tc>
+        <w:tc>
+          <w:tcPr>
+            <w:tcW w:type="dxa" w:w="4535"/>
+          </w:tcPr>
+          <w:p>
+            <w:pPr>
+              <w:spacing w:lineRule="auto" w:line="240" w:before="20" w:after="20"/>
+              <w:jc w:val="left"/>
+            </w:pPr>
+            <w:r/>
+            <w:r>
+              <w:rPr>
+                <w:rFonts w:ascii="Times New Roman" w:hAnsi="Times New Roman" w:cs="Times New Roman" w:eastAsia="Times New Roman"/>
+                <w:b w:val="0"/>
+                <w:i w:val="0"/>
+                <w:sz w:val="22"/>
+              </w:rPr>
+              <w:t>16</w:t>
+            </w:r>
+          </w:p>
+        </w:tc>
+      </w:tr>
+    </w:tbl>
+    <w:p>
+      <w:pPr>
+        <w:pageBreakBefore/>
+        <w:spacing w:after="0"/>
+      </w:pPr>
+    </w:p>
+    <w:p>
+      <w:pPr>
         <w:keepNext/>
         <w:spacing w:lineRule="auto" w:line="360" w:before="240" w:after="120"/>
         <w:jc w:val="left"/>
@@ -708,6 +1986,10 @@
     <w:p>
       <w:pPr>
         <w:pStyle w:val="ListNumber"/>
+        <w:numPr>
+          <w:ilvl w:val="0"/>
+          <w:numId w:val="10"/>
+        </w:numPr>
         <w:spacing w:lineRule="auto" w:line="360" w:before="60" w:after="60"/>
         <w:jc w:val="both"/>
       </w:pPr>
@@ -733,6 +2015,10 @@
     <w:p>
       <w:pPr>
         <w:pStyle w:val="ListNumber"/>
+        <w:numPr>
+          <w:ilvl w:val="0"/>
+          <w:numId w:val="10"/>
+        </w:numPr>
         <w:spacing w:lineRule="auto" w:line="360" w:before="60" w:after="60"/>
         <w:jc w:val="both"/>
       </w:pPr>
@@ -776,6 +2062,10 @@
     <w:p>
       <w:pPr>
         <w:pStyle w:val="ListNumber"/>
+        <w:numPr>
+          <w:ilvl w:val="0"/>
+          <w:numId w:val="10"/>
+        </w:numPr>
         <w:spacing w:lineRule="auto" w:line="360" w:before="60" w:after="60"/>
         <w:jc w:val="both"/>
       </w:pPr>
@@ -980,6 +2270,1004 @@
           <w:sz w:val="26"/>
         </w:rPr>
         <w:t xml:space="preserve"> — những nội dung cốt lõi của ngành mà một đề tài quản lý thông thường (thêm, sửa, xoá, tìm kiếm) không chạm tới. Đây là lý do học thuật để chọn đề tài này thay vì một đề tài quản lý khác.</w:t>
+      </w:r>
+    </w:p>
+    <w:p>
+      <w:pPr>
+        <w:keepNext/>
+        <w:spacing w:lineRule="auto" w:line="360" w:before="240" w:after="120"/>
+        <w:jc w:val="left"/>
+      </w:pPr>
+      <w:r>
+        <w:rPr>
+          <w:rFonts w:ascii="Times New Roman" w:hAnsi="Times New Roman" w:cs="Times New Roman" w:eastAsia="Times New Roman"/>
+          <w:b/>
+          <w:i w:val="0"/>
+          <w:sz w:val="26"/>
+        </w:rPr>
+        <w:t>2.3. Tổng quan tình hình nghiên cứu và giải pháp hiện có</w:t>
+      </w:r>
+    </w:p>
+    <w:p>
+      <w:pPr>
+        <w:spacing w:lineRule="auto" w:line="360" w:before="120" w:after="120"/>
+        <w:jc w:val="both"/>
+      </w:pPr>
+      <w:r>
+        <w:rPr>
+          <w:rFonts w:ascii="Times New Roman" w:hAnsi="Times New Roman" w:cs="Times New Roman" w:eastAsia="Times New Roman"/>
+          <w:b w:val="0"/>
+          <w:i w:val="0"/>
+          <w:sz w:val="26"/>
+        </w:rPr>
+        <w:t>Trước khi khẳng định đề tài có chỗ đứng, cần trả lời: bài toán này đã có ai giải chưa, và giải tới đâu. Các giải pháp đang tồn tại chia thành ba nhóm.</w:t>
+      </w:r>
+    </w:p>
+    <w:p>
+      <w:pPr>
+        <w:keepNext/>
+        <w:spacing w:lineRule="auto" w:line="360" w:before="240" w:after="120"/>
+        <w:jc w:val="left"/>
+      </w:pPr>
+      <w:r>
+        <w:rPr>
+          <w:rFonts w:ascii="Times New Roman" w:hAnsi="Times New Roman" w:cs="Times New Roman" w:eastAsia="Times New Roman"/>
+          <w:b/>
+          <w:i w:val="0"/>
+          <w:sz w:val="26"/>
+        </w:rPr>
+        <w:t>2.3.1. Nhóm sàn đặt phòng trực tuyến</w:t>
+      </w:r>
+    </w:p>
+    <w:p>
+      <w:pPr>
+        <w:spacing w:lineRule="auto" w:line="360" w:before="120" w:after="120"/>
+        <w:jc w:val="both"/>
+      </w:pPr>
+      <w:r>
+        <w:rPr>
+          <w:rFonts w:ascii="Times New Roman" w:hAnsi="Times New Roman" w:cs="Times New Roman" w:eastAsia="Times New Roman"/>
+          <w:b w:val="0"/>
+          <w:i w:val="0"/>
+          <w:sz w:val="26"/>
+        </w:rPr>
+        <w:t xml:space="preserve">Các sàn trung gian (Booking.com, Agoda, Airbnb, Traveloka) giải quyết rất tốt hai việc mà một homestay đơn lẻ không tự làm được: </w:t>
+      </w:r>
+      <w:r>
+        <w:rPr>
+          <w:rFonts w:ascii="Times New Roman" w:hAnsi="Times New Roman" w:cs="Times New Roman" w:eastAsia="Times New Roman"/>
+          <w:b/>
+          <w:i w:val="0"/>
+          <w:sz w:val="26"/>
+        </w:rPr>
+        <w:t>mang khách tới</w:t>
+      </w:r>
+      <w:r>
+        <w:rPr>
+          <w:rFonts w:ascii="Times New Roman" w:hAnsi="Times New Roman" w:cs="Times New Roman" w:eastAsia="Times New Roman"/>
+          <w:b w:val="0"/>
+          <w:i w:val="0"/>
+          <w:sz w:val="26"/>
+        </w:rPr>
+        <w:t xml:space="preserve"> và </w:t>
+      </w:r>
+      <w:r>
+        <w:rPr>
+          <w:rFonts w:ascii="Times New Roman" w:hAnsi="Times New Roman" w:cs="Times New Roman" w:eastAsia="Times New Roman"/>
+          <w:b/>
+          <w:i w:val="0"/>
+          <w:sz w:val="26"/>
+        </w:rPr>
+        <w:t>giữ chỗ đúng</w:t>
+      </w:r>
+      <w:r>
+        <w:rPr>
+          <w:rFonts w:ascii="Times New Roman" w:hAnsi="Times New Roman" w:cs="Times New Roman" w:eastAsia="Times New Roman"/>
+          <w:b w:val="0"/>
+          <w:i w:val="0"/>
+          <w:sz w:val="26"/>
+        </w:rPr>
+        <w:t>. Về mặt kỹ thuật, bài toán chống bán trùng phòng ở quy mô đó đã được giải từ lâu và không còn là vấn đề mở.</w:t>
+      </w:r>
+    </w:p>
+    <w:p>
+      <w:pPr>
+        <w:spacing w:lineRule="auto" w:line="360" w:before="120" w:after="120"/>
+        <w:jc w:val="both"/>
+      </w:pPr>
+      <w:r>
+        <w:rPr>
+          <w:rFonts w:ascii="Times New Roman" w:hAnsi="Times New Roman" w:cs="Times New Roman" w:eastAsia="Times New Roman"/>
+          <w:b w:val="0"/>
+          <w:i w:val="0"/>
+          <w:sz w:val="26"/>
+        </w:rPr>
+        <w:t xml:space="preserve">Điều các sàn </w:t>
+      </w:r>
+      <w:r>
+        <w:rPr>
+          <w:rFonts w:ascii="Times New Roman" w:hAnsi="Times New Roman" w:cs="Times New Roman" w:eastAsia="Times New Roman"/>
+          <w:b/>
+          <w:i w:val="0"/>
+          <w:sz w:val="26"/>
+        </w:rPr>
+        <w:t>không</w:t>
+      </w:r>
+      <w:r>
+        <w:rPr>
+          <w:rFonts w:ascii="Times New Roman" w:hAnsi="Times New Roman" w:cs="Times New Roman" w:eastAsia="Times New Roman"/>
+          <w:b w:val="0"/>
+          <w:i w:val="0"/>
+          <w:sz w:val="26"/>
+        </w:rPr>
+        <w:t xml:space="preserve"> giải quyết cho chủ homestay là chi phí và quyền kiểm soát. Theo biểu phí công bố trên trang dành cho đối tác của các sàn, mức hoa hồng phổ biến nằm trong khoảng 15–20% giá trị mỗi đơn; ngoài ra cơ sở lưu trú không nắm dữ liệu khách của chính mình và không đặt được quy tắc đặt phòng riêng. Khi dùng nhiều sàn cùng lúc mà không đồng bộ lịch, rủi ro đặt trùng phòng </w:t>
+      </w:r>
+      <w:r>
+        <w:rPr>
+          <w:rFonts w:ascii="Times New Roman" w:hAnsi="Times New Roman" w:cs="Times New Roman" w:eastAsia="Times New Roman"/>
+          <w:b/>
+          <w:i w:val="0"/>
+          <w:sz w:val="26"/>
+        </w:rPr>
+        <w:t>quay trở lại</w:t>
+      </w:r>
+      <w:r>
+        <w:rPr>
+          <w:rFonts w:ascii="Times New Roman" w:hAnsi="Times New Roman" w:cs="Times New Roman" w:eastAsia="Times New Roman"/>
+          <w:b w:val="0"/>
+          <w:i w:val="0"/>
+          <w:sz w:val="26"/>
+        </w:rPr>
+        <w:t xml:space="preserve"> ở chỗ khác: giữa các sàn với nhau.</w:t>
+      </w:r>
+    </w:p>
+    <w:p>
+      <w:pPr>
+        <w:keepNext/>
+        <w:spacing w:lineRule="auto" w:line="360" w:before="240" w:after="120"/>
+        <w:jc w:val="left"/>
+      </w:pPr>
+      <w:r>
+        <w:rPr>
+          <w:rFonts w:ascii="Times New Roman" w:hAnsi="Times New Roman" w:cs="Times New Roman" w:eastAsia="Times New Roman"/>
+          <w:b/>
+          <w:i w:val="0"/>
+          <w:sz w:val="26"/>
+        </w:rPr>
+        <w:t>2.3.2. Nhóm phần mềm quản lý cơ sở lưu trú</w:t>
+      </w:r>
+    </w:p>
+    <w:p>
+      <w:pPr>
+        <w:spacing w:lineRule="auto" w:line="360" w:before="120" w:after="120"/>
+        <w:jc w:val="both"/>
+      </w:pPr>
+      <w:r>
+        <w:rPr>
+          <w:rFonts w:ascii="Times New Roman" w:hAnsi="Times New Roman" w:cs="Times New Roman" w:eastAsia="Times New Roman"/>
+          <w:b w:val="0"/>
+          <w:i w:val="0"/>
+          <w:sz w:val="26"/>
+        </w:rPr>
+        <w:t xml:space="preserve">Các phần mềm quản lý khách sạn thương mại trong nước đáp ứng đủ nghiệp vụ, nhưng được thiết kế cho khách sạn có lễ tân và bộ phận vận hành. Chúng thu phí theo tháng hoặc theo số phòng, cần đào tạo để dùng, và phần lớn là hệ thống đóng — không mở mã nguồn, nên </w:t>
+      </w:r>
+      <w:r>
+        <w:rPr>
+          <w:rFonts w:ascii="Times New Roman" w:hAnsi="Times New Roman" w:cs="Times New Roman" w:eastAsia="Times New Roman"/>
+          <w:b/>
+          <w:i w:val="0"/>
+          <w:sz w:val="26"/>
+        </w:rPr>
+        <w:t>không thể dùng làm đối tượng nghiên cứu</w:t>
+      </w:r>
+      <w:r>
+        <w:rPr>
+          <w:rFonts w:ascii="Times New Roman" w:hAnsi="Times New Roman" w:cs="Times New Roman" w:eastAsia="Times New Roman"/>
+          <w:b w:val="0"/>
+          <w:i w:val="0"/>
+          <w:sz w:val="26"/>
+        </w:rPr>
+        <w:t xml:space="preserve"> về cách chúng bảo đảm tính đúng đắn của việc giữ chỗ.</w:t>
+      </w:r>
+    </w:p>
+    <w:p>
+      <w:pPr>
+        <w:keepNext/>
+        <w:spacing w:lineRule="auto" w:line="360" w:before="240" w:after="120"/>
+        <w:jc w:val="left"/>
+      </w:pPr>
+      <w:r>
+        <w:rPr>
+          <w:rFonts w:ascii="Times New Roman" w:hAnsi="Times New Roman" w:cs="Times New Roman" w:eastAsia="Times New Roman"/>
+          <w:b/>
+          <w:i w:val="0"/>
+          <w:sz w:val="26"/>
+        </w:rPr>
+        <w:t>2.3.3. Nhóm đề tài học thuật trong nước</w:t>
+      </w:r>
+    </w:p>
+    <w:p>
+      <w:pPr>
+        <w:spacing w:lineRule="auto" w:line="360" w:before="120" w:after="120"/>
+        <w:jc w:val="both"/>
+      </w:pPr>
+      <w:r>
+        <w:rPr>
+          <w:rFonts w:ascii="Times New Roman" w:hAnsi="Times New Roman" w:cs="Times New Roman" w:eastAsia="Times New Roman"/>
+          <w:b w:val="0"/>
+          <w:i w:val="0"/>
+          <w:sz w:val="26"/>
+        </w:rPr>
+        <w:t xml:space="preserve">Đề tài "quản lý khách sạn", "đặt phòng trực tuyến" là chủ đề quen thuộc ở bậc đại học. Khảo sát các đồ án và khoá luận cùng chủ đề cho thấy một khuôn mẫu lặp lại: trọng tâm đặt vào </w:t>
+      </w:r>
+      <w:r>
+        <w:rPr>
+          <w:rFonts w:ascii="Times New Roman" w:hAnsi="Times New Roman" w:cs="Times New Roman" w:eastAsia="Times New Roman"/>
+          <w:b/>
+          <w:i w:val="0"/>
+          <w:sz w:val="26"/>
+        </w:rPr>
+        <w:t>độ phủ chức năng</w:t>
+      </w:r>
+      <w:r>
+        <w:rPr>
+          <w:rFonts w:ascii="Times New Roman" w:hAnsi="Times New Roman" w:cs="Times New Roman" w:eastAsia="Times New Roman"/>
+          <w:b w:val="0"/>
+          <w:i w:val="0"/>
+          <w:sz w:val="26"/>
+        </w:rPr>
+        <w:t xml:space="preserve"> (thêm, sửa, xoá, tìm kiếm, báo cáo, thống kê) và vào giao diện. Việc kiểm tra phòng trống hầu hết được cài ở tầng ứng dụng theo mẫu </w:t>
+      </w:r>
+      <w:r>
+        <w:rPr>
+          <w:rFonts w:ascii="Times New Roman" w:hAnsi="Times New Roman" w:cs="Times New Roman" w:eastAsia="Times New Roman"/>
+          <w:b w:val="0"/>
+          <w:i/>
+          <w:sz w:val="26"/>
+        </w:rPr>
+        <w:t>kiểm-tra-rồi-ghi</w:t>
+      </w:r>
+      <w:r>
+        <w:rPr>
+          <w:rFonts w:ascii="Times New Roman" w:hAnsi="Times New Roman" w:cs="Times New Roman" w:eastAsia="Times New Roman"/>
+          <w:b w:val="0"/>
+          <w:i w:val="0"/>
+          <w:sz w:val="26"/>
+        </w:rPr>
+        <w:t xml:space="preserve"> đã nêu ở mục 2.2, và </w:t>
+      </w:r>
+      <w:r>
+        <w:rPr>
+          <w:rFonts w:ascii="Times New Roman" w:hAnsi="Times New Roman" w:cs="Times New Roman" w:eastAsia="Times New Roman"/>
+          <w:b/>
+          <w:i w:val="0"/>
+          <w:sz w:val="26"/>
+        </w:rPr>
+        <w:t>kịch bản nhiều người đặt cùng lúc thường không được kiểm thử</w:t>
+      </w:r>
+      <w:r>
+        <w:rPr>
+          <w:rFonts w:ascii="Times New Roman" w:hAnsi="Times New Roman" w:cs="Times New Roman" w:eastAsia="Times New Roman"/>
+          <w:b w:val="0"/>
+          <w:i w:val="0"/>
+          <w:sz w:val="26"/>
+        </w:rPr>
+        <w:t>. Hệ quả là lỗi đặt trùng phòng không xuất hiện khi chạy thử một người, nên không bị phát hiện — chứ không phải là không tồn tại.</w:t>
+      </w:r>
+    </w:p>
+    <w:p>
+      <w:pPr>
+        <w:keepNext/>
+        <w:spacing w:lineRule="auto" w:line="360" w:before="240" w:after="120"/>
+        <w:jc w:val="left"/>
+      </w:pPr>
+      <w:r>
+        <w:rPr>
+          <w:rFonts w:ascii="Times New Roman" w:hAnsi="Times New Roman" w:cs="Times New Roman" w:eastAsia="Times New Roman"/>
+          <w:b/>
+          <w:i w:val="0"/>
+          <w:sz w:val="26"/>
+        </w:rPr>
+        <w:t>2.3.4. Khoảng trống mà đề tài nhắm tới</w:t>
+      </w:r>
+    </w:p>
+    <w:tbl>
+      <w:tblPr>
+        <w:tblStyle w:val="TableGrid"/>
+        <w:tblW w:type="auto" w:w="0"/>
+        <w:jc w:val="center"/>
+        <w:tblLayout w:type="autofit"/>
+        <w:tblLook w:firstColumn="1" w:firstRow="1" w:lastColumn="0" w:lastRow="0" w:noHBand="0" w:noVBand="1" w:val="04A0"/>
+      </w:tblPr>
+      <w:tblGrid>
+        <w:gridCol w:w="1814"/>
+        <w:gridCol w:w="1814"/>
+        <w:gridCol w:w="1814"/>
+        <w:gridCol w:w="1814"/>
+        <w:gridCol w:w="1814"/>
+      </w:tblGrid>
+      <w:tr>
+        <w:trPr>
+          <w:tblHeader w:val="true"/>
+        </w:trPr>
+        <w:tc>
+          <w:tcPr>
+            <w:tcW w:type="dxa" w:w="1814"/>
+            <w:shd w:val="clear" w:fill="EFEDE7"/>
+          </w:tcPr>
+          <w:p>
+            <w:pPr>
+              <w:spacing w:lineRule="auto" w:line="240" w:before="20" w:after="20"/>
+              <w:jc w:val="left"/>
+            </w:pPr>
+            <w:r/>
+            <w:r>
+              <w:rPr>
+                <w:rFonts w:ascii="Times New Roman" w:hAnsi="Times New Roman" w:cs="Times New Roman" w:eastAsia="Times New Roman"/>
+                <w:b/>
+                <w:i w:val="0"/>
+                <w:sz w:val="22"/>
+              </w:rPr>
+              <w:t>Tiêu chí</w:t>
+            </w:r>
+          </w:p>
+        </w:tc>
+        <w:tc>
+          <w:tcPr>
+            <w:tcW w:type="dxa" w:w="1814"/>
+            <w:shd w:val="clear" w:fill="EFEDE7"/>
+          </w:tcPr>
+          <w:p>
+            <w:pPr>
+              <w:spacing w:lineRule="auto" w:line="240" w:before="20" w:after="20"/>
+              <w:jc w:val="left"/>
+            </w:pPr>
+            <w:r/>
+            <w:r>
+              <w:rPr>
+                <w:rFonts w:ascii="Times New Roman" w:hAnsi="Times New Roman" w:cs="Times New Roman" w:eastAsia="Times New Roman"/>
+                <w:b/>
+                <w:i w:val="0"/>
+                <w:sz w:val="22"/>
+              </w:rPr>
+              <w:t>Sàn đặt phòng</w:t>
+            </w:r>
+          </w:p>
+        </w:tc>
+        <w:tc>
+          <w:tcPr>
+            <w:tcW w:type="dxa" w:w="1814"/>
+            <w:shd w:val="clear" w:fill="EFEDE7"/>
+          </w:tcPr>
+          <w:p>
+            <w:pPr>
+              <w:spacing w:lineRule="auto" w:line="240" w:before="20" w:after="20"/>
+              <w:jc w:val="left"/>
+            </w:pPr>
+            <w:r/>
+            <w:r>
+              <w:rPr>
+                <w:rFonts w:ascii="Times New Roman" w:hAnsi="Times New Roman" w:cs="Times New Roman" w:eastAsia="Times New Roman"/>
+                <w:b/>
+                <w:i w:val="0"/>
+                <w:sz w:val="22"/>
+              </w:rPr>
+              <w:t>Phần mềm quản lý</w:t>
+            </w:r>
+          </w:p>
+        </w:tc>
+        <w:tc>
+          <w:tcPr>
+            <w:tcW w:type="dxa" w:w="1814"/>
+            <w:shd w:val="clear" w:fill="EFEDE7"/>
+          </w:tcPr>
+          <w:p>
+            <w:pPr>
+              <w:spacing w:lineRule="auto" w:line="240" w:before="20" w:after="20"/>
+              <w:jc w:val="left"/>
+            </w:pPr>
+            <w:r/>
+            <w:r>
+              <w:rPr>
+                <w:rFonts w:ascii="Times New Roman" w:hAnsi="Times New Roman" w:cs="Times New Roman" w:eastAsia="Times New Roman"/>
+                <w:b/>
+                <w:i w:val="0"/>
+                <w:sz w:val="22"/>
+              </w:rPr>
+              <w:t>Đề tài cùng chủ đề</w:t>
+            </w:r>
+          </w:p>
+        </w:tc>
+        <w:tc>
+          <w:tcPr>
+            <w:tcW w:type="dxa" w:w="1814"/>
+            <w:shd w:val="clear" w:fill="EFEDE7"/>
+          </w:tcPr>
+          <w:p>
+            <w:pPr>
+              <w:spacing w:lineRule="auto" w:line="240" w:before="20" w:after="20"/>
+              <w:jc w:val="left"/>
+            </w:pPr>
+            <w:r/>
+            <w:r>
+              <w:rPr>
+                <w:rFonts w:ascii="Times New Roman" w:hAnsi="Times New Roman" w:cs="Times New Roman" w:eastAsia="Times New Roman"/>
+                <w:b/>
+                <w:i w:val="0"/>
+                <w:sz w:val="22"/>
+              </w:rPr>
+              <w:t>Đề tài này</w:t>
+            </w:r>
+          </w:p>
+        </w:tc>
+      </w:tr>
+      <w:tr>
+        <w:tc>
+          <w:tcPr>
+            <w:tcW w:type="dxa" w:w="1814"/>
+          </w:tcPr>
+          <w:p>
+            <w:pPr>
+              <w:spacing w:lineRule="auto" w:line="240" w:before="20" w:after="20"/>
+              <w:jc w:val="left"/>
+            </w:pPr>
+            <w:r/>
+            <w:r>
+              <w:rPr>
+                <w:rFonts w:ascii="Times New Roman" w:hAnsi="Times New Roman" w:cs="Times New Roman" w:eastAsia="Times New Roman"/>
+                <w:b w:val="0"/>
+                <w:i w:val="0"/>
+                <w:sz w:val="22"/>
+              </w:rPr>
+              <w:t>Chống đặt trùng phòng đúng khi có tranh chấp</w:t>
+            </w:r>
+          </w:p>
+        </w:tc>
+        <w:tc>
+          <w:tcPr>
+            <w:tcW w:type="dxa" w:w="1814"/>
+          </w:tcPr>
+          <w:p>
+            <w:pPr>
+              <w:spacing w:lineRule="auto" w:line="240" w:before="20" w:after="20"/>
+              <w:jc w:val="left"/>
+            </w:pPr>
+            <w:r/>
+            <w:r>
+              <w:rPr>
+                <w:rFonts w:ascii="Times New Roman" w:hAnsi="Times New Roman" w:cs="Times New Roman" w:eastAsia="Times New Roman"/>
+                <w:b w:val="0"/>
+                <w:i w:val="0"/>
+                <w:sz w:val="22"/>
+              </w:rPr>
+              <w:t>Có</w:t>
+            </w:r>
+          </w:p>
+        </w:tc>
+        <w:tc>
+          <w:tcPr>
+            <w:tcW w:type="dxa" w:w="1814"/>
+          </w:tcPr>
+          <w:p>
+            <w:pPr>
+              <w:spacing w:lineRule="auto" w:line="240" w:before="20" w:after="20"/>
+              <w:jc w:val="left"/>
+            </w:pPr>
+            <w:r/>
+            <w:r>
+              <w:rPr>
+                <w:rFonts w:ascii="Times New Roman" w:hAnsi="Times New Roman" w:cs="Times New Roman" w:eastAsia="Times New Roman"/>
+                <w:b w:val="0"/>
+                <w:i w:val="0"/>
+                <w:sz w:val="22"/>
+              </w:rPr>
+              <w:t>Có (hộp đen)</w:t>
+            </w:r>
+          </w:p>
+        </w:tc>
+        <w:tc>
+          <w:tcPr>
+            <w:tcW w:type="dxa" w:w="1814"/>
+          </w:tcPr>
+          <w:p>
+            <w:pPr>
+              <w:spacing w:lineRule="auto" w:line="240" w:before="20" w:after="20"/>
+              <w:jc w:val="left"/>
+            </w:pPr>
+            <w:r/>
+            <w:r>
+              <w:rPr>
+                <w:rFonts w:ascii="Times New Roman" w:hAnsi="Times New Roman" w:cs="Times New Roman" w:eastAsia="Times New Roman"/>
+                <w:b w:val="0"/>
+                <w:i w:val="0"/>
+                <w:sz w:val="22"/>
+              </w:rPr>
+              <w:t>Thường không</w:t>
+            </w:r>
+          </w:p>
+        </w:tc>
+        <w:tc>
+          <w:tcPr>
+            <w:tcW w:type="dxa" w:w="1814"/>
+          </w:tcPr>
+          <w:p>
+            <w:pPr>
+              <w:spacing w:lineRule="auto" w:line="240" w:before="20" w:after="20"/>
+              <w:jc w:val="left"/>
+            </w:pPr>
+            <w:r/>
+            <w:r>
+              <w:rPr>
+                <w:rFonts w:ascii="Times New Roman" w:hAnsi="Times New Roman" w:cs="Times New Roman" w:eastAsia="Times New Roman"/>
+                <w:b/>
+                <w:i w:val="0"/>
+                <w:sz w:val="22"/>
+              </w:rPr>
+              <w:t>Có</w:t>
+            </w:r>
+          </w:p>
+        </w:tc>
+      </w:tr>
+      <w:tr>
+        <w:tc>
+          <w:tcPr>
+            <w:tcW w:type="dxa" w:w="1814"/>
+          </w:tcPr>
+          <w:p>
+            <w:pPr>
+              <w:spacing w:lineRule="auto" w:line="240" w:before="20" w:after="20"/>
+              <w:jc w:val="left"/>
+            </w:pPr>
+            <w:r/>
+            <w:r>
+              <w:rPr>
+                <w:rFonts w:ascii="Times New Roman" w:hAnsi="Times New Roman" w:cs="Times New Roman" w:eastAsia="Times New Roman"/>
+                <w:b w:val="0"/>
+                <w:i w:val="0"/>
+                <w:sz w:val="22"/>
+              </w:rPr>
+              <w:t>Chứng minh được tính đúng đắn đó</w:t>
+            </w:r>
+          </w:p>
+        </w:tc>
+        <w:tc>
+          <w:tcPr>
+            <w:tcW w:type="dxa" w:w="1814"/>
+          </w:tcPr>
+          <w:p>
+            <w:pPr>
+              <w:spacing w:lineRule="auto" w:line="240" w:before="20" w:after="20"/>
+              <w:jc w:val="left"/>
+            </w:pPr>
+            <w:r/>
+            <w:r>
+              <w:rPr>
+                <w:rFonts w:ascii="Times New Roman" w:hAnsi="Times New Roman" w:cs="Times New Roman" w:eastAsia="Times New Roman"/>
+                <w:b w:val="0"/>
+                <w:i w:val="0"/>
+                <w:sz w:val="22"/>
+              </w:rPr>
+              <w:t>Không công bố</w:t>
+            </w:r>
+          </w:p>
+        </w:tc>
+        <w:tc>
+          <w:tcPr>
+            <w:tcW w:type="dxa" w:w="1814"/>
+          </w:tcPr>
+          <w:p>
+            <w:pPr>
+              <w:spacing w:lineRule="auto" w:line="240" w:before="20" w:after="20"/>
+              <w:jc w:val="left"/>
+            </w:pPr>
+            <w:r/>
+            <w:r>
+              <w:rPr>
+                <w:rFonts w:ascii="Times New Roman" w:hAnsi="Times New Roman" w:cs="Times New Roman" w:eastAsia="Times New Roman"/>
+                <w:b w:val="0"/>
+                <w:i w:val="0"/>
+                <w:sz w:val="22"/>
+              </w:rPr>
+              <w:t>Không công bố</w:t>
+            </w:r>
+          </w:p>
+        </w:tc>
+        <w:tc>
+          <w:tcPr>
+            <w:tcW w:type="dxa" w:w="1814"/>
+          </w:tcPr>
+          <w:p>
+            <w:pPr>
+              <w:spacing w:lineRule="auto" w:line="240" w:before="20" w:after="20"/>
+              <w:jc w:val="left"/>
+            </w:pPr>
+            <w:r/>
+            <w:r>
+              <w:rPr>
+                <w:rFonts w:ascii="Times New Roman" w:hAnsi="Times New Roman" w:cs="Times New Roman" w:eastAsia="Times New Roman"/>
+                <w:b w:val="0"/>
+                <w:i w:val="0"/>
+                <w:sz w:val="22"/>
+              </w:rPr>
+              <w:t>Không kiểm thử</w:t>
+            </w:r>
+          </w:p>
+        </w:tc>
+        <w:tc>
+          <w:tcPr>
+            <w:tcW w:type="dxa" w:w="1814"/>
+          </w:tcPr>
+          <w:p>
+            <w:pPr>
+              <w:spacing w:lineRule="auto" w:line="240" w:before="20" w:after="20"/>
+              <w:jc w:val="left"/>
+            </w:pPr>
+            <w:r/>
+            <w:r>
+              <w:rPr>
+                <w:rFonts w:ascii="Times New Roman" w:hAnsi="Times New Roman" w:cs="Times New Roman" w:eastAsia="Times New Roman"/>
+                <w:b/>
+                <w:i w:val="0"/>
+                <w:sz w:val="22"/>
+              </w:rPr>
+              <w:t>Kiểm thử đa luồng</w:t>
+            </w:r>
+          </w:p>
+        </w:tc>
+      </w:tr>
+      <w:tr>
+        <w:tc>
+          <w:tcPr>
+            <w:tcW w:type="dxa" w:w="1814"/>
+          </w:tcPr>
+          <w:p>
+            <w:pPr>
+              <w:spacing w:lineRule="auto" w:line="240" w:before="20" w:after="20"/>
+              <w:jc w:val="left"/>
+            </w:pPr>
+            <w:r/>
+            <w:r>
+              <w:rPr>
+                <w:rFonts w:ascii="Times New Roman" w:hAnsi="Times New Roman" w:cs="Times New Roman" w:eastAsia="Times New Roman"/>
+                <w:b w:val="0"/>
+                <w:i w:val="0"/>
+                <w:sz w:val="22"/>
+              </w:rPr>
+              <w:t>Chi phí cho chủ homestay</w:t>
+            </w:r>
+          </w:p>
+        </w:tc>
+        <w:tc>
+          <w:tcPr>
+            <w:tcW w:type="dxa" w:w="1814"/>
+          </w:tcPr>
+          <w:p>
+            <w:pPr>
+              <w:spacing w:lineRule="auto" w:line="240" w:before="20" w:after="20"/>
+              <w:jc w:val="left"/>
+            </w:pPr>
+            <w:r/>
+            <w:r>
+              <w:rPr>
+                <w:rFonts w:ascii="Times New Roman" w:hAnsi="Times New Roman" w:cs="Times New Roman" w:eastAsia="Times New Roman"/>
+                <w:b w:val="0"/>
+                <w:i w:val="0"/>
+                <w:sz w:val="22"/>
+              </w:rPr>
+              <w:t>15–20%/đơn</w:t>
+            </w:r>
+          </w:p>
+        </w:tc>
+        <w:tc>
+          <w:tcPr>
+            <w:tcW w:type="dxa" w:w="1814"/>
+          </w:tcPr>
+          <w:p>
+            <w:pPr>
+              <w:spacing w:lineRule="auto" w:line="240" w:before="20" w:after="20"/>
+              <w:jc w:val="left"/>
+            </w:pPr>
+            <w:r/>
+            <w:r>
+              <w:rPr>
+                <w:rFonts w:ascii="Times New Roman" w:hAnsi="Times New Roman" w:cs="Times New Roman" w:eastAsia="Times New Roman"/>
+                <w:b w:val="0"/>
+                <w:i w:val="0"/>
+                <w:sz w:val="22"/>
+              </w:rPr>
+              <w:t>Phí thuê bao</w:t>
+            </w:r>
+          </w:p>
+        </w:tc>
+        <w:tc>
+          <w:tcPr>
+            <w:tcW w:type="dxa" w:w="1814"/>
+          </w:tcPr>
+          <w:p>
+            <w:pPr>
+              <w:spacing w:lineRule="auto" w:line="240" w:before="20" w:after="20"/>
+              <w:jc w:val="left"/>
+            </w:pPr>
+            <w:r/>
+            <w:r>
+              <w:rPr>
+                <w:rFonts w:ascii="Times New Roman" w:hAnsi="Times New Roman" w:cs="Times New Roman" w:eastAsia="Times New Roman"/>
+                <w:b w:val="0"/>
+                <w:i w:val="0"/>
+                <w:sz w:val="22"/>
+              </w:rPr>
+              <w:t>—</w:t>
+            </w:r>
+          </w:p>
+        </w:tc>
+        <w:tc>
+          <w:tcPr>
+            <w:tcW w:type="dxa" w:w="1814"/>
+          </w:tcPr>
+          <w:p>
+            <w:pPr>
+              <w:spacing w:lineRule="auto" w:line="240" w:before="20" w:after="20"/>
+              <w:jc w:val="left"/>
+            </w:pPr>
+            <w:r/>
+            <w:r>
+              <w:rPr>
+                <w:rFonts w:ascii="Times New Roman" w:hAnsi="Times New Roman" w:cs="Times New Roman" w:eastAsia="Times New Roman"/>
+                <w:b/>
+                <w:i w:val="0"/>
+                <w:sz w:val="22"/>
+              </w:rPr>
+              <w:t>Không</w:t>
+            </w:r>
+          </w:p>
+        </w:tc>
+      </w:tr>
+      <w:tr>
+        <w:tc>
+          <w:tcPr>
+            <w:tcW w:type="dxa" w:w="1814"/>
+          </w:tcPr>
+          <w:p>
+            <w:pPr>
+              <w:spacing w:lineRule="auto" w:line="240" w:before="20" w:after="20"/>
+              <w:jc w:val="left"/>
+            </w:pPr>
+            <w:r/>
+            <w:r>
+              <w:rPr>
+                <w:rFonts w:ascii="Times New Roman" w:hAnsi="Times New Roman" w:cs="Times New Roman" w:eastAsia="Times New Roman"/>
+                <w:b w:val="0"/>
+                <w:i w:val="0"/>
+                <w:sz w:val="22"/>
+              </w:rPr>
+              <w:t>Chủ cơ sở giữ dữ liệu khách</w:t>
+            </w:r>
+          </w:p>
+        </w:tc>
+        <w:tc>
+          <w:tcPr>
+            <w:tcW w:type="dxa" w:w="1814"/>
+          </w:tcPr>
+          <w:p>
+            <w:pPr>
+              <w:spacing w:lineRule="auto" w:line="240" w:before="20" w:after="20"/>
+              <w:jc w:val="left"/>
+            </w:pPr>
+            <w:r/>
+            <w:r>
+              <w:rPr>
+                <w:rFonts w:ascii="Times New Roman" w:hAnsi="Times New Roman" w:cs="Times New Roman" w:eastAsia="Times New Roman"/>
+                <w:b w:val="0"/>
+                <w:i w:val="0"/>
+                <w:sz w:val="22"/>
+              </w:rPr>
+              <w:t>Không</w:t>
+            </w:r>
+          </w:p>
+        </w:tc>
+        <w:tc>
+          <w:tcPr>
+            <w:tcW w:type="dxa" w:w="1814"/>
+          </w:tcPr>
+          <w:p>
+            <w:pPr>
+              <w:spacing w:lineRule="auto" w:line="240" w:before="20" w:after="20"/>
+              <w:jc w:val="left"/>
+            </w:pPr>
+            <w:r/>
+            <w:r>
+              <w:rPr>
+                <w:rFonts w:ascii="Times New Roman" w:hAnsi="Times New Roman" w:cs="Times New Roman" w:eastAsia="Times New Roman"/>
+                <w:b w:val="0"/>
+                <w:i w:val="0"/>
+                <w:sz w:val="22"/>
+              </w:rPr>
+              <w:t>Tuỳ</w:t>
+            </w:r>
+          </w:p>
+        </w:tc>
+        <w:tc>
+          <w:tcPr>
+            <w:tcW w:type="dxa" w:w="1814"/>
+          </w:tcPr>
+          <w:p>
+            <w:pPr>
+              <w:spacing w:lineRule="auto" w:line="240" w:before="20" w:after="20"/>
+              <w:jc w:val="left"/>
+            </w:pPr>
+            <w:r/>
+            <w:r>
+              <w:rPr>
+                <w:rFonts w:ascii="Times New Roman" w:hAnsi="Times New Roman" w:cs="Times New Roman" w:eastAsia="Times New Roman"/>
+                <w:b w:val="0"/>
+                <w:i w:val="0"/>
+                <w:sz w:val="22"/>
+              </w:rPr>
+              <w:t>—</w:t>
+            </w:r>
+          </w:p>
+        </w:tc>
+        <w:tc>
+          <w:tcPr>
+            <w:tcW w:type="dxa" w:w="1814"/>
+          </w:tcPr>
+          <w:p>
+            <w:pPr>
+              <w:spacing w:lineRule="auto" w:line="240" w:before="20" w:after="20"/>
+              <w:jc w:val="left"/>
+            </w:pPr>
+            <w:r/>
+            <w:r>
+              <w:rPr>
+                <w:rFonts w:ascii="Times New Roman" w:hAnsi="Times New Roman" w:cs="Times New Roman" w:eastAsia="Times New Roman"/>
+                <w:b/>
+                <w:i w:val="0"/>
+                <w:sz w:val="22"/>
+              </w:rPr>
+              <w:t>Có</w:t>
+            </w:r>
+          </w:p>
+        </w:tc>
+      </w:tr>
+      <w:tr>
+        <w:tc>
+          <w:tcPr>
+            <w:tcW w:type="dxa" w:w="1814"/>
+          </w:tcPr>
+          <w:p>
+            <w:pPr>
+              <w:spacing w:lineRule="auto" w:line="240" w:before="20" w:after="20"/>
+              <w:jc w:val="left"/>
+            </w:pPr>
+            <w:r/>
+            <w:r>
+              <w:rPr>
+                <w:rFonts w:ascii="Times New Roman" w:hAnsi="Times New Roman" w:cs="Times New Roman" w:eastAsia="Times New Roman"/>
+                <w:b w:val="0"/>
+                <w:i w:val="0"/>
+                <w:sz w:val="22"/>
+              </w:rPr>
+              <w:t>Mã nguồn đọc và học được</w:t>
+            </w:r>
+          </w:p>
+        </w:tc>
+        <w:tc>
+          <w:tcPr>
+            <w:tcW w:type="dxa" w:w="1814"/>
+          </w:tcPr>
+          <w:p>
+            <w:pPr>
+              <w:spacing w:lineRule="auto" w:line="240" w:before="20" w:after="20"/>
+              <w:jc w:val="left"/>
+            </w:pPr>
+            <w:r/>
+            <w:r>
+              <w:rPr>
+                <w:rFonts w:ascii="Times New Roman" w:hAnsi="Times New Roman" w:cs="Times New Roman" w:eastAsia="Times New Roman"/>
+                <w:b w:val="0"/>
+                <w:i w:val="0"/>
+                <w:sz w:val="22"/>
+              </w:rPr>
+              <w:t>Không</w:t>
+            </w:r>
+          </w:p>
+        </w:tc>
+        <w:tc>
+          <w:tcPr>
+            <w:tcW w:type="dxa" w:w="1814"/>
+          </w:tcPr>
+          <w:p>
+            <w:pPr>
+              <w:spacing w:lineRule="auto" w:line="240" w:before="20" w:after="20"/>
+              <w:jc w:val="left"/>
+            </w:pPr>
+            <w:r/>
+            <w:r>
+              <w:rPr>
+                <w:rFonts w:ascii="Times New Roman" w:hAnsi="Times New Roman" w:cs="Times New Roman" w:eastAsia="Times New Roman"/>
+                <w:b w:val="0"/>
+                <w:i w:val="0"/>
+                <w:sz w:val="22"/>
+              </w:rPr>
+              <w:t>Không</w:t>
+            </w:r>
+          </w:p>
+        </w:tc>
+        <w:tc>
+          <w:tcPr>
+            <w:tcW w:type="dxa" w:w="1814"/>
+          </w:tcPr>
+          <w:p>
+            <w:pPr>
+              <w:spacing w:lineRule="auto" w:line="240" w:before="20" w:after="20"/>
+              <w:jc w:val="left"/>
+            </w:pPr>
+            <w:r/>
+            <w:r>
+              <w:rPr>
+                <w:rFonts w:ascii="Times New Roman" w:hAnsi="Times New Roman" w:cs="Times New Roman" w:eastAsia="Times New Roman"/>
+                <w:b w:val="0"/>
+                <w:i w:val="0"/>
+                <w:sz w:val="22"/>
+              </w:rPr>
+              <w:t>Có</w:t>
+            </w:r>
+          </w:p>
+        </w:tc>
+        <w:tc>
+          <w:tcPr>
+            <w:tcW w:type="dxa" w:w="1814"/>
+          </w:tcPr>
+          <w:p>
+            <w:pPr>
+              <w:spacing w:lineRule="auto" w:line="240" w:before="20" w:after="20"/>
+              <w:jc w:val="left"/>
+            </w:pPr>
+            <w:r/>
+            <w:r>
+              <w:rPr>
+                <w:rFonts w:ascii="Times New Roman" w:hAnsi="Times New Roman" w:cs="Times New Roman" w:eastAsia="Times New Roman"/>
+                <w:b/>
+                <w:i w:val="0"/>
+                <w:sz w:val="22"/>
+              </w:rPr>
+              <w:t>Có</w:t>
+            </w:r>
+          </w:p>
+        </w:tc>
+      </w:tr>
+    </w:tbl>
+    <w:p>
+      <w:pPr>
+        <w:spacing w:lineRule="auto" w:line="360" w:before="120" w:after="120"/>
+        <w:jc w:val="both"/>
+      </w:pPr>
+      <w:r>
+        <w:rPr>
+          <w:rFonts w:ascii="Times New Roman" w:hAnsi="Times New Roman" w:cs="Times New Roman" w:eastAsia="Times New Roman"/>
+          <w:b w:val="0"/>
+          <w:i w:val="0"/>
+          <w:sz w:val="26"/>
+        </w:rPr>
+        <w:t xml:space="preserve">Khoảng trống vì thế không nằm ở chỗ "chưa ai làm website đặt phòng", mà ở chỗ: </w:t>
+      </w:r>
+      <w:r>
+        <w:rPr>
+          <w:rFonts w:ascii="Times New Roman" w:hAnsi="Times New Roman" w:cs="Times New Roman" w:eastAsia="Times New Roman"/>
+          <w:b/>
+          <w:i w:val="0"/>
+          <w:sz w:val="26"/>
+        </w:rPr>
+        <w:t>chưa có một lời giải mở, ở quy mô một homestay, đặt tính đúng đắn của việc giữ chỗ ở tầng cơ sở dữ liệu và chứng minh được điều đó bằng kiểm thử.</w:t>
+      </w:r>
+      <w:r>
+        <w:rPr>
+          <w:rFonts w:ascii="Times New Roman" w:hAnsi="Times New Roman" w:cs="Times New Roman" w:eastAsia="Times New Roman"/>
+          <w:b w:val="0"/>
+          <w:i w:val="0"/>
+          <w:sz w:val="26"/>
+        </w:rPr>
+        <w:t xml:space="preserve"> Đó là chỗ đứng của đề tài.</w:t>
       </w:r>
     </w:p>
     <w:p>
@@ -2647,6 +4935,271 @@
           <w:rFonts w:ascii="Times New Roman" w:hAnsi="Times New Roman" w:cs="Times New Roman" w:eastAsia="Times New Roman"/>
           <w:b/>
           <w:i w:val="0"/>
+          <w:sz w:val="26"/>
+        </w:rPr>
+        <w:t>4.4. Giả thuyết nghiên cứu</w:t>
+      </w:r>
+    </w:p>
+    <w:p>
+      <w:pPr>
+        <w:spacing w:lineRule="auto" w:line="360" w:before="120" w:after="120"/>
+        <w:jc w:val="both"/>
+      </w:pPr>
+      <w:r>
+        <w:rPr>
+          <w:rFonts w:ascii="Times New Roman" w:hAnsi="Times New Roman" w:cs="Times New Roman" w:eastAsia="Times New Roman"/>
+          <w:b w:val="0"/>
+          <w:i w:val="0"/>
+          <w:sz w:val="26"/>
+        </w:rPr>
+        <w:t xml:space="preserve">Bốn câu hỏi ở mục 3.3 tương ứng với ba giả thuyết. Mỗi giả thuyết nêu kèm </w:t>
+      </w:r>
+      <w:r>
+        <w:rPr>
+          <w:rFonts w:ascii="Times New Roman" w:hAnsi="Times New Roman" w:cs="Times New Roman" w:eastAsia="Times New Roman"/>
+          <w:b/>
+          <w:i w:val="0"/>
+          <w:sz w:val="26"/>
+        </w:rPr>
+        <w:t>cách bác bỏ nó</w:t>
+      </w:r>
+      <w:r>
+        <w:rPr>
+          <w:rFonts w:ascii="Times New Roman" w:hAnsi="Times New Roman" w:cs="Times New Roman" w:eastAsia="Times New Roman"/>
+          <w:b w:val="0"/>
+          <w:i w:val="0"/>
+          <w:sz w:val="26"/>
+        </w:rPr>
+        <w:t xml:space="preserve"> — một giả thuyết không thể bác bỏ thì không phải giả thuyết nghiên cứu, chỉ là một lời khẳng định.</w:t>
+      </w:r>
+    </w:p>
+    <w:p>
+      <w:pPr>
+        <w:spacing w:lineRule="auto" w:line="360" w:before="160" w:after="160"/>
+        <w:ind w:left="454"/>
+        <w:jc w:val="both"/>
+      </w:pPr>
+      <w:r>
+        <w:rPr>
+          <w:rFonts w:ascii="Times New Roman" w:hAnsi="Times New Roman" w:cs="Times New Roman" w:eastAsia="Times New Roman"/>
+          <w:b/>
+          <w:i w:val="0"/>
+          <w:sz w:val="26"/>
+        </w:rPr>
+        <w:t>GT1.</w:t>
+      </w:r>
+      <w:r>
+        <w:rPr>
+          <w:rFonts w:ascii="Times New Roman" w:hAnsi="Times New Roman" w:cs="Times New Roman" w:eastAsia="Times New Roman"/>
+          <w:b w:val="0"/>
+          <w:i w:val="0"/>
+          <w:sz w:val="26"/>
+        </w:rPr>
+        <w:t xml:space="preserve"> Với mức cô lập giao dịch mặc định, mẫu </w:t>
+      </w:r>
+      <w:r>
+        <w:rPr>
+          <w:rFonts w:ascii="Times New Roman" w:hAnsi="Times New Roman" w:cs="Times New Roman" w:eastAsia="Times New Roman"/>
+          <w:b w:val="0"/>
+          <w:i/>
+          <w:sz w:val="26"/>
+        </w:rPr>
+        <w:t>kiểm-tra-rồi-ghi</w:t>
+      </w:r>
+      <w:r>
+        <w:rPr>
+          <w:rFonts w:ascii="Times New Roman" w:hAnsi="Times New Roman" w:cs="Times New Roman" w:eastAsia="Times New Roman"/>
+          <w:b w:val="0"/>
+          <w:i w:val="0"/>
+          <w:sz w:val="26"/>
+        </w:rPr>
+        <w:t xml:space="preserve"> ở tầng ứng dụng </w:t>
+      </w:r>
+      <w:r>
+        <w:rPr>
+          <w:rFonts w:ascii="Times New Roman" w:hAnsi="Times New Roman" w:cs="Times New Roman" w:eastAsia="Times New Roman"/>
+          <w:b/>
+          <w:i w:val="0"/>
+          <w:sz w:val="26"/>
+        </w:rPr>
+        <w:t>không</w:t>
+      </w:r>
+      <w:r>
+        <w:rPr>
+          <w:rFonts w:ascii="Times New Roman" w:hAnsi="Times New Roman" w:cs="Times New Roman" w:eastAsia="Times New Roman"/>
+          <w:b w:val="0"/>
+          <w:i w:val="0"/>
+          <w:sz w:val="26"/>
+        </w:rPr>
+        <w:t xml:space="preserve"> ngăn được đặt trùng phòng khi hai giao dịch chạy song song. </w:t>
+      </w:r>
+      <w:r>
+        <w:rPr>
+          <w:rFonts w:ascii="Times New Roman" w:hAnsi="Times New Roman" w:cs="Times New Roman" w:eastAsia="Times New Roman"/>
+          <w:b w:val="0"/>
+          <w:i/>
+          <w:sz w:val="26"/>
+        </w:rPr>
+        <w:t>Bác bỏ nếu:</w:t>
+      </w:r>
+      <w:r>
+        <w:rPr>
+          <w:rFonts w:ascii="Times New Roman" w:hAnsi="Times New Roman" w:cs="Times New Roman" w:eastAsia="Times New Roman"/>
+          <w:b w:val="0"/>
+          <w:i w:val="0"/>
+          <w:sz w:val="26"/>
+        </w:rPr>
+        <w:t xml:space="preserve"> chạy kiểm thử đa luồng trên bản cài đặt theo mẫu này mà không lần nào xuất hiện đơn trùng.</w:t>
+      </w:r>
+    </w:p>
+    <w:p>
+      <w:pPr>
+        <w:spacing w:lineRule="auto" w:line="360" w:before="160" w:after="160"/>
+        <w:ind w:left="454"/>
+        <w:jc w:val="both"/>
+      </w:pPr>
+      <w:r>
+        <w:rPr>
+          <w:rFonts w:ascii="Times New Roman" w:hAnsi="Times New Roman" w:cs="Times New Roman" w:eastAsia="Times New Roman"/>
+          <w:b/>
+          <w:i w:val="0"/>
+          <w:sz w:val="26"/>
+        </w:rPr>
+        <w:t>GT2.</w:t>
+      </w:r>
+      <w:r>
+        <w:rPr>
+          <w:rFonts w:ascii="Times New Roman" w:hAnsi="Times New Roman" w:cs="Times New Roman" w:eastAsia="Times New Roman"/>
+          <w:b w:val="0"/>
+          <w:i w:val="0"/>
+          <w:sz w:val="26"/>
+        </w:rPr>
+        <w:t xml:space="preserve"> Một ràng buộc loại trừ trên kiểu dữ liệu khoảng ngày, đặt ở tầng cơ sở dữ liệu, ngăn được đặt trùng phòng </w:t>
+      </w:r>
+      <w:r>
+        <w:rPr>
+          <w:rFonts w:ascii="Times New Roman" w:hAnsi="Times New Roman" w:cs="Times New Roman" w:eastAsia="Times New Roman"/>
+          <w:b/>
+          <w:i w:val="0"/>
+          <w:sz w:val="26"/>
+        </w:rPr>
+        <w:t>mà không cần</w:t>
+      </w:r>
+      <w:r>
+        <w:rPr>
+          <w:rFonts w:ascii="Times New Roman" w:hAnsi="Times New Roman" w:cs="Times New Roman" w:eastAsia="Times New Roman"/>
+          <w:b w:val="0"/>
+          <w:i w:val="0"/>
+          <w:sz w:val="26"/>
+        </w:rPr>
+        <w:t xml:space="preserve"> khoá bảng và không cần tuần tự hoá toàn bộ giao dịch. </w:t>
+      </w:r>
+      <w:r>
+        <w:rPr>
+          <w:rFonts w:ascii="Times New Roman" w:hAnsi="Times New Roman" w:cs="Times New Roman" w:eastAsia="Times New Roman"/>
+          <w:b w:val="0"/>
+          <w:i/>
+          <w:sz w:val="26"/>
+        </w:rPr>
+        <w:t>Bác bỏ nếu:</w:t>
+      </w:r>
+      <w:r>
+        <w:rPr>
+          <w:rFonts w:ascii="Times New Roman" w:hAnsi="Times New Roman" w:cs="Times New Roman" w:eastAsia="Times New Roman"/>
+          <w:b w:val="0"/>
+          <w:i w:val="0"/>
+          <w:sz w:val="26"/>
+        </w:rPr>
+        <w:t xml:space="preserve"> kiểm thử đa luồng vẫn sinh ra đơn trùng, hoặc thông lượng sụt tới mức phải khoá bảng mới đúng.</w:t>
+      </w:r>
+    </w:p>
+    <w:p>
+      <w:pPr>
+        <w:spacing w:lineRule="auto" w:line="360" w:before="160" w:after="160"/>
+        <w:ind w:left="454"/>
+        <w:jc w:val="both"/>
+      </w:pPr>
+      <w:r>
+        <w:rPr>
+          <w:rFonts w:ascii="Times New Roman" w:hAnsi="Times New Roman" w:cs="Times New Roman" w:eastAsia="Times New Roman"/>
+          <w:b/>
+          <w:i w:val="0"/>
+          <w:sz w:val="26"/>
+        </w:rPr>
+        <w:t>GT3.</w:t>
+      </w:r>
+      <w:r>
+        <w:rPr>
+          <w:rFonts w:ascii="Times New Roman" w:hAnsi="Times New Roman" w:cs="Times New Roman" w:eastAsia="Times New Roman"/>
+          <w:b w:val="0"/>
+          <w:i w:val="0"/>
+          <w:sz w:val="26"/>
+        </w:rPr>
+        <w:t xml:space="preserve"> Trong luồng thanh toán không đồng bộ, mọi sai lệch giữa số tiền nhận được và số tiền phải thu đều có thể được đưa về </w:t>
+      </w:r>
+      <w:r>
+        <w:rPr>
+          <w:rFonts w:ascii="Times New Roman" w:hAnsi="Times New Roman" w:cs="Times New Roman" w:eastAsia="Times New Roman"/>
+          <w:b/>
+          <w:i w:val="0"/>
+          <w:sz w:val="26"/>
+        </w:rPr>
+        <w:t>một hàng đợi đối soát hữu hạn</w:t>
+      </w:r>
+      <w:r>
+        <w:rPr>
+          <w:rFonts w:ascii="Times New Roman" w:hAnsi="Times New Roman" w:cs="Times New Roman" w:eastAsia="Times New Roman"/>
+          <w:b w:val="0"/>
+          <w:i w:val="0"/>
+          <w:sz w:val="26"/>
+        </w:rPr>
+        <w:t xml:space="preserve">, không có nhánh nào làm mất dấu khoản tiền. </w:t>
+      </w:r>
+      <w:r>
+        <w:rPr>
+          <w:rFonts w:ascii="Times New Roman" w:hAnsi="Times New Roman" w:cs="Times New Roman" w:eastAsia="Times New Roman"/>
+          <w:b w:val="0"/>
+          <w:i/>
+          <w:sz w:val="26"/>
+        </w:rPr>
+        <w:t>Bác bỏ nếu:</w:t>
+      </w:r>
+      <w:r>
+        <w:rPr>
+          <w:rFonts w:ascii="Times New Roman" w:hAnsi="Times New Roman" w:cs="Times New Roman" w:eastAsia="Times New Roman"/>
+          <w:b w:val="0"/>
+          <w:i w:val="0"/>
+          <w:sz w:val="26"/>
+        </w:rPr>
+        <w:t xml:space="preserve"> dựng được một kịch bản (tiền về muộn, thiếu, thừa, webhook gửi lại, đơn đã huỷ) mà khoản tiền không xuất hiện ở bất kỳ đâu trong hệ thống.</w:t>
+      </w:r>
+    </w:p>
+    <w:p>
+      <w:pPr>
+        <w:spacing w:lineRule="auto" w:line="360" w:before="120" w:after="120"/>
+        <w:jc w:val="both"/>
+      </w:pPr>
+      <w:r>
+        <w:rPr>
+          <w:rFonts w:ascii="Times New Roman" w:hAnsi="Times New Roman" w:cs="Times New Roman" w:eastAsia="Times New Roman"/>
+          <w:b w:val="0"/>
+          <w:i w:val="0"/>
+          <w:sz w:val="26"/>
+        </w:rPr>
+        <w:t>Ba giả thuyết này được kiểm chứng bằng các phép đo ở mục 6.3, không bằng lập luận.</w:t>
+      </w:r>
+    </w:p>
+    <w:p>
+      <w:pPr>
+        <w:keepNext/>
+        <w:spacing w:lineRule="auto" w:line="360" w:before="240" w:after="120"/>
+        <w:jc w:val="left"/>
+      </w:pPr>
+      <w:r>
+        <w:rPr>
+          <w:rFonts w:ascii="Times New Roman" w:hAnsi="Times New Roman" w:cs="Times New Roman" w:eastAsia="Times New Roman"/>
+          <w:b/>
+          <w:i w:val="0"/>
           <w:sz w:val="27"/>
         </w:rPr>
         <w:t>5. NHIỆM VỤ NGHIÊN CỨU</w:t>
@@ -2688,6 +5241,10 @@
     <w:p>
       <w:pPr>
         <w:pStyle w:val="ListNumber"/>
+        <w:numPr>
+          <w:ilvl w:val="0"/>
+          <w:numId w:val="11"/>
+        </w:numPr>
         <w:spacing w:lineRule="auto" w:line="360" w:before="60" w:after="60"/>
         <w:jc w:val="both"/>
       </w:pPr>
@@ -2731,6 +5288,10 @@
     <w:p>
       <w:pPr>
         <w:pStyle w:val="ListNumber"/>
+        <w:numPr>
+          <w:ilvl w:val="0"/>
+          <w:numId w:val="11"/>
+        </w:numPr>
         <w:spacing w:lineRule="auto" w:line="360" w:before="60" w:after="60"/>
         <w:jc w:val="both"/>
       </w:pPr>
@@ -2756,6 +5317,10 @@
     <w:p>
       <w:pPr>
         <w:pStyle w:val="ListNumber"/>
+        <w:numPr>
+          <w:ilvl w:val="0"/>
+          <w:numId w:val="11"/>
+        </w:numPr>
         <w:spacing w:lineRule="auto" w:line="360" w:before="60" w:after="60"/>
         <w:jc w:val="both"/>
       </w:pPr>
@@ -2781,6 +5346,10 @@
     <w:p>
       <w:pPr>
         <w:pStyle w:val="ListNumber"/>
+        <w:numPr>
+          <w:ilvl w:val="0"/>
+          <w:numId w:val="11"/>
+        </w:numPr>
         <w:spacing w:lineRule="auto" w:line="360" w:before="60" w:after="60"/>
         <w:jc w:val="both"/>
       </w:pPr>
@@ -2806,6 +5375,10 @@
     <w:p>
       <w:pPr>
         <w:pStyle w:val="ListNumber"/>
+        <w:numPr>
+          <w:ilvl w:val="0"/>
+          <w:numId w:val="11"/>
+        </w:numPr>
         <w:spacing w:lineRule="auto" w:line="360" w:before="60" w:after="60"/>
         <w:jc w:val="both"/>
       </w:pPr>
@@ -2849,6 +5422,10 @@
     <w:p>
       <w:pPr>
         <w:pStyle w:val="ListNumber"/>
+        <w:numPr>
+          <w:ilvl w:val="0"/>
+          <w:numId w:val="11"/>
+        </w:numPr>
         <w:spacing w:lineRule="auto" w:line="360" w:before="60" w:after="60"/>
         <w:jc w:val="both"/>
       </w:pPr>
@@ -3995,6 +6572,10 @@
     <w:p>
       <w:pPr>
         <w:pStyle w:val="ListNumber"/>
+        <w:numPr>
+          <w:ilvl w:val="0"/>
+          <w:numId w:val="12"/>
+        </w:numPr>
         <w:spacing w:lineRule="auto" w:line="360" w:before="60" w:after="60"/>
         <w:jc w:val="both"/>
       </w:pPr>
@@ -4020,6 +6601,10 @@
     <w:p>
       <w:pPr>
         <w:pStyle w:val="ListNumber"/>
+        <w:numPr>
+          <w:ilvl w:val="0"/>
+          <w:numId w:val="12"/>
+        </w:numPr>
         <w:spacing w:lineRule="auto" w:line="360" w:before="60" w:after="60"/>
         <w:jc w:val="both"/>
       </w:pPr>
@@ -4063,6 +6648,10 @@
     <w:p>
       <w:pPr>
         <w:pStyle w:val="ListNumber"/>
+        <w:numPr>
+          <w:ilvl w:val="0"/>
+          <w:numId w:val="12"/>
+        </w:numPr>
         <w:spacing w:lineRule="auto" w:line="360" w:before="60" w:after="60"/>
         <w:jc w:val="both"/>
       </w:pPr>
@@ -4919,6 +7508,22 @@
           <w:sz w:val="27"/>
         </w:rPr>
         <w:t>9. KẾ HOẠCH VÀ TIẾN ĐỘ THỰC HIỆN</w:t>
+      </w:r>
+    </w:p>
+    <w:p>
+      <w:pPr>
+        <w:keepNext/>
+        <w:spacing w:lineRule="auto" w:line="360" w:before="240" w:after="120"/>
+        <w:jc w:val="left"/>
+      </w:pPr>
+      <w:r>
+        <w:rPr>
+          <w:rFonts w:ascii="Times New Roman" w:hAnsi="Times New Roman" w:cs="Times New Roman" w:eastAsia="Times New Roman"/>
+          <w:b/>
+          <w:i w:val="0"/>
+          <w:sz w:val="26"/>
+        </w:rPr>
+        <w:t>9.1. Tiến độ theo tuần</w:t>
       </w:r>
     </w:p>
     <w:tbl>
@@ -6296,6 +8901,834 @@
           <w:rFonts w:ascii="Times New Roman" w:hAnsi="Times New Roman" w:cs="Times New Roman" w:eastAsia="Times New Roman"/>
           <w:b/>
           <w:i w:val="0"/>
+          <w:sz w:val="26"/>
+        </w:rPr>
+        <w:t>9.2. Rủi ro và phương án dự phòng</w:t>
+      </w:r>
+    </w:p>
+    <w:p>
+      <w:pPr>
+        <w:spacing w:lineRule="auto" w:line="360" w:before="120" w:after="120"/>
+        <w:jc w:val="both"/>
+      </w:pPr>
+      <w:r>
+        <w:rPr>
+          <w:rFonts w:ascii="Times New Roman" w:hAnsi="Times New Roman" w:cs="Times New Roman" w:eastAsia="Times New Roman"/>
+          <w:b w:val="0"/>
+          <w:i w:val="0"/>
+          <w:sz w:val="26"/>
+        </w:rPr>
+        <w:t>Kế hoạch mười bốn tuần ở trên giả định mọi việc diễn ra đúng dự tính. Phần này nêu những chỗ dễ trật nhất và cách xử lý đã chuẩn bị sẵn, để khi gặp thì không mất tuần nào cho việc nghĩ cách.</w:t>
+      </w:r>
+    </w:p>
+    <w:tbl>
+      <w:tblPr>
+        <w:tblStyle w:val="TableGrid"/>
+        <w:tblW w:type="auto" w:w="0"/>
+        <w:jc w:val="center"/>
+        <w:tblLayout w:type="autofit"/>
+        <w:tblLook w:firstColumn="1" w:firstRow="1" w:lastColumn="0" w:lastRow="0" w:noHBand="0" w:noVBand="1" w:val="04A0"/>
+      </w:tblPr>
+      <w:tblGrid>
+        <w:gridCol w:w="1814"/>
+        <w:gridCol w:w="1814"/>
+        <w:gridCol w:w="1814"/>
+        <w:gridCol w:w="1814"/>
+        <w:gridCol w:w="1814"/>
+      </w:tblGrid>
+      <w:tr>
+        <w:trPr>
+          <w:tblHeader w:val="true"/>
+        </w:trPr>
+        <w:tc>
+          <w:tcPr>
+            <w:tcW w:type="dxa" w:w="1814"/>
+            <w:shd w:val="clear" w:fill="EFEDE7"/>
+          </w:tcPr>
+          <w:p>
+            <w:pPr>
+              <w:spacing w:lineRule="auto" w:line="240" w:before="20" w:after="20"/>
+              <w:jc w:val="left"/>
+            </w:pPr>
+            <w:r/>
+            <w:r>
+              <w:rPr>
+                <w:rFonts w:ascii="Times New Roman" w:hAnsi="Times New Roman" w:cs="Times New Roman" w:eastAsia="Times New Roman"/>
+                <w:b/>
+                <w:i w:val="0"/>
+                <w:sz w:val="22"/>
+              </w:rPr>
+              <w:t>#</w:t>
+            </w:r>
+          </w:p>
+        </w:tc>
+        <w:tc>
+          <w:tcPr>
+            <w:tcW w:type="dxa" w:w="1814"/>
+            <w:shd w:val="clear" w:fill="EFEDE7"/>
+          </w:tcPr>
+          <w:p>
+            <w:pPr>
+              <w:spacing w:lineRule="auto" w:line="240" w:before="20" w:after="20"/>
+              <w:jc w:val="left"/>
+            </w:pPr>
+            <w:r/>
+            <w:r>
+              <w:rPr>
+                <w:rFonts w:ascii="Times New Roman" w:hAnsi="Times New Roman" w:cs="Times New Roman" w:eastAsia="Times New Roman"/>
+                <w:b/>
+                <w:i w:val="0"/>
+                <w:sz w:val="22"/>
+              </w:rPr>
+              <w:t>Rủi ro</w:t>
+            </w:r>
+          </w:p>
+        </w:tc>
+        <w:tc>
+          <w:tcPr>
+            <w:tcW w:type="dxa" w:w="1814"/>
+            <w:shd w:val="clear" w:fill="EFEDE7"/>
+          </w:tcPr>
+          <w:p>
+            <w:pPr>
+              <w:spacing w:lineRule="auto" w:line="240" w:before="20" w:after="20"/>
+              <w:jc w:val="left"/>
+            </w:pPr>
+            <w:r/>
+            <w:r>
+              <w:rPr>
+                <w:rFonts w:ascii="Times New Roman" w:hAnsi="Times New Roman" w:cs="Times New Roman" w:eastAsia="Times New Roman"/>
+                <w:b/>
+                <w:i w:val="0"/>
+                <w:sz w:val="22"/>
+              </w:rPr>
+              <w:t>Khả năng</w:t>
+            </w:r>
+          </w:p>
+        </w:tc>
+        <w:tc>
+          <w:tcPr>
+            <w:tcW w:type="dxa" w:w="1814"/>
+            <w:shd w:val="clear" w:fill="EFEDE7"/>
+          </w:tcPr>
+          <w:p>
+            <w:pPr>
+              <w:spacing w:lineRule="auto" w:line="240" w:before="20" w:after="20"/>
+              <w:jc w:val="left"/>
+            </w:pPr>
+            <w:r/>
+            <w:r>
+              <w:rPr>
+                <w:rFonts w:ascii="Times New Roman" w:hAnsi="Times New Roman" w:cs="Times New Roman" w:eastAsia="Times New Roman"/>
+                <w:b/>
+                <w:i w:val="0"/>
+                <w:sz w:val="22"/>
+              </w:rPr>
+              <w:t>Ảnh hưởng</w:t>
+            </w:r>
+          </w:p>
+        </w:tc>
+        <w:tc>
+          <w:tcPr>
+            <w:tcW w:type="dxa" w:w="1814"/>
+            <w:shd w:val="clear" w:fill="EFEDE7"/>
+          </w:tcPr>
+          <w:p>
+            <w:pPr>
+              <w:spacing w:lineRule="auto" w:line="240" w:before="20" w:after="20"/>
+              <w:jc w:val="left"/>
+            </w:pPr>
+            <w:r/>
+            <w:r>
+              <w:rPr>
+                <w:rFonts w:ascii="Times New Roman" w:hAnsi="Times New Roman" w:cs="Times New Roman" w:eastAsia="Times New Roman"/>
+                <w:b/>
+                <w:i w:val="0"/>
+                <w:sz w:val="22"/>
+              </w:rPr>
+              <w:t>Phương án dự phòng</w:t>
+            </w:r>
+          </w:p>
+        </w:tc>
+      </w:tr>
+      <w:tr>
+        <w:tc>
+          <w:tcPr>
+            <w:tcW w:type="dxa" w:w="1814"/>
+          </w:tcPr>
+          <w:p>
+            <w:pPr>
+              <w:spacing w:lineRule="auto" w:line="240" w:before="20" w:after="20"/>
+              <w:jc w:val="left"/>
+            </w:pPr>
+            <w:r/>
+            <w:r>
+              <w:rPr>
+                <w:rFonts w:ascii="Times New Roman" w:hAnsi="Times New Roman" w:cs="Times New Roman" w:eastAsia="Times New Roman"/>
+                <w:b w:val="0"/>
+                <w:i w:val="0"/>
+                <w:sz w:val="22"/>
+              </w:rPr>
+              <w:t>1</w:t>
+            </w:r>
+          </w:p>
+        </w:tc>
+        <w:tc>
+          <w:tcPr>
+            <w:tcW w:type="dxa" w:w="1814"/>
+          </w:tcPr>
+          <w:p>
+            <w:pPr>
+              <w:spacing w:lineRule="auto" w:line="240" w:before="20" w:after="20"/>
+              <w:jc w:val="left"/>
+            </w:pPr>
+            <w:r/>
+            <w:r>
+              <w:rPr>
+                <w:rFonts w:ascii="Times New Roman" w:hAnsi="Times New Roman" w:cs="Times New Roman" w:eastAsia="Times New Roman"/>
+                <w:b w:val="0"/>
+                <w:i w:val="0"/>
+                <w:sz w:val="22"/>
+              </w:rPr>
+              <w:t>Ràng buộc chống đặt trùng phòng cài xong nhưng kiểm thử đa luồng vẫn sinh đơn trùng</w:t>
+            </w:r>
+          </w:p>
+        </w:tc>
+        <w:tc>
+          <w:tcPr>
+            <w:tcW w:type="dxa" w:w="1814"/>
+          </w:tcPr>
+          <w:p>
+            <w:pPr>
+              <w:spacing w:lineRule="auto" w:line="240" w:before="20" w:after="20"/>
+              <w:jc w:val="left"/>
+            </w:pPr>
+            <w:r/>
+            <w:r>
+              <w:rPr>
+                <w:rFonts w:ascii="Times New Roman" w:hAnsi="Times New Roman" w:cs="Times New Roman" w:eastAsia="Times New Roman"/>
+                <w:b w:val="0"/>
+                <w:i w:val="0"/>
+                <w:sz w:val="22"/>
+              </w:rPr>
+              <w:t>Trung bình</w:t>
+            </w:r>
+          </w:p>
+        </w:tc>
+        <w:tc>
+          <w:tcPr>
+            <w:tcW w:type="dxa" w:w="1814"/>
+          </w:tcPr>
+          <w:p>
+            <w:pPr>
+              <w:spacing w:lineRule="auto" w:line="240" w:before="20" w:after="20"/>
+              <w:jc w:val="left"/>
+            </w:pPr>
+            <w:r/>
+            <w:r>
+              <w:rPr>
+                <w:rFonts w:ascii="Times New Roman" w:hAnsi="Times New Roman" w:cs="Times New Roman" w:eastAsia="Times New Roman"/>
+                <w:b/>
+                <w:i w:val="0"/>
+                <w:sz w:val="22"/>
+              </w:rPr>
+              <w:t>Nghiêm trọng</w:t>
+            </w:r>
+            <w:r>
+              <w:rPr>
+                <w:rFonts w:ascii="Times New Roman" w:hAnsi="Times New Roman" w:cs="Times New Roman" w:eastAsia="Times New Roman"/>
+                <w:b w:val="0"/>
+                <w:i w:val="0"/>
+                <w:sz w:val="22"/>
+              </w:rPr>
+              <w:t xml:space="preserve"> — đây là mục tiêu số 2</w:t>
+            </w:r>
+          </w:p>
+        </w:tc>
+        <w:tc>
+          <w:tcPr>
+            <w:tcW w:type="dxa" w:w="1814"/>
+          </w:tcPr>
+          <w:p>
+            <w:pPr>
+              <w:spacing w:lineRule="auto" w:line="240" w:before="20" w:after="20"/>
+              <w:jc w:val="left"/>
+            </w:pPr>
+            <w:r/>
+            <w:r>
+              <w:rPr>
+                <w:rFonts w:ascii="Times New Roman" w:hAnsi="Times New Roman" w:cs="Times New Roman" w:eastAsia="Times New Roman"/>
+                <w:b w:val="0"/>
+                <w:i w:val="0"/>
+                <w:sz w:val="22"/>
+              </w:rPr>
+              <w:t>Tuần 4 là mốc sớm có chủ đích, còn đủ thời gian đổi cách: chuyển sang khoá bi quan trên hàng dữ liệu phòng. Chậm hơn nhưng vẫn đúng, và sự chênh lệch đó tự nó là kết quả nghiên cứu đáng báo cáo</w:t>
+            </w:r>
+          </w:p>
+        </w:tc>
+      </w:tr>
+      <w:tr>
+        <w:tc>
+          <w:tcPr>
+            <w:tcW w:type="dxa" w:w="1814"/>
+          </w:tcPr>
+          <w:p>
+            <w:pPr>
+              <w:spacing w:lineRule="auto" w:line="240" w:before="20" w:after="20"/>
+              <w:jc w:val="left"/>
+            </w:pPr>
+            <w:r/>
+            <w:r>
+              <w:rPr>
+                <w:rFonts w:ascii="Times New Roman" w:hAnsi="Times New Roman" w:cs="Times New Roman" w:eastAsia="Times New Roman"/>
+                <w:b w:val="0"/>
+                <w:i w:val="0"/>
+                <w:sz w:val="22"/>
+              </w:rPr>
+              <w:t>2</w:t>
+            </w:r>
+          </w:p>
+        </w:tc>
+        <w:tc>
+          <w:tcPr>
+            <w:tcW w:type="dxa" w:w="1814"/>
+          </w:tcPr>
+          <w:p>
+            <w:pPr>
+              <w:spacing w:lineRule="auto" w:line="240" w:before="20" w:after="20"/>
+              <w:jc w:val="left"/>
+            </w:pPr>
+            <w:r/>
+            <w:r>
+              <w:rPr>
+                <w:rFonts w:ascii="Times New Roman" w:hAnsi="Times New Roman" w:cs="Times New Roman" w:eastAsia="Times New Roman"/>
+                <w:b w:val="0"/>
+                <w:i w:val="0"/>
+                <w:sz w:val="22"/>
+              </w:rPr>
+              <w:t>Không xin được tài khoản thử của dịch vụ thanh toán</w:t>
+            </w:r>
+          </w:p>
+        </w:tc>
+        <w:tc>
+          <w:tcPr>
+            <w:tcW w:type="dxa" w:w="1814"/>
+          </w:tcPr>
+          <w:p>
+            <w:pPr>
+              <w:spacing w:lineRule="auto" w:line="240" w:before="20" w:after="20"/>
+              <w:jc w:val="left"/>
+            </w:pPr>
+            <w:r/>
+            <w:r>
+              <w:rPr>
+                <w:rFonts w:ascii="Times New Roman" w:hAnsi="Times New Roman" w:cs="Times New Roman" w:eastAsia="Times New Roman"/>
+                <w:b w:val="0"/>
+                <w:i w:val="0"/>
+                <w:sz w:val="22"/>
+              </w:rPr>
+              <w:t>Trung bình</w:t>
+            </w:r>
+          </w:p>
+        </w:tc>
+        <w:tc>
+          <w:tcPr>
+            <w:tcW w:type="dxa" w:w="1814"/>
+          </w:tcPr>
+          <w:p>
+            <w:pPr>
+              <w:spacing w:lineRule="auto" w:line="240" w:before="20" w:after="20"/>
+              <w:jc w:val="left"/>
+            </w:pPr>
+            <w:r/>
+            <w:r>
+              <w:rPr>
+                <w:rFonts w:ascii="Times New Roman" w:hAnsi="Times New Roman" w:cs="Times New Roman" w:eastAsia="Times New Roman"/>
+                <w:b w:val="0"/>
+                <w:i w:val="0"/>
+                <w:sz w:val="22"/>
+              </w:rPr>
+              <w:t>Lớn — chặn tuần 7</w:t>
+            </w:r>
+          </w:p>
+        </w:tc>
+        <w:tc>
+          <w:tcPr>
+            <w:tcW w:type="dxa" w:w="1814"/>
+          </w:tcPr>
+          <w:p>
+            <w:pPr>
+              <w:spacing w:lineRule="auto" w:line="240" w:before="20" w:after="20"/>
+              <w:jc w:val="left"/>
+            </w:pPr>
+            <w:r/>
+            <w:r>
+              <w:rPr>
+                <w:rFonts w:ascii="Times New Roman" w:hAnsi="Times New Roman" w:cs="Times New Roman" w:eastAsia="Times New Roman"/>
+                <w:b w:val="0"/>
+                <w:i w:val="0"/>
+                <w:sz w:val="22"/>
+              </w:rPr>
+              <w:t>Tự dựng bộ giả lập webhook gọi đúng giao diện lập trình ứng dụng thật. Luồng nghiệp vụ và phần kiểm thử không đổi; chỉ nguồn gọi là giả</w:t>
+            </w:r>
+          </w:p>
+        </w:tc>
+      </w:tr>
+      <w:tr>
+        <w:tc>
+          <w:tcPr>
+            <w:tcW w:type="dxa" w:w="1814"/>
+          </w:tcPr>
+          <w:p>
+            <w:pPr>
+              <w:spacing w:lineRule="auto" w:line="240" w:before="20" w:after="20"/>
+              <w:jc w:val="left"/>
+            </w:pPr>
+            <w:r/>
+            <w:r>
+              <w:rPr>
+                <w:rFonts w:ascii="Times New Roman" w:hAnsi="Times New Roman" w:cs="Times New Roman" w:eastAsia="Times New Roman"/>
+                <w:b w:val="0"/>
+                <w:i w:val="0"/>
+                <w:sz w:val="22"/>
+              </w:rPr>
+              <w:t>3</w:t>
+            </w:r>
+          </w:p>
+        </w:tc>
+        <w:tc>
+          <w:tcPr>
+            <w:tcW w:type="dxa" w:w="1814"/>
+          </w:tcPr>
+          <w:p>
+            <w:pPr>
+              <w:spacing w:lineRule="auto" w:line="240" w:before="20" w:after="20"/>
+              <w:jc w:val="left"/>
+            </w:pPr>
+            <w:r/>
+            <w:r>
+              <w:rPr>
+                <w:rFonts w:ascii="Times New Roman" w:hAnsi="Times New Roman" w:cs="Times New Roman" w:eastAsia="Times New Roman"/>
+                <w:b w:val="0"/>
+                <w:i w:val="0"/>
+                <w:sz w:val="22"/>
+              </w:rPr>
+              <w:t>Kiểm thử tích hợp cần cơ sở dữ liệu thật trong container, máy cá nhân không chạy nổi</w:t>
+            </w:r>
+          </w:p>
+        </w:tc>
+        <w:tc>
+          <w:tcPr>
+            <w:tcW w:type="dxa" w:w="1814"/>
+          </w:tcPr>
+          <w:p>
+            <w:pPr>
+              <w:spacing w:lineRule="auto" w:line="240" w:before="20" w:after="20"/>
+              <w:jc w:val="left"/>
+            </w:pPr>
+            <w:r/>
+            <w:r>
+              <w:rPr>
+                <w:rFonts w:ascii="Times New Roman" w:hAnsi="Times New Roman" w:cs="Times New Roman" w:eastAsia="Times New Roman"/>
+                <w:b w:val="0"/>
+                <w:i w:val="0"/>
+                <w:sz w:val="22"/>
+              </w:rPr>
+              <w:t>Thấp</w:t>
+            </w:r>
+          </w:p>
+        </w:tc>
+        <w:tc>
+          <w:tcPr>
+            <w:tcW w:type="dxa" w:w="1814"/>
+          </w:tcPr>
+          <w:p>
+            <w:pPr>
+              <w:spacing w:lineRule="auto" w:line="240" w:before="20" w:after="20"/>
+              <w:jc w:val="left"/>
+            </w:pPr>
+            <w:r/>
+            <w:r>
+              <w:rPr>
+                <w:rFonts w:ascii="Times New Roman" w:hAnsi="Times New Roman" w:cs="Times New Roman" w:eastAsia="Times New Roman"/>
+                <w:b w:val="0"/>
+                <w:i w:val="0"/>
+                <w:sz w:val="22"/>
+              </w:rPr>
+              <w:t>Trung bình</w:t>
+            </w:r>
+          </w:p>
+        </w:tc>
+        <w:tc>
+          <w:tcPr>
+            <w:tcW w:type="dxa" w:w="1814"/>
+          </w:tcPr>
+          <w:p>
+            <w:pPr>
+              <w:spacing w:lineRule="auto" w:line="240" w:before="20" w:after="20"/>
+              <w:jc w:val="left"/>
+            </w:pPr>
+            <w:r/>
+            <w:r>
+              <w:rPr>
+                <w:rFonts w:ascii="Times New Roman" w:hAnsi="Times New Roman" w:cs="Times New Roman" w:eastAsia="Times New Roman"/>
+                <w:b w:val="0"/>
+                <w:i w:val="0"/>
+                <w:sz w:val="22"/>
+              </w:rPr>
+              <w:t>Hạ số ca chạy song song và chạy theo nhóm; chấp nhận bộ kiểm thử chạy lâu hơn, không chấp nhận giả lập cơ sở dữ liệu</w:t>
+            </w:r>
+          </w:p>
+        </w:tc>
+      </w:tr>
+      <w:tr>
+        <w:tc>
+          <w:tcPr>
+            <w:tcW w:type="dxa" w:w="1814"/>
+          </w:tcPr>
+          <w:p>
+            <w:pPr>
+              <w:spacing w:lineRule="auto" w:line="240" w:before="20" w:after="20"/>
+              <w:jc w:val="left"/>
+            </w:pPr>
+            <w:r/>
+            <w:r>
+              <w:rPr>
+                <w:rFonts w:ascii="Times New Roman" w:hAnsi="Times New Roman" w:cs="Times New Roman" w:eastAsia="Times New Roman"/>
+                <w:b w:val="0"/>
+                <w:i w:val="0"/>
+                <w:sz w:val="22"/>
+              </w:rPr>
+              <w:t>4</w:t>
+            </w:r>
+          </w:p>
+        </w:tc>
+        <w:tc>
+          <w:tcPr>
+            <w:tcW w:type="dxa" w:w="1814"/>
+          </w:tcPr>
+          <w:p>
+            <w:pPr>
+              <w:spacing w:lineRule="auto" w:line="240" w:before="20" w:after="20"/>
+              <w:jc w:val="left"/>
+            </w:pPr>
+            <w:r/>
+            <w:r>
+              <w:rPr>
+                <w:rFonts w:ascii="Times New Roman" w:hAnsi="Times New Roman" w:cs="Times New Roman" w:eastAsia="Times New Roman"/>
+                <w:b w:val="0"/>
+                <w:i w:val="0"/>
+                <w:sz w:val="22"/>
+              </w:rPr>
+              <w:t>Phạm vi phình ra vì phát sinh yêu cầu mới giữa chừng</w:t>
+            </w:r>
+          </w:p>
+        </w:tc>
+        <w:tc>
+          <w:tcPr>
+            <w:tcW w:type="dxa" w:w="1814"/>
+          </w:tcPr>
+          <w:p>
+            <w:pPr>
+              <w:spacing w:lineRule="auto" w:line="240" w:before="20" w:after="20"/>
+              <w:jc w:val="left"/>
+            </w:pPr>
+            <w:r/>
+            <w:r>
+              <w:rPr>
+                <w:rFonts w:ascii="Times New Roman" w:hAnsi="Times New Roman" w:cs="Times New Roman" w:eastAsia="Times New Roman"/>
+                <w:b/>
+                <w:i w:val="0"/>
+                <w:sz w:val="22"/>
+              </w:rPr>
+              <w:t>Cao</w:t>
+            </w:r>
+          </w:p>
+        </w:tc>
+        <w:tc>
+          <w:tcPr>
+            <w:tcW w:type="dxa" w:w="1814"/>
+          </w:tcPr>
+          <w:p>
+            <w:pPr>
+              <w:spacing w:lineRule="auto" w:line="240" w:before="20" w:after="20"/>
+              <w:jc w:val="left"/>
+            </w:pPr>
+            <w:r/>
+            <w:r>
+              <w:rPr>
+                <w:rFonts w:ascii="Times New Roman" w:hAnsi="Times New Roman" w:cs="Times New Roman" w:eastAsia="Times New Roman"/>
+                <w:b w:val="0"/>
+                <w:i w:val="0"/>
+                <w:sz w:val="22"/>
+              </w:rPr>
+              <w:t>Lớn</w:t>
+            </w:r>
+          </w:p>
+        </w:tc>
+        <w:tc>
+          <w:tcPr>
+            <w:tcW w:type="dxa" w:w="1814"/>
+          </w:tcPr>
+          <w:p>
+            <w:pPr>
+              <w:spacing w:lineRule="auto" w:line="240" w:before="20" w:after="20"/>
+              <w:jc w:val="left"/>
+            </w:pPr>
+            <w:r/>
+            <w:r>
+              <w:rPr>
+                <w:rFonts w:ascii="Times New Roman" w:hAnsi="Times New Roman" w:cs="Times New Roman" w:eastAsia="Times New Roman"/>
+                <w:b w:val="0"/>
+                <w:i w:val="0"/>
+                <w:sz w:val="22"/>
+              </w:rPr>
+              <w:t>Mục 4.3 đã liệt kê sẵn những gì đề tài KHÔNG làm. Mọi yêu cầu mới ghi vào mục "hướng phát triển", không đưa vào phạm vi nghiệm thu</w:t>
+            </w:r>
+          </w:p>
+        </w:tc>
+      </w:tr>
+      <w:tr>
+        <w:tc>
+          <w:tcPr>
+            <w:tcW w:type="dxa" w:w="1814"/>
+          </w:tcPr>
+          <w:p>
+            <w:pPr>
+              <w:spacing w:lineRule="auto" w:line="240" w:before="20" w:after="20"/>
+              <w:jc w:val="left"/>
+            </w:pPr>
+            <w:r/>
+            <w:r>
+              <w:rPr>
+                <w:rFonts w:ascii="Times New Roman" w:hAnsi="Times New Roman" w:cs="Times New Roman" w:eastAsia="Times New Roman"/>
+                <w:b w:val="0"/>
+                <w:i w:val="0"/>
+                <w:sz w:val="22"/>
+              </w:rPr>
+              <w:t>5</w:t>
+            </w:r>
+          </w:p>
+        </w:tc>
+        <w:tc>
+          <w:tcPr>
+            <w:tcW w:type="dxa" w:w="1814"/>
+          </w:tcPr>
+          <w:p>
+            <w:pPr>
+              <w:spacing w:lineRule="auto" w:line="240" w:before="20" w:after="20"/>
+              <w:jc w:val="left"/>
+            </w:pPr>
+            <w:r/>
+            <w:r>
+              <w:rPr>
+                <w:rFonts w:ascii="Times New Roman" w:hAnsi="Times New Roman" w:cs="Times New Roman" w:eastAsia="Times New Roman"/>
+                <w:b w:val="0"/>
+                <w:i w:val="0"/>
+                <w:sz w:val="22"/>
+              </w:rPr>
+              <w:t>Viết báo cáo dồn vào cuối, không kịp</w:t>
+            </w:r>
+          </w:p>
+        </w:tc>
+        <w:tc>
+          <w:tcPr>
+            <w:tcW w:type="dxa" w:w="1814"/>
+          </w:tcPr>
+          <w:p>
+            <w:pPr>
+              <w:spacing w:lineRule="auto" w:line="240" w:before="20" w:after="20"/>
+              <w:jc w:val="left"/>
+            </w:pPr>
+            <w:r/>
+            <w:r>
+              <w:rPr>
+                <w:rFonts w:ascii="Times New Roman" w:hAnsi="Times New Roman" w:cs="Times New Roman" w:eastAsia="Times New Roman"/>
+                <w:b/>
+                <w:i w:val="0"/>
+                <w:sz w:val="22"/>
+              </w:rPr>
+              <w:t>Cao</w:t>
+            </w:r>
+          </w:p>
+        </w:tc>
+        <w:tc>
+          <w:tcPr>
+            <w:tcW w:type="dxa" w:w="1814"/>
+          </w:tcPr>
+          <w:p>
+            <w:pPr>
+              <w:spacing w:lineRule="auto" w:line="240" w:before="20" w:after="20"/>
+              <w:jc w:val="left"/>
+            </w:pPr>
+            <w:r/>
+            <w:r>
+              <w:rPr>
+                <w:rFonts w:ascii="Times New Roman" w:hAnsi="Times New Roman" w:cs="Times New Roman" w:eastAsia="Times New Roman"/>
+                <w:b w:val="0"/>
+                <w:i w:val="0"/>
+                <w:sz w:val="22"/>
+              </w:rPr>
+              <w:t>Lớn</w:t>
+            </w:r>
+          </w:p>
+        </w:tc>
+        <w:tc>
+          <w:tcPr>
+            <w:tcW w:type="dxa" w:w="1814"/>
+          </w:tcPr>
+          <w:p>
+            <w:pPr>
+              <w:spacing w:lineRule="auto" w:line="240" w:before="20" w:after="20"/>
+              <w:jc w:val="left"/>
+            </w:pPr>
+            <w:r/>
+            <w:r>
+              <w:rPr>
+                <w:rFonts w:ascii="Times New Roman" w:hAnsi="Times New Roman" w:cs="Times New Roman" w:eastAsia="Times New Roman"/>
+                <w:b w:val="0"/>
+                <w:i w:val="0"/>
+                <w:sz w:val="22"/>
+              </w:rPr>
+              <w:t>Tuần 11 và 12 dành riêng cho viết báo cáo, và mốc nộp bản thảo hai chương đầu ở tuần 11 buộc phải viết sớm thay vì dồn</w:t>
+            </w:r>
+          </w:p>
+        </w:tc>
+      </w:tr>
+      <w:tr>
+        <w:tc>
+          <w:tcPr>
+            <w:tcW w:type="dxa" w:w="1814"/>
+          </w:tcPr>
+          <w:p>
+            <w:pPr>
+              <w:spacing w:lineRule="auto" w:line="240" w:before="20" w:after="20"/>
+              <w:jc w:val="left"/>
+            </w:pPr>
+            <w:r/>
+            <w:r>
+              <w:rPr>
+                <w:rFonts w:ascii="Times New Roman" w:hAnsi="Times New Roman" w:cs="Times New Roman" w:eastAsia="Times New Roman"/>
+                <w:b w:val="0"/>
+                <w:i w:val="0"/>
+                <w:sz w:val="22"/>
+              </w:rPr>
+              <w:t>6</w:t>
+            </w:r>
+          </w:p>
+        </w:tc>
+        <w:tc>
+          <w:tcPr>
+            <w:tcW w:type="dxa" w:w="1814"/>
+          </w:tcPr>
+          <w:p>
+            <w:pPr>
+              <w:spacing w:lineRule="auto" w:line="240" w:before="20" w:after="20"/>
+              <w:jc w:val="left"/>
+            </w:pPr>
+            <w:r/>
+            <w:r>
+              <w:rPr>
+                <w:rFonts w:ascii="Times New Roman" w:hAnsi="Times New Roman" w:cs="Times New Roman" w:eastAsia="Times New Roman"/>
+                <w:b w:val="0"/>
+                <w:i w:val="0"/>
+                <w:sz w:val="22"/>
+              </w:rPr>
+              <w:t>Quên nộp báo cáo tiến độ hoặc không commit đủ tuần</w:t>
+            </w:r>
+          </w:p>
+        </w:tc>
+        <w:tc>
+          <w:tcPr>
+            <w:tcW w:type="dxa" w:w="1814"/>
+          </w:tcPr>
+          <w:p>
+            <w:pPr>
+              <w:spacing w:lineRule="auto" w:line="240" w:before="20" w:after="20"/>
+              <w:jc w:val="left"/>
+            </w:pPr>
+            <w:r/>
+            <w:r>
+              <w:rPr>
+                <w:rFonts w:ascii="Times New Roman" w:hAnsi="Times New Roman" w:cs="Times New Roman" w:eastAsia="Times New Roman"/>
+                <w:b w:val="0"/>
+                <w:i w:val="0"/>
+                <w:sz w:val="22"/>
+              </w:rPr>
+              <w:t>Trung bình</w:t>
+            </w:r>
+          </w:p>
+        </w:tc>
+        <w:tc>
+          <w:tcPr>
+            <w:tcW w:type="dxa" w:w="1814"/>
+          </w:tcPr>
+          <w:p>
+            <w:pPr>
+              <w:spacing w:lineRule="auto" w:line="240" w:before="20" w:after="20"/>
+              <w:jc w:val="left"/>
+            </w:pPr>
+            <w:r/>
+            <w:r>
+              <w:rPr>
+                <w:rFonts w:ascii="Times New Roman" w:hAnsi="Times New Roman" w:cs="Times New Roman" w:eastAsia="Times New Roman"/>
+                <w:b w:val="0"/>
+                <w:i w:val="0"/>
+                <w:sz w:val="22"/>
+              </w:rPr>
+              <w:t>Lớn — là tiêu chí chấm điểm</w:t>
+            </w:r>
+          </w:p>
+        </w:tc>
+        <w:tc>
+          <w:tcPr>
+            <w:tcW w:type="dxa" w:w="1814"/>
+          </w:tcPr>
+          <w:p>
+            <w:pPr>
+              <w:spacing w:lineRule="auto" w:line="240" w:before="20" w:after="20"/>
+              <w:jc w:val="left"/>
+            </w:pPr>
+            <w:r/>
+            <w:r>
+              <w:rPr>
+                <w:rFonts w:ascii="Times New Roman" w:hAnsi="Times New Roman" w:cs="Times New Roman" w:eastAsia="Times New Roman"/>
+                <w:b w:val="0"/>
+                <w:i w:val="0"/>
+                <w:sz w:val="22"/>
+              </w:rPr>
+              <w:t>Coi việc commit và nộp báo cáo tiến độ là một hạng mục cố định cuối mỗi tuần, ngang với công việc kỹ thuật của tuần đó</w:t>
+            </w:r>
+          </w:p>
+        </w:tc>
+      </w:tr>
+    </w:tbl>
+    <w:p>
+      <w:pPr>
+        <w:spacing w:lineRule="auto" w:line="360" w:before="120" w:after="120"/>
+        <w:jc w:val="both"/>
+      </w:pPr>
+      <w:r>
+        <w:rPr>
+          <w:rFonts w:ascii="Times New Roman" w:hAnsi="Times New Roman" w:cs="Times New Roman" w:eastAsia="Times New Roman"/>
+          <w:b w:val="0"/>
+          <w:i w:val="0"/>
+          <w:sz w:val="26"/>
+        </w:rPr>
+        <w:t>Ba rủi ro số 1, 4 và 5 là ba rủi ro cần theo dõi sát nhất: rủi ro số 1 quyết định đề tài có đạt mục tiêu cốt lõi hay không, còn số 4 và 5 là hai nguyên nhân phổ biến nhất khiến một đồ án đủ năng lực vẫn không hoàn thành đúng hạn.</w:t>
+      </w:r>
+    </w:p>
+    <w:p>
+      <w:pPr>
+        <w:keepNext/>
+        <w:spacing w:lineRule="auto" w:line="360" w:before="240" w:after="120"/>
+        <w:jc w:val="left"/>
+      </w:pPr>
+      <w:r>
+        <w:rPr>
+          <w:rFonts w:ascii="Times New Roman" w:hAnsi="Times New Roman" w:cs="Times New Roman" w:eastAsia="Times New Roman"/>
+          <w:b/>
+          <w:i w:val="0"/>
           <w:sz w:val="27"/>
         </w:rPr>
         <w:t>10. TÀI LIỆU THAM KHẢO DỰ KIẾN</w:t>
@@ -6309,16 +9742,38 @@
       <w:r>
         <w:rPr>
           <w:rFonts w:ascii="Times New Roman" w:hAnsi="Times New Roman" w:cs="Times New Roman" w:eastAsia="Times New Roman"/>
+          <w:b w:val="0"/>
+          <w:i w:val="0"/>
+          <w:sz w:val="26"/>
+        </w:rPr>
+        <w:t xml:space="preserve">Đánh số theo định dạng IEEE thành </w:t>
+      </w:r>
+      <w:r>
+        <w:rPr>
+          <w:rFonts w:ascii="Times New Roman" w:hAnsi="Times New Roman" w:cs="Times New Roman" w:eastAsia="Times New Roman"/>
           <w:b/>
           <w:i w:val="0"/>
           <w:sz w:val="26"/>
         </w:rPr>
-        <w:t>Tiếng Anh</w:t>
+        <w:t>một dãy liên tục</w:t>
+      </w:r>
+      <w:r>
+        <w:rPr>
+          <w:rFonts w:ascii="Times New Roman" w:hAnsi="Times New Roman" w:cs="Times New Roman" w:eastAsia="Times New Roman"/>
+          <w:b w:val="0"/>
+          <w:i w:val="0"/>
+          <w:sz w:val="26"/>
+        </w:rPr>
+        <w:t>: [1]–[4] là công trình học thuật làm nền lý thuyết trả lời CH1 và CH2; [5]–[10] là tài liệu kỹ thuật chính thức của các công nghệ dùng trong đề tài; [11]–[14] là tiêu chuẩn và khuyến nghị; [15]–[16] là văn bản tiếng Việt của khoa. Danh mục này là dự kiến, bản đầy đủ hoàn thiện trong quyển báo cáo.</w:t>
       </w:r>
     </w:p>
     <w:p>
       <w:pPr>
         <w:pStyle w:val="ListNumber"/>
+        <w:numPr>
+          <w:ilvl w:val="0"/>
+          <w:numId w:val="13"/>
+        </w:numPr>
         <w:spacing w:lineRule="auto" w:line="360" w:before="60" w:after="60"/>
         <w:jc w:val="both"/>
       </w:pPr>
@@ -6329,7 +9784,177 @@
           <w:i w:val="0"/>
           <w:sz w:val="26"/>
         </w:rPr>
-        <w:t xml:space="preserve">Tài liệu chính thức của PostgreSQL — chương về </w:t>
+        <w:t xml:space="preserve">H. Berenson, P. Bernstein, J. Gray, J. Melton, E. O'Neil và P. O'Neil, </w:t>
+      </w:r>
+      <w:r>
+        <w:rPr>
+          <w:rFonts w:ascii="Times New Roman" w:hAnsi="Times New Roman" w:cs="Times New Roman" w:eastAsia="Times New Roman"/>
+          <w:b w:val="0"/>
+          <w:i/>
+          <w:sz w:val="26"/>
+        </w:rPr>
+        <w:t>"A Critique of ANSI SQL Isolation Levels"</w:t>
+      </w:r>
+      <w:r>
+        <w:rPr>
+          <w:rFonts w:ascii="Times New Roman" w:hAnsi="Times New Roman" w:cs="Times New Roman" w:eastAsia="Times New Roman"/>
+          <w:b w:val="0"/>
+          <w:i w:val="0"/>
+          <w:sz w:val="26"/>
+        </w:rPr>
+        <w:t>, ACM SIGMOD, 1995.</w:t>
+      </w:r>
+    </w:p>
+    <w:p>
+      <w:pPr>
+        <w:pStyle w:val="ListNumber"/>
+        <w:numPr>
+          <w:ilvl w:val="0"/>
+          <w:numId w:val="13"/>
+        </w:numPr>
+        <w:spacing w:lineRule="auto" w:line="360" w:before="60" w:after="60"/>
+        <w:jc w:val="both"/>
+      </w:pPr>
+      <w:r>
+        <w:rPr>
+          <w:rFonts w:ascii="Times New Roman" w:hAnsi="Times New Roman" w:cs="Times New Roman" w:eastAsia="Times New Roman"/>
+          <w:b w:val="0"/>
+          <w:i w:val="0"/>
+          <w:sz w:val="26"/>
+        </w:rPr>
+        <w:t xml:space="preserve">A. Fekete, D. Liarokapis, E. O'Neil, P. O'Neil và D. Shasha, </w:t>
+      </w:r>
+      <w:r>
+        <w:rPr>
+          <w:rFonts w:ascii="Times New Roman" w:hAnsi="Times New Roman" w:cs="Times New Roman" w:eastAsia="Times New Roman"/>
+          <w:b w:val="0"/>
+          <w:i/>
+          <w:sz w:val="26"/>
+        </w:rPr>
+        <w:t>"Making Snapshot Isolation Serializable"</w:t>
+      </w:r>
+      <w:r>
+        <w:rPr>
+          <w:rFonts w:ascii="Times New Roman" w:hAnsi="Times New Roman" w:cs="Times New Roman" w:eastAsia="Times New Roman"/>
+          <w:b w:val="0"/>
+          <w:i w:val="0"/>
+          <w:sz w:val="26"/>
+        </w:rPr>
+        <w:t>, ACM Transactions on Database Systems, 2005.</w:t>
+      </w:r>
+    </w:p>
+    <w:p>
+      <w:pPr>
+        <w:pStyle w:val="ListNumber"/>
+        <w:numPr>
+          <w:ilvl w:val="0"/>
+          <w:numId w:val="13"/>
+        </w:numPr>
+        <w:spacing w:lineRule="auto" w:line="360" w:before="60" w:after="60"/>
+        <w:jc w:val="both"/>
+      </w:pPr>
+      <w:r>
+        <w:rPr>
+          <w:rFonts w:ascii="Times New Roman" w:hAnsi="Times New Roman" w:cs="Times New Roman" w:eastAsia="Times New Roman"/>
+          <w:b w:val="0"/>
+          <w:i w:val="0"/>
+          <w:sz w:val="26"/>
+        </w:rPr>
+        <w:t xml:space="preserve">D. R. K. Ports và K. Grittner, </w:t>
+      </w:r>
+      <w:r>
+        <w:rPr>
+          <w:rFonts w:ascii="Times New Roman" w:hAnsi="Times New Roman" w:cs="Times New Roman" w:eastAsia="Times New Roman"/>
+          <w:b w:val="0"/>
+          <w:i/>
+          <w:sz w:val="26"/>
+        </w:rPr>
+        <w:t>"Serializable Snapshot Isolation in PostgreSQL"</w:t>
+      </w:r>
+      <w:r>
+        <w:rPr>
+          <w:rFonts w:ascii="Times New Roman" w:hAnsi="Times New Roman" w:cs="Times New Roman" w:eastAsia="Times New Roman"/>
+          <w:b w:val="0"/>
+          <w:i w:val="0"/>
+          <w:sz w:val="26"/>
+        </w:rPr>
+        <w:t>, Proceedings of the VLDB Endowment, 2012.</w:t>
+      </w:r>
+    </w:p>
+    <w:p>
+      <w:pPr>
+        <w:pStyle w:val="ListNumber"/>
+        <w:numPr>
+          <w:ilvl w:val="0"/>
+          <w:numId w:val="13"/>
+        </w:numPr>
+        <w:spacing w:lineRule="auto" w:line="360" w:before="60" w:after="60"/>
+        <w:jc w:val="both"/>
+      </w:pPr>
+      <w:r>
+        <w:rPr>
+          <w:rFonts w:ascii="Times New Roman" w:hAnsi="Times New Roman" w:cs="Times New Roman" w:eastAsia="Times New Roman"/>
+          <w:b w:val="0"/>
+          <w:i w:val="0"/>
+          <w:sz w:val="26"/>
+        </w:rPr>
+        <w:t xml:space="preserve">P. A. Bernstein và E. Newcomer, </w:t>
+      </w:r>
+      <w:r>
+        <w:rPr>
+          <w:rFonts w:ascii="Times New Roman" w:hAnsi="Times New Roman" w:cs="Times New Roman" w:eastAsia="Times New Roman"/>
+          <w:b w:val="0"/>
+          <w:i/>
+          <w:sz w:val="26"/>
+        </w:rPr>
+        <w:t>Principles of Transaction Processing</w:t>
+      </w:r>
+      <w:r>
+        <w:rPr>
+          <w:rFonts w:ascii="Times New Roman" w:hAnsi="Times New Roman" w:cs="Times New Roman" w:eastAsia="Times New Roman"/>
+          <w:b w:val="0"/>
+          <w:i w:val="0"/>
+          <w:sz w:val="26"/>
+        </w:rPr>
+        <w:t>, tái bản lần 2, Morgan Kaufmann, 2009.</w:t>
+      </w:r>
+    </w:p>
+    <w:p>
+      <w:pPr>
+        <w:pStyle w:val="ListNumber"/>
+        <w:numPr>
+          <w:ilvl w:val="0"/>
+          <w:numId w:val="13"/>
+        </w:numPr>
+        <w:spacing w:lineRule="auto" w:line="360" w:before="60" w:after="60"/>
+        <w:jc w:val="both"/>
+      </w:pPr>
+      <w:r>
+        <w:rPr>
+          <w:rFonts w:ascii="Times New Roman" w:hAnsi="Times New Roman" w:cs="Times New Roman" w:eastAsia="Times New Roman"/>
+          <w:b w:val="0"/>
+          <w:i w:val="0"/>
+          <w:sz w:val="26"/>
+        </w:rPr>
+        <w:t xml:space="preserve">Tài liệu chính thức của </w:t>
+      </w:r>
+      <w:r>
+        <w:rPr>
+          <w:rFonts w:ascii="Times New Roman" w:hAnsi="Times New Roman" w:cs="Times New Roman" w:eastAsia="Times New Roman"/>
+          <w:b/>
+          <w:i w:val="0"/>
+          <w:sz w:val="26"/>
+        </w:rPr>
+        <w:t>PostgreSQL</w:t>
+      </w:r>
+      <w:r>
+        <w:rPr>
+          <w:rFonts w:ascii="Times New Roman" w:hAnsi="Times New Roman" w:cs="Times New Roman" w:eastAsia="Times New Roman"/>
+          <w:b w:val="0"/>
+          <w:i w:val="0"/>
+          <w:sz w:val="26"/>
+        </w:rPr>
+        <w:t xml:space="preserve"> — chương </w:t>
       </w:r>
       <w:r>
         <w:rPr>
@@ -6353,6 +9978,10 @@
     <w:p>
       <w:pPr>
         <w:pStyle w:val="ListNumber"/>
+        <w:numPr>
+          <w:ilvl w:val="0"/>
+          <w:numId w:val="13"/>
+        </w:numPr>
         <w:spacing w:lineRule="auto" w:line="360" w:before="60" w:after="60"/>
         <w:jc w:val="both"/>
       </w:pPr>
@@ -6363,7 +9992,25 @@
           <w:i w:val="0"/>
           <w:sz w:val="26"/>
         </w:rPr>
-        <w:t xml:space="preserve">Tài liệu chính thức của PostgreSQL — chương về </w:t>
+        <w:t xml:space="preserve">Tài liệu chính thức của </w:t>
+      </w:r>
+      <w:r>
+        <w:rPr>
+          <w:rFonts w:ascii="Times New Roman" w:hAnsi="Times New Roman" w:cs="Times New Roman" w:eastAsia="Times New Roman"/>
+          <w:b/>
+          <w:i w:val="0"/>
+          <w:sz w:val="26"/>
+        </w:rPr>
+        <w:t>PostgreSQL</w:t>
+      </w:r>
+      <w:r>
+        <w:rPr>
+          <w:rFonts w:ascii="Times New Roman" w:hAnsi="Times New Roman" w:cs="Times New Roman" w:eastAsia="Times New Roman"/>
+          <w:b w:val="0"/>
+          <w:i w:val="0"/>
+          <w:sz w:val="26"/>
+        </w:rPr>
+        <w:t xml:space="preserve"> — chương </w:t>
       </w:r>
       <w:r>
         <w:rPr>
@@ -6405,6 +10052,10 @@
     <w:p>
       <w:pPr>
         <w:pStyle w:val="ListNumber"/>
+        <w:numPr>
+          <w:ilvl w:val="0"/>
+          <w:numId w:val="13"/>
+        </w:numPr>
         <w:spacing w:lineRule="auto" w:line="360" w:before="60" w:after="60"/>
         <w:jc w:val="both"/>
       </w:pPr>
@@ -6415,7 +10066,25 @@
           <w:i w:val="0"/>
           <w:sz w:val="26"/>
         </w:rPr>
-        <w:t xml:space="preserve">Tài liệu chính thức của PostgreSQL — chương về </w:t>
+        <w:t xml:space="preserve">Tài liệu chính thức của </w:t>
+      </w:r>
+      <w:r>
+        <w:rPr>
+          <w:rFonts w:ascii="Times New Roman" w:hAnsi="Times New Roman" w:cs="Times New Roman" w:eastAsia="Times New Roman"/>
+          <w:b/>
+          <w:i w:val="0"/>
+          <w:sz w:val="26"/>
+        </w:rPr>
+        <w:t>PostgreSQL</w:t>
+      </w:r>
+      <w:r>
+        <w:rPr>
+          <w:rFonts w:ascii="Times New Roman" w:hAnsi="Times New Roman" w:cs="Times New Roman" w:eastAsia="Times New Roman"/>
+          <w:b w:val="0"/>
+          <w:i w:val="0"/>
+          <w:sz w:val="26"/>
+        </w:rPr>
+        <w:t xml:space="preserve"> — chương </w:t>
       </w:r>
       <w:r>
         <w:rPr>
@@ -6439,6 +10108,10 @@
     <w:p>
       <w:pPr>
         <w:pStyle w:val="ListNumber"/>
+        <w:numPr>
+          <w:ilvl w:val="0"/>
+          <w:numId w:val="13"/>
+        </w:numPr>
         <w:spacing w:lineRule="auto" w:line="360" w:before="60" w:after="60"/>
         <w:jc w:val="both"/>
       </w:pPr>
@@ -6473,6 +10146,10 @@
     <w:p>
       <w:pPr>
         <w:pStyle w:val="ListNumber"/>
+        <w:numPr>
+          <w:ilvl w:val="0"/>
+          <w:numId w:val="13"/>
+        </w:numPr>
         <w:spacing w:lineRule="auto" w:line="360" w:before="60" w:after="60"/>
         <w:jc w:val="both"/>
       </w:pPr>
@@ -6507,106 +10184,10 @@
     <w:p>
       <w:pPr>
         <w:pStyle w:val="ListNumber"/>
-        <w:spacing w:lineRule="auto" w:line="360" w:before="60" w:after="60"/>
-        <w:jc w:val="both"/>
-      </w:pPr>
-      <w:r>
-        <w:rPr>
-          <w:rFonts w:ascii="Times New Roman" w:hAnsi="Times New Roman" w:cs="Times New Roman" w:eastAsia="Times New Roman"/>
-          <w:b/>
-          <w:i w:val="0"/>
-          <w:sz w:val="26"/>
-        </w:rPr>
-        <w:t>RFC 7807</w:t>
-      </w:r>
-      <w:r>
-        <w:rPr>
-          <w:rFonts w:ascii="Times New Roman" w:hAnsi="Times New Roman" w:cs="Times New Roman" w:eastAsia="Times New Roman"/>
-          <w:b w:val="0"/>
-          <w:i w:val="0"/>
-          <w:sz w:val="26"/>
-        </w:rPr>
-        <w:t xml:space="preserve"> — Problem Details for HTTP APIs.</w:t>
-      </w:r>
-    </w:p>
-    <w:p>
-      <w:pPr>
-        <w:pStyle w:val="ListNumber"/>
-        <w:spacing w:lineRule="auto" w:line="360" w:before="60" w:after="60"/>
-        <w:jc w:val="both"/>
-      </w:pPr>
-      <w:r>
-        <w:rPr>
-          <w:rFonts w:ascii="Times New Roman" w:hAnsi="Times New Roman" w:cs="Times New Roman" w:eastAsia="Times New Roman"/>
-          <w:b/>
-          <w:i w:val="0"/>
-          <w:sz w:val="26"/>
-        </w:rPr>
-        <w:t>RFC 7519</w:t>
-      </w:r>
-      <w:r>
-        <w:rPr>
-          <w:rFonts w:ascii="Times New Roman" w:hAnsi="Times New Roman" w:cs="Times New Roman" w:eastAsia="Times New Roman"/>
-          <w:b w:val="0"/>
-          <w:i w:val="0"/>
-          <w:sz w:val="26"/>
-        </w:rPr>
-        <w:t xml:space="preserve"> — JSON Web Token.</w:t>
-      </w:r>
-    </w:p>
-    <w:p>
-      <w:pPr>
-        <w:pStyle w:val="ListNumber"/>
-        <w:spacing w:lineRule="auto" w:line="360" w:before="60" w:after="60"/>
-        <w:jc w:val="both"/>
-      </w:pPr>
-      <w:r>
-        <w:rPr>
-          <w:rFonts w:ascii="Times New Roman" w:hAnsi="Times New Roman" w:cs="Times New Roman" w:eastAsia="Times New Roman"/>
-          <w:b/>
-          <w:i w:val="0"/>
-          <w:sz w:val="26"/>
-        </w:rPr>
-        <w:t>WCAG 2.1</w:t>
-      </w:r>
-      <w:r>
-        <w:rPr>
-          <w:rFonts w:ascii="Times New Roman" w:hAnsi="Times New Roman" w:cs="Times New Roman" w:eastAsia="Times New Roman"/>
-          <w:b w:val="0"/>
-          <w:i w:val="0"/>
-          <w:sz w:val="26"/>
-        </w:rPr>
-        <w:t xml:space="preserve"> — Web Content Accessibility Guidelines, W3C.</w:t>
-      </w:r>
-    </w:p>
-    <w:p>
-      <w:pPr>
-        <w:pStyle w:val="ListNumber"/>
-        <w:spacing w:lineRule="auto" w:line="360" w:before="60" w:after="60"/>
-        <w:jc w:val="both"/>
-      </w:pPr>
-      <w:r>
-        <w:rPr>
-          <w:rFonts w:ascii="Times New Roman" w:hAnsi="Times New Roman" w:cs="Times New Roman" w:eastAsia="Times New Roman"/>
-          <w:b/>
-          <w:i w:val="0"/>
-          <w:sz w:val="26"/>
-        </w:rPr>
-        <w:t>OWASP Top Ten</w:t>
-      </w:r>
-      <w:r>
-        <w:rPr>
-          <w:rFonts w:ascii="Times New Roman" w:hAnsi="Times New Roman" w:cs="Times New Roman" w:eastAsia="Times New Roman"/>
-          <w:b w:val="0"/>
-          <w:i w:val="0"/>
-          <w:sz w:val="26"/>
-        </w:rPr>
-        <w:t xml:space="preserve"> — rủi ro bảo mật ứng dụng web.</w:t>
-      </w:r>
-    </w:p>
-    <w:p>
-      <w:pPr>
-        <w:pStyle w:val="ListNumber"/>
+        <w:numPr>
+          <w:ilvl w:val="0"/>
+          <w:numId w:val="13"/>
+        </w:numPr>
         <w:spacing w:lineRule="auto" w:line="360" w:before="60" w:after="60"/>
         <w:jc w:val="both"/>
       </w:pPr>
@@ -6658,7 +10239,12 @@
     </w:p>
     <w:p>
       <w:pPr>
-        <w:spacing w:lineRule="auto" w:line="360" w:before="120" w:after="120"/>
+        <w:pStyle w:val="ListNumber"/>
+        <w:numPr>
+          <w:ilvl w:val="0"/>
+          <w:numId w:val="13"/>
+        </w:numPr>
+        <w:spacing w:lineRule="auto" w:line="360" w:before="60" w:after="60"/>
         <w:jc w:val="both"/>
       </w:pPr>
       <w:r>
@@ -6668,12 +10254,112 @@
           <w:i w:val="0"/>
           <w:sz w:val="26"/>
         </w:rPr>
-        <w:t>Tiếng Việt</w:t>
+        <w:t>RFC 7807</w:t>
+      </w:r>
+      <w:r>
+        <w:rPr>
+          <w:rFonts w:ascii="Times New Roman" w:hAnsi="Times New Roman" w:cs="Times New Roman" w:eastAsia="Times New Roman"/>
+          <w:b w:val="0"/>
+          <w:i w:val="0"/>
+          <w:sz w:val="26"/>
+        </w:rPr>
+        <w:t xml:space="preserve"> — Problem Details for HTTP APIs, IETF.</w:t>
       </w:r>
     </w:p>
     <w:p>
       <w:pPr>
         <w:pStyle w:val="ListNumber"/>
+        <w:numPr>
+          <w:ilvl w:val="0"/>
+          <w:numId w:val="13"/>
+        </w:numPr>
+        <w:spacing w:lineRule="auto" w:line="360" w:before="60" w:after="60"/>
+        <w:jc w:val="both"/>
+      </w:pPr>
+      <w:r>
+        <w:rPr>
+          <w:rFonts w:ascii="Times New Roman" w:hAnsi="Times New Roman" w:cs="Times New Roman" w:eastAsia="Times New Roman"/>
+          <w:b/>
+          <w:i w:val="0"/>
+          <w:sz w:val="26"/>
+        </w:rPr>
+        <w:t>RFC 7519</w:t>
+      </w:r>
+      <w:r>
+        <w:rPr>
+          <w:rFonts w:ascii="Times New Roman" w:hAnsi="Times New Roman" w:cs="Times New Roman" w:eastAsia="Times New Roman"/>
+          <w:b w:val="0"/>
+          <w:i w:val="0"/>
+          <w:sz w:val="26"/>
+        </w:rPr>
+        <w:t xml:space="preserve"> — JSON Web Token, IETF.</w:t>
+      </w:r>
+    </w:p>
+    <w:p>
+      <w:pPr>
+        <w:pStyle w:val="ListNumber"/>
+        <w:numPr>
+          <w:ilvl w:val="0"/>
+          <w:numId w:val="13"/>
+        </w:numPr>
+        <w:spacing w:lineRule="auto" w:line="360" w:before="60" w:after="60"/>
+        <w:jc w:val="both"/>
+      </w:pPr>
+      <w:r>
+        <w:rPr>
+          <w:rFonts w:ascii="Times New Roman" w:hAnsi="Times New Roman" w:cs="Times New Roman" w:eastAsia="Times New Roman"/>
+          <w:b/>
+          <w:i w:val="0"/>
+          <w:sz w:val="26"/>
+        </w:rPr>
+        <w:t>WCAG 2.1</w:t>
+      </w:r>
+      <w:r>
+        <w:rPr>
+          <w:rFonts w:ascii="Times New Roman" w:hAnsi="Times New Roman" w:cs="Times New Roman" w:eastAsia="Times New Roman"/>
+          <w:b w:val="0"/>
+          <w:i w:val="0"/>
+          <w:sz w:val="26"/>
+        </w:rPr>
+        <w:t xml:space="preserve"> — Web Content Accessibility Guidelines, W3C.</w:t>
+      </w:r>
+    </w:p>
+    <w:p>
+      <w:pPr>
+        <w:pStyle w:val="ListNumber"/>
+        <w:numPr>
+          <w:ilvl w:val="0"/>
+          <w:numId w:val="13"/>
+        </w:numPr>
+        <w:spacing w:lineRule="auto" w:line="360" w:before="60" w:after="60"/>
+        <w:jc w:val="both"/>
+      </w:pPr>
+      <w:r>
+        <w:rPr>
+          <w:rFonts w:ascii="Times New Roman" w:hAnsi="Times New Roman" w:cs="Times New Roman" w:eastAsia="Times New Roman"/>
+          <w:b/>
+          <w:i w:val="0"/>
+          <w:sz w:val="26"/>
+        </w:rPr>
+        <w:t>OWASP Top Ten</w:t>
+      </w:r>
+      <w:r>
+        <w:rPr>
+          <w:rFonts w:ascii="Times New Roman" w:hAnsi="Times New Roman" w:cs="Times New Roman" w:eastAsia="Times New Roman"/>
+          <w:b w:val="0"/>
+          <w:i w:val="0"/>
+          <w:sz w:val="26"/>
+        </w:rPr>
+        <w:t xml:space="preserve"> — rủi ro bảo mật ứng dụng web, OWASP Foundation.</w:t>
+      </w:r>
+    </w:p>
+    <w:p>
+      <w:pPr>
+        <w:pStyle w:val="ListNumber"/>
+        <w:numPr>
+          <w:ilvl w:val="0"/>
+          <w:numId w:val="13"/>
+        </w:numPr>
         <w:spacing w:lineRule="auto" w:line="360" w:before="60" w:after="60"/>
         <w:jc w:val="both"/>
       </w:pPr>
@@ -6708,6 +10394,10 @@
     <w:p>
       <w:pPr>
         <w:pStyle w:val="ListNumber"/>
+        <w:numPr>
+          <w:ilvl w:val="0"/>
+          <w:numId w:val="13"/>
+        </w:numPr>
         <w:spacing w:lineRule="auto" w:line="360" w:before="60" w:after="60"/>
         <w:jc w:val="both"/>
       </w:pPr>
@@ -6748,11 +10438,38 @@
       <w:r>
         <w:rPr>
           <w:rFonts w:ascii="Times New Roman" w:hAnsi="Times New Roman" w:cs="Times New Roman" w:eastAsia="Times New Roman"/>
+          <w:b/>
+          <w:i w:val="0"/>
+          <w:sz w:val="26"/>
+        </w:rPr>
+        <w:t>Cần bổ sung trước khi nộp:</w:t>
+      </w:r>
+      <w:r>
+        <w:rPr>
+          <w:rFonts w:ascii="Times New Roman" w:hAnsi="Times New Roman" w:cs="Times New Roman" w:eastAsia="Times New Roman"/>
           <w:b w:val="0"/>
           <w:i w:val="0"/>
           <w:sz w:val="26"/>
         </w:rPr>
-        <w:t>Danh mục đầy đủ theo định dạng IEEE, xếp theo thứ tự từ điển và tách riêng tiếng Việt với tiếng Anh, sẽ hoàn thiện trong quyển báo cáo.</w:t>
+        <w:t xml:space="preserve"> mỗi tài liệu kỹ thuật ở mục [5]–[14] phải ghi kèm </w:t>
+      </w:r>
+      <w:r>
+        <w:rPr>
+          <w:rFonts w:ascii="Times New Roman" w:hAnsi="Times New Roman" w:cs="Times New Roman" w:eastAsia="Times New Roman"/>
+          <w:b/>
+          <w:i w:val="0"/>
+          <w:sz w:val="26"/>
+        </w:rPr>
+        <w:t>số phiên bản và ngày truy cập</w:t>
+      </w:r>
+      <w:r>
+        <w:rPr>
+          <w:rFonts w:ascii="Times New Roman" w:hAnsi="Times New Roman" w:cs="Times New Roman" w:eastAsia="Times New Roman"/>
+          <w:b w:val="0"/>
+          <w:i w:val="0"/>
+          <w:sz w:val="26"/>
+        </w:rPr>
+        <w:t>; mức hoa hồng nêu ở mục 2.3.1 phải dẫn đúng trang biểu phí dành cho đối tác của từng sàn kèm ngày truy cập. Số liệu không có nguồn là chỗ dễ bị hỏi nhất khi bảo vệ.</w:t>
       </w:r>
     </w:p>
     <w:p>
@@ -7294,6 +11011,35 @@
       </w:rPr>
     </w:lvl>
   </w:abstractNum>
+  <w:abstractNum w:abstractNumId="9">
+    <w:lvl w:ilvl="0">
+      <w:start w:val="1"/>
+      <w:numFmt w:val="decimal"/>
+      <w:lvlText w:val="%1."/>
+      <w:lvlJc w:val="left"/>
+      <w:pPr>
+        <w:ind w:left="360" w:hanging="360"/>
+      </w:pPr>
+    </w:lvl>
+    <w:lvl w:ilvl="1">
+      <w:start w:val="1"/>
+      <w:numFmt w:val="decimal"/>
+      <w:lvlText w:val="%2."/>
+      <w:lvlJc w:val="left"/>
+      <w:pPr>
+        <w:ind w:left="720" w:hanging="360"/>
+      </w:pPr>
+    </w:lvl>
+    <w:lvl w:ilvl="2">
+      <w:start w:val="1"/>
+      <w:numFmt w:val="decimal"/>
+      <w:lvlText w:val="%3."/>
+      <w:lvlJc w:val="left"/>
+      <w:pPr>
+        <w:ind w:left="1080" w:hanging="360"/>
+      </w:pPr>
+    </w:lvl>
+  </w:abstractNum>
   <w:num w:numId="1">
     <w:abstractNumId w:val="8"/>
   </w:num>
@@ -7320,6 +11066,54 @@
   </w:num>
   <w:num w:numId="9">
     <w:abstractNumId w:val="0"/>
+  </w:num>
+  <w:num w:numId="10">
+    <w:abstractNumId w:val="9"/>
+    <w:lvlOverride w:ilvl="0">
+      <w:startOverride w:val="1"/>
+    </w:lvlOverride>
+    <w:lvlOverride w:ilvl="1">
+      <w:startOverride w:val="1"/>
+    </w:lvlOverride>
+    <w:lvlOverride w:ilvl="2">
+      <w:startOverride w:val="1"/>
+    </w:lvlOverride>
+  </w:num>
+  <w:num w:numId="11">
+    <w:abstractNumId w:val="9"/>
+    <w:lvlOverride w:ilvl="0">
+      <w:startOverride w:val="1"/>
+    </w:lvlOverride>
+    <w:lvlOverride w:ilvl="1">
+      <w:startOverride w:val="1"/>
+    </w:lvlOverride>
+    <w:lvlOverride w:ilvl="2">
+      <w:startOverride w:val="1"/>
+    </w:lvlOverride>
+  </w:num>
+  <w:num w:numId="12">
+    <w:abstractNumId w:val="9"/>
+    <w:lvlOverride w:ilvl="0">
+      <w:startOverride w:val="1"/>
+    </w:lvlOverride>
+    <w:lvlOverride w:ilvl="1">
+      <w:startOverride w:val="1"/>
+    </w:lvlOverride>
+    <w:lvlOverride w:ilvl="2">
+      <w:startOverride w:val="1"/>
+    </w:lvlOverride>
+  </w:num>
+  <w:num w:numId="13">
+    <w:abstractNumId w:val="9"/>
+    <w:lvlOverride w:ilvl="0">
+      <w:startOverride w:val="1"/>
+    </w:lvlOverride>
+    <w:lvlOverride w:ilvl="1">
+      <w:startOverride w:val="1"/>
+    </w:lvlOverride>
+    <w:lvlOverride w:ilvl="2">
+      <w:startOverride w:val="1"/>
+    </w:lvlOverride>
   </w:num>
 </w:numbering>
 </file>

--- a/thesis/doc/de-cuong-do-an.docx
+++ b/thesis/doc/de-cuong-do-an.docx
@@ -4,342 +4,1038 @@
   <w:body>
     <w:p>
       <w:pPr>
-        <w:spacing w:lineRule="auto" w:line="360" w:before="0" w:after="240"/>
+        <w:spacing w:lineRule="auto" w:line="288" w:before="480" w:after="40"/>
         <w:jc w:val="center"/>
       </w:pPr>
       <w:r>
         <w:rPr>
           <w:rFonts w:ascii="Times New Roman" w:hAnsi="Times New Roman" w:cs="Times New Roman" w:eastAsia="Times New Roman"/>
-          <w:b/>
+          <w:b w:val="0"/>
           <w:i w:val="0"/>
           <w:sz w:val="28"/>
         </w:rPr>
-        <w:t>ĐỀ CƯƠNG ĐỒ ÁN THỰC TẬP CHUYÊN NGÀNH</w:t>
+        <w:t>TRƯỜNG ĐẠI HỌC TRÀ VINH</w:t>
       </w:r>
     </w:p>
     <w:p>
       <w:pPr>
-        <w:spacing w:lineRule="auto" w:line="360" w:before="120" w:after="120"/>
-        <w:jc w:val="both"/>
+        <w:spacing w:lineRule="auto" w:line="288" w:before="0" w:after="360"/>
+        <w:jc w:val="center"/>
       </w:pPr>
       <w:r>
         <w:rPr>
           <w:rFonts w:ascii="Times New Roman" w:hAnsi="Times New Roman" w:cs="Times New Roman" w:eastAsia="Times New Roman"/>
           <w:b/>
           <w:i w:val="0"/>
-          <w:sz w:val="26"/>
-        </w:rPr>
-        <w:t>Trường Đại học Trà Vinh — Khoa Kỹ thuật và Công nghệ</w:t>
+          <w:sz w:val="28"/>
+        </w:rPr>
+        <w:t>KHOA KỸ THUẬT VÀ CÔNG NGHỆ</w:t>
       </w:r>
     </w:p>
-    <w:tbl>
-      <w:tblPr>
-        <w:tblStyle w:val="TableGrid"/>
-        <w:tblW w:type="auto" w:w="0"/>
+    <w:p>
+      <w:pPr>
+        <w:spacing w:lineRule="auto" w:line="360" w:before="120" w:after="360"/>
         <w:jc w:val="center"/>
-        <w:tblLayout w:type="autofit"/>
-        <w:tblLook w:firstColumn="1" w:firstRow="1" w:lastColumn="0" w:lastRow="0" w:noHBand="0" w:noVBand="1" w:val="04A0"/>
-      </w:tblPr>
-      <w:tblGrid>
-        <w:gridCol w:w="4535"/>
-        <w:gridCol w:w="4535"/>
-      </w:tblGrid>
-      <w:tr>
-        <w:trPr>
-          <w:tblHeader w:val="true"/>
-        </w:trPr>
-        <w:tc>
-          <w:tcPr>
-            <w:tcW w:type="dxa" w:w="4535"/>
-            <w:shd w:val="clear" w:fill="EFEDE7"/>
-          </w:tcPr>
-          <w:p>
-            <w:pPr>
-              <w:spacing w:lineRule="auto" w:line="240" w:before="20" w:after="20"/>
-              <w:jc w:val="left"/>
-            </w:pPr>
-            <w:r/>
-          </w:p>
-        </w:tc>
-        <w:tc>
-          <w:tcPr>
-            <w:tcW w:type="dxa" w:w="4535"/>
-            <w:shd w:val="clear" w:fill="EFEDE7"/>
-          </w:tcPr>
-          <w:p>
-            <w:pPr>
-              <w:spacing w:lineRule="auto" w:line="240" w:before="20" w:after="20"/>
-              <w:jc w:val="left"/>
-            </w:pPr>
-            <w:r/>
-          </w:p>
-        </w:tc>
-      </w:tr>
-      <w:tr>
-        <w:tc>
-          <w:tcPr>
-            <w:tcW w:type="dxa" w:w="4535"/>
-          </w:tcPr>
-          <w:p>
-            <w:pPr>
-              <w:spacing w:lineRule="auto" w:line="240" w:before="20" w:after="20"/>
-              <w:jc w:val="left"/>
-            </w:pPr>
-            <w:r/>
-            <w:r>
-              <w:rPr>
-                <w:rFonts w:ascii="Times New Roman" w:hAnsi="Times New Roman" w:cs="Times New Roman" w:eastAsia="Times New Roman"/>
-                <w:b/>
-                <w:i w:val="0"/>
-                <w:sz w:val="22"/>
-              </w:rPr>
-              <w:t>Họ và tên sinh viên</w:t>
-            </w:r>
-          </w:p>
-        </w:tc>
-        <w:tc>
-          <w:tcPr>
-            <w:tcW w:type="dxa" w:w="4535"/>
-          </w:tcPr>
-          <w:p>
-            <w:pPr>
-              <w:spacing w:lineRule="auto" w:line="240" w:before="20" w:after="20"/>
-              <w:jc w:val="left"/>
-            </w:pPr>
-            <w:r/>
-            <w:r>
-              <w:rPr>
-                <w:rFonts w:ascii="Times New Roman" w:hAnsi="Times New Roman" w:cs="Times New Roman" w:eastAsia="Times New Roman"/>
-                <w:b w:val="0"/>
-                <w:i w:val="0"/>
-                <w:sz w:val="22"/>
-              </w:rPr>
-              <w:t>. . . . . . . . . . . . . . . . . . . . . . . . . . .</w:t>
-            </w:r>
-          </w:p>
-        </w:tc>
-      </w:tr>
-      <w:tr>
-        <w:tc>
-          <w:tcPr>
-            <w:tcW w:type="dxa" w:w="4535"/>
-          </w:tcPr>
-          <w:p>
-            <w:pPr>
-              <w:spacing w:lineRule="auto" w:line="240" w:before="20" w:after="20"/>
-              <w:jc w:val="left"/>
-            </w:pPr>
-            <w:r/>
-            <w:r>
-              <w:rPr>
-                <w:rFonts w:ascii="Times New Roman" w:hAnsi="Times New Roman" w:cs="Times New Roman" w:eastAsia="Times New Roman"/>
-                <w:b/>
-                <w:i w:val="0"/>
-                <w:sz w:val="22"/>
-              </w:rPr>
-              <w:t>Mã số sinh viên</w:t>
-            </w:r>
-          </w:p>
-        </w:tc>
-        <w:tc>
-          <w:tcPr>
-            <w:tcW w:type="dxa" w:w="4535"/>
-          </w:tcPr>
-          <w:p>
-            <w:pPr>
-              <w:spacing w:lineRule="auto" w:line="240" w:before="20" w:after="20"/>
-              <w:jc w:val="left"/>
-            </w:pPr>
-            <w:r/>
-            <w:r>
-              <w:rPr>
-                <w:rFonts w:ascii="Times New Roman" w:hAnsi="Times New Roman" w:cs="Times New Roman" w:eastAsia="Times New Roman"/>
-                <w:b w:val="0"/>
-                <w:i w:val="0"/>
-                <w:sz w:val="22"/>
-              </w:rPr>
-              <w:t>. . . . . . . . . . . . . . .</w:t>
-            </w:r>
-          </w:p>
-        </w:tc>
-      </w:tr>
-      <w:tr>
-        <w:tc>
-          <w:tcPr>
-            <w:tcW w:type="dxa" w:w="4535"/>
-          </w:tcPr>
-          <w:p>
-            <w:pPr>
-              <w:spacing w:lineRule="auto" w:line="240" w:before="20" w:after="20"/>
-              <w:jc w:val="left"/>
-            </w:pPr>
-            <w:r/>
-            <w:r>
-              <w:rPr>
-                <w:rFonts w:ascii="Times New Roman" w:hAnsi="Times New Roman" w:cs="Times New Roman" w:eastAsia="Times New Roman"/>
-                <w:b/>
-                <w:i w:val="0"/>
-                <w:sz w:val="22"/>
-              </w:rPr>
-              <w:t>Lớp</w:t>
-            </w:r>
-          </w:p>
-        </w:tc>
-        <w:tc>
-          <w:tcPr>
-            <w:tcW w:type="dxa" w:w="4535"/>
-          </w:tcPr>
-          <w:p>
-            <w:pPr>
-              <w:spacing w:lineRule="auto" w:line="240" w:before="20" w:after="20"/>
-              <w:jc w:val="left"/>
-            </w:pPr>
-            <w:r/>
-            <w:r>
-              <w:rPr>
-                <w:rFonts w:ascii="Times New Roman" w:hAnsi="Times New Roman" w:cs="Times New Roman" w:eastAsia="Times New Roman"/>
-                <w:b w:val="0"/>
-                <w:i w:val="0"/>
-                <w:sz w:val="22"/>
-              </w:rPr>
-              <w:t>. . . . . . . . . . . . . . .</w:t>
-            </w:r>
-          </w:p>
-        </w:tc>
-      </w:tr>
-      <w:tr>
-        <w:tc>
-          <w:tcPr>
-            <w:tcW w:type="dxa" w:w="4535"/>
-          </w:tcPr>
-          <w:p>
-            <w:pPr>
-              <w:spacing w:lineRule="auto" w:line="240" w:before="20" w:after="20"/>
-              <w:jc w:val="left"/>
-            </w:pPr>
-            <w:r/>
-            <w:r>
-              <w:rPr>
-                <w:rFonts w:ascii="Times New Roman" w:hAnsi="Times New Roman" w:cs="Times New Roman" w:eastAsia="Times New Roman"/>
-                <w:b/>
-                <w:i w:val="0"/>
-                <w:sz w:val="22"/>
-              </w:rPr>
-              <w:t>Ngành</w:t>
-            </w:r>
-          </w:p>
-        </w:tc>
-        <w:tc>
-          <w:tcPr>
-            <w:tcW w:type="dxa" w:w="4535"/>
-          </w:tcPr>
-          <w:p>
-            <w:pPr>
-              <w:spacing w:lineRule="auto" w:line="240" w:before="20" w:after="20"/>
-              <w:jc w:val="left"/>
-            </w:pPr>
-            <w:r/>
-            <w:r>
-              <w:rPr>
-                <w:rFonts w:ascii="Times New Roman" w:hAnsi="Times New Roman" w:cs="Times New Roman" w:eastAsia="Times New Roman"/>
-                <w:b w:val="0"/>
-                <w:i w:val="0"/>
-                <w:sz w:val="22"/>
-              </w:rPr>
-              <w:t>Công nghệ thông tin</w:t>
-            </w:r>
-          </w:p>
-        </w:tc>
-      </w:tr>
-      <w:tr>
-        <w:tc>
-          <w:tcPr>
-            <w:tcW w:type="dxa" w:w="4535"/>
-          </w:tcPr>
-          <w:p>
-            <w:pPr>
-              <w:spacing w:lineRule="auto" w:line="240" w:before="20" w:after="20"/>
-              <w:jc w:val="left"/>
-            </w:pPr>
-            <w:r/>
-            <w:r>
-              <w:rPr>
-                <w:rFonts w:ascii="Times New Roman" w:hAnsi="Times New Roman" w:cs="Times New Roman" w:eastAsia="Times New Roman"/>
-                <w:b/>
-                <w:i w:val="0"/>
-                <w:sz w:val="22"/>
-              </w:rPr>
-              <w:t>Giảng viên hướng dẫn</w:t>
-            </w:r>
-          </w:p>
-        </w:tc>
-        <w:tc>
-          <w:tcPr>
-            <w:tcW w:type="dxa" w:w="4535"/>
-          </w:tcPr>
-          <w:p>
-            <w:pPr>
-              <w:spacing w:lineRule="auto" w:line="240" w:before="20" w:after="20"/>
-              <w:jc w:val="left"/>
-            </w:pPr>
-            <w:r/>
-            <w:r>
-              <w:rPr>
-                <w:rFonts w:ascii="Times New Roman" w:hAnsi="Times New Roman" w:cs="Times New Roman" w:eastAsia="Times New Roman"/>
-                <w:b w:val="0"/>
-                <w:i w:val="0"/>
-                <w:sz w:val="22"/>
-              </w:rPr>
-              <w:t>. . . . . . . . . . . . . . . . . . . . . . . . . . .</w:t>
-            </w:r>
-          </w:p>
-        </w:tc>
-      </w:tr>
-      <w:tr>
-        <w:tc>
-          <w:tcPr>
-            <w:tcW w:type="dxa" w:w="4535"/>
-          </w:tcPr>
-          <w:p>
-            <w:pPr>
-              <w:spacing w:lineRule="auto" w:line="240" w:before="20" w:after="20"/>
-              <w:jc w:val="left"/>
-            </w:pPr>
-            <w:r/>
-            <w:r>
-              <w:rPr>
-                <w:rFonts w:ascii="Times New Roman" w:hAnsi="Times New Roman" w:cs="Times New Roman" w:eastAsia="Times New Roman"/>
-                <w:b/>
-                <w:i w:val="0"/>
-                <w:sz w:val="22"/>
-              </w:rPr>
-              <w:t>Thời gian thực hiện</w:t>
-            </w:r>
-          </w:p>
-        </w:tc>
-        <w:tc>
-          <w:tcPr>
-            <w:tcW w:type="dxa" w:w="4535"/>
-          </w:tcPr>
-          <w:p>
-            <w:pPr>
-              <w:spacing w:lineRule="auto" w:line="240" w:before="20" w:after="20"/>
-              <w:jc w:val="left"/>
-            </w:pPr>
-            <w:r/>
-            <w:r>
-              <w:rPr>
-                <w:rFonts w:ascii="Times New Roman" w:hAnsi="Times New Roman" w:cs="Times New Roman" w:eastAsia="Times New Roman"/>
-                <w:b w:val="0"/>
-                <w:i w:val="0"/>
-                <w:sz w:val="22"/>
-              </w:rPr>
-              <w:t>. . . / . . . / 20 . . .  →  . . . / . . . / 20 . . .</w:t>
-            </w:r>
-          </w:p>
-        </w:tc>
-      </w:tr>
-    </w:tbl>
+      </w:pPr>
+      <w:r>
+        <w:drawing>
+          <wp:inline xmlns:a="http://schemas.openxmlformats.org/drawingml/2006/main" xmlns:pic="http://schemas.openxmlformats.org/drawingml/2006/picture">
+            <wp:extent cx="1152000" cy="1152000"/>
+            <wp:docPr id="1" name="Picture 1"/>
+            <wp:cNvGraphicFramePr>
+              <a:graphicFrameLocks noChangeAspect="1"/>
+            </wp:cNvGraphicFramePr>
+            <a:graphic>
+              <a:graphicData uri="http://schemas.openxmlformats.org/drawingml/2006/picture">
+                <pic:pic>
+                  <pic:nvPicPr>
+                    <pic:cNvPr id="0" name="logo-tvu.jpg"/>
+                    <pic:cNvPicPr/>
+                  </pic:nvPicPr>
+                  <pic:blipFill>
+                    <a:blip r:embed="rId9"/>
+                    <a:stretch>
+                      <a:fillRect/>
+                    </a:stretch>
+                  </pic:blipFill>
+                  <pic:spPr>
+                    <a:xfrm>
+                      <a:off x="0" y="0"/>
+                      <a:ext cx="1152000" cy="1152000"/>
+                    </a:xfrm>
+                    <a:prstGeom prst="rect"/>
+                  </pic:spPr>
+                </pic:pic>
+              </a:graphicData>
+            </a:graphic>
+          </wp:inline>
+        </w:drawing>
+      </w:r>
+    </w:p>
+    <w:p>
+      <w:pPr>
+        <w:spacing w:lineRule="auto" w:line="288" w:before="240" w:after="280"/>
+        <w:jc w:val="center"/>
+      </w:pPr>
+      <w:r>
+        <w:rPr>
+          <w:rFonts w:ascii="Times New Roman" w:hAnsi="Times New Roman" w:cs="Times New Roman" w:eastAsia="Times New Roman"/>
+          <w:b/>
+          <w:i w:val="0"/>
+          <w:sz w:val="48"/>
+        </w:rPr>
+        <w:t>ĐỀ CƯƠNG CHI TIẾT</w:t>
+      </w:r>
+    </w:p>
+    <w:p>
+      <w:pPr>
+        <w:spacing w:lineRule="auto" w:line="288" w:before="0" w:after="960"/>
+        <w:jc w:val="center"/>
+      </w:pPr>
+      <w:r>
+        <w:rPr>
+          <w:rFonts w:ascii="Times New Roman" w:hAnsi="Times New Roman" w:cs="Times New Roman" w:eastAsia="Times New Roman"/>
+          <w:b/>
+          <w:i w:val="0"/>
+          <w:sz w:val="30"/>
+        </w:rPr>
+        <w:t>XÂY DỰNG WEBSITE GIỚI THIỆU VÀ ĐẶT PHÒNG TRỰC TUYẾN CHO HOMESTAY TVH TẠI TRÀ VINH</w:t>
+      </w:r>
+    </w:p>
+    <w:p>
+      <w:pPr>
+        <w:spacing w:lineRule="auto" w:line="312" w:before="40" w:after="40"/>
+        <w:ind w:left="1701"/>
+        <w:jc w:val="left"/>
+      </w:pPr>
+      <w:r>
+        <w:rPr>
+          <w:rFonts w:ascii="Times New Roman" w:hAnsi="Times New Roman" w:cs="Times New Roman" w:eastAsia="Times New Roman"/>
+          <w:b/>
+          <w:i w:val="0"/>
+          <w:sz w:val="26"/>
+        </w:rPr>
+        <w:t>Giảng viên hướng dẫn:</w:t>
+      </w:r>
+      <w:r>
+        <w:rPr>
+          <w:rFonts w:ascii="Times New Roman" w:hAnsi="Times New Roman" w:cs="Times New Roman" w:eastAsia="Times New Roman"/>
+          <w:b w:val="0"/>
+          <w:i w:val="0"/>
+          <w:sz w:val="26"/>
+        </w:rPr>
+        <w:t xml:space="preserve"> . . . . . . . . . . . . . . . . . . . . . . .</w:t>
+      </w:r>
+    </w:p>
+    <w:p>
+      <w:pPr>
+        <w:spacing w:lineRule="auto" w:line="312" w:before="40" w:after="40"/>
+        <w:ind w:left="1701"/>
+        <w:jc w:val="left"/>
+      </w:pPr>
+      <w:r>
+        <w:rPr>
+          <w:rFonts w:ascii="Times New Roman" w:hAnsi="Times New Roman" w:cs="Times New Roman" w:eastAsia="Times New Roman"/>
+          <w:b/>
+          <w:i w:val="0"/>
+          <w:sz w:val="26"/>
+        </w:rPr>
+        <w:t>Sinh viên thực hiện:</w:t>
+      </w:r>
+    </w:p>
+    <w:p>
+      <w:pPr>
+        <w:spacing w:lineRule="auto" w:line="312" w:before="40" w:after="40"/>
+        <w:ind w:left="1701"/>
+        <w:jc w:val="left"/>
+      </w:pPr>
+      <w:r>
+        <w:rPr>
+          <w:rFonts w:ascii="Times New Roman" w:hAnsi="Times New Roman" w:cs="Times New Roman" w:eastAsia="Times New Roman"/>
+          <w:b/>
+          <w:i w:val="0"/>
+          <w:sz w:val="26"/>
+        </w:rPr>
+        <w:t>Họ và tên:</w:t>
+      </w:r>
+      <w:r>
+        <w:rPr>
+          <w:rFonts w:ascii="Times New Roman" w:hAnsi="Times New Roman" w:cs="Times New Roman" w:eastAsia="Times New Roman"/>
+          <w:b w:val="0"/>
+          <w:i w:val="0"/>
+          <w:sz w:val="26"/>
+        </w:rPr>
+        <w:t xml:space="preserve"> . . . . . . . . . . . . . . . . . . . . . . .</w:t>
+      </w:r>
+    </w:p>
+    <w:p>
+      <w:pPr>
+        <w:spacing w:lineRule="auto" w:line="312" w:before="40" w:after="40"/>
+        <w:ind w:left="1701"/>
+        <w:jc w:val="left"/>
+      </w:pPr>
+      <w:r>
+        <w:rPr>
+          <w:rFonts w:ascii="Times New Roman" w:hAnsi="Times New Roman" w:cs="Times New Roman" w:eastAsia="Times New Roman"/>
+          <w:b/>
+          <w:i w:val="0"/>
+          <w:sz w:val="26"/>
+        </w:rPr>
+        <w:t>Mã số sinh viên:</w:t>
+      </w:r>
+      <w:r>
+        <w:rPr>
+          <w:rFonts w:ascii="Times New Roman" w:hAnsi="Times New Roman" w:cs="Times New Roman" w:eastAsia="Times New Roman"/>
+          <w:b w:val="0"/>
+          <w:i w:val="0"/>
+          <w:sz w:val="26"/>
+        </w:rPr>
+        <w:t xml:space="preserve"> . . . . . . . . . . . . . . .</w:t>
+      </w:r>
+    </w:p>
+    <w:p>
+      <w:pPr>
+        <w:spacing w:lineRule="auto" w:line="312" w:before="40" w:after="40"/>
+        <w:ind w:left="1701"/>
+        <w:jc w:val="left"/>
+      </w:pPr>
+      <w:r>
+        <w:rPr>
+          <w:rFonts w:ascii="Times New Roman" w:hAnsi="Times New Roman" w:cs="Times New Roman" w:eastAsia="Times New Roman"/>
+          <w:b/>
+          <w:i w:val="0"/>
+          <w:sz w:val="26"/>
+        </w:rPr>
+        <w:t>Lớp:</w:t>
+      </w:r>
+      <w:r>
+        <w:rPr>
+          <w:rFonts w:ascii="Times New Roman" w:hAnsi="Times New Roman" w:cs="Times New Roman" w:eastAsia="Times New Roman"/>
+          <w:b w:val="0"/>
+          <w:i w:val="0"/>
+          <w:sz w:val="26"/>
+        </w:rPr>
+        <w:t xml:space="preserve"> . . . . . . . . . . . . . . .</w:t>
+      </w:r>
+    </w:p>
+    <w:p>
+      <w:pPr>
+        <w:spacing w:lineRule="auto" w:line="288" w:before="960" w:after="0"/>
+        <w:jc w:val="center"/>
+      </w:pPr>
+      <w:r>
+        <w:rPr>
+          <w:rFonts w:ascii="Times New Roman" w:hAnsi="Times New Roman" w:cs="Times New Roman" w:eastAsia="Times New Roman"/>
+          <w:b w:val="0"/>
+          <w:i/>
+          <w:sz w:val="26"/>
+        </w:rPr>
+        <w:t>Trà Vinh, tháng . . . năm 20 . . .</w:t>
+      </w:r>
+    </w:p>
+    <w:p>
+      <w:pPr>
+        <w:sectPr>
+          <w:pgSz w:w="11906" w:h="16838"/>
+          <w:pgMar w:top="1134" w:right="1134" w:bottom="1134" w:left="1701" w:header="720" w:footer="720" w:gutter="0"/>
+          <w:cols w:space="720"/>
+          <w:docGrid w:linePitch="360"/>
+        </w:sectPr>
+      </w:pPr>
+    </w:p>
+    <w:p>
+      <w:pPr>
+        <w:spacing w:lineRule="auto" w:line="276" w:before="120" w:after="200"/>
+        <w:jc w:val="center"/>
+      </w:pPr>
+      <w:r>
+        <w:rPr>
+          <w:rFonts w:ascii="Times New Roman" w:hAnsi="Times New Roman" w:cs="Times New Roman" w:eastAsia="Times New Roman"/>
+          <w:b/>
+          <w:i w:val="0"/>
+          <w:sz w:val="28"/>
+        </w:rPr>
+        <w:t>MỤC LỤC</w:t>
+      </w:r>
+    </w:p>
+    <w:p>
+      <w:pPr>
+        <w:tabs>
+          <w:tab w:pos="8957" w:val="right" w:leader="dot"/>
+        </w:tabs>
+        <w:spacing w:lineRule="auto" w:line="276" w:before="20" w:after="20"/>
+        <w:jc w:val="left"/>
+      </w:pPr>
+      <w:r>
+        <w:rPr>
+          <w:rFonts w:ascii="Times New Roman" w:hAnsi="Times New Roman" w:cs="Times New Roman" w:eastAsia="Times New Roman"/>
+          <w:b/>
+          <w:i w:val="0"/>
+          <w:sz w:val="26"/>
+        </w:rPr>
+        <w:t>1. TÊN ĐỀ TÀI</w:t>
+      </w:r>
+      <w:r>
+        <w:rPr>
+          <w:rFonts w:ascii="Times New Roman" w:hAnsi="Times New Roman" w:cs="Times New Roman" w:eastAsia="Times New Roman"/>
+          <w:b/>
+          <w:i w:val="0"/>
+          <w:sz w:val="26"/>
+        </w:rPr>
+        <w:tab/>
+        <w:t>3</w:t>
+      </w:r>
+    </w:p>
+    <w:p>
+      <w:pPr>
+        <w:tabs>
+          <w:tab w:pos="8957" w:val="right" w:leader="dot"/>
+        </w:tabs>
+        <w:spacing w:lineRule="auto" w:line="276" w:before="20" w:after="20"/>
+        <w:jc w:val="left"/>
+      </w:pPr>
+      <w:r>
+        <w:rPr>
+          <w:rFonts w:ascii="Times New Roman" w:hAnsi="Times New Roman" w:cs="Times New Roman" w:eastAsia="Times New Roman"/>
+          <w:b/>
+          <w:i w:val="0"/>
+          <w:sz w:val="26"/>
+        </w:rPr>
+        <w:t>2. LÝ DO CHỌN ĐỀ TÀI</w:t>
+      </w:r>
+      <w:r>
+        <w:rPr>
+          <w:rFonts w:ascii="Times New Roman" w:hAnsi="Times New Roman" w:cs="Times New Roman" w:eastAsia="Times New Roman"/>
+          <w:b/>
+          <w:i w:val="0"/>
+          <w:sz w:val="26"/>
+        </w:rPr>
+        <w:tab/>
+        <w:t>3</w:t>
+      </w:r>
+    </w:p>
+    <w:p>
+      <w:pPr>
+        <w:tabs>
+          <w:tab w:pos="8957" w:val="right" w:leader="dot"/>
+        </w:tabs>
+        <w:spacing w:lineRule="auto" w:line="276" w:before="20" w:after="20"/>
+        <w:ind w:left="454"/>
+        <w:jc w:val="left"/>
+      </w:pPr>
+      <w:r>
+        <w:rPr>
+          <w:rFonts w:ascii="Times New Roman" w:hAnsi="Times New Roman" w:cs="Times New Roman" w:eastAsia="Times New Roman"/>
+          <w:b w:val="0"/>
+          <w:i w:val="0"/>
+          <w:sz w:val="26"/>
+        </w:rPr>
+        <w:t>2.1. Tính cấp thiết về thực tiễn</w:t>
+      </w:r>
+      <w:r>
+        <w:rPr>
+          <w:rFonts w:ascii="Times New Roman" w:hAnsi="Times New Roman" w:cs="Times New Roman" w:eastAsia="Times New Roman"/>
+          <w:b w:val="0"/>
+          <w:i w:val="0"/>
+          <w:sz w:val="26"/>
+        </w:rPr>
+        <w:tab/>
+        <w:t>3</w:t>
+      </w:r>
+    </w:p>
+    <w:p>
+      <w:pPr>
+        <w:tabs>
+          <w:tab w:pos="8957" w:val="right" w:leader="dot"/>
+        </w:tabs>
+        <w:spacing w:lineRule="auto" w:line="276" w:before="20" w:after="20"/>
+        <w:ind w:left="454"/>
+        <w:jc w:val="left"/>
+      </w:pPr>
+      <w:r>
+        <w:rPr>
+          <w:rFonts w:ascii="Times New Roman" w:hAnsi="Times New Roman" w:cs="Times New Roman" w:eastAsia="Times New Roman"/>
+          <w:b w:val="0"/>
+          <w:i w:val="0"/>
+          <w:sz w:val="26"/>
+        </w:rPr>
+        <w:t>2.2. Ý nghĩa khoa học</w:t>
+      </w:r>
+      <w:r>
+        <w:rPr>
+          <w:rFonts w:ascii="Times New Roman" w:hAnsi="Times New Roman" w:cs="Times New Roman" w:eastAsia="Times New Roman"/>
+          <w:b w:val="0"/>
+          <w:i w:val="0"/>
+          <w:sz w:val="26"/>
+        </w:rPr>
+        <w:tab/>
+        <w:t>4</w:t>
+      </w:r>
+    </w:p>
+    <w:p>
+      <w:pPr>
+        <w:tabs>
+          <w:tab w:pos="8957" w:val="right" w:leader="dot"/>
+        </w:tabs>
+        <w:spacing w:lineRule="auto" w:line="276" w:before="20" w:after="20"/>
+        <w:ind w:left="454"/>
+        <w:jc w:val="left"/>
+      </w:pPr>
+      <w:r>
+        <w:rPr>
+          <w:rFonts w:ascii="Times New Roman" w:hAnsi="Times New Roman" w:cs="Times New Roman" w:eastAsia="Times New Roman"/>
+          <w:b w:val="0"/>
+          <w:i w:val="0"/>
+          <w:sz w:val="26"/>
+        </w:rPr>
+        <w:t>2.3. Tổng quan tình hình nghiên cứu và giải pháp hiện có</w:t>
+      </w:r>
+      <w:r>
+        <w:rPr>
+          <w:rFonts w:ascii="Times New Roman" w:hAnsi="Times New Roman" w:cs="Times New Roman" w:eastAsia="Times New Roman"/>
+          <w:b w:val="0"/>
+          <w:i w:val="0"/>
+          <w:sz w:val="26"/>
+        </w:rPr>
+        <w:tab/>
+        <w:t>4</w:t>
+      </w:r>
+    </w:p>
+    <w:p>
+      <w:pPr>
+        <w:tabs>
+          <w:tab w:pos="8957" w:val="right" w:leader="dot"/>
+        </w:tabs>
+        <w:spacing w:lineRule="auto" w:line="276" w:before="20" w:after="20"/>
+        <w:jc w:val="left"/>
+      </w:pPr>
+      <w:r>
+        <w:rPr>
+          <w:rFonts w:ascii="Times New Roman" w:hAnsi="Times New Roman" w:cs="Times New Roman" w:eastAsia="Times New Roman"/>
+          <w:b/>
+          <w:i w:val="0"/>
+          <w:sz w:val="26"/>
+        </w:rPr>
+        <w:t>3. MỤC TIÊU VÀ CÂU HỎI NGHIÊN CỨU</w:t>
+      </w:r>
+      <w:r>
+        <w:rPr>
+          <w:rFonts w:ascii="Times New Roman" w:hAnsi="Times New Roman" w:cs="Times New Roman" w:eastAsia="Times New Roman"/>
+          <w:b/>
+          <w:i w:val="0"/>
+          <w:sz w:val="26"/>
+        </w:rPr>
+        <w:tab/>
+        <w:t>6</w:t>
+      </w:r>
+    </w:p>
+    <w:p>
+      <w:pPr>
+        <w:tabs>
+          <w:tab w:pos="8957" w:val="right" w:leader="dot"/>
+        </w:tabs>
+        <w:spacing w:lineRule="auto" w:line="276" w:before="20" w:after="20"/>
+        <w:ind w:left="454"/>
+        <w:jc w:val="left"/>
+      </w:pPr>
+      <w:r>
+        <w:rPr>
+          <w:rFonts w:ascii="Times New Roman" w:hAnsi="Times New Roman" w:cs="Times New Roman" w:eastAsia="Times New Roman"/>
+          <w:b w:val="0"/>
+          <w:i w:val="0"/>
+          <w:sz w:val="26"/>
+        </w:rPr>
+        <w:t>3.1. Mục tiêu tổng quát</w:t>
+      </w:r>
+      <w:r>
+        <w:rPr>
+          <w:rFonts w:ascii="Times New Roman" w:hAnsi="Times New Roman" w:cs="Times New Roman" w:eastAsia="Times New Roman"/>
+          <w:b w:val="0"/>
+          <w:i w:val="0"/>
+          <w:sz w:val="26"/>
+        </w:rPr>
+        <w:tab/>
+        <w:t>6</w:t>
+      </w:r>
+    </w:p>
+    <w:p>
+      <w:pPr>
+        <w:tabs>
+          <w:tab w:pos="8957" w:val="right" w:leader="dot"/>
+        </w:tabs>
+        <w:spacing w:lineRule="auto" w:line="276" w:before="20" w:after="20"/>
+        <w:ind w:left="454"/>
+        <w:jc w:val="left"/>
+      </w:pPr>
+      <w:r>
+        <w:rPr>
+          <w:rFonts w:ascii="Times New Roman" w:hAnsi="Times New Roman" w:cs="Times New Roman" w:eastAsia="Times New Roman"/>
+          <w:b w:val="0"/>
+          <w:i w:val="0"/>
+          <w:sz w:val="26"/>
+        </w:rPr>
+        <w:t>3.2. Mục tiêu cụ thể và tiêu chí nghiệm thu</w:t>
+      </w:r>
+      <w:r>
+        <w:rPr>
+          <w:rFonts w:ascii="Times New Roman" w:hAnsi="Times New Roman" w:cs="Times New Roman" w:eastAsia="Times New Roman"/>
+          <w:b w:val="0"/>
+          <w:i w:val="0"/>
+          <w:sz w:val="26"/>
+        </w:rPr>
+        <w:tab/>
+        <w:t>6</w:t>
+      </w:r>
+    </w:p>
+    <w:p>
+      <w:pPr>
+        <w:tabs>
+          <w:tab w:pos="8957" w:val="right" w:leader="dot"/>
+        </w:tabs>
+        <w:spacing w:lineRule="auto" w:line="276" w:before="20" w:after="20"/>
+        <w:ind w:left="454"/>
+        <w:jc w:val="left"/>
+      </w:pPr>
+      <w:r>
+        <w:rPr>
+          <w:rFonts w:ascii="Times New Roman" w:hAnsi="Times New Roman" w:cs="Times New Roman" w:eastAsia="Times New Roman"/>
+          <w:b w:val="0"/>
+          <w:i w:val="0"/>
+          <w:sz w:val="26"/>
+        </w:rPr>
+        <w:t>3.3. Câu hỏi nghiên cứu</w:t>
+      </w:r>
+      <w:r>
+        <w:rPr>
+          <w:rFonts w:ascii="Times New Roman" w:hAnsi="Times New Roman" w:cs="Times New Roman" w:eastAsia="Times New Roman"/>
+          <w:b w:val="0"/>
+          <w:i w:val="0"/>
+          <w:sz w:val="26"/>
+        </w:rPr>
+        <w:tab/>
+        <w:t>6</w:t>
+      </w:r>
+    </w:p>
+    <w:p>
+      <w:pPr>
+        <w:tabs>
+          <w:tab w:pos="8957" w:val="right" w:leader="dot"/>
+        </w:tabs>
+        <w:spacing w:lineRule="auto" w:line="276" w:before="20" w:after="20"/>
+        <w:jc w:val="left"/>
+      </w:pPr>
+      <w:r>
+        <w:rPr>
+          <w:rFonts w:ascii="Times New Roman" w:hAnsi="Times New Roman" w:cs="Times New Roman" w:eastAsia="Times New Roman"/>
+          <w:b/>
+          <w:i w:val="0"/>
+          <w:sz w:val="26"/>
+        </w:rPr>
+        <w:t>4. ĐỐI TƯỢNG VÀ PHẠM VI</w:t>
+      </w:r>
+      <w:r>
+        <w:rPr>
+          <w:rFonts w:ascii="Times New Roman" w:hAnsi="Times New Roman" w:cs="Times New Roman" w:eastAsia="Times New Roman"/>
+          <w:b/>
+          <w:i w:val="0"/>
+          <w:sz w:val="26"/>
+        </w:rPr>
+        <w:tab/>
+        <w:t>7</w:t>
+      </w:r>
+    </w:p>
+    <w:p>
+      <w:pPr>
+        <w:tabs>
+          <w:tab w:pos="8957" w:val="right" w:leader="dot"/>
+        </w:tabs>
+        <w:spacing w:lineRule="auto" w:line="276" w:before="20" w:after="20"/>
+        <w:ind w:left="454"/>
+        <w:jc w:val="left"/>
+      </w:pPr>
+      <w:r>
+        <w:rPr>
+          <w:rFonts w:ascii="Times New Roman" w:hAnsi="Times New Roman" w:cs="Times New Roman" w:eastAsia="Times New Roman"/>
+          <w:b w:val="0"/>
+          <w:i w:val="0"/>
+          <w:sz w:val="26"/>
+        </w:rPr>
+        <w:t>4.1. Đối tượng nghiên cứu</w:t>
+      </w:r>
+      <w:r>
+        <w:rPr>
+          <w:rFonts w:ascii="Times New Roman" w:hAnsi="Times New Roman" w:cs="Times New Roman" w:eastAsia="Times New Roman"/>
+          <w:b w:val="0"/>
+          <w:i w:val="0"/>
+          <w:sz w:val="26"/>
+        </w:rPr>
+        <w:tab/>
+        <w:t>7</w:t>
+      </w:r>
+    </w:p>
+    <w:p>
+      <w:pPr>
+        <w:tabs>
+          <w:tab w:pos="8957" w:val="right" w:leader="dot"/>
+        </w:tabs>
+        <w:spacing w:lineRule="auto" w:line="276" w:before="20" w:after="20"/>
+        <w:ind w:left="454"/>
+        <w:jc w:val="left"/>
+      </w:pPr>
+      <w:r>
+        <w:rPr>
+          <w:rFonts w:ascii="Times New Roman" w:hAnsi="Times New Roman" w:cs="Times New Roman" w:eastAsia="Times New Roman"/>
+          <w:b w:val="0"/>
+          <w:i w:val="0"/>
+          <w:sz w:val="26"/>
+        </w:rPr>
+        <w:t>4.2. Phạm vi nghiên cứu</w:t>
+      </w:r>
+      <w:r>
+        <w:rPr>
+          <w:rFonts w:ascii="Times New Roman" w:hAnsi="Times New Roman" w:cs="Times New Roman" w:eastAsia="Times New Roman"/>
+          <w:b w:val="0"/>
+          <w:i w:val="0"/>
+          <w:sz w:val="26"/>
+        </w:rPr>
+        <w:tab/>
+        <w:t>7</w:t>
+      </w:r>
+    </w:p>
+    <w:p>
+      <w:pPr>
+        <w:tabs>
+          <w:tab w:pos="8957" w:val="right" w:leader="dot"/>
+        </w:tabs>
+        <w:spacing w:lineRule="auto" w:line="276" w:before="20" w:after="20"/>
+        <w:ind w:left="454"/>
+        <w:jc w:val="left"/>
+      </w:pPr>
+      <w:r>
+        <w:rPr>
+          <w:rFonts w:ascii="Times New Roman" w:hAnsi="Times New Roman" w:cs="Times New Roman" w:eastAsia="Times New Roman"/>
+          <w:b w:val="0"/>
+          <w:i w:val="0"/>
+          <w:sz w:val="26"/>
+        </w:rPr>
+        <w:t>4.3. Giới hạn — những gì đề tài KHÔNG làm</w:t>
+      </w:r>
+      <w:r>
+        <w:rPr>
+          <w:rFonts w:ascii="Times New Roman" w:hAnsi="Times New Roman" w:cs="Times New Roman" w:eastAsia="Times New Roman"/>
+          <w:b w:val="0"/>
+          <w:i w:val="0"/>
+          <w:sz w:val="26"/>
+        </w:rPr>
+        <w:tab/>
+        <w:t>8</w:t>
+      </w:r>
+    </w:p>
+    <w:p>
+      <w:pPr>
+        <w:tabs>
+          <w:tab w:pos="8957" w:val="right" w:leader="dot"/>
+        </w:tabs>
+        <w:spacing w:lineRule="auto" w:line="276" w:before="20" w:after="20"/>
+        <w:ind w:left="454"/>
+        <w:jc w:val="left"/>
+      </w:pPr>
+      <w:r>
+        <w:rPr>
+          <w:rFonts w:ascii="Times New Roman" w:hAnsi="Times New Roman" w:cs="Times New Roman" w:eastAsia="Times New Roman"/>
+          <w:b w:val="0"/>
+          <w:i w:val="0"/>
+          <w:sz w:val="26"/>
+        </w:rPr>
+        <w:t>4.4. Giả thuyết nghiên cứu</w:t>
+      </w:r>
+      <w:r>
+        <w:rPr>
+          <w:rFonts w:ascii="Times New Roman" w:hAnsi="Times New Roman" w:cs="Times New Roman" w:eastAsia="Times New Roman"/>
+          <w:b w:val="0"/>
+          <w:i w:val="0"/>
+          <w:sz w:val="26"/>
+        </w:rPr>
+        <w:tab/>
+        <w:t>8</w:t>
+      </w:r>
+    </w:p>
+    <w:p>
+      <w:pPr>
+        <w:tabs>
+          <w:tab w:pos="8957" w:val="right" w:leader="dot"/>
+        </w:tabs>
+        <w:spacing w:lineRule="auto" w:line="276" w:before="20" w:after="20"/>
+        <w:jc w:val="left"/>
+      </w:pPr>
+      <w:r>
+        <w:rPr>
+          <w:rFonts w:ascii="Times New Roman" w:hAnsi="Times New Roman" w:cs="Times New Roman" w:eastAsia="Times New Roman"/>
+          <w:b/>
+          <w:i w:val="0"/>
+          <w:sz w:val="26"/>
+        </w:rPr>
+        <w:t>5. NHIỆM VỤ NGHIÊN CỨU</w:t>
+      </w:r>
+      <w:r>
+        <w:rPr>
+          <w:rFonts w:ascii="Times New Roman" w:hAnsi="Times New Roman" w:cs="Times New Roman" w:eastAsia="Times New Roman"/>
+          <w:b/>
+          <w:i w:val="0"/>
+          <w:sz w:val="26"/>
+        </w:rPr>
+        <w:tab/>
+        <w:t>9</w:t>
+      </w:r>
+    </w:p>
+    <w:p>
+      <w:pPr>
+        <w:tabs>
+          <w:tab w:pos="8957" w:val="right" w:leader="dot"/>
+        </w:tabs>
+        <w:spacing w:lineRule="auto" w:line="276" w:before="20" w:after="20"/>
+        <w:jc w:val="left"/>
+      </w:pPr>
+      <w:r>
+        <w:rPr>
+          <w:rFonts w:ascii="Times New Roman" w:hAnsi="Times New Roman" w:cs="Times New Roman" w:eastAsia="Times New Roman"/>
+          <w:b/>
+          <w:i w:val="0"/>
+          <w:sz w:val="26"/>
+        </w:rPr>
+        <w:t>6. PHƯƠNG PHÁP NGHIÊN CỨU</w:t>
+      </w:r>
+      <w:r>
+        <w:rPr>
+          <w:rFonts w:ascii="Times New Roman" w:hAnsi="Times New Roman" w:cs="Times New Roman" w:eastAsia="Times New Roman"/>
+          <w:b/>
+          <w:i w:val="0"/>
+          <w:sz w:val="26"/>
+        </w:rPr>
+        <w:tab/>
+        <w:t>9</w:t>
+      </w:r>
+    </w:p>
+    <w:p>
+      <w:pPr>
+        <w:tabs>
+          <w:tab w:pos="8957" w:val="right" w:leader="dot"/>
+        </w:tabs>
+        <w:spacing w:lineRule="auto" w:line="276" w:before="20" w:after="20"/>
+        <w:ind w:left="454"/>
+        <w:jc w:val="left"/>
+      </w:pPr>
+      <w:r>
+        <w:rPr>
+          <w:rFonts w:ascii="Times New Roman" w:hAnsi="Times New Roman" w:cs="Times New Roman" w:eastAsia="Times New Roman"/>
+          <w:b w:val="0"/>
+          <w:i w:val="0"/>
+          <w:sz w:val="26"/>
+        </w:rPr>
+        <w:t>6.1. Phương pháp nghiên cứu lý thuyết</w:t>
+      </w:r>
+      <w:r>
+        <w:rPr>
+          <w:rFonts w:ascii="Times New Roman" w:hAnsi="Times New Roman" w:cs="Times New Roman" w:eastAsia="Times New Roman"/>
+          <w:b w:val="0"/>
+          <w:i w:val="0"/>
+          <w:sz w:val="26"/>
+        </w:rPr>
+        <w:tab/>
+        <w:t>9</w:t>
+      </w:r>
+    </w:p>
+    <w:p>
+      <w:pPr>
+        <w:tabs>
+          <w:tab w:pos="8957" w:val="right" w:leader="dot"/>
+        </w:tabs>
+        <w:spacing w:lineRule="auto" w:line="276" w:before="20" w:after="20"/>
+        <w:ind w:left="454"/>
+        <w:jc w:val="left"/>
+      </w:pPr>
+      <w:r>
+        <w:rPr>
+          <w:rFonts w:ascii="Times New Roman" w:hAnsi="Times New Roman" w:cs="Times New Roman" w:eastAsia="Times New Roman"/>
+          <w:b w:val="0"/>
+          <w:i w:val="0"/>
+          <w:sz w:val="26"/>
+        </w:rPr>
+        <w:t>6.2. Phương pháp nghiên cứu thực tiễn</w:t>
+      </w:r>
+      <w:r>
+        <w:rPr>
+          <w:rFonts w:ascii="Times New Roman" w:hAnsi="Times New Roman" w:cs="Times New Roman" w:eastAsia="Times New Roman"/>
+          <w:b w:val="0"/>
+          <w:i w:val="0"/>
+          <w:sz w:val="26"/>
+        </w:rPr>
+        <w:tab/>
+        <w:t>9</w:t>
+      </w:r>
+    </w:p>
+    <w:p>
+      <w:pPr>
+        <w:tabs>
+          <w:tab w:pos="8957" w:val="right" w:leader="dot"/>
+        </w:tabs>
+        <w:spacing w:lineRule="auto" w:line="276" w:before="20" w:after="20"/>
+        <w:ind w:left="454"/>
+        <w:jc w:val="left"/>
+      </w:pPr>
+      <w:r>
+        <w:rPr>
+          <w:rFonts w:ascii="Times New Roman" w:hAnsi="Times New Roman" w:cs="Times New Roman" w:eastAsia="Times New Roman"/>
+          <w:b w:val="0"/>
+          <w:i w:val="0"/>
+          <w:sz w:val="26"/>
+        </w:rPr>
+        <w:t>6.3. Phương pháp kiểm chứng</w:t>
+      </w:r>
+      <w:r>
+        <w:rPr>
+          <w:rFonts w:ascii="Times New Roman" w:hAnsi="Times New Roman" w:cs="Times New Roman" w:eastAsia="Times New Roman"/>
+          <w:b w:val="0"/>
+          <w:i w:val="0"/>
+          <w:sz w:val="26"/>
+        </w:rPr>
+        <w:tab/>
+        <w:t>10</w:t>
+      </w:r>
+    </w:p>
+    <w:p>
+      <w:pPr>
+        <w:tabs>
+          <w:tab w:pos="8957" w:val="right" w:leader="dot"/>
+        </w:tabs>
+        <w:spacing w:lineRule="auto" w:line="276" w:before="20" w:after="20"/>
+        <w:ind w:left="454"/>
+        <w:jc w:val="left"/>
+      </w:pPr>
+      <w:r>
+        <w:rPr>
+          <w:rFonts w:ascii="Times New Roman" w:hAnsi="Times New Roman" w:cs="Times New Roman" w:eastAsia="Times New Roman"/>
+          <w:b w:val="0"/>
+          <w:i w:val="0"/>
+          <w:sz w:val="26"/>
+        </w:rPr>
+        <w:t>6.4. Công nghệ và công cụ dự kiến</w:t>
+      </w:r>
+      <w:r>
+        <w:rPr>
+          <w:rFonts w:ascii="Times New Roman" w:hAnsi="Times New Roman" w:cs="Times New Roman" w:eastAsia="Times New Roman"/>
+          <w:b w:val="0"/>
+          <w:i w:val="0"/>
+          <w:sz w:val="26"/>
+        </w:rPr>
+        <w:tab/>
+        <w:t>10</w:t>
+      </w:r>
+    </w:p>
+    <w:p>
+      <w:pPr>
+        <w:tabs>
+          <w:tab w:pos="8957" w:val="right" w:leader="dot"/>
+        </w:tabs>
+        <w:spacing w:lineRule="auto" w:line="276" w:before="20" w:after="20"/>
+        <w:jc w:val="left"/>
+      </w:pPr>
+      <w:r>
+        <w:rPr>
+          <w:rFonts w:ascii="Times New Roman" w:hAnsi="Times New Roman" w:cs="Times New Roman" w:eastAsia="Times New Roman"/>
+          <w:b/>
+          <w:i w:val="0"/>
+          <w:sz w:val="26"/>
+        </w:rPr>
+        <w:t>7. ĐÓNG GÓP DỰ KIẾN CỦA ĐỀ TÀI</w:t>
+      </w:r>
+      <w:r>
+        <w:rPr>
+          <w:rFonts w:ascii="Times New Roman" w:hAnsi="Times New Roman" w:cs="Times New Roman" w:eastAsia="Times New Roman"/>
+          <w:b/>
+          <w:i w:val="0"/>
+          <w:sz w:val="26"/>
+        </w:rPr>
+        <w:tab/>
+        <w:t>10</w:t>
+      </w:r>
+    </w:p>
+    <w:p>
+      <w:pPr>
+        <w:tabs>
+          <w:tab w:pos="8957" w:val="right" w:leader="dot"/>
+        </w:tabs>
+        <w:spacing w:lineRule="auto" w:line="276" w:before="20" w:after="20"/>
+        <w:jc w:val="left"/>
+      </w:pPr>
+      <w:r>
+        <w:rPr>
+          <w:rFonts w:ascii="Times New Roman" w:hAnsi="Times New Roman" w:cs="Times New Roman" w:eastAsia="Times New Roman"/>
+          <w:b/>
+          <w:i w:val="0"/>
+          <w:sz w:val="26"/>
+        </w:rPr>
+        <w:t>8. KẾT CẤU DỰ KIẾN CỦA ĐỒ ÁN</w:t>
+      </w:r>
+      <w:r>
+        <w:rPr>
+          <w:rFonts w:ascii="Times New Roman" w:hAnsi="Times New Roman" w:cs="Times New Roman" w:eastAsia="Times New Roman"/>
+          <w:b/>
+          <w:i w:val="0"/>
+          <w:sz w:val="26"/>
+        </w:rPr>
+        <w:tab/>
+        <w:t>11</w:t>
+      </w:r>
+    </w:p>
+    <w:p>
+      <w:pPr>
+        <w:tabs>
+          <w:tab w:pos="8957" w:val="right" w:leader="dot"/>
+        </w:tabs>
+        <w:spacing w:lineRule="auto" w:line="276" w:before="20" w:after="20"/>
+        <w:jc w:val="left"/>
+      </w:pPr>
+      <w:r>
+        <w:rPr>
+          <w:rFonts w:ascii="Times New Roman" w:hAnsi="Times New Roman" w:cs="Times New Roman" w:eastAsia="Times New Roman"/>
+          <w:b/>
+          <w:i w:val="0"/>
+          <w:sz w:val="26"/>
+        </w:rPr>
+        <w:t>9. KẾ HOẠCH VÀ TIẾN ĐỘ THỰC HIỆN</w:t>
+      </w:r>
+      <w:r>
+        <w:rPr>
+          <w:rFonts w:ascii="Times New Roman" w:hAnsi="Times New Roman" w:cs="Times New Roman" w:eastAsia="Times New Roman"/>
+          <w:b/>
+          <w:i w:val="0"/>
+          <w:sz w:val="26"/>
+        </w:rPr>
+        <w:tab/>
+        <w:t>13</w:t>
+      </w:r>
+    </w:p>
+    <w:p>
+      <w:pPr>
+        <w:tabs>
+          <w:tab w:pos="8957" w:val="right" w:leader="dot"/>
+        </w:tabs>
+        <w:spacing w:lineRule="auto" w:line="276" w:before="20" w:after="20"/>
+        <w:ind w:left="454"/>
+        <w:jc w:val="left"/>
+      </w:pPr>
+      <w:r>
+        <w:rPr>
+          <w:rFonts w:ascii="Times New Roman" w:hAnsi="Times New Roman" w:cs="Times New Roman" w:eastAsia="Times New Roman"/>
+          <w:b w:val="0"/>
+          <w:i w:val="0"/>
+          <w:sz w:val="26"/>
+        </w:rPr>
+        <w:t>9.1. Tiến độ theo tuần</w:t>
+      </w:r>
+      <w:r>
+        <w:rPr>
+          <w:rFonts w:ascii="Times New Roman" w:hAnsi="Times New Roman" w:cs="Times New Roman" w:eastAsia="Times New Roman"/>
+          <w:b w:val="0"/>
+          <w:i w:val="0"/>
+          <w:sz w:val="26"/>
+        </w:rPr>
+        <w:tab/>
+        <w:t>13</w:t>
+      </w:r>
+    </w:p>
+    <w:p>
+      <w:pPr>
+        <w:tabs>
+          <w:tab w:pos="8957" w:val="right" w:leader="dot"/>
+        </w:tabs>
+        <w:spacing w:lineRule="auto" w:line="276" w:before="20" w:after="20"/>
+        <w:ind w:left="454"/>
+        <w:jc w:val="left"/>
+      </w:pPr>
+      <w:r>
+        <w:rPr>
+          <w:rFonts w:ascii="Times New Roman" w:hAnsi="Times New Roman" w:cs="Times New Roman" w:eastAsia="Times New Roman"/>
+          <w:b w:val="0"/>
+          <w:i w:val="0"/>
+          <w:sz w:val="26"/>
+        </w:rPr>
+        <w:t>9.2. Rủi ro và phương án dự phòng</w:t>
+      </w:r>
+      <w:r>
+        <w:rPr>
+          <w:rFonts w:ascii="Times New Roman" w:hAnsi="Times New Roman" w:cs="Times New Roman" w:eastAsia="Times New Roman"/>
+          <w:b w:val="0"/>
+          <w:i w:val="0"/>
+          <w:sz w:val="26"/>
+        </w:rPr>
+        <w:tab/>
+        <w:t>14</w:t>
+      </w:r>
+    </w:p>
+    <w:p>
+      <w:pPr>
+        <w:tabs>
+          <w:tab w:pos="8957" w:val="right" w:leader="dot"/>
+        </w:tabs>
+        <w:spacing w:lineRule="auto" w:line="276" w:before="20" w:after="20"/>
+        <w:jc w:val="left"/>
+      </w:pPr>
+      <w:r>
+        <w:rPr>
+          <w:rFonts w:ascii="Times New Roman" w:hAnsi="Times New Roman" w:cs="Times New Roman" w:eastAsia="Times New Roman"/>
+          <w:b/>
+          <w:i w:val="0"/>
+          <w:sz w:val="26"/>
+        </w:rPr>
+        <w:t>10. TÀI LIỆU THAM KHẢO DỰ KIẾN</w:t>
+      </w:r>
+      <w:r>
+        <w:rPr>
+          <w:rFonts w:ascii="Times New Roman" w:hAnsi="Times New Roman" w:cs="Times New Roman" w:eastAsia="Times New Roman"/>
+          <w:b/>
+          <w:i w:val="0"/>
+          <w:sz w:val="26"/>
+        </w:rPr>
+        <w:tab/>
+        <w:t>15</w:t>
+      </w:r>
+    </w:p>
+    <w:p>
+      <w:pPr>
+        <w:tabs>
+          <w:tab w:pos="8957" w:val="right" w:leader="dot"/>
+        </w:tabs>
+        <w:spacing w:lineRule="auto" w:line="276" w:before="20" w:after="20"/>
+        <w:jc w:val="left"/>
+      </w:pPr>
+      <w:r>
+        <w:rPr>
+          <w:rFonts w:ascii="Times New Roman" w:hAnsi="Times New Roman" w:cs="Times New Roman" w:eastAsia="Times New Roman"/>
+          <w:b/>
+          <w:i w:val="0"/>
+          <w:sz w:val="26"/>
+        </w:rPr>
+        <w:t>11. Ý KIẾN CỦA GIẢNG VIÊN HƯỚNG DẪN</w:t>
+      </w:r>
+      <w:r>
+        <w:rPr>
+          <w:rFonts w:ascii="Times New Roman" w:hAnsi="Times New Roman" w:cs="Times New Roman" w:eastAsia="Times New Roman"/>
+          <w:b/>
+          <w:i w:val="0"/>
+          <w:sz w:val="26"/>
+        </w:rPr>
+        <w:tab/>
+        <w:t>17</w:t>
+      </w:r>
+    </w:p>
+    <w:p>
+      <w:pPr>
+        <w:pageBreakBefore/>
+        <w:spacing w:after="0"/>
+      </w:pPr>
+    </w:p>
     <w:p>
       <w:pPr>
         <w:keepNext/>
@@ -385,6 +1081,30 @@
           <w:sz w:val="26"/>
         </w:rPr>
         <w:t>Tên đề tài nêu đủ bốn thành phần:</w:t>
+      </w:r>
+    </w:p>
+    <w:p>
+      <w:pPr>
+        <w:spacing w:lineRule="auto" w:line="276" w:before="160" w:after="60"/>
+        <w:jc w:val="center"/>
+      </w:pPr>
+      <w:r>
+        <w:rPr>
+          <w:rFonts w:ascii="Times New Roman" w:hAnsi="Times New Roman" w:cs="Times New Roman" w:eastAsia="Times New Roman"/>
+          <w:b/>
+          <w:i w:val="0"/>
+          <w:sz w:val="24"/>
+        </w:rPr>
+        <w:t xml:space="preserve">Bảng 1. </w:t>
+      </w:r>
+      <w:r>
+        <w:rPr>
+          <w:rFonts w:ascii="Times New Roman" w:hAnsi="Times New Roman" w:cs="Times New Roman" w:eastAsia="Times New Roman"/>
+          <w:b/>
+          <w:i w:val="0"/>
+          <w:sz w:val="24"/>
+        </w:rPr>
+        <w:t>Bốn thành phần của tên đề tài</w:t>
       </w:r>
     </w:p>
     <w:tbl>
@@ -627,1284 +1347,6 @@
     </w:tbl>
     <w:p>
       <w:pPr>
-        <w:pageBreakBefore/>
-        <w:spacing w:after="0"/>
-      </w:pPr>
-    </w:p>
-    <w:p>
-      <w:pPr>
-        <w:keepNext/>
-        <w:spacing w:lineRule="auto" w:line="360" w:before="240" w:after="120"/>
-        <w:jc w:val="left"/>
-      </w:pPr>
-      <w:r>
-        <w:rPr>
-          <w:rFonts w:ascii="Times New Roman" w:hAnsi="Times New Roman" w:cs="Times New Roman" w:eastAsia="Times New Roman"/>
-          <w:b/>
-          <w:i w:val="0"/>
-          <w:sz w:val="27"/>
-        </w:rPr>
-        <w:t>MỤC LỤC</w:t>
-      </w:r>
-    </w:p>
-    <w:tbl>
-      <w:tblPr>
-        <w:tblStyle w:val="TableGrid"/>
-        <w:tblW w:type="auto" w:w="0"/>
-        <w:jc w:val="center"/>
-        <w:tblLayout w:type="autofit"/>
-        <w:tblLook w:firstColumn="1" w:firstRow="1" w:lastColumn="0" w:lastRow="0" w:noHBand="0" w:noVBand="1" w:val="04A0"/>
-      </w:tblPr>
-      <w:tblGrid>
-        <w:gridCol w:w="4535"/>
-        <w:gridCol w:w="4535"/>
-      </w:tblGrid>
-      <w:tr>
-        <w:trPr>
-          <w:tblHeader w:val="true"/>
-        </w:trPr>
-        <w:tc>
-          <w:tcPr>
-            <w:tcW w:type="dxa" w:w="4535"/>
-            <w:shd w:val="clear" w:fill="EFEDE7"/>
-          </w:tcPr>
-          <w:p>
-            <w:pPr>
-              <w:spacing w:lineRule="auto" w:line="240" w:before="20" w:after="20"/>
-              <w:jc w:val="left"/>
-            </w:pPr>
-            <w:r/>
-            <w:r>
-              <w:rPr>
-                <w:rFonts w:ascii="Times New Roman" w:hAnsi="Times New Roman" w:cs="Times New Roman" w:eastAsia="Times New Roman"/>
-                <w:b/>
-                <w:i w:val="0"/>
-                <w:sz w:val="22"/>
-              </w:rPr>
-              <w:t>Mục</w:t>
-            </w:r>
-          </w:p>
-        </w:tc>
-        <w:tc>
-          <w:tcPr>
-            <w:tcW w:type="dxa" w:w="4535"/>
-            <w:shd w:val="clear" w:fill="EFEDE7"/>
-          </w:tcPr>
-          <w:p>
-            <w:pPr>
-              <w:spacing w:lineRule="auto" w:line="240" w:before="20" w:after="20"/>
-              <w:jc w:val="left"/>
-            </w:pPr>
-            <w:r/>
-            <w:r>
-              <w:rPr>
-                <w:rFonts w:ascii="Times New Roman" w:hAnsi="Times New Roman" w:cs="Times New Roman" w:eastAsia="Times New Roman"/>
-                <w:b/>
-                <w:i w:val="0"/>
-                <w:sz w:val="22"/>
-              </w:rPr>
-              <w:t>Trang</w:t>
-            </w:r>
-          </w:p>
-        </w:tc>
-      </w:tr>
-      <w:tr>
-        <w:tc>
-          <w:tcPr>
-            <w:tcW w:type="dxa" w:w="4535"/>
-          </w:tcPr>
-          <w:p>
-            <w:pPr>
-              <w:spacing w:lineRule="auto" w:line="240" w:before="20" w:after="20"/>
-              <w:jc w:val="left"/>
-            </w:pPr>
-            <w:r/>
-            <w:r>
-              <w:rPr>
-                <w:rFonts w:ascii="Times New Roman" w:hAnsi="Times New Roman" w:cs="Times New Roman" w:eastAsia="Times New Roman"/>
-                <w:b/>
-                <w:i w:val="0"/>
-                <w:sz w:val="22"/>
-              </w:rPr>
-              <w:t>1. TÊN ĐỀ TÀI</w:t>
-            </w:r>
-          </w:p>
-        </w:tc>
-        <w:tc>
-          <w:tcPr>
-            <w:tcW w:type="dxa" w:w="4535"/>
-          </w:tcPr>
-          <w:p>
-            <w:pPr>
-              <w:spacing w:lineRule="auto" w:line="240" w:before="20" w:after="20"/>
-              <w:jc w:val="left"/>
-            </w:pPr>
-            <w:r/>
-            <w:r>
-              <w:rPr>
-                <w:rFonts w:ascii="Times New Roman" w:hAnsi="Times New Roman" w:cs="Times New Roman" w:eastAsia="Times New Roman"/>
-                <w:b w:val="0"/>
-                <w:i w:val="0"/>
-                <w:sz w:val="22"/>
-              </w:rPr>
-              <w:t>1</w:t>
-            </w:r>
-          </w:p>
-        </w:tc>
-      </w:tr>
-      <w:tr>
-        <w:tc>
-          <w:tcPr>
-            <w:tcW w:type="dxa" w:w="4535"/>
-          </w:tcPr>
-          <w:p>
-            <w:pPr>
-              <w:spacing w:lineRule="auto" w:line="240" w:before="20" w:after="20"/>
-              <w:jc w:val="left"/>
-            </w:pPr>
-            <w:r/>
-            <w:r>
-              <w:rPr>
-                <w:rFonts w:ascii="Times New Roman" w:hAnsi="Times New Roman" w:cs="Times New Roman" w:eastAsia="Times New Roman"/>
-                <w:b/>
-                <w:i w:val="0"/>
-                <w:sz w:val="22"/>
-              </w:rPr>
-              <w:t>2. LÝ DO CHỌN ĐỀ TÀI</w:t>
-            </w:r>
-          </w:p>
-        </w:tc>
-        <w:tc>
-          <w:tcPr>
-            <w:tcW w:type="dxa" w:w="4535"/>
-          </w:tcPr>
-          <w:p>
-            <w:pPr>
-              <w:spacing w:lineRule="auto" w:line="240" w:before="20" w:after="20"/>
-              <w:jc w:val="left"/>
-            </w:pPr>
-            <w:r/>
-            <w:r>
-              <w:rPr>
-                <w:rFonts w:ascii="Times New Roman" w:hAnsi="Times New Roman" w:cs="Times New Roman" w:eastAsia="Times New Roman"/>
-                <w:b w:val="0"/>
-                <w:i w:val="0"/>
-                <w:sz w:val="22"/>
-              </w:rPr>
-              <w:t>3</w:t>
-            </w:r>
-          </w:p>
-        </w:tc>
-      </w:tr>
-      <w:tr>
-        <w:tc>
-          <w:tcPr>
-            <w:tcW w:type="dxa" w:w="4535"/>
-          </w:tcPr>
-          <w:p>
-            <w:pPr>
-              <w:spacing w:lineRule="auto" w:line="240" w:before="20" w:after="20"/>
-              <w:jc w:val="left"/>
-            </w:pPr>
-            <w:r/>
-            <w:r>
-              <w:rPr>
-                <w:rFonts w:ascii="Times New Roman" w:hAnsi="Times New Roman" w:cs="Times New Roman" w:eastAsia="Times New Roman"/>
-                <w:b w:val="0"/>
-                <w:i w:val="0"/>
-                <w:sz w:val="22"/>
-              </w:rPr>
-              <w:t>2.1. Tính cấp thiết về thực tiễn</w:t>
-            </w:r>
-          </w:p>
-        </w:tc>
-        <w:tc>
-          <w:tcPr>
-            <w:tcW w:type="dxa" w:w="4535"/>
-          </w:tcPr>
-          <w:p>
-            <w:pPr>
-              <w:spacing w:lineRule="auto" w:line="240" w:before="20" w:after="20"/>
-              <w:jc w:val="left"/>
-            </w:pPr>
-            <w:r/>
-            <w:r>
-              <w:rPr>
-                <w:rFonts w:ascii="Times New Roman" w:hAnsi="Times New Roman" w:cs="Times New Roman" w:eastAsia="Times New Roman"/>
-                <w:b w:val="0"/>
-                <w:i w:val="0"/>
-                <w:sz w:val="22"/>
-              </w:rPr>
-              <w:t>3</w:t>
-            </w:r>
-          </w:p>
-        </w:tc>
-      </w:tr>
-      <w:tr>
-        <w:tc>
-          <w:tcPr>
-            <w:tcW w:type="dxa" w:w="4535"/>
-          </w:tcPr>
-          <w:p>
-            <w:pPr>
-              <w:spacing w:lineRule="auto" w:line="240" w:before="20" w:after="20"/>
-              <w:jc w:val="left"/>
-            </w:pPr>
-            <w:r/>
-            <w:r>
-              <w:rPr>
-                <w:rFonts w:ascii="Times New Roman" w:hAnsi="Times New Roman" w:cs="Times New Roman" w:eastAsia="Times New Roman"/>
-                <w:b w:val="0"/>
-                <w:i w:val="0"/>
-                <w:sz w:val="22"/>
-              </w:rPr>
-              <w:t>2.2. Ý nghĩa khoa học</w:t>
-            </w:r>
-          </w:p>
-        </w:tc>
-        <w:tc>
-          <w:tcPr>
-            <w:tcW w:type="dxa" w:w="4535"/>
-          </w:tcPr>
-          <w:p>
-            <w:pPr>
-              <w:spacing w:lineRule="auto" w:line="240" w:before="20" w:after="20"/>
-              <w:jc w:val="left"/>
-            </w:pPr>
-            <w:r/>
-            <w:r>
-              <w:rPr>
-                <w:rFonts w:ascii="Times New Roman" w:hAnsi="Times New Roman" w:cs="Times New Roman" w:eastAsia="Times New Roman"/>
-                <w:b w:val="0"/>
-                <w:i w:val="0"/>
-                <w:sz w:val="22"/>
-              </w:rPr>
-              <w:t>3</w:t>
-            </w:r>
-          </w:p>
-        </w:tc>
-      </w:tr>
-      <w:tr>
-        <w:tc>
-          <w:tcPr>
-            <w:tcW w:type="dxa" w:w="4535"/>
-          </w:tcPr>
-          <w:p>
-            <w:pPr>
-              <w:spacing w:lineRule="auto" w:line="240" w:before="20" w:after="20"/>
-              <w:jc w:val="left"/>
-            </w:pPr>
-            <w:r/>
-            <w:r>
-              <w:rPr>
-                <w:rFonts w:ascii="Times New Roman" w:hAnsi="Times New Roman" w:cs="Times New Roman" w:eastAsia="Times New Roman"/>
-                <w:b w:val="0"/>
-                <w:i w:val="0"/>
-                <w:sz w:val="22"/>
-              </w:rPr>
-              <w:t>2.3. Tổng quan tình hình nghiên cứu và giải pháp hiện có</w:t>
-            </w:r>
-          </w:p>
-        </w:tc>
-        <w:tc>
-          <w:tcPr>
-            <w:tcW w:type="dxa" w:w="4535"/>
-          </w:tcPr>
-          <w:p>
-            <w:pPr>
-              <w:spacing w:lineRule="auto" w:line="240" w:before="20" w:after="20"/>
-              <w:jc w:val="left"/>
-            </w:pPr>
-            <w:r/>
-            <w:r>
-              <w:rPr>
-                <w:rFonts w:ascii="Times New Roman" w:hAnsi="Times New Roman" w:cs="Times New Roman" w:eastAsia="Times New Roman"/>
-                <w:b w:val="0"/>
-                <w:i w:val="0"/>
-                <w:sz w:val="22"/>
-              </w:rPr>
-              <w:t>4</w:t>
-            </w:r>
-          </w:p>
-        </w:tc>
-      </w:tr>
-      <w:tr>
-        <w:tc>
-          <w:tcPr>
-            <w:tcW w:type="dxa" w:w="4535"/>
-          </w:tcPr>
-          <w:p>
-            <w:pPr>
-              <w:spacing w:lineRule="auto" w:line="240" w:before="20" w:after="20"/>
-              <w:jc w:val="left"/>
-            </w:pPr>
-            <w:r/>
-            <w:r>
-              <w:rPr>
-                <w:rFonts w:ascii="Times New Roman" w:hAnsi="Times New Roman" w:cs="Times New Roman" w:eastAsia="Times New Roman"/>
-                <w:b/>
-                <w:i w:val="0"/>
-                <w:sz w:val="22"/>
-              </w:rPr>
-              <w:t>3. MỤC TIÊU VÀ CÂU HỎI NGHIÊN CỨU</w:t>
-            </w:r>
-          </w:p>
-        </w:tc>
-        <w:tc>
-          <w:tcPr>
-            <w:tcW w:type="dxa" w:w="4535"/>
-          </w:tcPr>
-          <w:p>
-            <w:pPr>
-              <w:spacing w:lineRule="auto" w:line="240" w:before="20" w:after="20"/>
-              <w:jc w:val="left"/>
-            </w:pPr>
-            <w:r/>
-            <w:r>
-              <w:rPr>
-                <w:rFonts w:ascii="Times New Roman" w:hAnsi="Times New Roman" w:cs="Times New Roman" w:eastAsia="Times New Roman"/>
-                <w:b w:val="0"/>
-                <w:i w:val="0"/>
-                <w:sz w:val="22"/>
-              </w:rPr>
-              <w:t>5</w:t>
-            </w:r>
-          </w:p>
-        </w:tc>
-      </w:tr>
-      <w:tr>
-        <w:tc>
-          <w:tcPr>
-            <w:tcW w:type="dxa" w:w="4535"/>
-          </w:tcPr>
-          <w:p>
-            <w:pPr>
-              <w:spacing w:lineRule="auto" w:line="240" w:before="20" w:after="20"/>
-              <w:jc w:val="left"/>
-            </w:pPr>
-            <w:r/>
-            <w:r>
-              <w:rPr>
-                <w:rFonts w:ascii="Times New Roman" w:hAnsi="Times New Roman" w:cs="Times New Roman" w:eastAsia="Times New Roman"/>
-                <w:b w:val="0"/>
-                <w:i w:val="0"/>
-                <w:sz w:val="22"/>
-              </w:rPr>
-              <w:t>3.1. Mục tiêu tổng quát</w:t>
-            </w:r>
-          </w:p>
-        </w:tc>
-        <w:tc>
-          <w:tcPr>
-            <w:tcW w:type="dxa" w:w="4535"/>
-          </w:tcPr>
-          <w:p>
-            <w:pPr>
-              <w:spacing w:lineRule="auto" w:line="240" w:before="20" w:after="20"/>
-              <w:jc w:val="left"/>
-            </w:pPr>
-            <w:r/>
-            <w:r>
-              <w:rPr>
-                <w:rFonts w:ascii="Times New Roman" w:hAnsi="Times New Roman" w:cs="Times New Roman" w:eastAsia="Times New Roman"/>
-                <w:b w:val="0"/>
-                <w:i w:val="0"/>
-                <w:sz w:val="22"/>
-              </w:rPr>
-              <w:t>5</w:t>
-            </w:r>
-          </w:p>
-        </w:tc>
-      </w:tr>
-      <w:tr>
-        <w:tc>
-          <w:tcPr>
-            <w:tcW w:type="dxa" w:w="4535"/>
-          </w:tcPr>
-          <w:p>
-            <w:pPr>
-              <w:spacing w:lineRule="auto" w:line="240" w:before="20" w:after="20"/>
-              <w:jc w:val="left"/>
-            </w:pPr>
-            <w:r/>
-            <w:r>
-              <w:rPr>
-                <w:rFonts w:ascii="Times New Roman" w:hAnsi="Times New Roman" w:cs="Times New Roman" w:eastAsia="Times New Roman"/>
-                <w:b w:val="0"/>
-                <w:i w:val="0"/>
-                <w:sz w:val="22"/>
-              </w:rPr>
-              <w:t>3.2. Mục tiêu cụ thể và tiêu chí nghiệm thu</w:t>
-            </w:r>
-          </w:p>
-        </w:tc>
-        <w:tc>
-          <w:tcPr>
-            <w:tcW w:type="dxa" w:w="4535"/>
-          </w:tcPr>
-          <w:p>
-            <w:pPr>
-              <w:spacing w:lineRule="auto" w:line="240" w:before="20" w:after="20"/>
-              <w:jc w:val="left"/>
-            </w:pPr>
-            <w:r/>
-            <w:r>
-              <w:rPr>
-                <w:rFonts w:ascii="Times New Roman" w:hAnsi="Times New Roman" w:cs="Times New Roman" w:eastAsia="Times New Roman"/>
-                <w:b w:val="0"/>
-                <w:i w:val="0"/>
-                <w:sz w:val="22"/>
-              </w:rPr>
-              <w:t>5</w:t>
-            </w:r>
-          </w:p>
-        </w:tc>
-      </w:tr>
-      <w:tr>
-        <w:tc>
-          <w:tcPr>
-            <w:tcW w:type="dxa" w:w="4535"/>
-          </w:tcPr>
-          <w:p>
-            <w:pPr>
-              <w:spacing w:lineRule="auto" w:line="240" w:before="20" w:after="20"/>
-              <w:jc w:val="left"/>
-            </w:pPr>
-            <w:r/>
-            <w:r>
-              <w:rPr>
-                <w:rFonts w:ascii="Times New Roman" w:hAnsi="Times New Roman" w:cs="Times New Roman" w:eastAsia="Times New Roman"/>
-                <w:b w:val="0"/>
-                <w:i w:val="0"/>
-                <w:sz w:val="22"/>
-              </w:rPr>
-              <w:t>3.3. Câu hỏi nghiên cứu</w:t>
-            </w:r>
-          </w:p>
-        </w:tc>
-        <w:tc>
-          <w:tcPr>
-            <w:tcW w:type="dxa" w:w="4535"/>
-          </w:tcPr>
-          <w:p>
-            <w:pPr>
-              <w:spacing w:lineRule="auto" w:line="240" w:before="20" w:after="20"/>
-              <w:jc w:val="left"/>
-            </w:pPr>
-            <w:r/>
-            <w:r>
-              <w:rPr>
-                <w:rFonts w:ascii="Times New Roman" w:hAnsi="Times New Roman" w:cs="Times New Roman" w:eastAsia="Times New Roman"/>
-                <w:b w:val="0"/>
-                <w:i w:val="0"/>
-                <w:sz w:val="22"/>
-              </w:rPr>
-              <w:t>6</w:t>
-            </w:r>
-          </w:p>
-        </w:tc>
-      </w:tr>
-      <w:tr>
-        <w:tc>
-          <w:tcPr>
-            <w:tcW w:type="dxa" w:w="4535"/>
-          </w:tcPr>
-          <w:p>
-            <w:pPr>
-              <w:spacing w:lineRule="auto" w:line="240" w:before="20" w:after="20"/>
-              <w:jc w:val="left"/>
-            </w:pPr>
-            <w:r/>
-            <w:r>
-              <w:rPr>
-                <w:rFonts w:ascii="Times New Roman" w:hAnsi="Times New Roman" w:cs="Times New Roman" w:eastAsia="Times New Roman"/>
-                <w:b/>
-                <w:i w:val="0"/>
-                <w:sz w:val="22"/>
-              </w:rPr>
-              <w:t>4. ĐỐI TƯỢNG VÀ PHẠM VI</w:t>
-            </w:r>
-          </w:p>
-        </w:tc>
-        <w:tc>
-          <w:tcPr>
-            <w:tcW w:type="dxa" w:w="4535"/>
-          </w:tcPr>
-          <w:p>
-            <w:pPr>
-              <w:spacing w:lineRule="auto" w:line="240" w:before="20" w:after="20"/>
-              <w:jc w:val="left"/>
-            </w:pPr>
-            <w:r/>
-            <w:r>
-              <w:rPr>
-                <w:rFonts w:ascii="Times New Roman" w:hAnsi="Times New Roman" w:cs="Times New Roman" w:eastAsia="Times New Roman"/>
-                <w:b w:val="0"/>
-                <w:i w:val="0"/>
-                <w:sz w:val="22"/>
-              </w:rPr>
-              <w:t>7</w:t>
-            </w:r>
-          </w:p>
-        </w:tc>
-      </w:tr>
-      <w:tr>
-        <w:tc>
-          <w:tcPr>
-            <w:tcW w:type="dxa" w:w="4535"/>
-          </w:tcPr>
-          <w:p>
-            <w:pPr>
-              <w:spacing w:lineRule="auto" w:line="240" w:before="20" w:after="20"/>
-              <w:jc w:val="left"/>
-            </w:pPr>
-            <w:r/>
-            <w:r>
-              <w:rPr>
-                <w:rFonts w:ascii="Times New Roman" w:hAnsi="Times New Roman" w:cs="Times New Roman" w:eastAsia="Times New Roman"/>
-                <w:b w:val="0"/>
-                <w:i w:val="0"/>
-                <w:sz w:val="22"/>
-              </w:rPr>
-              <w:t>4.1. Đối tượng nghiên cứu</w:t>
-            </w:r>
-          </w:p>
-        </w:tc>
-        <w:tc>
-          <w:tcPr>
-            <w:tcW w:type="dxa" w:w="4535"/>
-          </w:tcPr>
-          <w:p>
-            <w:pPr>
-              <w:spacing w:lineRule="auto" w:line="240" w:before="20" w:after="20"/>
-              <w:jc w:val="left"/>
-            </w:pPr>
-            <w:r/>
-            <w:r>
-              <w:rPr>
-                <w:rFonts w:ascii="Times New Roman" w:hAnsi="Times New Roman" w:cs="Times New Roman" w:eastAsia="Times New Roman"/>
-                <w:b w:val="0"/>
-                <w:i w:val="0"/>
-                <w:sz w:val="22"/>
-              </w:rPr>
-              <w:t>7</w:t>
-            </w:r>
-          </w:p>
-        </w:tc>
-      </w:tr>
-      <w:tr>
-        <w:tc>
-          <w:tcPr>
-            <w:tcW w:type="dxa" w:w="4535"/>
-          </w:tcPr>
-          <w:p>
-            <w:pPr>
-              <w:spacing w:lineRule="auto" w:line="240" w:before="20" w:after="20"/>
-              <w:jc w:val="left"/>
-            </w:pPr>
-            <w:r/>
-            <w:r>
-              <w:rPr>
-                <w:rFonts w:ascii="Times New Roman" w:hAnsi="Times New Roman" w:cs="Times New Roman" w:eastAsia="Times New Roman"/>
-                <w:b w:val="0"/>
-                <w:i w:val="0"/>
-                <w:sz w:val="22"/>
-              </w:rPr>
-              <w:t>4.2. Phạm vi nghiên cứu</w:t>
-            </w:r>
-          </w:p>
-        </w:tc>
-        <w:tc>
-          <w:tcPr>
-            <w:tcW w:type="dxa" w:w="4535"/>
-          </w:tcPr>
-          <w:p>
-            <w:pPr>
-              <w:spacing w:lineRule="auto" w:line="240" w:before="20" w:after="20"/>
-              <w:jc w:val="left"/>
-            </w:pPr>
-            <w:r/>
-            <w:r>
-              <w:rPr>
-                <w:rFonts w:ascii="Times New Roman" w:hAnsi="Times New Roman" w:cs="Times New Roman" w:eastAsia="Times New Roman"/>
-                <w:b w:val="0"/>
-                <w:i w:val="0"/>
-                <w:sz w:val="22"/>
-              </w:rPr>
-              <w:t>7</w:t>
-            </w:r>
-          </w:p>
-        </w:tc>
-      </w:tr>
-      <w:tr>
-        <w:tc>
-          <w:tcPr>
-            <w:tcW w:type="dxa" w:w="4535"/>
-          </w:tcPr>
-          <w:p>
-            <w:pPr>
-              <w:spacing w:lineRule="auto" w:line="240" w:before="20" w:after="20"/>
-              <w:jc w:val="left"/>
-            </w:pPr>
-            <w:r/>
-            <w:r>
-              <w:rPr>
-                <w:rFonts w:ascii="Times New Roman" w:hAnsi="Times New Roman" w:cs="Times New Roman" w:eastAsia="Times New Roman"/>
-                <w:b w:val="0"/>
-                <w:i w:val="0"/>
-                <w:sz w:val="22"/>
-              </w:rPr>
-              <w:t>4.3. Giới hạn — những gì đề tài KHÔNG làm</w:t>
-            </w:r>
-          </w:p>
-        </w:tc>
-        <w:tc>
-          <w:tcPr>
-            <w:tcW w:type="dxa" w:w="4535"/>
-          </w:tcPr>
-          <w:p>
-            <w:pPr>
-              <w:spacing w:lineRule="auto" w:line="240" w:before="20" w:after="20"/>
-              <w:jc w:val="left"/>
-            </w:pPr>
-            <w:r/>
-            <w:r>
-              <w:rPr>
-                <w:rFonts w:ascii="Times New Roman" w:hAnsi="Times New Roman" w:cs="Times New Roman" w:eastAsia="Times New Roman"/>
-                <w:b w:val="0"/>
-                <w:i w:val="0"/>
-                <w:sz w:val="22"/>
-              </w:rPr>
-              <w:t>7</w:t>
-            </w:r>
-          </w:p>
-        </w:tc>
-      </w:tr>
-      <w:tr>
-        <w:tc>
-          <w:tcPr>
-            <w:tcW w:type="dxa" w:w="4535"/>
-          </w:tcPr>
-          <w:p>
-            <w:pPr>
-              <w:spacing w:lineRule="auto" w:line="240" w:before="20" w:after="20"/>
-              <w:jc w:val="left"/>
-            </w:pPr>
-            <w:r/>
-            <w:r>
-              <w:rPr>
-                <w:rFonts w:ascii="Times New Roman" w:hAnsi="Times New Roman" w:cs="Times New Roman" w:eastAsia="Times New Roman"/>
-                <w:b w:val="0"/>
-                <w:i w:val="0"/>
-                <w:sz w:val="22"/>
-              </w:rPr>
-              <w:t>4.4. Giả thuyết nghiên cứu</w:t>
-            </w:r>
-          </w:p>
-        </w:tc>
-        <w:tc>
-          <w:tcPr>
-            <w:tcW w:type="dxa" w:w="4535"/>
-          </w:tcPr>
-          <w:p>
-            <w:pPr>
-              <w:spacing w:lineRule="auto" w:line="240" w:before="20" w:after="20"/>
-              <w:jc w:val="left"/>
-            </w:pPr>
-            <w:r/>
-            <w:r>
-              <w:rPr>
-                <w:rFonts w:ascii="Times New Roman" w:hAnsi="Times New Roman" w:cs="Times New Roman" w:eastAsia="Times New Roman"/>
-                <w:b w:val="0"/>
-                <w:i w:val="0"/>
-                <w:sz w:val="22"/>
-              </w:rPr>
-              <w:t>8</w:t>
-            </w:r>
-          </w:p>
-        </w:tc>
-      </w:tr>
-      <w:tr>
-        <w:tc>
-          <w:tcPr>
-            <w:tcW w:type="dxa" w:w="4535"/>
-          </w:tcPr>
-          <w:p>
-            <w:pPr>
-              <w:spacing w:lineRule="auto" w:line="240" w:before="20" w:after="20"/>
-              <w:jc w:val="left"/>
-            </w:pPr>
-            <w:r/>
-            <w:r>
-              <w:rPr>
-                <w:rFonts w:ascii="Times New Roman" w:hAnsi="Times New Roman" w:cs="Times New Roman" w:eastAsia="Times New Roman"/>
-                <w:b/>
-                <w:i w:val="0"/>
-                <w:sz w:val="22"/>
-              </w:rPr>
-              <w:t>5. NHIỆM VỤ NGHIÊN CỨU</w:t>
-            </w:r>
-          </w:p>
-        </w:tc>
-        <w:tc>
-          <w:tcPr>
-            <w:tcW w:type="dxa" w:w="4535"/>
-          </w:tcPr>
-          <w:p>
-            <w:pPr>
-              <w:spacing w:lineRule="auto" w:line="240" w:before="20" w:after="20"/>
-              <w:jc w:val="left"/>
-            </w:pPr>
-            <w:r/>
-            <w:r>
-              <w:rPr>
-                <w:rFonts w:ascii="Times New Roman" w:hAnsi="Times New Roman" w:cs="Times New Roman" w:eastAsia="Times New Roman"/>
-                <w:b w:val="0"/>
-                <w:i w:val="0"/>
-                <w:sz w:val="22"/>
-              </w:rPr>
-              <w:t>8</w:t>
-            </w:r>
-          </w:p>
-        </w:tc>
-      </w:tr>
-      <w:tr>
-        <w:tc>
-          <w:tcPr>
-            <w:tcW w:type="dxa" w:w="4535"/>
-          </w:tcPr>
-          <w:p>
-            <w:pPr>
-              <w:spacing w:lineRule="auto" w:line="240" w:before="20" w:after="20"/>
-              <w:jc w:val="left"/>
-            </w:pPr>
-            <w:r/>
-            <w:r>
-              <w:rPr>
-                <w:rFonts w:ascii="Times New Roman" w:hAnsi="Times New Roman" w:cs="Times New Roman" w:eastAsia="Times New Roman"/>
-                <w:b/>
-                <w:i w:val="0"/>
-                <w:sz w:val="22"/>
-              </w:rPr>
-              <w:t>6. PHƯƠNG PHÁP NGHIÊN CỨU</w:t>
-            </w:r>
-          </w:p>
-        </w:tc>
-        <w:tc>
-          <w:tcPr>
-            <w:tcW w:type="dxa" w:w="4535"/>
-          </w:tcPr>
-          <w:p>
-            <w:pPr>
-              <w:spacing w:lineRule="auto" w:line="240" w:before="20" w:after="20"/>
-              <w:jc w:val="left"/>
-            </w:pPr>
-            <w:r/>
-            <w:r>
-              <w:rPr>
-                <w:rFonts w:ascii="Times New Roman" w:hAnsi="Times New Roman" w:cs="Times New Roman" w:eastAsia="Times New Roman"/>
-                <w:b w:val="0"/>
-                <w:i w:val="0"/>
-                <w:sz w:val="22"/>
-              </w:rPr>
-              <w:t>9</w:t>
-            </w:r>
-          </w:p>
-        </w:tc>
-      </w:tr>
-      <w:tr>
-        <w:tc>
-          <w:tcPr>
-            <w:tcW w:type="dxa" w:w="4535"/>
-          </w:tcPr>
-          <w:p>
-            <w:pPr>
-              <w:spacing w:lineRule="auto" w:line="240" w:before="20" w:after="20"/>
-              <w:jc w:val="left"/>
-            </w:pPr>
-            <w:r/>
-            <w:r>
-              <w:rPr>
-                <w:rFonts w:ascii="Times New Roman" w:hAnsi="Times New Roman" w:cs="Times New Roman" w:eastAsia="Times New Roman"/>
-                <w:b w:val="0"/>
-                <w:i w:val="0"/>
-                <w:sz w:val="22"/>
-              </w:rPr>
-              <w:t>6.1. Phương pháp nghiên cứu lý thuyết</w:t>
-            </w:r>
-          </w:p>
-        </w:tc>
-        <w:tc>
-          <w:tcPr>
-            <w:tcW w:type="dxa" w:w="4535"/>
-          </w:tcPr>
-          <w:p>
-            <w:pPr>
-              <w:spacing w:lineRule="auto" w:line="240" w:before="20" w:after="20"/>
-              <w:jc w:val="left"/>
-            </w:pPr>
-            <w:r/>
-            <w:r>
-              <w:rPr>
-                <w:rFonts w:ascii="Times New Roman" w:hAnsi="Times New Roman" w:cs="Times New Roman" w:eastAsia="Times New Roman"/>
-                <w:b w:val="0"/>
-                <w:i w:val="0"/>
-                <w:sz w:val="22"/>
-              </w:rPr>
-              <w:t>9</w:t>
-            </w:r>
-          </w:p>
-        </w:tc>
-      </w:tr>
-      <w:tr>
-        <w:tc>
-          <w:tcPr>
-            <w:tcW w:type="dxa" w:w="4535"/>
-          </w:tcPr>
-          <w:p>
-            <w:pPr>
-              <w:spacing w:lineRule="auto" w:line="240" w:before="20" w:after="20"/>
-              <w:jc w:val="left"/>
-            </w:pPr>
-            <w:r/>
-            <w:r>
-              <w:rPr>
-                <w:rFonts w:ascii="Times New Roman" w:hAnsi="Times New Roman" w:cs="Times New Roman" w:eastAsia="Times New Roman"/>
-                <w:b w:val="0"/>
-                <w:i w:val="0"/>
-                <w:sz w:val="22"/>
-              </w:rPr>
-              <w:t>6.2. Phương pháp nghiên cứu thực tiễn</w:t>
-            </w:r>
-          </w:p>
-        </w:tc>
-        <w:tc>
-          <w:tcPr>
-            <w:tcW w:type="dxa" w:w="4535"/>
-          </w:tcPr>
-          <w:p>
-            <w:pPr>
-              <w:spacing w:lineRule="auto" w:line="240" w:before="20" w:after="20"/>
-              <w:jc w:val="left"/>
-            </w:pPr>
-            <w:r/>
-            <w:r>
-              <w:rPr>
-                <w:rFonts w:ascii="Times New Roman" w:hAnsi="Times New Roman" w:cs="Times New Roman" w:eastAsia="Times New Roman"/>
-                <w:b w:val="0"/>
-                <w:i w:val="0"/>
-                <w:sz w:val="22"/>
-              </w:rPr>
-              <w:t>9</w:t>
-            </w:r>
-          </w:p>
-        </w:tc>
-      </w:tr>
-      <w:tr>
-        <w:tc>
-          <w:tcPr>
-            <w:tcW w:type="dxa" w:w="4535"/>
-          </w:tcPr>
-          <w:p>
-            <w:pPr>
-              <w:spacing w:lineRule="auto" w:line="240" w:before="20" w:after="20"/>
-              <w:jc w:val="left"/>
-            </w:pPr>
-            <w:r/>
-            <w:r>
-              <w:rPr>
-                <w:rFonts w:ascii="Times New Roman" w:hAnsi="Times New Roman" w:cs="Times New Roman" w:eastAsia="Times New Roman"/>
-                <w:b w:val="0"/>
-                <w:i w:val="0"/>
-                <w:sz w:val="22"/>
-              </w:rPr>
-              <w:t>6.3. Phương pháp kiểm chứng</w:t>
-            </w:r>
-          </w:p>
-        </w:tc>
-        <w:tc>
-          <w:tcPr>
-            <w:tcW w:type="dxa" w:w="4535"/>
-          </w:tcPr>
-          <w:p>
-            <w:pPr>
-              <w:spacing w:lineRule="auto" w:line="240" w:before="20" w:after="20"/>
-              <w:jc w:val="left"/>
-            </w:pPr>
-            <w:r/>
-            <w:r>
-              <w:rPr>
-                <w:rFonts w:ascii="Times New Roman" w:hAnsi="Times New Roman" w:cs="Times New Roman" w:eastAsia="Times New Roman"/>
-                <w:b w:val="0"/>
-                <w:i w:val="0"/>
-                <w:sz w:val="22"/>
-              </w:rPr>
-              <w:t>9</w:t>
-            </w:r>
-          </w:p>
-        </w:tc>
-      </w:tr>
-      <w:tr>
-        <w:tc>
-          <w:tcPr>
-            <w:tcW w:type="dxa" w:w="4535"/>
-          </w:tcPr>
-          <w:p>
-            <w:pPr>
-              <w:spacing w:lineRule="auto" w:line="240" w:before="20" w:after="20"/>
-              <w:jc w:val="left"/>
-            </w:pPr>
-            <w:r/>
-            <w:r>
-              <w:rPr>
-                <w:rFonts w:ascii="Times New Roman" w:hAnsi="Times New Roman" w:cs="Times New Roman" w:eastAsia="Times New Roman"/>
-                <w:b w:val="0"/>
-                <w:i w:val="0"/>
-                <w:sz w:val="22"/>
-              </w:rPr>
-              <w:t>6.4. Công nghệ và công cụ dự kiến</w:t>
-            </w:r>
-          </w:p>
-        </w:tc>
-        <w:tc>
-          <w:tcPr>
-            <w:tcW w:type="dxa" w:w="4535"/>
-          </w:tcPr>
-          <w:p>
-            <w:pPr>
-              <w:spacing w:lineRule="auto" w:line="240" w:before="20" w:after="20"/>
-              <w:jc w:val="left"/>
-            </w:pPr>
-            <w:r/>
-            <w:r>
-              <w:rPr>
-                <w:rFonts w:ascii="Times New Roman" w:hAnsi="Times New Roman" w:cs="Times New Roman" w:eastAsia="Times New Roman"/>
-                <w:b w:val="0"/>
-                <w:i w:val="0"/>
-                <w:sz w:val="22"/>
-              </w:rPr>
-              <w:t>10</w:t>
-            </w:r>
-          </w:p>
-        </w:tc>
-      </w:tr>
-      <w:tr>
-        <w:tc>
-          <w:tcPr>
-            <w:tcW w:type="dxa" w:w="4535"/>
-          </w:tcPr>
-          <w:p>
-            <w:pPr>
-              <w:spacing w:lineRule="auto" w:line="240" w:before="20" w:after="20"/>
-              <w:jc w:val="left"/>
-            </w:pPr>
-            <w:r/>
-            <w:r>
-              <w:rPr>
-                <w:rFonts w:ascii="Times New Roman" w:hAnsi="Times New Roman" w:cs="Times New Roman" w:eastAsia="Times New Roman"/>
-                <w:b/>
-                <w:i w:val="0"/>
-                <w:sz w:val="22"/>
-              </w:rPr>
-              <w:t>7. ĐÓNG GÓP DỰ KIẾN CỦA ĐỀ TÀI</w:t>
-            </w:r>
-          </w:p>
-        </w:tc>
-        <w:tc>
-          <w:tcPr>
-            <w:tcW w:type="dxa" w:w="4535"/>
-          </w:tcPr>
-          <w:p>
-            <w:pPr>
-              <w:spacing w:lineRule="auto" w:line="240" w:before="20" w:after="20"/>
-              <w:jc w:val="left"/>
-            </w:pPr>
-            <w:r/>
-            <w:r>
-              <w:rPr>
-                <w:rFonts w:ascii="Times New Roman" w:hAnsi="Times New Roman" w:cs="Times New Roman" w:eastAsia="Times New Roman"/>
-                <w:b w:val="0"/>
-                <w:i w:val="0"/>
-                <w:sz w:val="22"/>
-              </w:rPr>
-              <w:t>10</w:t>
-            </w:r>
-          </w:p>
-        </w:tc>
-      </w:tr>
-      <w:tr>
-        <w:tc>
-          <w:tcPr>
-            <w:tcW w:type="dxa" w:w="4535"/>
-          </w:tcPr>
-          <w:p>
-            <w:pPr>
-              <w:spacing w:lineRule="auto" w:line="240" w:before="20" w:after="20"/>
-              <w:jc w:val="left"/>
-            </w:pPr>
-            <w:r/>
-            <w:r>
-              <w:rPr>
-                <w:rFonts w:ascii="Times New Roman" w:hAnsi="Times New Roman" w:cs="Times New Roman" w:eastAsia="Times New Roman"/>
-                <w:b/>
-                <w:i w:val="0"/>
-                <w:sz w:val="22"/>
-              </w:rPr>
-              <w:t>8. KẾT CẤU DỰ KIẾN CỦA ĐỒ ÁN</w:t>
-            </w:r>
-          </w:p>
-        </w:tc>
-        <w:tc>
-          <w:tcPr>
-            <w:tcW w:type="dxa" w:w="4535"/>
-          </w:tcPr>
-          <w:p>
-            <w:pPr>
-              <w:spacing w:lineRule="auto" w:line="240" w:before="20" w:after="20"/>
-              <w:jc w:val="left"/>
-            </w:pPr>
-            <w:r/>
-            <w:r>
-              <w:rPr>
-                <w:rFonts w:ascii="Times New Roman" w:hAnsi="Times New Roman" w:cs="Times New Roman" w:eastAsia="Times New Roman"/>
-                <w:b w:val="0"/>
-                <w:i w:val="0"/>
-                <w:sz w:val="22"/>
-              </w:rPr>
-              <w:t>10</w:t>
-            </w:r>
-          </w:p>
-        </w:tc>
-      </w:tr>
-      <w:tr>
-        <w:tc>
-          <w:tcPr>
-            <w:tcW w:type="dxa" w:w="4535"/>
-          </w:tcPr>
-          <w:p>
-            <w:pPr>
-              <w:spacing w:lineRule="auto" w:line="240" w:before="20" w:after="20"/>
-              <w:jc w:val="left"/>
-            </w:pPr>
-            <w:r/>
-            <w:r>
-              <w:rPr>
-                <w:rFonts w:ascii="Times New Roman" w:hAnsi="Times New Roman" w:cs="Times New Roman" w:eastAsia="Times New Roman"/>
-                <w:b/>
-                <w:i w:val="0"/>
-                <w:sz w:val="22"/>
-              </w:rPr>
-              <w:t>9. KẾ HOẠCH VÀ TIẾN ĐỘ THỰC HIỆN</w:t>
-            </w:r>
-          </w:p>
-        </w:tc>
-        <w:tc>
-          <w:tcPr>
-            <w:tcW w:type="dxa" w:w="4535"/>
-          </w:tcPr>
-          <w:p>
-            <w:pPr>
-              <w:spacing w:lineRule="auto" w:line="240" w:before="20" w:after="20"/>
-              <w:jc w:val="left"/>
-            </w:pPr>
-            <w:r/>
-            <w:r>
-              <w:rPr>
-                <w:rFonts w:ascii="Times New Roman" w:hAnsi="Times New Roman" w:cs="Times New Roman" w:eastAsia="Times New Roman"/>
-                <w:b w:val="0"/>
-                <w:i w:val="0"/>
-                <w:sz w:val="22"/>
-              </w:rPr>
-              <w:t>12</w:t>
-            </w:r>
-          </w:p>
-        </w:tc>
-      </w:tr>
-      <w:tr>
-        <w:tc>
-          <w:tcPr>
-            <w:tcW w:type="dxa" w:w="4535"/>
-          </w:tcPr>
-          <w:p>
-            <w:pPr>
-              <w:spacing w:lineRule="auto" w:line="240" w:before="20" w:after="20"/>
-              <w:jc w:val="left"/>
-            </w:pPr>
-            <w:r/>
-            <w:r>
-              <w:rPr>
-                <w:rFonts w:ascii="Times New Roman" w:hAnsi="Times New Roman" w:cs="Times New Roman" w:eastAsia="Times New Roman"/>
-                <w:b w:val="0"/>
-                <w:i w:val="0"/>
-                <w:sz w:val="22"/>
-              </w:rPr>
-              <w:t>9.1. Tiến độ theo tuần</w:t>
-            </w:r>
-          </w:p>
-        </w:tc>
-        <w:tc>
-          <w:tcPr>
-            <w:tcW w:type="dxa" w:w="4535"/>
-          </w:tcPr>
-          <w:p>
-            <w:pPr>
-              <w:spacing w:lineRule="auto" w:line="240" w:before="20" w:after="20"/>
-              <w:jc w:val="left"/>
-            </w:pPr>
-            <w:r/>
-            <w:r>
-              <w:rPr>
-                <w:rFonts w:ascii="Times New Roman" w:hAnsi="Times New Roman" w:cs="Times New Roman" w:eastAsia="Times New Roman"/>
-                <w:b w:val="0"/>
-                <w:i w:val="0"/>
-                <w:sz w:val="22"/>
-              </w:rPr>
-              <w:t>12</w:t>
-            </w:r>
-          </w:p>
-        </w:tc>
-      </w:tr>
-      <w:tr>
-        <w:tc>
-          <w:tcPr>
-            <w:tcW w:type="dxa" w:w="4535"/>
-          </w:tcPr>
-          <w:p>
-            <w:pPr>
-              <w:spacing w:lineRule="auto" w:line="240" w:before="20" w:after="20"/>
-              <w:jc w:val="left"/>
-            </w:pPr>
-            <w:r/>
-            <w:r>
-              <w:rPr>
-                <w:rFonts w:ascii="Times New Roman" w:hAnsi="Times New Roman" w:cs="Times New Roman" w:eastAsia="Times New Roman"/>
-                <w:b w:val="0"/>
-                <w:i w:val="0"/>
-                <w:sz w:val="22"/>
-              </w:rPr>
-              <w:t>9.2. Rủi ro và phương án dự phòng</w:t>
-            </w:r>
-          </w:p>
-        </w:tc>
-        <w:tc>
-          <w:tcPr>
-            <w:tcW w:type="dxa" w:w="4535"/>
-          </w:tcPr>
-          <w:p>
-            <w:pPr>
-              <w:spacing w:lineRule="auto" w:line="240" w:before="20" w:after="20"/>
-              <w:jc w:val="left"/>
-            </w:pPr>
-            <w:r/>
-            <w:r>
-              <w:rPr>
-                <w:rFonts w:ascii="Times New Roman" w:hAnsi="Times New Roman" w:cs="Times New Roman" w:eastAsia="Times New Roman"/>
-                <w:b w:val="0"/>
-                <w:i w:val="0"/>
-                <w:sz w:val="22"/>
-              </w:rPr>
-              <w:t>13</w:t>
-            </w:r>
-          </w:p>
-        </w:tc>
-      </w:tr>
-      <w:tr>
-        <w:tc>
-          <w:tcPr>
-            <w:tcW w:type="dxa" w:w="4535"/>
-          </w:tcPr>
-          <w:p>
-            <w:pPr>
-              <w:spacing w:lineRule="auto" w:line="240" w:before="20" w:after="20"/>
-              <w:jc w:val="left"/>
-            </w:pPr>
-            <w:r/>
-            <w:r>
-              <w:rPr>
-                <w:rFonts w:ascii="Times New Roman" w:hAnsi="Times New Roman" w:cs="Times New Roman" w:eastAsia="Times New Roman"/>
-                <w:b/>
-                <w:i w:val="0"/>
-                <w:sz w:val="22"/>
-              </w:rPr>
-              <w:t>10. TÀI LIỆU THAM KHẢO DỰ KIẾN</w:t>
-            </w:r>
-          </w:p>
-        </w:tc>
-        <w:tc>
-          <w:tcPr>
-            <w:tcW w:type="dxa" w:w="4535"/>
-          </w:tcPr>
-          <w:p>
-            <w:pPr>
-              <w:spacing w:lineRule="auto" w:line="240" w:before="20" w:after="20"/>
-              <w:jc w:val="left"/>
-            </w:pPr>
-            <w:r/>
-            <w:r>
-              <w:rPr>
-                <w:rFonts w:ascii="Times New Roman" w:hAnsi="Times New Roman" w:cs="Times New Roman" w:eastAsia="Times New Roman"/>
-                <w:b w:val="0"/>
-                <w:i w:val="0"/>
-                <w:sz w:val="22"/>
-              </w:rPr>
-              <w:t>14</w:t>
-            </w:r>
-          </w:p>
-        </w:tc>
-      </w:tr>
-      <w:tr>
-        <w:tc>
-          <w:tcPr>
-            <w:tcW w:type="dxa" w:w="4535"/>
-          </w:tcPr>
-          <w:p>
-            <w:pPr>
-              <w:spacing w:lineRule="auto" w:line="240" w:before="20" w:after="20"/>
-              <w:jc w:val="left"/>
-            </w:pPr>
-            <w:r/>
-            <w:r>
-              <w:rPr>
-                <w:rFonts w:ascii="Times New Roman" w:hAnsi="Times New Roman" w:cs="Times New Roman" w:eastAsia="Times New Roman"/>
-                <w:b/>
-                <w:i w:val="0"/>
-                <w:sz w:val="22"/>
-              </w:rPr>
-              <w:t>11. Ý KIẾN CỦA GIẢNG VIÊN HƯỚNG DẪN</w:t>
-            </w:r>
-          </w:p>
-        </w:tc>
-        <w:tc>
-          <w:tcPr>
-            <w:tcW w:type="dxa" w:w="4535"/>
-          </w:tcPr>
-          <w:p>
-            <w:pPr>
-              <w:spacing w:lineRule="auto" w:line="240" w:before="20" w:after="20"/>
-              <w:jc w:val="left"/>
-            </w:pPr>
-            <w:r/>
-            <w:r>
-              <w:rPr>
-                <w:rFonts w:ascii="Times New Roman" w:hAnsi="Times New Roman" w:cs="Times New Roman" w:eastAsia="Times New Roman"/>
-                <w:b w:val="0"/>
-                <w:i w:val="0"/>
-                <w:sz w:val="22"/>
-              </w:rPr>
-              <w:t>16</w:t>
-            </w:r>
-          </w:p>
-        </w:tc>
-      </w:tr>
-    </w:tbl>
-    <w:p>
-      <w:pPr>
-        <w:pageBreakBefore/>
-        <w:spacing w:after="0"/>
-      </w:pPr>
-    </w:p>
-    <w:p>
-      <w:pPr>
         <w:keepNext/>
         <w:spacing w:lineRule="auto" w:line="360" w:before="240" w:after="120"/>
         <w:jc w:val="left"/>
@@ -2569,6 +2011,30 @@
           <w:sz w:val="26"/>
         </w:rPr>
         <w:t>2.3.4. Khoảng trống mà đề tài nhắm tới</w:t>
+      </w:r>
+    </w:p>
+    <w:p>
+      <w:pPr>
+        <w:spacing w:lineRule="auto" w:line="276" w:before="160" w:after="60"/>
+        <w:jc w:val="center"/>
+      </w:pPr>
+      <w:r>
+        <w:rPr>
+          <w:rFonts w:ascii="Times New Roman" w:hAnsi="Times New Roman" w:cs="Times New Roman" w:eastAsia="Times New Roman"/>
+          <w:b/>
+          <w:i w:val="0"/>
+          <w:sz w:val="24"/>
+        </w:rPr>
+        <w:t xml:space="preserve">Bảng 2. </w:t>
+      </w:r>
+      <w:r>
+        <w:rPr>
+          <w:rFonts w:ascii="Times New Roman" w:hAnsi="Times New Roman" w:cs="Times New Roman" w:eastAsia="Times New Roman"/>
+          <w:b/>
+          <w:i w:val="0"/>
+          <w:sz w:val="24"/>
+        </w:rPr>
+        <w:t>Đối chiếu đề tài với các giải pháp hiện có</w:t>
       </w:r>
     </w:p>
     <w:tbl>
@@ -3402,6 +2868,30 @@
         <w:t>, không phải một lời hứa:</w:t>
       </w:r>
     </w:p>
+    <w:p>
+      <w:pPr>
+        <w:spacing w:lineRule="auto" w:line="276" w:before="160" w:after="60"/>
+        <w:jc w:val="center"/>
+      </w:pPr>
+      <w:r>
+        <w:rPr>
+          <w:rFonts w:ascii="Times New Roman" w:hAnsi="Times New Roman" w:cs="Times New Roman" w:eastAsia="Times New Roman"/>
+          <w:b/>
+          <w:i w:val="0"/>
+          <w:sz w:val="24"/>
+        </w:rPr>
+        <w:t xml:space="preserve">Bảng 3. </w:t>
+      </w:r>
+      <w:r>
+        <w:rPr>
+          <w:rFonts w:ascii="Times New Roman" w:hAnsi="Times New Roman" w:cs="Times New Roman" w:eastAsia="Times New Roman"/>
+          <w:b/>
+          <w:i w:val="0"/>
+          <w:sz w:val="24"/>
+        </w:rPr>
+        <w:t>Mục tiêu cụ thể và tiêu chí nghiệm thu</w:t>
+      </w:r>
+    </w:p>
     <w:tbl>
       <w:tblPr>
         <w:tblStyle w:val="TableGrid"/>
@@ -4512,6 +4002,30 @@
         <w:t>4.2. Phạm vi nghiên cứu</w:t>
       </w:r>
     </w:p>
+    <w:p>
+      <w:pPr>
+        <w:spacing w:lineRule="auto" w:line="276" w:before="160" w:after="60"/>
+        <w:jc w:val="center"/>
+      </w:pPr>
+      <w:r>
+        <w:rPr>
+          <w:rFonts w:ascii="Times New Roman" w:hAnsi="Times New Roman" w:cs="Times New Roman" w:eastAsia="Times New Roman"/>
+          <w:b/>
+          <w:i w:val="0"/>
+          <w:sz w:val="24"/>
+        </w:rPr>
+        <w:t xml:space="preserve">Bảng 4. </w:t>
+      </w:r>
+      <w:r>
+        <w:rPr>
+          <w:rFonts w:ascii="Times New Roman" w:hAnsi="Times New Roman" w:cs="Times New Roman" w:eastAsia="Times New Roman"/>
+          <w:b/>
+          <w:i w:val="0"/>
+          <w:sz w:val="24"/>
+        </w:rPr>
+        <w:t>Phạm vi nghiên cứu</w:t>
+      </w:r>
+    </w:p>
     <w:tbl>
       <w:tblPr>
         <w:tblStyle w:val="TableGrid"/>
@@ -5650,6 +5164,30 @@
           <w:sz w:val="26"/>
         </w:rPr>
         <w:t>Đây là phần quyết định chất lượng đề tài, nên nêu cụ thể:</w:t>
+      </w:r>
+    </w:p>
+    <w:p>
+      <w:pPr>
+        <w:spacing w:lineRule="auto" w:line="276" w:before="160" w:after="60"/>
+        <w:jc w:val="center"/>
+      </w:pPr>
+      <w:r>
+        <w:rPr>
+          <w:rFonts w:ascii="Times New Roman" w:hAnsi="Times New Roman" w:cs="Times New Roman" w:eastAsia="Times New Roman"/>
+          <w:b/>
+          <w:i w:val="0"/>
+          <w:sz w:val="24"/>
+        </w:rPr>
+        <w:t xml:space="preserve">Bảng 5. </w:t>
+      </w:r>
+      <w:r>
+        <w:rPr>
+          <w:rFonts w:ascii="Times New Roman" w:hAnsi="Times New Roman" w:cs="Times New Roman" w:eastAsia="Times New Roman"/>
+          <w:b/>
+          <w:i w:val="0"/>
+          <w:sz w:val="24"/>
+        </w:rPr>
+        <w:t>Cách kiểm chứng từng điều cần chứng minh</w:t>
       </w:r>
     </w:p>
     <w:tbl>
@@ -6002,6 +5540,30 @@
           <w:sz w:val="26"/>
         </w:rPr>
         <w:t>6.4. Công nghệ và công cụ dự kiến</w:t>
+      </w:r>
+    </w:p>
+    <w:p>
+      <w:pPr>
+        <w:spacing w:lineRule="auto" w:line="276" w:before="160" w:after="60"/>
+        <w:jc w:val="center"/>
+      </w:pPr>
+      <w:r>
+        <w:rPr>
+          <w:rFonts w:ascii="Times New Roman" w:hAnsi="Times New Roman" w:cs="Times New Roman" w:eastAsia="Times New Roman"/>
+          <w:b/>
+          <w:i w:val="0"/>
+          <w:sz w:val="24"/>
+        </w:rPr>
+        <w:t xml:space="preserve">Bảng 6. </w:t>
+      </w:r>
+      <w:r>
+        <w:rPr>
+          <w:rFonts w:ascii="Times New Roman" w:hAnsi="Times New Roman" w:cs="Times New Roman" w:eastAsia="Times New Roman"/>
+          <w:b/>
+          <w:i w:val="0"/>
+          <w:sz w:val="24"/>
+        </w:rPr>
+        <w:t>Công nghệ và công cụ dự kiến</w:t>
       </w:r>
     </w:p>
     <w:tbl>
@@ -7524,6 +7086,30 @@
           <w:sz w:val="26"/>
         </w:rPr>
         <w:t>9.1. Tiến độ theo tuần</w:t>
+      </w:r>
+    </w:p>
+    <w:p>
+      <w:pPr>
+        <w:spacing w:lineRule="auto" w:line="276" w:before="160" w:after="60"/>
+        <w:jc w:val="center"/>
+      </w:pPr>
+      <w:r>
+        <w:rPr>
+          <w:rFonts w:ascii="Times New Roman" w:hAnsi="Times New Roman" w:cs="Times New Roman" w:eastAsia="Times New Roman"/>
+          <w:b/>
+          <w:i w:val="0"/>
+          <w:sz w:val="24"/>
+        </w:rPr>
+        <w:t xml:space="preserve">Bảng 7. </w:t>
+      </w:r>
+      <w:r>
+        <w:rPr>
+          <w:rFonts w:ascii="Times New Roman" w:hAnsi="Times New Roman" w:cs="Times New Roman" w:eastAsia="Times New Roman"/>
+          <w:b/>
+          <w:i w:val="0"/>
+          <w:sz w:val="24"/>
+        </w:rPr>
+        <w:t>Kế hoạch thực hiện theo tuần</w:t>
       </w:r>
     </w:p>
     <w:tbl>
@@ -8921,6 +8507,30 @@
         <w:t>Kế hoạch mười bốn tuần ở trên giả định mọi việc diễn ra đúng dự tính. Phần này nêu những chỗ dễ trật nhất và cách xử lý đã chuẩn bị sẵn, để khi gặp thì không mất tuần nào cho việc nghĩ cách.</w:t>
       </w:r>
     </w:p>
+    <w:p>
+      <w:pPr>
+        <w:spacing w:lineRule="auto" w:line="276" w:before="160" w:after="60"/>
+        <w:jc w:val="center"/>
+      </w:pPr>
+      <w:r>
+        <w:rPr>
+          <w:rFonts w:ascii="Times New Roman" w:hAnsi="Times New Roman" w:cs="Times New Roman" w:eastAsia="Times New Roman"/>
+          <w:b/>
+          <w:i w:val="0"/>
+          <w:sz w:val="24"/>
+        </w:rPr>
+        <w:t xml:space="preserve">Bảng 8. </w:t>
+      </w:r>
+      <w:r>
+        <w:rPr>
+          <w:rFonts w:ascii="Times New Roman" w:hAnsi="Times New Roman" w:cs="Times New Roman" w:eastAsia="Times New Roman"/>
+          <w:b/>
+          <w:i w:val="0"/>
+          <w:sz w:val="24"/>
+        </w:rPr>
+        <w:t>Rủi ro và phương án dự phòng</w:t>
+      </w:r>
+    </w:p>
     <w:tbl>
       <w:tblPr>
         <w:tblStyle w:val="TableGrid"/>
@@ -10765,7 +10375,8 @@
       </w:r>
     </w:p>
     <w:sectPr>
-      <w:footerReference w:type="default" r:id="rId9"/>
+      <w:headerReference w:type="default" r:id="rId10"/>
+      <w:footerReference w:type="default" r:id="rId11"/>
       <w:pgSz w:w="11906" w:h="16838"/>
       <w:pgMar w:top="1134" w:right="1134" w:bottom="1134" w:left="1701" w:header="720" w:footer="720" w:gutter="0"/>
       <w:cols w:space="720"/>
@@ -10781,10 +10392,12 @@
     <w:pPr>
       <w:pStyle w:val="Footer"/>
       <w:tabs>
-        <w:tab w:pos="4535" w:val="center"/>
         <w:tab w:pos="9071" w:val="right"/>
       </w:tabs>
       <w:spacing w:before="0" w:after="0"/>
+      <w:pBdr>
+        <w:top w:val="single" w:sz="6" w:space="4" w:color="000000"/>
+      </w:pBdr>
     </w:pPr>
     <w:r/>
     <w:r>
@@ -10794,25 +10407,7 @@
         <w:i w:val="0"/>
         <w:sz w:val="22"/>
       </w:rPr>
-      <w:t>GVHD: ..........................</w:t>
-    </w:r>
-    <w:r>
-      <w:rPr>
-        <w:rFonts w:ascii="Times New Roman" w:hAnsi="Times New Roman" w:cs="Times New Roman" w:eastAsia="Times New Roman"/>
-        <w:b w:val="0"/>
-        <w:i w:val="0"/>
-        <w:sz w:val="22"/>
-      </w:rPr>
-      <w:tab/>
-    </w:r>
-    <w:r>
-      <w:rPr>
-        <w:rFonts w:ascii="Times New Roman" w:hAnsi="Times New Roman" w:cs="Times New Roman" w:eastAsia="Times New Roman"/>
-        <w:b w:val="0"/>
-        <w:i w:val="0"/>
-        <w:sz w:val="22"/>
-      </w:rPr>
-      <w:t>SVTH: ..........................</w:t>
+      <w:t>. . . . . . . . . . . . . . . . . .  -  MSSV . . . . . . . . . . . .  -  Lớp . . . . . . . . . . . .</w:t>
     </w:r>
     <w:r>
       <w:rPr>
@@ -10836,6 +10431,51 @@
     </w:r>
   </w:p>
 </w:ftr>
+</file>
+
+<file path=word/header1.xml><?xml version="1.0" encoding="utf-8"?>
+<w:hdr xmlns:m="http://schemas.openxmlformats.org/officeDocument/2006/math" xmlns:mc="http://schemas.openxmlformats.org/markup-compatibility/2006" xmlns:mo="http://schemas.microsoft.com/office/mac/office/2008/main" xmlns:mv="urn:schemas-microsoft-com:mac:vml" xmlns:o="urn:schemas-microsoft-com:office:office" xmlns:r="http://schemas.openxmlformats.org/officeDocument/2006/relationships" xmlns:v="urn:schemas-microsoft-com:vml" xmlns:w10="urn:schemas-microsoft-com:office:word" xmlns:w14="http://schemas.microsoft.com/office/word/2010/wordml" xmlns:w="http://schemas.openxmlformats.org/wordprocessingml/2006/main" xmlns:wne="http://schemas.microsoft.com/office/word/2006/wordml" xmlns:wp14="http://schemas.microsoft.com/office/word/2010/wordprocessingDrawing" xmlns:wp="http://schemas.openxmlformats.org/drawingml/2006/wordprocessingDrawing" xmlns:wpc="http://schemas.microsoft.com/office/word/2010/wordprocessingCanvas" xmlns:wpg="http://schemas.microsoft.com/office/word/2010/wordprocessingGroup" xmlns:wpi="http://schemas.microsoft.com/office/word/2010/wordprocessingInk" xmlns:wps="http://schemas.microsoft.com/office/word/2010/wordprocessingShape" mc:Ignorable="w14 wp14">
+  <w:p>
+    <w:pPr>
+      <w:pStyle w:val="Header"/>
+      <w:tabs>
+        <w:tab w:pos="9071" w:val="right"/>
+      </w:tabs>
+      <w:spacing w:before="0" w:after="0"/>
+      <w:pBdr>
+        <w:bottom w:val="single" w:sz="6" w:space="4" w:color="000000"/>
+      </w:pBdr>
+    </w:pPr>
+    <w:r/>
+    <w:r>
+      <w:rPr>
+        <w:rFonts w:ascii="Times New Roman" w:hAnsi="Times New Roman" w:cs="Times New Roman" w:eastAsia="Times New Roman"/>
+        <w:b w:val="0"/>
+        <w:i/>
+        <w:sz w:val="22"/>
+      </w:rPr>
+      <w:t>Đề cương đồ án</w:t>
+    </w:r>
+    <w:r>
+      <w:rPr>
+        <w:rFonts w:ascii="Times New Roman" w:hAnsi="Times New Roman" w:cs="Times New Roman" w:eastAsia="Times New Roman"/>
+        <w:b w:val="0"/>
+        <w:i w:val="0"/>
+        <w:sz w:val="22"/>
+      </w:rPr>
+      <w:tab/>
+    </w:r>
+    <w:r>
+      <w:rPr>
+        <w:rFonts w:ascii="Times New Roman" w:hAnsi="Times New Roman" w:cs="Times New Roman" w:eastAsia="Times New Roman"/>
+        <w:b/>
+        <w:i/>
+        <w:sz w:val="22"/>
+      </w:rPr>
+      <w:t>ĐẶT PHÒNG TRỰC TUYẾN CHO HOMESTAY TVH</w:t>
+    </w:r>
+  </w:p>
+</w:hdr>
 </file>
 
 <file path=word/numbering.xml><?xml version="1.0" encoding="utf-8"?>

--- a/thesis/doc/de-cuong-do-an.docx
+++ b/thesis/doc/de-cuong-do-an.docx
@@ -513,7 +513,7 @@
           <w:sz w:val="26"/>
         </w:rPr>
         <w:tab/>
-        <w:t>6</w:t>
+        <w:t>7</w:t>
       </w:r>
     </w:p>
     <w:p>
@@ -771,7 +771,7 @@
           <w:sz w:val="26"/>
         </w:rPr>
         <w:tab/>
-        <w:t>9</w:t>
+        <w:t>10</w:t>
       </w:r>
     </w:p>
     <w:p>
@@ -857,7 +857,7 @@
           <w:sz w:val="26"/>
         </w:rPr>
         <w:tab/>
-        <w:t>10</w:t>
+        <w:t>11</w:t>
       </w:r>
     </w:p>
     <w:p>
@@ -1065,7 +1065,7 @@
           <w:i w:val="0"/>
           <w:sz w:val="26"/>
         </w:rPr>
-        <w:t>Xây dựng website giới thiệu và đặt phòng trực tuyến cho Homestay TVH tại Trà Vinh, có cơ chế chống đặt trùng phòng ở tầng cơ sở dữ liệu</w:t>
+        <w:t>Xây dựng website giới thiệu và đặt phòng trực tuyến cho Homestay TVH tại Trà Vinh</w:t>
       </w:r>
     </w:p>
     <w:p>
@@ -1080,7 +1080,43 @@
           <w:i w:val="0"/>
           <w:sz w:val="26"/>
         </w:rPr>
-        <w:t>Tên đề tài nêu đủ bốn thành phần:</w:t>
+        <w:t xml:space="preserve">Tên đề tài gọn, nêu ba thành phần nhận ra được ngay. Vấn đề nghiên cứu cốt lõi không đưa vào tên mà trình bày ở mục 2.2 và mục 3.3 — tên đề tài cho biết </w:t>
+      </w:r>
+      <w:r>
+        <w:rPr>
+          <w:rFonts w:ascii="Times New Roman" w:hAnsi="Times New Roman" w:cs="Times New Roman" w:eastAsia="Times New Roman"/>
+          <w:b/>
+          <w:i w:val="0"/>
+          <w:sz w:val="26"/>
+        </w:rPr>
+        <w:t>làm cái gì cho ai ở đâu</w:t>
+      </w:r>
+      <w:r>
+        <w:rPr>
+          <w:rFonts w:ascii="Times New Roman" w:hAnsi="Times New Roman" w:cs="Times New Roman" w:eastAsia="Times New Roman"/>
+          <w:b w:val="0"/>
+          <w:i w:val="0"/>
+          <w:sz w:val="26"/>
+        </w:rPr>
+        <w:t xml:space="preserve">, còn </w:t>
+      </w:r>
+      <w:r>
+        <w:rPr>
+          <w:rFonts w:ascii="Times New Roman" w:hAnsi="Times New Roman" w:cs="Times New Roman" w:eastAsia="Times New Roman"/>
+          <w:b/>
+          <w:i w:val="0"/>
+          <w:sz w:val="26"/>
+        </w:rPr>
+        <w:t>giải bài toán nào</w:t>
+      </w:r>
+      <w:r>
+        <w:rPr>
+          <w:rFonts w:ascii="Times New Roman" w:hAnsi="Times New Roman" w:cs="Times New Roman" w:eastAsia="Times New Roman"/>
+          <w:b w:val="0"/>
+          <w:i w:val="0"/>
+          <w:sz w:val="26"/>
+        </w:rPr>
+        <w:t xml:space="preserve"> là nội dung của phần lý do và câu hỏi nghiên cứu.</w:t>
       </w:r>
     </w:p>
     <w:p>
@@ -1104,7 +1140,7 @@
           <w:i w:val="0"/>
           <w:sz w:val="24"/>
         </w:rPr>
-        <w:t>Bốn thành phần của tên đề tài</w:t>
+        <w:t>Các thành phần của đề tài và nơi trình bày</w:t>
       </w:r>
     </w:p>
     <w:tbl>
@@ -1116,8 +1152,9 @@
         <w:tblLook w:firstColumn="1" w:firstRow="1" w:lastColumn="0" w:lastRow="0" w:noHBand="0" w:noVBand="1" w:val="04A0"/>
       </w:tblPr>
       <w:tblGrid>
-        <w:gridCol w:w="4535"/>
-        <w:gridCol w:w="4535"/>
+        <w:gridCol w:w="3024"/>
+        <w:gridCol w:w="3024"/>
+        <w:gridCol w:w="3024"/>
       </w:tblGrid>
       <w:tr>
         <w:trPr>
@@ -1125,7 +1162,7 @@
         </w:trPr>
         <w:tc>
           <w:tcPr>
-            <w:tcW w:type="dxa" w:w="4535"/>
+            <w:tcW w:type="dxa" w:w="3024"/>
             <w:shd w:val="clear" w:fill="EFEDE7"/>
           </w:tcPr>
           <w:p>
@@ -1147,7 +1184,7 @@
         </w:tc>
         <w:tc>
           <w:tcPr>
-            <w:tcW w:type="dxa" w:w="4535"/>
+            <w:tcW w:type="dxa" w:w="3024"/>
             <w:shd w:val="clear" w:fill="EFEDE7"/>
           </w:tcPr>
           <w:p>
@@ -1167,11 +1204,228 @@
             </w:r>
           </w:p>
         </w:tc>
+        <w:tc>
+          <w:tcPr>
+            <w:tcW w:type="dxa" w:w="3024"/>
+            <w:shd w:val="clear" w:fill="EFEDE7"/>
+          </w:tcPr>
+          <w:p>
+            <w:pPr>
+              <w:spacing w:lineRule="auto" w:line="240" w:before="20" w:after="20"/>
+              <w:jc w:val="left"/>
+            </w:pPr>
+            <w:r/>
+            <w:r>
+              <w:rPr>
+                <w:rFonts w:ascii="Times New Roman" w:hAnsi="Times New Roman" w:cs="Times New Roman" w:eastAsia="Times New Roman"/>
+                <w:b/>
+                <w:i w:val="0"/>
+                <w:sz w:val="22"/>
+              </w:rPr>
+              <w:t>Nêu ở đâu</w:t>
+            </w:r>
+          </w:p>
+        </w:tc>
       </w:tr>
       <w:tr>
         <w:tc>
           <w:tcPr>
-            <w:tcW w:type="dxa" w:w="4535"/>
+            <w:tcW w:type="dxa" w:w="3024"/>
+          </w:tcPr>
+          <w:p>
+            <w:pPr>
+              <w:spacing w:lineRule="auto" w:line="240" w:before="20" w:after="20"/>
+              <w:jc w:val="left"/>
+            </w:pPr>
+            <w:r/>
+            <w:r>
+              <w:rPr>
+                <w:rFonts w:ascii="Times New Roman" w:hAnsi="Times New Roman" w:cs="Times New Roman" w:eastAsia="Times New Roman"/>
+                <w:b/>
+                <w:i w:val="0"/>
+                <w:sz w:val="22"/>
+              </w:rPr>
+              <w:t>Sản phẩm</w:t>
+            </w:r>
+          </w:p>
+        </w:tc>
+        <w:tc>
+          <w:tcPr>
+            <w:tcW w:type="dxa" w:w="3024"/>
+          </w:tcPr>
+          <w:p>
+            <w:pPr>
+              <w:spacing w:lineRule="auto" w:line="240" w:before="20" w:after="20"/>
+              <w:jc w:val="left"/>
+            </w:pPr>
+            <w:r/>
+            <w:r>
+              <w:rPr>
+                <w:rFonts w:ascii="Times New Roman" w:hAnsi="Times New Roman" w:cs="Times New Roman" w:eastAsia="Times New Roman"/>
+                <w:b w:val="0"/>
+                <w:i w:val="0"/>
+                <w:sz w:val="22"/>
+              </w:rPr>
+              <w:t>Website giới thiệu và đặt phòng trực tuyến</w:t>
+            </w:r>
+          </w:p>
+        </w:tc>
+        <w:tc>
+          <w:tcPr>
+            <w:tcW w:type="dxa" w:w="3024"/>
+          </w:tcPr>
+          <w:p>
+            <w:pPr>
+              <w:spacing w:lineRule="auto" w:line="240" w:before="20" w:after="20"/>
+              <w:jc w:val="left"/>
+            </w:pPr>
+            <w:r/>
+            <w:r>
+              <w:rPr>
+                <w:rFonts w:ascii="Times New Roman" w:hAnsi="Times New Roman" w:cs="Times New Roman" w:eastAsia="Times New Roman"/>
+                <w:b w:val="0"/>
+                <w:i w:val="0"/>
+                <w:sz w:val="22"/>
+              </w:rPr>
+              <w:t>Trong tên đề tài</w:t>
+            </w:r>
+          </w:p>
+        </w:tc>
+      </w:tr>
+      <w:tr>
+        <w:tc>
+          <w:tcPr>
+            <w:tcW w:type="dxa" w:w="3024"/>
+          </w:tcPr>
+          <w:p>
+            <w:pPr>
+              <w:spacing w:lineRule="auto" w:line="240" w:before="20" w:after="20"/>
+              <w:jc w:val="left"/>
+            </w:pPr>
+            <w:r/>
+            <w:r>
+              <w:rPr>
+                <w:rFonts w:ascii="Times New Roman" w:hAnsi="Times New Roman" w:cs="Times New Roman" w:eastAsia="Times New Roman"/>
+                <w:b/>
+                <w:i w:val="0"/>
+                <w:sz w:val="22"/>
+              </w:rPr>
+              <w:t>Đối tượng áp dụng</w:t>
+            </w:r>
+          </w:p>
+        </w:tc>
+        <w:tc>
+          <w:tcPr>
+            <w:tcW w:type="dxa" w:w="3024"/>
+          </w:tcPr>
+          <w:p>
+            <w:pPr>
+              <w:spacing w:lineRule="auto" w:line="240" w:before="20" w:after="20"/>
+              <w:jc w:val="left"/>
+            </w:pPr>
+            <w:r/>
+            <w:r>
+              <w:rPr>
+                <w:rFonts w:ascii="Times New Roman" w:hAnsi="Times New Roman" w:cs="Times New Roman" w:eastAsia="Times New Roman"/>
+                <w:b w:val="0"/>
+                <w:i w:val="0"/>
+                <w:sz w:val="22"/>
+              </w:rPr>
+              <w:t>Homestay TVH — cơ sở lưu trú quy mô nhỏ do hộ gia đình vận hành</w:t>
+            </w:r>
+          </w:p>
+        </w:tc>
+        <w:tc>
+          <w:tcPr>
+            <w:tcW w:type="dxa" w:w="3024"/>
+          </w:tcPr>
+          <w:p>
+            <w:pPr>
+              <w:spacing w:lineRule="auto" w:line="240" w:before="20" w:after="20"/>
+              <w:jc w:val="left"/>
+            </w:pPr>
+            <w:r/>
+            <w:r>
+              <w:rPr>
+                <w:rFonts w:ascii="Times New Roman" w:hAnsi="Times New Roman" w:cs="Times New Roman" w:eastAsia="Times New Roman"/>
+                <w:b w:val="0"/>
+                <w:i w:val="0"/>
+                <w:sz w:val="22"/>
+              </w:rPr>
+              <w:t>Trong tên đề tài</w:t>
+            </w:r>
+          </w:p>
+        </w:tc>
+      </w:tr>
+      <w:tr>
+        <w:tc>
+          <w:tcPr>
+            <w:tcW w:type="dxa" w:w="3024"/>
+          </w:tcPr>
+          <w:p>
+            <w:pPr>
+              <w:spacing w:lineRule="auto" w:line="240" w:before="20" w:after="20"/>
+              <w:jc w:val="left"/>
+            </w:pPr>
+            <w:r/>
+            <w:r>
+              <w:rPr>
+                <w:rFonts w:ascii="Times New Roman" w:hAnsi="Times New Roman" w:cs="Times New Roman" w:eastAsia="Times New Roman"/>
+                <w:b/>
+                <w:i w:val="0"/>
+                <w:sz w:val="22"/>
+              </w:rPr>
+              <w:t>Phạm vi không gian</w:t>
+            </w:r>
+          </w:p>
+        </w:tc>
+        <w:tc>
+          <w:tcPr>
+            <w:tcW w:type="dxa" w:w="3024"/>
+          </w:tcPr>
+          <w:p>
+            <w:pPr>
+              <w:spacing w:lineRule="auto" w:line="240" w:before="20" w:after="20"/>
+              <w:jc w:val="left"/>
+            </w:pPr>
+            <w:r/>
+            <w:r>
+              <w:rPr>
+                <w:rFonts w:ascii="Times New Roman" w:hAnsi="Times New Roman" w:cs="Times New Roman" w:eastAsia="Times New Roman"/>
+                <w:b w:val="0"/>
+                <w:i w:val="0"/>
+                <w:sz w:val="22"/>
+              </w:rPr>
+              <w:t>Tỉnh Trà Vinh</w:t>
+            </w:r>
+          </w:p>
+        </w:tc>
+        <w:tc>
+          <w:tcPr>
+            <w:tcW w:type="dxa" w:w="3024"/>
+          </w:tcPr>
+          <w:p>
+            <w:pPr>
+              <w:spacing w:lineRule="auto" w:line="240" w:before="20" w:after="20"/>
+              <w:jc w:val="left"/>
+            </w:pPr>
+            <w:r/>
+            <w:r>
+              <w:rPr>
+                <w:rFonts w:ascii="Times New Roman" w:hAnsi="Times New Roman" w:cs="Times New Roman" w:eastAsia="Times New Roman"/>
+                <w:b w:val="0"/>
+                <w:i w:val="0"/>
+                <w:sz w:val="22"/>
+              </w:rPr>
+              <w:t>Trong tên đề tài</w:t>
+            </w:r>
+          </w:p>
+        </w:tc>
+      </w:tr>
+      <w:tr>
+        <w:tc>
+          <w:tcPr>
+            <w:tcW w:type="dxa" w:w="3024"/>
           </w:tcPr>
           <w:p>
             <w:pPr>
@@ -1192,7 +1446,7 @@
         </w:tc>
         <w:tc>
           <w:tcPr>
-            <w:tcW w:type="dxa" w:w="4535"/>
+            <w:tcW w:type="dxa" w:w="3024"/>
           </w:tcPr>
           <w:p>
             <w:pPr>
@@ -1211,32 +1465,9 @@
             </w:r>
           </w:p>
         </w:tc>
-      </w:tr>
-      <w:tr>
         <w:tc>
           <w:tcPr>
-            <w:tcW w:type="dxa" w:w="4535"/>
-          </w:tcPr>
-          <w:p>
-            <w:pPr>
-              <w:spacing w:lineRule="auto" w:line="240" w:before="20" w:after="20"/>
-              <w:jc w:val="left"/>
-            </w:pPr>
-            <w:r/>
-            <w:r>
-              <w:rPr>
-                <w:rFonts w:ascii="Times New Roman" w:hAnsi="Times New Roman" w:cs="Times New Roman" w:eastAsia="Times New Roman"/>
-                <w:b/>
-                <w:i w:val="0"/>
-                <w:sz w:val="22"/>
-              </w:rPr>
-              <w:t>Sản phẩm</w:t>
-            </w:r>
-          </w:p>
-        </w:tc>
-        <w:tc>
-          <w:tcPr>
-            <w:tcW w:type="dxa" w:w="4535"/>
+            <w:tcW w:type="dxa" w:w="3024"/>
           </w:tcPr>
           <w:p>
             <w:pPr>
@@ -1251,95 +1482,7 @@
                 <w:i w:val="0"/>
                 <w:sz w:val="22"/>
               </w:rPr>
-              <w:t>Website giới thiệu và đặt phòng trực tuyến</w:t>
-            </w:r>
-          </w:p>
-        </w:tc>
-      </w:tr>
-      <w:tr>
-        <w:tc>
-          <w:tcPr>
-            <w:tcW w:type="dxa" w:w="4535"/>
-          </w:tcPr>
-          <w:p>
-            <w:pPr>
-              <w:spacing w:lineRule="auto" w:line="240" w:before="20" w:after="20"/>
-              <w:jc w:val="left"/>
-            </w:pPr>
-            <w:r/>
-            <w:r>
-              <w:rPr>
-                <w:rFonts w:ascii="Times New Roman" w:hAnsi="Times New Roman" w:cs="Times New Roman" w:eastAsia="Times New Roman"/>
-                <w:b/>
-                <w:i w:val="0"/>
-                <w:sz w:val="22"/>
-              </w:rPr>
-              <w:t>Đối tượng áp dụng</w:t>
-            </w:r>
-          </w:p>
-        </w:tc>
-        <w:tc>
-          <w:tcPr>
-            <w:tcW w:type="dxa" w:w="4535"/>
-          </w:tcPr>
-          <w:p>
-            <w:pPr>
-              <w:spacing w:lineRule="auto" w:line="240" w:before="20" w:after="20"/>
-              <w:jc w:val="left"/>
-            </w:pPr>
-            <w:r/>
-            <w:r>
-              <w:rPr>
-                <w:rFonts w:ascii="Times New Roman" w:hAnsi="Times New Roman" w:cs="Times New Roman" w:eastAsia="Times New Roman"/>
-                <w:b w:val="0"/>
-                <w:i w:val="0"/>
-                <w:sz w:val="22"/>
-              </w:rPr>
-              <w:t>Homestay TVH — cơ sở lưu trú quy mô nhỏ do hộ gia đình vận hành</w:t>
-            </w:r>
-          </w:p>
-        </w:tc>
-      </w:tr>
-      <w:tr>
-        <w:tc>
-          <w:tcPr>
-            <w:tcW w:type="dxa" w:w="4535"/>
-          </w:tcPr>
-          <w:p>
-            <w:pPr>
-              <w:spacing w:lineRule="auto" w:line="240" w:before="20" w:after="20"/>
-              <w:jc w:val="left"/>
-            </w:pPr>
-            <w:r/>
-            <w:r>
-              <w:rPr>
-                <w:rFonts w:ascii="Times New Roman" w:hAnsi="Times New Roman" w:cs="Times New Roman" w:eastAsia="Times New Roman"/>
-                <w:b/>
-                <w:i w:val="0"/>
-                <w:sz w:val="22"/>
-              </w:rPr>
-              <w:t>Phạm vi không gian</w:t>
-            </w:r>
-          </w:p>
-        </w:tc>
-        <w:tc>
-          <w:tcPr>
-            <w:tcW w:type="dxa" w:w="4535"/>
-          </w:tcPr>
-          <w:p>
-            <w:pPr>
-              <w:spacing w:lineRule="auto" w:line="240" w:before="20" w:after="20"/>
-              <w:jc w:val="left"/>
-            </w:pPr>
-            <w:r/>
-            <w:r>
-              <w:rPr>
-                <w:rFonts w:ascii="Times New Roman" w:hAnsi="Times New Roman" w:cs="Times New Roman" w:eastAsia="Times New Roman"/>
-                <w:b w:val="0"/>
-                <w:i w:val="0"/>
-                <w:sz w:val="22"/>
-              </w:rPr>
-              <w:t>Tỉnh Trà Vinh</w:t>
+              <w:t>Mục 2.2 và mục 3.3</w:t>
             </w:r>
           </w:p>
         </w:tc>

--- a/thesis/doc/de-cuong-do-an.docx
+++ b/thesis/doc/de-cuong-do-an.docx
@@ -999,7 +999,7 @@
           <w:sz w:val="26"/>
         </w:rPr>
         <w:tab/>
-        <w:t>15</w:t>
+        <w:t>17</w:t>
       </w:r>
     </w:p>
     <w:p>
@@ -1027,7 +1027,7 @@
           <w:sz w:val="26"/>
         </w:rPr>
         <w:tab/>
-        <w:t>17</w:t>
+        <w:t>18</w:t>
       </w:r>
     </w:p>
     <w:p>
@@ -3575,7 +3575,7 @@
                 <w:i w:val="0"/>
                 <w:sz w:val="22"/>
               </w:rPr>
-              <w:t>Một lệnh là đủ để chạy toàn hệ thống kèm dữ liệu mẫu</w:t>
+              <w:t>Ba lệnh là đủ để dựng toàn hệ thống kèm dữ liệu mẫu trên một máy sạch</w:t>
             </w:r>
           </w:p>
         </w:tc>
@@ -3596,7 +3596,7 @@
                 <w:i w:val="0"/>
                 <w:sz w:val="22"/>
               </w:rPr>
-              <w:t>Ba lệnh từ lúc sao chép mã nguồn tới lúc hệ thống chạy được</w:t>
+              <w:t>Từ lúc sao chép mã nguồn tới lúc hệ thống chạy được: sao chép, sinh tệp cấu hình, dựng và chạy — không thao tác tay nào khác</w:t>
             </w:r>
           </w:p>
         </w:tc>
@@ -3900,7 +3900,7 @@
           <w:i w:val="0"/>
           <w:sz w:val="26"/>
         </w:rPr>
-        <w:t>Bốn câu hỏi này là trục xuyên suốt: Chương 2 trả lời CH1 và CH2 về mặt lý thuyết, Chương 3 trả lời CH3 và CH4 bằng thiết kế và cài đặt, Chương 4 chứng minh cả bốn bằng kết quả kiểm thử.</w:t>
+        <w:t>Bốn câu hỏi này là trục xuyên suốt của quyển báo cáo, và mục 8 chỉ rõ từng câu được trả lời ở mục nào: Chương 2 trả lời CH1 và CH2 về mặt lý thuyết (mục 2.4.1 và 2.4.3), Chương 3 trả lời CH3 và CH4 bằng thiết kế và cài đặt (mục 3.8 và 3.9), còn Chương 4 chứng minh cả bốn bằng kết quả kiểm thử (mục 4.5).</w:t>
       </w:r>
     </w:p>
     <w:p>
@@ -3962,6 +3962,15 @@
               <w:jc w:val="left"/>
             </w:pPr>
             <w:r/>
+            <w:r>
+              <w:rPr>
+                <w:rFonts w:ascii="Times New Roman" w:hAnsi="Times New Roman" w:cs="Times New Roman" w:eastAsia="Times New Roman"/>
+                <w:b/>
+                <w:i w:val="0"/>
+                <w:sz w:val="22"/>
+              </w:rPr>
+              <w:t>Khái niệm</w:t>
+            </w:r>
           </w:p>
         </w:tc>
         <w:tc>
@@ -3975,6 +3984,15 @@
               <w:jc w:val="left"/>
             </w:pPr>
             <w:r/>
+            <w:r>
+              <w:rPr>
+                <w:rFonts w:ascii="Times New Roman" w:hAnsi="Times New Roman" w:cs="Times New Roman" w:eastAsia="Times New Roman"/>
+                <w:b/>
+                <w:i w:val="0"/>
+                <w:sz w:val="22"/>
+              </w:rPr>
+              <w:t>Nội dung</w:t>
+            </w:r>
           </w:p>
         </w:tc>
       </w:tr>
@@ -5102,7 +5120,7 @@
           <w:i w:val="0"/>
           <w:sz w:val="26"/>
         </w:rPr>
-        <w:t xml:space="preserve"> để hệ thống chạy lại được bằng vài lệnh và người khác tiếp nhận được dự án.</w:t>
+        <w:t xml:space="preserve"> để hệ thống chạy lại được bằng ba lệnh và người khác tiếp nhận được dự án.</w:t>
       </w:r>
     </w:p>
     <w:p>
@@ -5342,8 +5360,9 @@
         <w:tblLook w:firstColumn="1" w:firstRow="1" w:lastColumn="0" w:lastRow="0" w:noHBand="0" w:noVBand="1" w:val="04A0"/>
       </w:tblPr>
       <w:tblGrid>
-        <w:gridCol w:w="4535"/>
-        <w:gridCol w:w="4535"/>
+        <w:gridCol w:w="3024"/>
+        <w:gridCol w:w="3024"/>
+        <w:gridCol w:w="3024"/>
       </w:tblGrid>
       <w:tr>
         <w:trPr>
@@ -5351,7 +5370,7 @@
         </w:trPr>
         <w:tc>
           <w:tcPr>
-            <w:tcW w:type="dxa" w:w="4535"/>
+            <w:tcW w:type="dxa" w:w="3024"/>
             <w:shd w:val="clear" w:fill="EFEDE7"/>
           </w:tcPr>
           <w:p>
@@ -5373,7 +5392,7 @@
         </w:tc>
         <w:tc>
           <w:tcPr>
-            <w:tcW w:type="dxa" w:w="4535"/>
+            <w:tcW w:type="dxa" w:w="3024"/>
             <w:shd w:val="clear" w:fill="EFEDE7"/>
           </w:tcPr>
           <w:p>
@@ -5393,11 +5412,33 @@
             </w:r>
           </w:p>
         </w:tc>
+        <w:tc>
+          <w:tcPr>
+            <w:tcW w:type="dxa" w:w="3024"/>
+            <w:shd w:val="clear" w:fill="EFEDE7"/>
+          </w:tcPr>
+          <w:p>
+            <w:pPr>
+              <w:spacing w:lineRule="auto" w:line="240" w:before="20" w:after="20"/>
+              <w:jc w:val="left"/>
+            </w:pPr>
+            <w:r/>
+            <w:r>
+              <w:rPr>
+                <w:rFonts w:ascii="Times New Roman" w:hAnsi="Times New Roman" w:cs="Times New Roman" w:eastAsia="Times New Roman"/>
+                <w:b/>
+                <w:i w:val="0"/>
+                <w:sz w:val="22"/>
+              </w:rPr>
+              <w:t>Chứng minh cho</w:t>
+            </w:r>
+          </w:p>
+        </w:tc>
       </w:tr>
       <w:tr>
         <w:tc>
           <w:tcPr>
-            <w:tcW w:type="dxa" w:w="4535"/>
+            <w:tcW w:type="dxa" w:w="3024"/>
           </w:tcPr>
           <w:p>
             <w:pPr>
@@ -5418,7 +5459,7 @@
         </w:tc>
         <w:tc>
           <w:tcPr>
-            <w:tcW w:type="dxa" w:w="4535"/>
+            <w:tcW w:type="dxa" w:w="3024"/>
           </w:tcPr>
           <w:p>
             <w:pPr>
@@ -5446,11 +5487,198 @@
             </w:r>
           </w:p>
         </w:tc>
+        <w:tc>
+          <w:tcPr>
+            <w:tcW w:type="dxa" w:w="3024"/>
+          </w:tcPr>
+          <w:p>
+            <w:pPr>
+              <w:spacing w:lineRule="auto" w:line="240" w:before="20" w:after="20"/>
+              <w:jc w:val="left"/>
+            </w:pPr>
+            <w:r/>
+            <w:r>
+              <w:rPr>
+                <w:rFonts w:ascii="Times New Roman" w:hAnsi="Times New Roman" w:cs="Times New Roman" w:eastAsia="Times New Roman"/>
+                <w:b w:val="0"/>
+                <w:i w:val="0"/>
+                <w:sz w:val="22"/>
+              </w:rPr>
+              <w:t>Mục tiêu 2 · GT1, GT2</w:t>
+            </w:r>
+          </w:p>
+        </w:tc>
       </w:tr>
       <w:tr>
         <w:tc>
           <w:tcPr>
-            <w:tcW w:type="dxa" w:w="4535"/>
+            <w:tcW w:type="dxa" w:w="3024"/>
+          </w:tcPr>
+          <w:p>
+            <w:pPr>
+              <w:spacing w:lineRule="auto" w:line="240" w:before="20" w:after="20"/>
+              <w:jc w:val="left"/>
+            </w:pPr>
+            <w:r/>
+            <w:r>
+              <w:rPr>
+                <w:rFonts w:ascii="Times New Roman" w:hAnsi="Times New Roman" w:cs="Times New Roman" w:eastAsia="Times New Roman"/>
+                <w:b w:val="0"/>
+                <w:i w:val="0"/>
+                <w:sz w:val="22"/>
+              </w:rPr>
+              <w:t>Khách vẫn đặt được phòng khác khi cơ sở dữ liệu từ chối</w:t>
+            </w:r>
+          </w:p>
+        </w:tc>
+        <w:tc>
+          <w:tcPr>
+            <w:tcW w:type="dxa" w:w="3024"/>
+          </w:tcPr>
+          <w:p>
+            <w:pPr>
+              <w:spacing w:lineRule="auto" w:line="240" w:before="20" w:after="20"/>
+              <w:jc w:val="left"/>
+            </w:pPr>
+            <w:r/>
+            <w:r>
+              <w:rPr>
+                <w:rFonts w:ascii="Times New Roman" w:hAnsi="Times New Roman" w:cs="Times New Roman" w:eastAsia="Times New Roman"/>
+                <w:b w:val="0"/>
+                <w:i w:val="0"/>
+                <w:sz w:val="22"/>
+              </w:rPr>
+              <w:t xml:space="preserve">Kiểm thử </w:t>
+            </w:r>
+            <w:r>
+              <w:rPr>
+                <w:rFonts w:ascii="Times New Roman" w:hAnsi="Times New Roman" w:cs="Times New Roman" w:eastAsia="Times New Roman"/>
+                <w:b/>
+                <w:i w:val="0"/>
+                <w:sz w:val="22"/>
+              </w:rPr>
+              <w:t>vòng thử gán phòng</w:t>
+            </w:r>
+            <w:r>
+              <w:rPr>
+                <w:rFonts w:ascii="Times New Roman" w:hAnsi="Times New Roman" w:cs="Times New Roman" w:eastAsia="Times New Roman"/>
+                <w:b w:val="0"/>
+                <w:i w:val="0"/>
+                <w:sz w:val="22"/>
+              </w:rPr>
+              <w:t>: dựng tình huống trùng lịch rồi kiểm tra khách nhận được phòng thay thế chứ không nhận lỗi</w:t>
+            </w:r>
+          </w:p>
+        </w:tc>
+        <w:tc>
+          <w:tcPr>
+            <w:tcW w:type="dxa" w:w="3024"/>
+          </w:tcPr>
+          <w:p>
+            <w:pPr>
+              <w:spacing w:lineRule="auto" w:line="240" w:before="20" w:after="20"/>
+              <w:jc w:val="left"/>
+            </w:pPr>
+            <w:r/>
+            <w:r>
+              <w:rPr>
+                <w:rFonts w:ascii="Times New Roman" w:hAnsi="Times New Roman" w:cs="Times New Roman" w:eastAsia="Times New Roman"/>
+                <w:b w:val="0"/>
+                <w:i w:val="0"/>
+                <w:sz w:val="22"/>
+              </w:rPr>
+              <w:t>Mục tiêu 1 · CH3</w:t>
+            </w:r>
+          </w:p>
+        </w:tc>
+      </w:tr>
+      <w:tr>
+        <w:tc>
+          <w:tcPr>
+            <w:tcW w:type="dxa" w:w="3024"/>
+          </w:tcPr>
+          <w:p>
+            <w:pPr>
+              <w:spacing w:lineRule="auto" w:line="240" w:before="20" w:after="20"/>
+              <w:jc w:val="left"/>
+            </w:pPr>
+            <w:r/>
+            <w:r>
+              <w:rPr>
+                <w:rFonts w:ascii="Times New Roman" w:hAnsi="Times New Roman" w:cs="Times New Roman" w:eastAsia="Times New Roman"/>
+                <w:b w:val="0"/>
+                <w:i w:val="0"/>
+                <w:sz w:val="22"/>
+              </w:rPr>
+              <w:t>Tiền không biến mất im lặng</w:t>
+            </w:r>
+          </w:p>
+        </w:tc>
+        <w:tc>
+          <w:tcPr>
+            <w:tcW w:type="dxa" w:w="3024"/>
+          </w:tcPr>
+          <w:p>
+            <w:pPr>
+              <w:spacing w:lineRule="auto" w:line="240" w:before="20" w:after="20"/>
+              <w:jc w:val="left"/>
+            </w:pPr>
+            <w:r/>
+            <w:r>
+              <w:rPr>
+                <w:rFonts w:ascii="Times New Roman" w:hAnsi="Times New Roman" w:cs="Times New Roman" w:eastAsia="Times New Roman"/>
+                <w:b w:val="0"/>
+                <w:i w:val="0"/>
+                <w:sz w:val="22"/>
+              </w:rPr>
+              <w:t xml:space="preserve">Kiểm thử </w:t>
+            </w:r>
+            <w:r>
+              <w:rPr>
+                <w:rFonts w:ascii="Times New Roman" w:hAnsi="Times New Roman" w:cs="Times New Roman" w:eastAsia="Times New Roman"/>
+                <w:b/>
+                <w:i w:val="0"/>
+                <w:sz w:val="22"/>
+              </w:rPr>
+              <w:t>cửa sổ tranh chấp</w:t>
+            </w:r>
+            <w:r>
+              <w:rPr>
+                <w:rFonts w:ascii="Times New Roman" w:hAnsi="Times New Roman" w:cs="Times New Roman" w:eastAsia="Times New Roman"/>
+                <w:b w:val="0"/>
+                <w:i w:val="0"/>
+                <w:sz w:val="22"/>
+              </w:rPr>
+              <w:t xml:space="preserve"> của webhook: tiền về muộn, tiền thiếu, tiền thừa, webhook gửi lại</w:t>
+            </w:r>
+          </w:p>
+        </w:tc>
+        <w:tc>
+          <w:tcPr>
+            <w:tcW w:type="dxa" w:w="3024"/>
+          </w:tcPr>
+          <w:p>
+            <w:pPr>
+              <w:spacing w:lineRule="auto" w:line="240" w:before="20" w:after="20"/>
+              <w:jc w:val="left"/>
+            </w:pPr>
+            <w:r/>
+            <w:r>
+              <w:rPr>
+                <w:rFonts w:ascii="Times New Roman" w:hAnsi="Times New Roman" w:cs="Times New Roman" w:eastAsia="Times New Roman"/>
+                <w:b w:val="0"/>
+                <w:i w:val="0"/>
+                <w:sz w:val="22"/>
+              </w:rPr>
+              <w:t>Mục tiêu 3, 4 · GT3</w:t>
+            </w:r>
+          </w:p>
+        </w:tc>
+      </w:tr>
+      <w:tr>
+        <w:tc>
+          <w:tcPr>
+            <w:tcW w:type="dxa" w:w="3024"/>
           </w:tcPr>
           <w:p>
             <w:pPr>
@@ -5471,7 +5699,7 @@
         </w:tc>
         <w:tc>
           <w:tcPr>
-            <w:tcW w:type="dxa" w:w="4535"/>
+            <w:tcW w:type="dxa" w:w="3024"/>
           </w:tcPr>
           <w:p>
             <w:pPr>
@@ -5508,11 +5736,9 @@
             </w:r>
           </w:p>
         </w:tc>
-      </w:tr>
-      <w:tr>
         <w:tc>
           <w:tcPr>
-            <w:tcW w:type="dxa" w:w="4535"/>
+            <w:tcW w:type="dxa" w:w="3024"/>
           </w:tcPr>
           <w:p>
             <w:pPr>
@@ -5527,46 +5753,7 @@
                 <w:i w:val="0"/>
                 <w:sz w:val="22"/>
               </w:rPr>
-              <w:t>Tiền không biến mất im lặng</w:t>
-            </w:r>
-          </w:p>
-        </w:tc>
-        <w:tc>
-          <w:tcPr>
-            <w:tcW w:type="dxa" w:w="4535"/>
-          </w:tcPr>
-          <w:p>
-            <w:pPr>
-              <w:spacing w:lineRule="auto" w:line="240" w:before="20" w:after="20"/>
-              <w:jc w:val="left"/>
-            </w:pPr>
-            <w:r/>
-            <w:r>
-              <w:rPr>
-                <w:rFonts w:ascii="Times New Roman" w:hAnsi="Times New Roman" w:cs="Times New Roman" w:eastAsia="Times New Roman"/>
-                <w:b w:val="0"/>
-                <w:i w:val="0"/>
-                <w:sz w:val="22"/>
-              </w:rPr>
-              <w:t xml:space="preserve">Kiểm thử </w:t>
-            </w:r>
-            <w:r>
-              <w:rPr>
-                <w:rFonts w:ascii="Times New Roman" w:hAnsi="Times New Roman" w:cs="Times New Roman" w:eastAsia="Times New Roman"/>
-                <w:b/>
-                <w:i w:val="0"/>
-                <w:sz w:val="22"/>
-              </w:rPr>
-              <w:t>cửa sổ tranh chấp</w:t>
-            </w:r>
-            <w:r>
-              <w:rPr>
-                <w:rFonts w:ascii="Times New Roman" w:hAnsi="Times New Roman" w:cs="Times New Roman" w:eastAsia="Times New Roman"/>
-                <w:b w:val="0"/>
-                <w:i w:val="0"/>
-                <w:sz w:val="22"/>
-              </w:rPr>
-              <w:t xml:space="preserve"> của webhook: tiền về muộn, tiền thiếu, tiền thừa, webhook gửi lại</w:t>
+              <w:t>Mục tiêu 5 — mặt sau: ngoài quản trị viên thì không ai thao tác được</w:t>
             </w:r>
           </w:p>
         </w:tc>
@@ -5574,7 +5761,7 @@
       <w:tr>
         <w:tc>
           <w:tcPr>
-            <w:tcW w:type="dxa" w:w="4535"/>
+            <w:tcW w:type="dxa" w:w="3024"/>
           </w:tcPr>
           <w:p>
             <w:pPr>
@@ -5595,7 +5782,7 @@
         </w:tc>
         <w:tc>
           <w:tcPr>
-            <w:tcW w:type="dxa" w:w="4535"/>
+            <w:tcW w:type="dxa" w:w="3024"/>
           </w:tcPr>
           <w:p>
             <w:pPr>
@@ -5623,11 +5810,32 @@
             </w:r>
           </w:p>
         </w:tc>
+        <w:tc>
+          <w:tcPr>
+            <w:tcW w:type="dxa" w:w="3024"/>
+          </w:tcPr>
+          <w:p>
+            <w:pPr>
+              <w:spacing w:lineRule="auto" w:line="240" w:before="20" w:after="20"/>
+              <w:jc w:val="left"/>
+            </w:pPr>
+            <w:r/>
+            <w:r>
+              <w:rPr>
+                <w:rFonts w:ascii="Times New Roman" w:hAnsi="Times New Roman" w:cs="Times New Roman" w:eastAsia="Times New Roman"/>
+                <w:b w:val="0"/>
+                <w:i w:val="0"/>
+                <w:sz w:val="22"/>
+              </w:rPr>
+              <w:t>Mục tiêu 6</w:t>
+            </w:r>
+          </w:p>
+        </w:tc>
       </w:tr>
       <w:tr>
         <w:tc>
           <w:tcPr>
-            <w:tcW w:type="dxa" w:w="4535"/>
+            <w:tcW w:type="dxa" w:w="3024"/>
           </w:tcPr>
           <w:p>
             <w:pPr>
@@ -5648,7 +5856,7 @@
         </w:tc>
         <w:tc>
           <w:tcPr>
-            <w:tcW w:type="dxa" w:w="4535"/>
+            <w:tcW w:type="dxa" w:w="3024"/>
           </w:tcPr>
           <w:p>
             <w:pPr>
@@ -5667,8 +5875,44 @@
             </w:r>
           </w:p>
         </w:tc>
+        <w:tc>
+          <w:tcPr>
+            <w:tcW w:type="dxa" w:w="3024"/>
+          </w:tcPr>
+          <w:p>
+            <w:pPr>
+              <w:spacing w:lineRule="auto" w:line="240" w:before="20" w:after="20"/>
+              <w:jc w:val="left"/>
+            </w:pPr>
+            <w:r/>
+            <w:r>
+              <w:rPr>
+                <w:rFonts w:ascii="Times New Roman" w:hAnsi="Times New Roman" w:cs="Times New Roman" w:eastAsia="Times New Roman"/>
+                <w:b w:val="0"/>
+                <w:i w:val="0"/>
+                <w:sz w:val="22"/>
+              </w:rPr>
+              <w:t>Mục tiêu 7</w:t>
+            </w:r>
+          </w:p>
+        </w:tc>
       </w:tr>
     </w:tbl>
+    <w:p>
+      <w:pPr>
+        <w:spacing w:lineRule="auto" w:line="360" w:before="120" w:after="120"/>
+        <w:jc w:val="both"/>
+      </w:pPr>
+      <w:r>
+        <w:rPr>
+          <w:rFonts w:ascii="Times New Roman" w:hAnsi="Times New Roman" w:cs="Times New Roman" w:eastAsia="Times New Roman"/>
+          <w:b w:val="0"/>
+          <w:i w:val="0"/>
+          <w:sz w:val="26"/>
+        </w:rPr>
+        <w:t>Bảng 5 không có dòng cho mục tiêu 8 (bộ tài liệu kỹ thuật), vì chất lượng tài liệu không đo được bằng một phép kiểm tự động. Mục tiêu đó được nghiệm thu bằng cách đối chiếu: mở từng mục tài liệu và kiểm xem nó có khớp với hệ thống đang chạy hay không.</w:t>
+      </w:r>
+    </w:p>
     <w:p>
       <w:pPr>
         <w:keepNext/>
@@ -5862,7 +6106,7 @@
                 <w:i w:val="0"/>
                 <w:sz w:val="22"/>
               </w:rPr>
-              <w:t xml:space="preserve"> có kiểu dữ liệu khoảng ngày và ràng buộc loại trừ — hai thứ mà bài toán cốt lõi cần và các hệ quản trị phổ biến khác không có</w:t>
+              <w:t xml:space="preserve"> có kiểu dữ liệu khoảng ngày và ràng buộc loại trừ — hai thứ mà bài toán cốt lõi cần. MySQL và SQL Server không có sẵn cả hai, nên trên chúng phải tự chống trùng ở tầng ứng dụng, đúng chỗ mà mục 2.2 chỉ ra là không đủ</w:t>
             </w:r>
           </w:p>
         </w:tc>
@@ -6187,7 +6431,7 @@
                 <w:i w:val="0"/>
                 <w:sz w:val="22"/>
               </w:rPr>
-              <w:t>Chạy toàn hệ thống bằng một lệnh, không phụ thuộc máy người chấm</w:t>
+              <w:t>Dựng cả bốn dịch vụ bằng một lệnh duy nhất, không phụ thuộc máy người chấm</w:t>
             </w:r>
           </w:p>
         </w:tc>
@@ -6252,7 +6496,7 @@
                 <w:i w:val="0"/>
                 <w:sz w:val="22"/>
               </w:rPr>
-              <w:t>Theo yêu cầu mục 4 của quy định khoa</w:t>
+              <w:t>Quy định của khoa có một mục riêng về quản lý đồ án bằng GitHub, và lịch sử commit là một tiêu chí chấm điểm tiến độ</w:t>
             </w:r>
           </w:p>
         </w:tc>
@@ -6946,7 +7190,7 @@
           <w:i w:val="0"/>
           <w:sz w:val="26"/>
         </w:rPr>
-        <w:t xml:space="preserve">3.8. Cài đặt các chức năng chính → </w:t>
+        <w:t xml:space="preserve">3.8. Cài đặt luồng đặt phòng và xử lý khi cơ sở dữ liệu từ chối → </w:t>
       </w:r>
       <w:r>
         <w:rPr>
@@ -6971,7 +7215,16 @@
           <w:i w:val="0"/>
           <w:sz w:val="26"/>
         </w:rPr>
-        <w:t>3.9. Cài đặt mô hình bảo mật</w:t>
+        <w:t xml:space="preserve">3.9. Cài đặt thanh toán không đồng bộ, webhook và hàng đợi đối soát → </w:t>
+      </w:r>
+      <w:r>
+        <w:rPr>
+          <w:rFonts w:ascii="Times New Roman" w:hAnsi="Times New Roman" w:cs="Times New Roman" w:eastAsia="Times New Roman"/>
+          <w:b w:val="0"/>
+          <w:i/>
+          <w:sz w:val="26"/>
+        </w:rPr>
+        <w:t>trả lời CH4</w:t>
       </w:r>
     </w:p>
     <w:p>
@@ -6987,22 +7240,7 @@
           <w:i w:val="0"/>
           <w:sz w:val="26"/>
         </w:rPr>
-        <w:t>3.10. Đóng gói và triển khai</w:t>
-      </w:r>
-    </w:p>
-    <w:p>
-      <w:pPr>
-        <w:spacing w:lineRule="auto" w:line="360" w:before="120" w:after="120"/>
-        <w:jc w:val="both"/>
-      </w:pPr>
-      <w:r>
-        <w:rPr>
-          <w:rFonts w:ascii="Times New Roman" w:hAnsi="Times New Roman" w:cs="Times New Roman" w:eastAsia="Times New Roman"/>
-          <w:b/>
-          <w:i w:val="0"/>
-          <w:sz w:val="26"/>
-        </w:rPr>
-        <w:t>CHƯƠNG 4. KẾT QUẢ NGHIÊN CỨU</w:t>
+        <w:t>3.10. Cài đặt mô hình bảo mật</w:t>
       </w:r>
     </w:p>
     <w:p>
@@ -7018,7 +7256,22 @@
           <w:i w:val="0"/>
           <w:sz w:val="26"/>
         </w:rPr>
-        <w:t>4.1. Chức năng đã hoàn thành</w:t>
+        <w:t>3.11. Đóng gói và triển khai</w:t>
+      </w:r>
+    </w:p>
+    <w:p>
+      <w:pPr>
+        <w:spacing w:lineRule="auto" w:line="360" w:before="120" w:after="120"/>
+        <w:jc w:val="both"/>
+      </w:pPr>
+      <w:r>
+        <w:rPr>
+          <w:rFonts w:ascii="Times New Roman" w:hAnsi="Times New Roman" w:cs="Times New Roman" w:eastAsia="Times New Roman"/>
+          <w:b/>
+          <w:i w:val="0"/>
+          <w:sz w:val="26"/>
+        </w:rPr>
+        <w:t>CHƯƠNG 4. KẾT QUẢ NGHIÊN CỨU</w:t>
       </w:r>
     </w:p>
     <w:p>
@@ -7034,7 +7287,7 @@
           <w:i w:val="0"/>
           <w:sz w:val="26"/>
         </w:rPr>
-        <w:t>4.2. Kết quả kiểm thử tự động</w:t>
+        <w:t>4.1. Chức năng đã hoàn thành</w:t>
       </w:r>
     </w:p>
     <w:p>
@@ -7050,7 +7303,7 @@
           <w:i w:val="0"/>
           <w:sz w:val="26"/>
         </w:rPr>
-        <w:t>4.3. Các lỗi thực tế phát hiện trong quá trình thực hiện</w:t>
+        <w:t>4.2. Kết quả kiểm thử tự động</w:t>
       </w:r>
     </w:p>
     <w:p>
@@ -7066,7 +7319,7 @@
           <w:i w:val="0"/>
           <w:sz w:val="26"/>
         </w:rPr>
-        <w:t>4.4. Kiểm thử phi chức năng — khả năng tiếp cận, bảo mật</w:t>
+        <w:t>4.3. Các lỗi thực tế phát hiện trong quá trình thực hiện</w:t>
       </w:r>
     </w:p>
     <w:p>
@@ -7082,6 +7335,22 @@
           <w:i w:val="0"/>
           <w:sz w:val="26"/>
         </w:rPr>
+        <w:t>4.4. Kiểm thử phi chức năng — khả năng tiếp cận, bảo mật</w:t>
+      </w:r>
+    </w:p>
+    <w:p>
+      <w:pPr>
+        <w:pStyle w:val="ListBullet"/>
+        <w:spacing w:lineRule="auto" w:line="360" w:before="60" w:after="60"/>
+        <w:jc w:val="both"/>
+      </w:pPr>
+      <w:r>
+        <w:rPr>
+          <w:rFonts w:ascii="Times New Roman" w:hAnsi="Times New Roman" w:cs="Times New Roman" w:eastAsia="Times New Roman"/>
+          <w:b w:val="0"/>
+          <w:i w:val="0"/>
+          <w:sz w:val="26"/>
+        </w:rPr>
         <w:t xml:space="preserve">4.5. Đối chiếu với mục đích đã đặt ra → </w:t>
       </w:r>
       <w:r>
@@ -7091,7 +7360,7 @@
           <w:i/>
           <w:sz w:val="26"/>
         </w:rPr>
-        <w:t>trả lời CH4</w:t>
+        <w:t>chứng minh cả bốn câu hỏi</w:t>
       </w:r>
     </w:p>
     <w:p>
@@ -8092,7 +8361,7 @@
                 <w:i w:val="0"/>
                 <w:sz w:val="22"/>
               </w:rPr>
-              <w:t>Chạy toàn hệ thống bằng một lệnh</w:t>
+              <w:t>Dựng được toàn hệ thống trên máy sạch bằng ba lệnh</w:t>
             </w:r>
           </w:p>
         </w:tc>
@@ -9473,6 +9742,12 @@
     </w:p>
     <w:p>
       <w:pPr>
+        <w:pageBreakBefore/>
+        <w:spacing w:after="0"/>
+      </w:pPr>
+    </w:p>
+    <w:p>
+      <w:pPr>
         <w:keepNext/>
         <w:spacing w:lineRule="auto" w:line="360" w:before="240" w:after="120"/>
         <w:jc w:val="left"/>
@@ -9499,7 +9774,7 @@
           <w:i w:val="0"/>
           <w:sz w:val="26"/>
         </w:rPr>
-        <w:t xml:space="preserve">Đánh số theo định dạng IEEE thành </w:t>
+        <w:t xml:space="preserve">Đánh số theo IEEE thành </w:t>
       </w:r>
       <w:r>
         <w:rPr>
@@ -9517,7 +9792,50 @@
           <w:i w:val="0"/>
           <w:sz w:val="26"/>
         </w:rPr>
-        <w:t>: [1]–[4] là công trình học thuật làm nền lý thuyết trả lời CH1 và CH2; [5]–[10] là tài liệu kỹ thuật chính thức của các công nghệ dùng trong đề tài; [11]–[14] là tiêu chuẩn và khuyến nghị; [15]–[16] là văn bản tiếng Việt của khoa. Danh mục này là dự kiến, bản đầy đủ hoàn thiện trong quyển báo cáo.</w:t>
+        <w:t>: [1]–[4] công trình học thuật làm nền cho CH1 và CH2, [5]–[10] tài liệu kỹ thuật chính thức, [11]–[14] tiêu chuẩn và khuyến nghị, [15]–[16] văn bản của khoa.</w:t>
+      </w:r>
+    </w:p>
+    <w:p>
+      <w:pPr>
+        <w:spacing w:lineRule="auto" w:line="360" w:before="160" w:after="160"/>
+        <w:ind w:left="454"/>
+        <w:jc w:val="both"/>
+      </w:pPr>
+      <w:r>
+        <w:rPr>
+          <w:rFonts w:ascii="Times New Roman" w:hAnsi="Times New Roman" w:cs="Times New Roman" w:eastAsia="Times New Roman"/>
+          <w:b/>
+          <w:i w:val="0"/>
+          <w:sz w:val="26"/>
+        </w:rPr>
+        <w:t>Cần bổ sung trước khi nộp:</w:t>
+      </w:r>
+      <w:r>
+        <w:rPr>
+          <w:rFonts w:ascii="Times New Roman" w:hAnsi="Times New Roman" w:cs="Times New Roman" w:eastAsia="Times New Roman"/>
+          <w:b w:val="0"/>
+          <w:i w:val="0"/>
+          <w:sz w:val="26"/>
+        </w:rPr>
+        <w:t xml:space="preserve"> [5]–[14] phải ghi kèm </w:t>
+      </w:r>
+      <w:r>
+        <w:rPr>
+          <w:rFonts w:ascii="Times New Roman" w:hAnsi="Times New Roman" w:cs="Times New Roman" w:eastAsia="Times New Roman"/>
+          <w:b/>
+          <w:i w:val="0"/>
+          <w:sz w:val="26"/>
+        </w:rPr>
+        <w:t>số phiên bản và ngày truy cập</w:t>
+      </w:r>
+      <w:r>
+        <w:rPr>
+          <w:rFonts w:ascii="Times New Roman" w:hAnsi="Times New Roman" w:cs="Times New Roman" w:eastAsia="Times New Roman"/>
+          <w:b w:val="0"/>
+          <w:i w:val="0"/>
+          <w:sz w:val="26"/>
+        </w:rPr>
+        <w:t>; mức hoa hồng ở mục 2.3.1 phải dẫn đúng trang biểu phí đối tác của từng sàn kèm ngày truy cập — số liệu không nguồn là chỗ dễ bị hỏi nhất.</w:t>
       </w:r>
     </w:p>
     <w:p>
@@ -10180,49 +10498,6 @@
           <w:sz w:val="26"/>
         </w:rPr>
         <w:t xml:space="preserve"> — Khoa Kỹ thuật và Công nghệ, Trường Đại học Trà Vinh.</w:t>
-      </w:r>
-    </w:p>
-    <w:p>
-      <w:pPr>
-        <w:spacing w:lineRule="auto" w:line="360" w:before="160" w:after="160"/>
-        <w:ind w:left="454"/>
-        <w:jc w:val="both"/>
-      </w:pPr>
-      <w:r>
-        <w:rPr>
-          <w:rFonts w:ascii="Times New Roman" w:hAnsi="Times New Roman" w:cs="Times New Roman" w:eastAsia="Times New Roman"/>
-          <w:b/>
-          <w:i w:val="0"/>
-          <w:sz w:val="26"/>
-        </w:rPr>
-        <w:t>Cần bổ sung trước khi nộp:</w:t>
-      </w:r>
-      <w:r>
-        <w:rPr>
-          <w:rFonts w:ascii="Times New Roman" w:hAnsi="Times New Roman" w:cs="Times New Roman" w:eastAsia="Times New Roman"/>
-          <w:b w:val="0"/>
-          <w:i w:val="0"/>
-          <w:sz w:val="26"/>
-        </w:rPr>
-        <w:t xml:space="preserve"> mỗi tài liệu kỹ thuật ở mục [5]–[14] phải ghi kèm </w:t>
-      </w:r>
-      <w:r>
-        <w:rPr>
-          <w:rFonts w:ascii="Times New Roman" w:hAnsi="Times New Roman" w:cs="Times New Roman" w:eastAsia="Times New Roman"/>
-          <w:b/>
-          <w:i w:val="0"/>
-          <w:sz w:val="26"/>
-        </w:rPr>
-        <w:t>số phiên bản và ngày truy cập</w:t>
-      </w:r>
-      <w:r>
-        <w:rPr>
-          <w:rFonts w:ascii="Times New Roman" w:hAnsi="Times New Roman" w:cs="Times New Roman" w:eastAsia="Times New Roman"/>
-          <w:b w:val="0"/>
-          <w:i w:val="0"/>
-          <w:sz w:val="26"/>
-        </w:rPr>
-        <w:t>; mức hoa hồng nêu ở mục 2.3.1 phải dẫn đúng trang biểu phí dành cho đối tác của từng sàn kèm ngày truy cập. Số liệu không có nguồn là chỗ dễ bị hỏi nhất khi bảo vệ.</w:t>
       </w:r>
     </w:p>
     <w:p>

--- a/thesis/doc/de-cuong-do-an.docx
+++ b/thesis/doc/de-cuong-do-an.docx
@@ -999,7 +999,7 @@
           <w:sz w:val="26"/>
         </w:rPr>
         <w:tab/>
-        <w:t>17</w:t>
+        <w:t>16</w:t>
       </w:r>
     </w:p>
     <w:p>
@@ -1027,7 +1027,7 @@
           <w:sz w:val="26"/>
         </w:rPr>
         <w:tab/>
-        <w:t>18</w:t>
+        <w:t>17</w:t>
       </w:r>
     </w:p>
     <w:p>
@@ -1080,43 +1080,7 @@
           <w:i w:val="0"/>
           <w:sz w:val="26"/>
         </w:rPr>
-        <w:t xml:space="preserve">Tên đề tài gọn, nêu ba thành phần nhận ra được ngay. Vấn đề nghiên cứu cốt lõi không đưa vào tên mà trình bày ở mục 2.2 và mục 3.3 — tên đề tài cho biết </w:t>
-      </w:r>
-      <w:r>
-        <w:rPr>
-          <w:rFonts w:ascii="Times New Roman" w:hAnsi="Times New Roman" w:cs="Times New Roman" w:eastAsia="Times New Roman"/>
-          <w:b/>
-          <w:i w:val="0"/>
-          <w:sz w:val="26"/>
-        </w:rPr>
-        <w:t>làm cái gì cho ai ở đâu</w:t>
-      </w:r>
-      <w:r>
-        <w:rPr>
-          <w:rFonts w:ascii="Times New Roman" w:hAnsi="Times New Roman" w:cs="Times New Roman" w:eastAsia="Times New Roman"/>
-          <w:b w:val="0"/>
-          <w:i w:val="0"/>
-          <w:sz w:val="26"/>
-        </w:rPr>
-        <w:t xml:space="preserve">, còn </w:t>
-      </w:r>
-      <w:r>
-        <w:rPr>
-          <w:rFonts w:ascii="Times New Roman" w:hAnsi="Times New Roman" w:cs="Times New Roman" w:eastAsia="Times New Roman"/>
-          <w:b/>
-          <w:i w:val="0"/>
-          <w:sz w:val="26"/>
-        </w:rPr>
-        <w:t>giải bài toán nào</w:t>
-      </w:r>
-      <w:r>
-        <w:rPr>
-          <w:rFonts w:ascii="Times New Roman" w:hAnsi="Times New Roman" w:cs="Times New Roman" w:eastAsia="Times New Roman"/>
-          <w:b w:val="0"/>
-          <w:i w:val="0"/>
-          <w:sz w:val="26"/>
-        </w:rPr>
-        <w:t xml:space="preserve"> là nội dung của phần lý do và câu hỏi nghiên cứu.</w:t>
+        <w:t>Tên đề tài cho biết sản phẩm, đối tượng áp dụng và phạm vi không gian. Vấn đề nghiên cứu không đưa vào tên cho gọn, và được trình bày ở mục 2.2 cùng mục 3.3.</w:t>
       </w:r>
     </w:p>
     <w:p>
@@ -1547,25 +1511,7 @@
           <w:i w:val="0"/>
           <w:sz w:val="26"/>
         </w:rPr>
-        <w:t xml:space="preserve">Khảo sát thực tế vận hành của nhóm cơ sở lưu trú này cho thấy </w:t>
-      </w:r>
-      <w:r>
-        <w:rPr>
-          <w:rFonts w:ascii="Times New Roman" w:hAnsi="Times New Roman" w:cs="Times New Roman" w:eastAsia="Times New Roman"/>
-          <w:b/>
-          <w:i w:val="0"/>
-          <w:sz w:val="26"/>
-        </w:rPr>
-        <w:t>ba vấn đề</w:t>
-      </w:r>
-      <w:r>
-        <w:rPr>
-          <w:rFonts w:ascii="Times New Roman" w:hAnsi="Times New Roman" w:cs="Times New Roman" w:eastAsia="Times New Roman"/>
-          <w:b w:val="0"/>
-          <w:i w:val="0"/>
-          <w:sz w:val="26"/>
-        </w:rPr>
-        <w:t>:</w:t>
+        <w:t>Khảo sát thực tế vận hành của nhóm cơ sở lưu trú này cho thấy ba vấn đề sau.</w:t>
       </w:r>
     </w:p>
     <w:p>
@@ -1623,25 +1569,7 @@
           <w:i w:val="0"/>
           <w:sz w:val="26"/>
         </w:rPr>
-        <w:t xml:space="preserve"> Khi hai khách liên hệ gần như cùng lúc và chủ nhà trả lời "còn phòng" cho cả hai, sai sót chỉ lộ ra vào ngày nhận phòng — lúc không còn cách khắc phục nào ngoài việc từ chối một khách đã đi đường xa tới nơi. Đây không phải lỗi bất cẩn mà là </w:t>
-      </w:r>
-      <w:r>
-        <w:rPr>
-          <w:rFonts w:ascii="Times New Roman" w:hAnsi="Times New Roman" w:cs="Times New Roman" w:eastAsia="Times New Roman"/>
-          <w:b/>
-          <w:i w:val="0"/>
-          <w:sz w:val="26"/>
-        </w:rPr>
-        <w:t>hệ quả tất yếu</w:t>
-      </w:r>
-      <w:r>
-        <w:rPr>
-          <w:rFonts w:ascii="Times New Roman" w:hAnsi="Times New Roman" w:cs="Times New Roman" w:eastAsia="Times New Roman"/>
-          <w:b w:val="0"/>
-          <w:i w:val="0"/>
-          <w:sz w:val="26"/>
-        </w:rPr>
-        <w:t xml:space="preserve"> của việc quản lý lịch phòng bằng trí nhớ con người.</w:t>
+        <w:t xml:space="preserve"> Khi hai khách liên hệ gần như cùng lúc và chủ nhà trả lời "còn phòng" cho cả hai, sai sót chỉ lộ ra vào ngày nhận phòng, lúc không còn cách khắc phục nào ngoài việc từ chối một khách đã đi đường xa tới nơi. Đây không phải lỗi bất cẩn mà là hệ quả tất yếu của việc quản lý lịch phòng bằng trí nhớ con người.</w:t>
       </w:r>
     </w:p>
     <w:p>
@@ -1685,8 +1613,15 @@
           <w:i w:val="0"/>
           <w:sz w:val="26"/>
         </w:rPr>
-        <w:t xml:space="preserve">Một website đặt phòng riêng giải quyết cả ba: gom mọi đơn về một nơi, để </w:t>
-      </w:r>
+        <w:t>Một website đặt phòng riêng giải quyết cả ba vấn đề: gom mọi đơn về một nơi, để cơ sở dữ liệu chứ không phải trí nhớ con người bảo đảm không bán trùng phòng, và giữ lại toàn bộ doanh thu.</w:t>
+      </w:r>
+    </w:p>
+    <w:p>
+      <w:pPr>
+        <w:keepNext/>
+        <w:spacing w:lineRule="auto" w:line="360" w:before="240" w:after="120"/>
+        <w:jc w:val="left"/>
+      </w:pPr>
       <w:r>
         <w:rPr>
           <w:rFonts w:ascii="Times New Roman" w:hAnsi="Times New Roman" w:cs="Times New Roman" w:eastAsia="Times New Roman"/>
@@ -1694,8 +1629,14 @@
           <w:i w:val="0"/>
           <w:sz w:val="26"/>
         </w:rPr>
-        <w:t>cơ sở dữ liệu</w:t>
-      </w:r>
+        <w:t>2.2. Ý nghĩa khoa học</w:t>
+      </w:r>
+    </w:p>
+    <w:p>
+      <w:pPr>
+        <w:spacing w:lineRule="auto" w:line="360" w:before="120" w:after="120"/>
+        <w:jc w:val="both"/>
+      </w:pPr>
       <w:r>
         <w:rPr>
           <w:rFonts w:ascii="Times New Roman" w:hAnsi="Times New Roman" w:cs="Times New Roman" w:eastAsia="Times New Roman"/>
@@ -1703,7 +1644,55 @@
           <w:i w:val="0"/>
           <w:sz w:val="26"/>
         </w:rPr>
-        <w:t xml:space="preserve"> chứ không phải trí nhớ con người bảo đảm không bán trùng phòng, và giữ lại toàn bộ doanh thu.</w:t>
+        <w:t>Đề tài không dừng ở mức làm một trang web quản lý. Bài toán cốt lõi là không được bán trùng một phòng khi có nhiều yêu cầu đồng thời. Đây là một bài toán tranh chấp dữ liệu kinh điển, và không giải đúng được bằng cách kiểm tra thông thường ở tầng ứng dụng.</w:t>
+      </w:r>
+    </w:p>
+    <w:p>
+      <w:pPr>
+        <w:spacing w:lineRule="auto" w:line="360" w:before="120" w:after="120"/>
+        <w:jc w:val="both"/>
+      </w:pPr>
+      <w:r>
+        <w:rPr>
+          <w:rFonts w:ascii="Times New Roman" w:hAnsi="Times New Roman" w:cs="Times New Roman" w:eastAsia="Times New Roman"/>
+          <w:b w:val="0"/>
+          <w:i w:val="0"/>
+          <w:sz w:val="26"/>
+        </w:rPr>
+        <w:t xml:space="preserve">Mẫu quen thuộc </w:t>
+      </w:r>
+      <w:r>
+        <w:rPr>
+          <w:rFonts w:ascii="Times New Roman" w:hAnsi="Times New Roman" w:cs="Times New Roman" w:eastAsia="Times New Roman"/>
+          <w:b w:val="0"/>
+          <w:i/>
+          <w:sz w:val="26"/>
+        </w:rPr>
+        <w:t>kiểm-tra-rồi-ghi</w:t>
+      </w:r>
+      <w:r>
+        <w:rPr>
+          <w:rFonts w:ascii="Times New Roman" w:hAnsi="Times New Roman" w:cs="Times New Roman" w:eastAsia="Times New Roman"/>
+          <w:b w:val="0"/>
+          <w:i w:val="0"/>
+          <w:sz w:val="26"/>
+        </w:rPr>
+        <w:t xml:space="preserve"> (đọc "còn phòng không?", nếu còn thì ghi) để lại một khe hở giữa lúc đọc và lúc ghi. Hai luồng cùng đọc thấy "còn", cùng ghi, và phòng bị bán hai lần. Mức cô lập giao dịch mặc định của hầu hết hệ quản trị cơ sở dữ liệu không đóng được khe hở này.</w:t>
+      </w:r>
+    </w:p>
+    <w:p>
+      <w:pPr>
+        <w:spacing w:lineRule="auto" w:line="360" w:before="120" w:after="120"/>
+        <w:jc w:val="both"/>
+      </w:pPr>
+      <w:r>
+        <w:rPr>
+          <w:rFonts w:ascii="Times New Roman" w:hAnsi="Times New Roman" w:cs="Times New Roman" w:eastAsia="Times New Roman"/>
+          <w:b w:val="0"/>
+          <w:i w:val="0"/>
+          <w:sz w:val="26"/>
+        </w:rPr>
+        <w:t>Giải quyết đúng đòi hỏi hiểu biết về giao dịch, mức cô lập và ràng buộc toàn vẹn ở tầng lưu trữ. Đây là những nội dung cốt lõi của ngành mà một đề tài quản lý thông thường (thêm, sửa, xoá, tìm kiếm) không chạm tới. Đây là lý do học thuật để chọn đề tài này thay vì một đề tài quản lý khác.</w:t>
       </w:r>
     </w:p>
     <w:p>
@@ -1719,7 +1708,7 @@
           <w:i w:val="0"/>
           <w:sz w:val="26"/>
         </w:rPr>
-        <w:t>2.2. Ý nghĩa khoa học</w:t>
+        <w:t>2.3. Tổng quan tình hình nghiên cứu và giải pháp hiện có</w:t>
       </w:r>
     </w:p>
     <w:p>
@@ -1734,8 +1723,15 @@
           <w:i w:val="0"/>
           <w:sz w:val="26"/>
         </w:rPr>
-        <w:t xml:space="preserve">Đề tài không dừng ở mức "làm một trang web quản lý". Bài toán cốt lõi — </w:t>
-      </w:r>
+        <w:t>Bài toán đặt phòng trực tuyến đã có nhiều lời giải. Mục này khảo sát ba nhóm giải pháp đang tồn tại và chỉ ra phần mà chúng chưa đáp ứng cho một homestay quy mô nhỏ.</w:t>
+      </w:r>
+    </w:p>
+    <w:p>
+      <w:pPr>
+        <w:keepNext/>
+        <w:spacing w:lineRule="auto" w:line="360" w:before="240" w:after="120"/>
+        <w:jc w:val="left"/>
+      </w:pPr>
       <w:r>
         <w:rPr>
           <w:rFonts w:ascii="Times New Roman" w:hAnsi="Times New Roman" w:cs="Times New Roman" w:eastAsia="Times New Roman"/>
@@ -1743,8 +1739,14 @@
           <w:i w:val="0"/>
           <w:sz w:val="26"/>
         </w:rPr>
-        <w:t>không được bán trùng một phòng khi có nhiều yêu cầu đồng thời</w:t>
-      </w:r>
+        <w:t>2.3.1. Nhóm sàn đặt phòng trực tuyến</w:t>
+      </w:r>
+    </w:p>
+    <w:p>
+      <w:pPr>
+        <w:spacing w:lineRule="auto" w:line="360" w:before="120" w:after="120"/>
+        <w:jc w:val="both"/>
+      </w:pPr>
       <w:r>
         <w:rPr>
           <w:rFonts w:ascii="Times New Roman" w:hAnsi="Times New Roman" w:cs="Times New Roman" w:eastAsia="Times New Roman"/>
@@ -1752,8 +1754,30 @@
           <w:i w:val="0"/>
           <w:sz w:val="26"/>
         </w:rPr>
-        <w:t xml:space="preserve"> — là một bài toán tranh chấp dữ liệu kinh điển, và là bài toán </w:t>
-      </w:r>
+        <w:t>Các sàn trung gian (Booking.com, Agoda, Airbnb, Traveloka) làm tốt hai việc mà một homestay đơn lẻ không tự làm được, là mang khách tới và giữ chỗ đúng. Về mặt kỹ thuật, bài toán chống bán trùng phòng ở quy mô đó đã được giải từ lâu và không còn là vấn đề mở.</w:t>
+      </w:r>
+    </w:p>
+    <w:p>
+      <w:pPr>
+        <w:spacing w:lineRule="auto" w:line="360" w:before="120" w:after="120"/>
+        <w:jc w:val="both"/>
+      </w:pPr>
+      <w:r>
+        <w:rPr>
+          <w:rFonts w:ascii="Times New Roman" w:hAnsi="Times New Roman" w:cs="Times New Roman" w:eastAsia="Times New Roman"/>
+          <w:b w:val="0"/>
+          <w:i w:val="0"/>
+          <w:sz w:val="26"/>
+        </w:rPr>
+        <w:t>Phần các sàn không giải quyết cho chủ homestay là chi phí và quyền kiểm soát. Theo biểu phí công bố trên trang dành cho đối tác của các sàn, mức hoa hồng phổ biến nằm trong khoảng 15–20% giá trị mỗi đơn. Cơ sở lưu trú cũng không nắm dữ liệu khách của chính mình và không đặt được quy tắc đặt phòng riêng. Ngoài ra, khi dùng nhiều sàn cùng lúc mà không đồng bộ lịch, rủi ro đặt trùng phòng xuất hiện trở lại ở một chỗ khác, là giữa các sàn với nhau.</w:t>
+      </w:r>
+    </w:p>
+    <w:p>
+      <w:pPr>
+        <w:keepNext/>
+        <w:spacing w:lineRule="auto" w:line="360" w:before="240" w:after="120"/>
+        <w:jc w:val="left"/>
+      </w:pPr>
       <w:r>
         <w:rPr>
           <w:rFonts w:ascii="Times New Roman" w:hAnsi="Times New Roman" w:cs="Times New Roman" w:eastAsia="Times New Roman"/>
@@ -1761,8 +1785,14 @@
           <w:i w:val="0"/>
           <w:sz w:val="26"/>
         </w:rPr>
-        <w:t>không giải đúng được</w:t>
-      </w:r>
+        <w:t>2.3.2. Nhóm phần mềm quản lý cơ sở lưu trú</w:t>
+      </w:r>
+    </w:p>
+    <w:p>
+      <w:pPr>
+        <w:spacing w:lineRule="auto" w:line="360" w:before="120" w:after="120"/>
+        <w:jc w:val="both"/>
+      </w:pPr>
       <w:r>
         <w:rPr>
           <w:rFonts w:ascii="Times New Roman" w:hAnsi="Times New Roman" w:cs="Times New Roman" w:eastAsia="Times New Roman"/>
@@ -1770,7 +1800,23 @@
           <w:i w:val="0"/>
           <w:sz w:val="26"/>
         </w:rPr>
-        <w:t xml:space="preserve"> bằng cách kiểm tra thông thường ở tầng ứng dụng.</w:t>
+        <w:t>Các phần mềm quản lý khách sạn thương mại trong nước đáp ứng đủ nghiệp vụ, nhưng được thiết kế cho khách sạn có lễ tân và bộ phận vận hành. Chúng thu phí theo tháng hoặc theo số phòng, cần đào tạo để dùng, và phần lớn là hệ thống đóng. Vì không mở mã nguồn, chúng không dùng được làm đối tượng nghiên cứu về cách bảo đảm tính đúng đắn của việc giữ chỗ.</w:t>
+      </w:r>
+    </w:p>
+    <w:p>
+      <w:pPr>
+        <w:keepNext/>
+        <w:spacing w:lineRule="auto" w:line="360" w:before="240" w:after="120"/>
+        <w:jc w:val="left"/>
+      </w:pPr>
+      <w:r>
+        <w:rPr>
+          <w:rFonts w:ascii="Times New Roman" w:hAnsi="Times New Roman" w:cs="Times New Roman" w:eastAsia="Times New Roman"/>
+          <w:b/>
+          <w:i w:val="0"/>
+          <w:sz w:val="26"/>
+        </w:rPr>
+        <w:t>2.3.3. Nhóm đề tài học thuật trong nước</w:t>
       </w:r>
     </w:p>
     <w:p>
@@ -1785,7 +1831,7 @@
           <w:i w:val="0"/>
           <w:sz w:val="26"/>
         </w:rPr>
-        <w:t xml:space="preserve">Mẫu quen thuộc </w:t>
+        <w:t xml:space="preserve">Đề tài "quản lý khách sạn", "đặt phòng trực tuyến" là chủ đề quen thuộc ở bậc đại học. Khảo sát các đồ án và khoá luận cùng chủ đề cho thấy một khuôn mẫu lặp lại: trọng tâm đặt vào độ phủ chức năng (thêm, sửa, xoá, tìm kiếm, báo cáo, thống kê) và vào giao diện. Việc kiểm tra phòng trống hầu hết được cài ở tầng ứng dụng theo mẫu </w:t>
       </w:r>
       <w:r>
         <w:rPr>
@@ -1803,341 +1849,7 @@
           <w:i w:val="0"/>
           <w:sz w:val="26"/>
         </w:rPr>
-        <w:t xml:space="preserve"> (đọc "còn phòng không?", nếu còn thì ghi) để lại một khe hở giữa lúc đọc và lúc ghi. Hai luồng cùng đọc thấy "còn", cùng ghi, và phòng bị bán hai lần. Mức cô lập giao dịch mặc định của hầu hết hệ quản trị cơ sở dữ liệu </w:t>
-      </w:r>
-      <w:r>
-        <w:rPr>
-          <w:rFonts w:ascii="Times New Roman" w:hAnsi="Times New Roman" w:cs="Times New Roman" w:eastAsia="Times New Roman"/>
-          <w:b/>
-          <w:i w:val="0"/>
-          <w:sz w:val="26"/>
-        </w:rPr>
-        <w:t>không đóng được</w:t>
-      </w:r>
-      <w:r>
-        <w:rPr>
-          <w:rFonts w:ascii="Times New Roman" w:hAnsi="Times New Roman" w:cs="Times New Roman" w:eastAsia="Times New Roman"/>
-          <w:b w:val="0"/>
-          <w:i w:val="0"/>
-          <w:sz w:val="26"/>
-        </w:rPr>
-        <w:t xml:space="preserve"> khe hở này.</w:t>
-      </w:r>
-    </w:p>
-    <w:p>
-      <w:pPr>
-        <w:spacing w:lineRule="auto" w:line="360" w:before="120" w:after="120"/>
-        <w:jc w:val="both"/>
-      </w:pPr>
-      <w:r>
-        <w:rPr>
-          <w:rFonts w:ascii="Times New Roman" w:hAnsi="Times New Roman" w:cs="Times New Roman" w:eastAsia="Times New Roman"/>
-          <w:b w:val="0"/>
-          <w:i w:val="0"/>
-          <w:sz w:val="26"/>
-        </w:rPr>
-        <w:t xml:space="preserve">Giải quyết đúng đòi hỏi hiểu biết về giao dịch, mức cô lập và </w:t>
-      </w:r>
-      <w:r>
-        <w:rPr>
-          <w:rFonts w:ascii="Times New Roman" w:hAnsi="Times New Roman" w:cs="Times New Roman" w:eastAsia="Times New Roman"/>
-          <w:b/>
-          <w:i w:val="0"/>
-          <w:sz w:val="26"/>
-        </w:rPr>
-        <w:t>ràng buộc toàn vẹn ở tầng lưu trữ</w:t>
-      </w:r>
-      <w:r>
-        <w:rPr>
-          <w:rFonts w:ascii="Times New Roman" w:hAnsi="Times New Roman" w:cs="Times New Roman" w:eastAsia="Times New Roman"/>
-          <w:b w:val="0"/>
-          <w:i w:val="0"/>
-          <w:sz w:val="26"/>
-        </w:rPr>
-        <w:t xml:space="preserve"> — những nội dung cốt lõi của ngành mà một đề tài quản lý thông thường (thêm, sửa, xoá, tìm kiếm) không chạm tới. Đây là lý do học thuật để chọn đề tài này thay vì một đề tài quản lý khác.</w:t>
-      </w:r>
-    </w:p>
-    <w:p>
-      <w:pPr>
-        <w:keepNext/>
-        <w:spacing w:lineRule="auto" w:line="360" w:before="240" w:after="120"/>
-        <w:jc w:val="left"/>
-      </w:pPr>
-      <w:r>
-        <w:rPr>
-          <w:rFonts w:ascii="Times New Roman" w:hAnsi="Times New Roman" w:cs="Times New Roman" w:eastAsia="Times New Roman"/>
-          <w:b/>
-          <w:i w:val="0"/>
-          <w:sz w:val="26"/>
-        </w:rPr>
-        <w:t>2.3. Tổng quan tình hình nghiên cứu và giải pháp hiện có</w:t>
-      </w:r>
-    </w:p>
-    <w:p>
-      <w:pPr>
-        <w:spacing w:lineRule="auto" w:line="360" w:before="120" w:after="120"/>
-        <w:jc w:val="both"/>
-      </w:pPr>
-      <w:r>
-        <w:rPr>
-          <w:rFonts w:ascii="Times New Roman" w:hAnsi="Times New Roman" w:cs="Times New Roman" w:eastAsia="Times New Roman"/>
-          <w:b w:val="0"/>
-          <w:i w:val="0"/>
-          <w:sz w:val="26"/>
-        </w:rPr>
-        <w:t>Trước khi khẳng định đề tài có chỗ đứng, cần trả lời: bài toán này đã có ai giải chưa, và giải tới đâu. Các giải pháp đang tồn tại chia thành ba nhóm.</w:t>
-      </w:r>
-    </w:p>
-    <w:p>
-      <w:pPr>
-        <w:keepNext/>
-        <w:spacing w:lineRule="auto" w:line="360" w:before="240" w:after="120"/>
-        <w:jc w:val="left"/>
-      </w:pPr>
-      <w:r>
-        <w:rPr>
-          <w:rFonts w:ascii="Times New Roman" w:hAnsi="Times New Roman" w:cs="Times New Roman" w:eastAsia="Times New Roman"/>
-          <w:b/>
-          <w:i w:val="0"/>
-          <w:sz w:val="26"/>
-        </w:rPr>
-        <w:t>2.3.1. Nhóm sàn đặt phòng trực tuyến</w:t>
-      </w:r>
-    </w:p>
-    <w:p>
-      <w:pPr>
-        <w:spacing w:lineRule="auto" w:line="360" w:before="120" w:after="120"/>
-        <w:jc w:val="both"/>
-      </w:pPr>
-      <w:r>
-        <w:rPr>
-          <w:rFonts w:ascii="Times New Roman" w:hAnsi="Times New Roman" w:cs="Times New Roman" w:eastAsia="Times New Roman"/>
-          <w:b w:val="0"/>
-          <w:i w:val="0"/>
-          <w:sz w:val="26"/>
-        </w:rPr>
-        <w:t xml:space="preserve">Các sàn trung gian (Booking.com, Agoda, Airbnb, Traveloka) giải quyết rất tốt hai việc mà một homestay đơn lẻ không tự làm được: </w:t>
-      </w:r>
-      <w:r>
-        <w:rPr>
-          <w:rFonts w:ascii="Times New Roman" w:hAnsi="Times New Roman" w:cs="Times New Roman" w:eastAsia="Times New Roman"/>
-          <w:b/>
-          <w:i w:val="0"/>
-          <w:sz w:val="26"/>
-        </w:rPr>
-        <w:t>mang khách tới</w:t>
-      </w:r>
-      <w:r>
-        <w:rPr>
-          <w:rFonts w:ascii="Times New Roman" w:hAnsi="Times New Roman" w:cs="Times New Roman" w:eastAsia="Times New Roman"/>
-          <w:b w:val="0"/>
-          <w:i w:val="0"/>
-          <w:sz w:val="26"/>
-        </w:rPr>
-        <w:t xml:space="preserve"> và </w:t>
-      </w:r>
-      <w:r>
-        <w:rPr>
-          <w:rFonts w:ascii="Times New Roman" w:hAnsi="Times New Roman" w:cs="Times New Roman" w:eastAsia="Times New Roman"/>
-          <w:b/>
-          <w:i w:val="0"/>
-          <w:sz w:val="26"/>
-        </w:rPr>
-        <w:t>giữ chỗ đúng</w:t>
-      </w:r>
-      <w:r>
-        <w:rPr>
-          <w:rFonts w:ascii="Times New Roman" w:hAnsi="Times New Roman" w:cs="Times New Roman" w:eastAsia="Times New Roman"/>
-          <w:b w:val="0"/>
-          <w:i w:val="0"/>
-          <w:sz w:val="26"/>
-        </w:rPr>
-        <w:t>. Về mặt kỹ thuật, bài toán chống bán trùng phòng ở quy mô đó đã được giải từ lâu và không còn là vấn đề mở.</w:t>
-      </w:r>
-    </w:p>
-    <w:p>
-      <w:pPr>
-        <w:spacing w:lineRule="auto" w:line="360" w:before="120" w:after="120"/>
-        <w:jc w:val="both"/>
-      </w:pPr>
-      <w:r>
-        <w:rPr>
-          <w:rFonts w:ascii="Times New Roman" w:hAnsi="Times New Roman" w:cs="Times New Roman" w:eastAsia="Times New Roman"/>
-          <w:b w:val="0"/>
-          <w:i w:val="0"/>
-          <w:sz w:val="26"/>
-        </w:rPr>
-        <w:t xml:space="preserve">Điều các sàn </w:t>
-      </w:r>
-      <w:r>
-        <w:rPr>
-          <w:rFonts w:ascii="Times New Roman" w:hAnsi="Times New Roman" w:cs="Times New Roman" w:eastAsia="Times New Roman"/>
-          <w:b/>
-          <w:i w:val="0"/>
-          <w:sz w:val="26"/>
-        </w:rPr>
-        <w:t>không</w:t>
-      </w:r>
-      <w:r>
-        <w:rPr>
-          <w:rFonts w:ascii="Times New Roman" w:hAnsi="Times New Roman" w:cs="Times New Roman" w:eastAsia="Times New Roman"/>
-          <w:b w:val="0"/>
-          <w:i w:val="0"/>
-          <w:sz w:val="26"/>
-        </w:rPr>
-        <w:t xml:space="preserve"> giải quyết cho chủ homestay là chi phí và quyền kiểm soát. Theo biểu phí công bố trên trang dành cho đối tác của các sàn, mức hoa hồng phổ biến nằm trong khoảng 15–20% giá trị mỗi đơn; ngoài ra cơ sở lưu trú không nắm dữ liệu khách của chính mình và không đặt được quy tắc đặt phòng riêng. Khi dùng nhiều sàn cùng lúc mà không đồng bộ lịch, rủi ro đặt trùng phòng </w:t>
-      </w:r>
-      <w:r>
-        <w:rPr>
-          <w:rFonts w:ascii="Times New Roman" w:hAnsi="Times New Roman" w:cs="Times New Roman" w:eastAsia="Times New Roman"/>
-          <w:b/>
-          <w:i w:val="0"/>
-          <w:sz w:val="26"/>
-        </w:rPr>
-        <w:t>quay trở lại</w:t>
-      </w:r>
-      <w:r>
-        <w:rPr>
-          <w:rFonts w:ascii="Times New Roman" w:hAnsi="Times New Roman" w:cs="Times New Roman" w:eastAsia="Times New Roman"/>
-          <w:b w:val="0"/>
-          <w:i w:val="0"/>
-          <w:sz w:val="26"/>
-        </w:rPr>
-        <w:t xml:space="preserve"> ở chỗ khác: giữa các sàn với nhau.</w:t>
-      </w:r>
-    </w:p>
-    <w:p>
-      <w:pPr>
-        <w:keepNext/>
-        <w:spacing w:lineRule="auto" w:line="360" w:before="240" w:after="120"/>
-        <w:jc w:val="left"/>
-      </w:pPr>
-      <w:r>
-        <w:rPr>
-          <w:rFonts w:ascii="Times New Roman" w:hAnsi="Times New Roman" w:cs="Times New Roman" w:eastAsia="Times New Roman"/>
-          <w:b/>
-          <w:i w:val="0"/>
-          <w:sz w:val="26"/>
-        </w:rPr>
-        <w:t>2.3.2. Nhóm phần mềm quản lý cơ sở lưu trú</w:t>
-      </w:r>
-    </w:p>
-    <w:p>
-      <w:pPr>
-        <w:spacing w:lineRule="auto" w:line="360" w:before="120" w:after="120"/>
-        <w:jc w:val="both"/>
-      </w:pPr>
-      <w:r>
-        <w:rPr>
-          <w:rFonts w:ascii="Times New Roman" w:hAnsi="Times New Roman" w:cs="Times New Roman" w:eastAsia="Times New Roman"/>
-          <w:b w:val="0"/>
-          <w:i w:val="0"/>
-          <w:sz w:val="26"/>
-        </w:rPr>
-        <w:t xml:space="preserve">Các phần mềm quản lý khách sạn thương mại trong nước đáp ứng đủ nghiệp vụ, nhưng được thiết kế cho khách sạn có lễ tân và bộ phận vận hành. Chúng thu phí theo tháng hoặc theo số phòng, cần đào tạo để dùng, và phần lớn là hệ thống đóng — không mở mã nguồn, nên </w:t>
-      </w:r>
-      <w:r>
-        <w:rPr>
-          <w:rFonts w:ascii="Times New Roman" w:hAnsi="Times New Roman" w:cs="Times New Roman" w:eastAsia="Times New Roman"/>
-          <w:b/>
-          <w:i w:val="0"/>
-          <w:sz w:val="26"/>
-        </w:rPr>
-        <w:t>không thể dùng làm đối tượng nghiên cứu</w:t>
-      </w:r>
-      <w:r>
-        <w:rPr>
-          <w:rFonts w:ascii="Times New Roman" w:hAnsi="Times New Roman" w:cs="Times New Roman" w:eastAsia="Times New Roman"/>
-          <w:b w:val="0"/>
-          <w:i w:val="0"/>
-          <w:sz w:val="26"/>
-        </w:rPr>
-        <w:t xml:space="preserve"> về cách chúng bảo đảm tính đúng đắn của việc giữ chỗ.</w:t>
-      </w:r>
-    </w:p>
-    <w:p>
-      <w:pPr>
-        <w:keepNext/>
-        <w:spacing w:lineRule="auto" w:line="360" w:before="240" w:after="120"/>
-        <w:jc w:val="left"/>
-      </w:pPr>
-      <w:r>
-        <w:rPr>
-          <w:rFonts w:ascii="Times New Roman" w:hAnsi="Times New Roman" w:cs="Times New Roman" w:eastAsia="Times New Roman"/>
-          <w:b/>
-          <w:i w:val="0"/>
-          <w:sz w:val="26"/>
-        </w:rPr>
-        <w:t>2.3.3. Nhóm đề tài học thuật trong nước</w:t>
-      </w:r>
-    </w:p>
-    <w:p>
-      <w:pPr>
-        <w:spacing w:lineRule="auto" w:line="360" w:before="120" w:after="120"/>
-        <w:jc w:val="both"/>
-      </w:pPr>
-      <w:r>
-        <w:rPr>
-          <w:rFonts w:ascii="Times New Roman" w:hAnsi="Times New Roman" w:cs="Times New Roman" w:eastAsia="Times New Roman"/>
-          <w:b w:val="0"/>
-          <w:i w:val="0"/>
-          <w:sz w:val="26"/>
-        </w:rPr>
-        <w:t xml:space="preserve">Đề tài "quản lý khách sạn", "đặt phòng trực tuyến" là chủ đề quen thuộc ở bậc đại học. Khảo sát các đồ án và khoá luận cùng chủ đề cho thấy một khuôn mẫu lặp lại: trọng tâm đặt vào </w:t>
-      </w:r>
-      <w:r>
-        <w:rPr>
-          <w:rFonts w:ascii="Times New Roman" w:hAnsi="Times New Roman" w:cs="Times New Roman" w:eastAsia="Times New Roman"/>
-          <w:b/>
-          <w:i w:val="0"/>
-          <w:sz w:val="26"/>
-        </w:rPr>
-        <w:t>độ phủ chức năng</w:t>
-      </w:r>
-      <w:r>
-        <w:rPr>
-          <w:rFonts w:ascii="Times New Roman" w:hAnsi="Times New Roman" w:cs="Times New Roman" w:eastAsia="Times New Roman"/>
-          <w:b w:val="0"/>
-          <w:i w:val="0"/>
-          <w:sz w:val="26"/>
-        </w:rPr>
-        <w:t xml:space="preserve"> (thêm, sửa, xoá, tìm kiếm, báo cáo, thống kê) và vào giao diện. Việc kiểm tra phòng trống hầu hết được cài ở tầng ứng dụng theo mẫu </w:t>
-      </w:r>
-      <w:r>
-        <w:rPr>
-          <w:rFonts w:ascii="Times New Roman" w:hAnsi="Times New Roman" w:cs="Times New Roman" w:eastAsia="Times New Roman"/>
-          <w:b w:val="0"/>
-          <w:i/>
-          <w:sz w:val="26"/>
-        </w:rPr>
-        <w:t>kiểm-tra-rồi-ghi</w:t>
-      </w:r>
-      <w:r>
-        <w:rPr>
-          <w:rFonts w:ascii="Times New Roman" w:hAnsi="Times New Roman" w:cs="Times New Roman" w:eastAsia="Times New Roman"/>
-          <w:b w:val="0"/>
-          <w:i w:val="0"/>
-          <w:sz w:val="26"/>
-        </w:rPr>
-        <w:t xml:space="preserve"> đã nêu ở mục 2.2, và </w:t>
-      </w:r>
-      <w:r>
-        <w:rPr>
-          <w:rFonts w:ascii="Times New Roman" w:hAnsi="Times New Roman" w:cs="Times New Roman" w:eastAsia="Times New Roman"/>
-          <w:b/>
-          <w:i w:val="0"/>
-          <w:sz w:val="26"/>
-        </w:rPr>
-        <w:t>kịch bản nhiều người đặt cùng lúc thường không được kiểm thử</w:t>
-      </w:r>
-      <w:r>
-        <w:rPr>
-          <w:rFonts w:ascii="Times New Roman" w:hAnsi="Times New Roman" w:cs="Times New Roman" w:eastAsia="Times New Roman"/>
-          <w:b w:val="0"/>
-          <w:i w:val="0"/>
-          <w:sz w:val="26"/>
-        </w:rPr>
-        <w:t>. Hệ quả là lỗi đặt trùng phòng không xuất hiện khi chạy thử một người, nên không bị phát hiện — chứ không phải là không tồn tại.</w:t>
+        <w:t xml:space="preserve"> đã nêu ở mục 2.2, và kịch bản nhiều người đặt cùng lúc thường không được kiểm thử. Lỗi đặt trùng phòng vì vậy không xuất hiện khi chạy thử một người, nên không bị phát hiện, chứ không phải là không tồn tại.</w:t>
       </w:r>
     </w:p>
     <w:p>
@@ -2858,8 +2570,31 @@
           <w:i w:val="0"/>
           <w:sz w:val="26"/>
         </w:rPr>
-        <w:t xml:space="preserve">Khoảng trống vì thế không nằm ở chỗ "chưa ai làm website đặt phòng", mà ở chỗ: </w:t>
-      </w:r>
+        <w:t>Khoảng trống không nằm ở chỗ chưa ai làm website đặt phòng, mà ở chỗ chưa có một lời giải mở, ở quy mô một homestay, đặt tính đúng đắn của việc giữ chỗ ở tầng cơ sở dữ liệu và chứng minh được điều đó bằng kiểm thử. Đề tài này nhắm vào khoảng trống đó.</w:t>
+      </w:r>
+    </w:p>
+    <w:p>
+      <w:pPr>
+        <w:keepNext/>
+        <w:spacing w:lineRule="auto" w:line="360" w:before="240" w:after="120"/>
+        <w:jc w:val="left"/>
+      </w:pPr>
+      <w:r>
+        <w:rPr>
+          <w:rFonts w:ascii="Times New Roman" w:hAnsi="Times New Roman" w:cs="Times New Roman" w:eastAsia="Times New Roman"/>
+          <w:b/>
+          <w:i w:val="0"/>
+          <w:sz w:val="27"/>
+        </w:rPr>
+        <w:t>3. MỤC TIÊU VÀ CÂU HỎI NGHIÊN CỨU</w:t>
+      </w:r>
+    </w:p>
+    <w:p>
+      <w:pPr>
+        <w:keepNext/>
+        <w:spacing w:lineRule="auto" w:line="360" w:before="240" w:after="120"/>
+        <w:jc w:val="left"/>
+      </w:pPr>
       <w:r>
         <w:rPr>
           <w:rFonts w:ascii="Times New Roman" w:hAnsi="Times New Roman" w:cs="Times New Roman" w:eastAsia="Times New Roman"/>
@@ -2867,8 +2602,14 @@
           <w:i w:val="0"/>
           <w:sz w:val="26"/>
         </w:rPr>
-        <w:t>chưa có một lời giải mở, ở quy mô một homestay, đặt tính đúng đắn của việc giữ chỗ ở tầng cơ sở dữ liệu và chứng minh được điều đó bằng kiểm thử.</w:t>
-      </w:r>
+        <w:t>3.1. Mục tiêu tổng quát</w:t>
+      </w:r>
+    </w:p>
+    <w:p>
+      <w:pPr>
+        <w:spacing w:lineRule="auto" w:line="360" w:before="120" w:after="120"/>
+        <w:jc w:val="both"/>
+      </w:pPr>
       <w:r>
         <w:rPr>
           <w:rFonts w:ascii="Times New Roman" w:hAnsi="Times New Roman" w:cs="Times New Roman" w:eastAsia="Times New Roman"/>
@@ -2876,7 +2617,7 @@
           <w:i w:val="0"/>
           <w:sz w:val="26"/>
         </w:rPr>
-        <w:t xml:space="preserve"> Đó là chỗ đứng của đề tài.</w:t>
+        <w:t>Xây dựng một website chạy được, có dữ liệu minh hoạ, giải quyết bài toán giới thiệu và đặt phòng cho homestay. Tính đúng đắn của việc chống đặt trùng phòng được chứng minh bằng kiểm thử.</w:t>
       </w:r>
     </w:p>
     <w:p>
@@ -2890,25 +2631,9 @@
           <w:rFonts w:ascii="Times New Roman" w:hAnsi="Times New Roman" w:cs="Times New Roman" w:eastAsia="Times New Roman"/>
           <w:b/>
           <w:i w:val="0"/>
-          <w:sz w:val="27"/>
-        </w:rPr>
-        <w:t>3. MỤC TIÊU VÀ CÂU HỎI NGHIÊN CỨU</w:t>
-      </w:r>
-    </w:p>
-    <w:p>
-      <w:pPr>
-        <w:keepNext/>
-        <w:spacing w:lineRule="auto" w:line="360" w:before="240" w:after="120"/>
-        <w:jc w:val="left"/>
-      </w:pPr>
-      <w:r>
-        <w:rPr>
-          <w:rFonts w:ascii="Times New Roman" w:hAnsi="Times New Roman" w:cs="Times New Roman" w:eastAsia="Times New Roman"/>
-          <w:b/>
-          <w:i w:val="0"/>
           <w:sz w:val="26"/>
         </w:rPr>
-        <w:t>3.1. Mục tiêu tổng quát</w:t>
+        <w:t>3.2. Mục tiêu cụ thể và tiêu chí nghiệm thu</w:t>
       </w:r>
     </w:p>
     <w:p>
@@ -2923,92 +2648,7 @@
           <w:i w:val="0"/>
           <w:sz w:val="26"/>
         </w:rPr>
-        <w:t xml:space="preserve">Xây dựng một website </w:t>
-      </w:r>
-      <w:r>
-        <w:rPr>
-          <w:rFonts w:ascii="Times New Roman" w:hAnsi="Times New Roman" w:cs="Times New Roman" w:eastAsia="Times New Roman"/>
-          <w:b/>
-          <w:i w:val="0"/>
-          <w:sz w:val="26"/>
-        </w:rPr>
-        <w:t>hoạt động được</w:t>
-      </w:r>
-      <w:r>
-        <w:rPr>
-          <w:rFonts w:ascii="Times New Roman" w:hAnsi="Times New Roman" w:cs="Times New Roman" w:eastAsia="Times New Roman"/>
-          <w:b w:val="0"/>
-          <w:i w:val="0"/>
-          <w:sz w:val="26"/>
-        </w:rPr>
-        <w:t xml:space="preserve">, có dữ liệu minh hoạ, giải quyết đúng bài toán giới thiệu và đặt phòng homestay, trong đó tính đúng đắn của việc chống đặt trùng phòng được </w:t>
-      </w:r>
-      <w:r>
-        <w:rPr>
-          <w:rFonts w:ascii="Times New Roman" w:hAnsi="Times New Roman" w:cs="Times New Roman" w:eastAsia="Times New Roman"/>
-          <w:b/>
-          <w:i w:val="0"/>
-          <w:sz w:val="26"/>
-        </w:rPr>
-        <w:t>chứng minh bằng kiểm thử</w:t>
-      </w:r>
-      <w:r>
-        <w:rPr>
-          <w:rFonts w:ascii="Times New Roman" w:hAnsi="Times New Roman" w:cs="Times New Roman" w:eastAsia="Times New Roman"/>
-          <w:b w:val="0"/>
-          <w:i w:val="0"/>
-          <w:sz w:val="26"/>
-        </w:rPr>
-        <w:t xml:space="preserve"> chứ không phải bằng lập luận.</w:t>
-      </w:r>
-    </w:p>
-    <w:p>
-      <w:pPr>
-        <w:keepNext/>
-        <w:spacing w:lineRule="auto" w:line="360" w:before="240" w:after="120"/>
-        <w:jc w:val="left"/>
-      </w:pPr>
-      <w:r>
-        <w:rPr>
-          <w:rFonts w:ascii="Times New Roman" w:hAnsi="Times New Roman" w:cs="Times New Roman" w:eastAsia="Times New Roman"/>
-          <w:b/>
-          <w:i w:val="0"/>
-          <w:sz w:val="26"/>
-        </w:rPr>
-        <w:t>3.2. Mục tiêu cụ thể và tiêu chí nghiệm thu</w:t>
-      </w:r>
-    </w:p>
-    <w:p>
-      <w:pPr>
-        <w:spacing w:lineRule="auto" w:line="360" w:before="120" w:after="120"/>
-        <w:jc w:val="both"/>
-      </w:pPr>
-      <w:r>
-        <w:rPr>
-          <w:rFonts w:ascii="Times New Roman" w:hAnsi="Times New Roman" w:cs="Times New Roman" w:eastAsia="Times New Roman"/>
-          <w:b w:val="0"/>
-          <w:i w:val="0"/>
-          <w:sz w:val="26"/>
-        </w:rPr>
-        <w:t xml:space="preserve">Mỗi mục tiêu đi kèm </w:t>
-      </w:r>
-      <w:r>
-        <w:rPr>
-          <w:rFonts w:ascii="Times New Roman" w:hAnsi="Times New Roman" w:cs="Times New Roman" w:eastAsia="Times New Roman"/>
-          <w:b/>
-          <w:i w:val="0"/>
-          <w:sz w:val="26"/>
-        </w:rPr>
-        <w:t>một tiêu chí đo được</w:t>
-      </w:r>
-      <w:r>
-        <w:rPr>
-          <w:rFonts w:ascii="Times New Roman" w:hAnsi="Times New Roman" w:cs="Times New Roman" w:eastAsia="Times New Roman"/>
-          <w:b w:val="0"/>
-          <w:i w:val="0"/>
-          <w:sz w:val="26"/>
-        </w:rPr>
-        <w:t>, không phải một lời hứa:</w:t>
+        <w:t>Mỗi mục tiêu đi kèm một tiêu chí nghiệm thu đo được:</w:t>
       </w:r>
     </w:p>
     <w:p>
@@ -3695,25 +3335,7 @@
           <w:i w:val="0"/>
           <w:sz w:val="26"/>
         </w:rPr>
-        <w:t xml:space="preserve">Đồ án trả lời </w:t>
-      </w:r>
-      <w:r>
-        <w:rPr>
-          <w:rFonts w:ascii="Times New Roman" w:hAnsi="Times New Roman" w:cs="Times New Roman" w:eastAsia="Times New Roman"/>
-          <w:b/>
-          <w:i w:val="0"/>
-          <w:sz w:val="26"/>
-        </w:rPr>
-        <w:t>bốn câu hỏi</w:t>
-      </w:r>
-      <w:r>
-        <w:rPr>
-          <w:rFonts w:ascii="Times New Roman" w:hAnsi="Times New Roman" w:cs="Times New Roman" w:eastAsia="Times New Roman"/>
-          <w:b w:val="0"/>
-          <w:i w:val="0"/>
-          <w:sz w:val="26"/>
-        </w:rPr>
-        <w:t>, xếp theo thứ tự phụ thuộc:</w:t>
+        <w:t>Đồ án trả lời bốn câu hỏi, xếp theo thứ tự phụ thuộc:</w:t>
       </w:r>
     </w:p>
     <w:p>
@@ -4456,7 +4078,7 @@
           <w:i w:val="0"/>
           <w:sz w:val="26"/>
         </w:rPr>
-        <w:t>4.3. Giới hạn — những gì đề tài KHÔNG làm</w:t>
+        <w:t>4.3. Giới hạn — những nội dung đề tài không thực hiện</w:t>
       </w:r>
     </w:p>
     <w:p>
@@ -4471,7 +4093,7 @@
           <w:i w:val="0"/>
           <w:sz w:val="26"/>
         </w:rPr>
-        <w:t>Nêu rõ giới hạn ngay từ đề cương để tránh hiểu nhầm phạm vi khi nghiệm thu:</w:t>
+        <w:t>Những nội dung sau nằm ngoài phạm vi nghiệm thu:</w:t>
       </w:r>
     </w:p>
     <w:p>
@@ -4483,12 +4105,98 @@
       <w:r>
         <w:rPr>
           <w:rFonts w:ascii="Times New Roman" w:hAnsi="Times New Roman" w:cs="Times New Roman" w:eastAsia="Times New Roman"/>
+          <w:b w:val="0"/>
+          <w:i w:val="0"/>
+          <w:sz w:val="26"/>
+        </w:rPr>
+        <w:t>Xây dựng ứng dụng di động riêng. Giao diện web đáp ứng được trên điện thoại; ứng dụng di động là hướng phát triển.</w:t>
+      </w:r>
+    </w:p>
+    <w:p>
+      <w:pPr>
+        <w:pStyle w:val="ListBullet"/>
+        <w:spacing w:lineRule="auto" w:line="360" w:before="60" w:after="60"/>
+        <w:jc w:val="both"/>
+      </w:pPr>
+      <w:r>
+        <w:rPr>
+          <w:rFonts w:ascii="Times New Roman" w:hAnsi="Times New Roman" w:cs="Times New Roman" w:eastAsia="Times New Roman"/>
+          <w:b w:val="0"/>
+          <w:i w:val="0"/>
+          <w:sz w:val="26"/>
+        </w:rPr>
+        <w:t>Tích hợp cổng thanh toán quốc tế. Đề tài dùng hình thức chuyển khoản trong nước qua mã QR và webhook xác nhận.</w:t>
+      </w:r>
+    </w:p>
+    <w:p>
+      <w:pPr>
+        <w:pStyle w:val="ListBullet"/>
+        <w:spacing w:lineRule="auto" w:line="360" w:before="60" w:after="60"/>
+        <w:jc w:val="both"/>
+      </w:pPr>
+      <w:r>
+        <w:rPr>
+          <w:rFonts w:ascii="Times New Roman" w:hAnsi="Times New Roman" w:cs="Times New Roman" w:eastAsia="Times New Roman"/>
+          <w:b w:val="0"/>
+          <w:i w:val="0"/>
+          <w:sz w:val="26"/>
+        </w:rPr>
+        <w:t>Bảng giá theo từng đêm. Giá tính theo loại phòng; bảng giá theo mùa là hướng phát triển.</w:t>
+      </w:r>
+    </w:p>
+    <w:p>
+      <w:pPr>
+        <w:pStyle w:val="ListBullet"/>
+        <w:spacing w:lineRule="auto" w:line="360" w:before="60" w:after="60"/>
+        <w:jc w:val="both"/>
+      </w:pPr>
+      <w:r>
+        <w:rPr>
+          <w:rFonts w:ascii="Times New Roman" w:hAnsi="Times New Roman" w:cs="Times New Roman" w:eastAsia="Times New Roman"/>
+          <w:b w:val="0"/>
+          <w:i w:val="0"/>
+          <w:sz w:val="26"/>
+        </w:rPr>
+        <w:t>Đồng bộ lịch hai chiều với sàn trung gian.</w:t>
+      </w:r>
+    </w:p>
+    <w:p>
+      <w:pPr>
+        <w:pStyle w:val="ListBullet"/>
+        <w:spacing w:lineRule="auto" w:line="360" w:before="60" w:after="60"/>
+        <w:jc w:val="both"/>
+      </w:pPr>
+      <w:r>
+        <w:rPr>
+          <w:rFonts w:ascii="Times New Roman" w:hAnsi="Times New Roman" w:cs="Times New Roman" w:eastAsia="Times New Roman"/>
+          <w:b w:val="0"/>
+          <w:i w:val="0"/>
+          <w:sz w:val="26"/>
+        </w:rPr>
+        <w:t>Tự động hoàn tiền. Khoản thừa được ghi nhận và đưa vào hàng đợi để người xử lý, vì hoàn tiền tự động vượt quá phạm vi một đồ án.</w:t>
+      </w:r>
+    </w:p>
+    <w:p>
+      <w:pPr>
+        <w:keepNext/>
+        <w:spacing w:lineRule="auto" w:line="360" w:before="240" w:after="120"/>
+        <w:jc w:val="left"/>
+      </w:pPr>
+      <w:r>
+        <w:rPr>
+          <w:rFonts w:ascii="Times New Roman" w:hAnsi="Times New Roman" w:cs="Times New Roman" w:eastAsia="Times New Roman"/>
           <w:b/>
           <w:i w:val="0"/>
           <w:sz w:val="26"/>
         </w:rPr>
-        <w:t>Không</w:t>
-      </w:r>
+        <w:t>4.4. Giả thuyết nghiên cứu</w:t>
+      </w:r>
+    </w:p>
+    <w:p>
+      <w:pPr>
+        <w:spacing w:lineRule="auto" w:line="360" w:before="120" w:after="120"/>
+        <w:jc w:val="both"/>
+      </w:pPr>
       <w:r>
         <w:rPr>
           <w:rFonts w:ascii="Times New Roman" w:hAnsi="Times New Roman" w:cs="Times New Roman" w:eastAsia="Times New Roman"/>
@@ -4496,13 +4204,13 @@
           <w:i w:val="0"/>
           <w:sz w:val="26"/>
         </w:rPr>
-        <w:t xml:space="preserve"> xây dựng ứng dụng di động riêng. Giao diện web đáp ứng được trên điện thoại; ứng dụng di động là hướng phát triển.</w:t>
+        <w:t>Bốn câu hỏi ở mục 3.3 tương ứng với ba giả thuyết. Mỗi giả thuyết nêu kèm điều kiện bác bỏ nó, để việc kiểm chứng ở mục 6.3 có căn cứ rõ ràng.</w:t>
       </w:r>
     </w:p>
     <w:p>
       <w:pPr>
-        <w:pStyle w:val="ListBullet"/>
-        <w:spacing w:lineRule="auto" w:line="360" w:before="60" w:after="60"/>
+        <w:spacing w:lineRule="auto" w:line="360" w:before="160" w:after="160"/>
+        <w:ind w:left="454"/>
         <w:jc w:val="both"/>
       </w:pPr>
       <w:r>
@@ -4512,7 +4220,7 @@
           <w:i w:val="0"/>
           <w:sz w:val="26"/>
         </w:rPr>
-        <w:t>Không</w:t>
+        <w:t>GT1.</w:t>
       </w:r>
       <w:r>
         <w:rPr>
@@ -4521,15 +4229,26 @@
           <w:i w:val="0"/>
           <w:sz w:val="26"/>
         </w:rPr>
-        <w:t xml:space="preserve"> tích hợp cổng thanh toán quốc tế. Đề tài dùng hình thức chuyển khoản trong nước qua mã QR và webhook xác nhận.</w:t>
-      </w:r>
-    </w:p>
-    <w:p>
-      <w:pPr>
-        <w:pStyle w:val="ListBullet"/>
-        <w:spacing w:lineRule="auto" w:line="360" w:before="60" w:after="60"/>
-        <w:jc w:val="both"/>
-      </w:pPr>
+        <w:t xml:space="preserve"> Với mức cô lập giao dịch mặc định, mẫu </w:t>
+      </w:r>
+      <w:r>
+        <w:rPr>
+          <w:rFonts w:ascii="Times New Roman" w:hAnsi="Times New Roman" w:cs="Times New Roman" w:eastAsia="Times New Roman"/>
+          <w:b w:val="0"/>
+          <w:i/>
+          <w:sz w:val="26"/>
+        </w:rPr>
+        <w:t>kiểm-tra-rồi-ghi</w:t>
+      </w:r>
+      <w:r>
+        <w:rPr>
+          <w:rFonts w:ascii="Times New Roman" w:hAnsi="Times New Roman" w:cs="Times New Roman" w:eastAsia="Times New Roman"/>
+          <w:b w:val="0"/>
+          <w:i w:val="0"/>
+          <w:sz w:val="26"/>
+        </w:rPr>
+        <w:t xml:space="preserve"> ở tầng ứng dụng </w:t>
+      </w:r>
       <w:r>
         <w:rPr>
           <w:rFonts w:ascii="Times New Roman" w:hAnsi="Times New Roman" w:cs="Times New Roman" w:eastAsia="Times New Roman"/>
@@ -4537,7 +4256,7 @@
           <w:i w:val="0"/>
           <w:sz w:val="26"/>
         </w:rPr>
-        <w:t>Không</w:t>
+        <w:t>không</w:t>
       </w:r>
       <w:r>
         <w:rPr>
@@ -4546,13 +4265,31 @@
           <w:i w:val="0"/>
           <w:sz w:val="26"/>
         </w:rPr>
-        <w:t xml:space="preserve"> làm bảng giá theo từng đêm. Giá theo loại phòng; bảng giá theo mùa là hướng phát triển.</w:t>
+        <w:t xml:space="preserve"> ngăn được đặt trùng phòng khi hai giao dịch chạy song song. </w:t>
+      </w:r>
+      <w:r>
+        <w:rPr>
+          <w:rFonts w:ascii="Times New Roman" w:hAnsi="Times New Roman" w:cs="Times New Roman" w:eastAsia="Times New Roman"/>
+          <w:b w:val="0"/>
+          <w:i/>
+          <w:sz w:val="26"/>
+        </w:rPr>
+        <w:t>Bác bỏ nếu:</w:t>
+      </w:r>
+      <w:r>
+        <w:rPr>
+          <w:rFonts w:ascii="Times New Roman" w:hAnsi="Times New Roman" w:cs="Times New Roman" w:eastAsia="Times New Roman"/>
+          <w:b w:val="0"/>
+          <w:i w:val="0"/>
+          <w:sz w:val="26"/>
+        </w:rPr>
+        <w:t xml:space="preserve"> chạy kiểm thử đa luồng trên bản cài đặt theo mẫu này mà không lần nào xuất hiện đơn trùng.</w:t>
       </w:r>
     </w:p>
     <w:p>
       <w:pPr>
-        <w:pStyle w:val="ListBullet"/>
-        <w:spacing w:lineRule="auto" w:line="360" w:before="60" w:after="60"/>
+        <w:spacing w:lineRule="auto" w:line="360" w:before="160" w:after="160"/>
+        <w:ind w:left="454"/>
         <w:jc w:val="both"/>
       </w:pPr>
       <w:r>
@@ -4562,7 +4299,7 @@
           <w:i w:val="0"/>
           <w:sz w:val="26"/>
         </w:rPr>
-        <w:t>Không</w:t>
+        <w:t>GT2.</w:t>
       </w:r>
       <w:r>
         <w:rPr>
@@ -4571,15 +4308,8 @@
           <w:i w:val="0"/>
           <w:sz w:val="26"/>
         </w:rPr>
-        <w:t xml:space="preserve"> đồng bộ lịch hai chiều với sàn trung gian.</w:t>
-      </w:r>
-    </w:p>
-    <w:p>
-      <w:pPr>
-        <w:pStyle w:val="ListBullet"/>
-        <w:spacing w:lineRule="auto" w:line="360" w:before="60" w:after="60"/>
-        <w:jc w:val="both"/>
-      </w:pPr>
+        <w:t xml:space="preserve"> Một ràng buộc loại trừ trên kiểu dữ liệu khoảng ngày, đặt ở tầng cơ sở dữ liệu, ngăn được đặt trùng phòng </w:t>
+      </w:r>
       <w:r>
         <w:rPr>
           <w:rFonts w:ascii="Times New Roman" w:hAnsi="Times New Roman" w:cs="Times New Roman" w:eastAsia="Times New Roman"/>
@@ -4587,7 +4317,7 @@
           <w:i w:val="0"/>
           <w:sz w:val="26"/>
         </w:rPr>
-        <w:t>Không</w:t>
+        <w:t>mà không cần</w:t>
       </w:r>
       <w:r>
         <w:rPr>
@@ -4596,7 +4326,101 @@
           <w:i w:val="0"/>
           <w:sz w:val="26"/>
         </w:rPr>
-        <w:t xml:space="preserve"> tự động hoàn tiền. Khoản thừa được ghi nhận và đưa vào hàng đợi để người xử lý, vì hoàn tiền tự động vượt quá phạm vi một đồ án.</w:t>
+        <w:t xml:space="preserve"> khoá bảng và không cần tuần tự hoá toàn bộ giao dịch. </w:t>
+      </w:r>
+      <w:r>
+        <w:rPr>
+          <w:rFonts w:ascii="Times New Roman" w:hAnsi="Times New Roman" w:cs="Times New Roman" w:eastAsia="Times New Roman"/>
+          <w:b w:val="0"/>
+          <w:i/>
+          <w:sz w:val="26"/>
+        </w:rPr>
+        <w:t>Bác bỏ nếu:</w:t>
+      </w:r>
+      <w:r>
+        <w:rPr>
+          <w:rFonts w:ascii="Times New Roman" w:hAnsi="Times New Roman" w:cs="Times New Roman" w:eastAsia="Times New Roman"/>
+          <w:b w:val="0"/>
+          <w:i w:val="0"/>
+          <w:sz w:val="26"/>
+        </w:rPr>
+        <w:t xml:space="preserve"> kiểm thử đa luồng vẫn sinh ra đơn trùng, hoặc thông lượng sụt tới mức phải khoá bảng mới đúng.</w:t>
+      </w:r>
+    </w:p>
+    <w:p>
+      <w:pPr>
+        <w:spacing w:lineRule="auto" w:line="360" w:before="160" w:after="160"/>
+        <w:ind w:left="454"/>
+        <w:jc w:val="both"/>
+      </w:pPr>
+      <w:r>
+        <w:rPr>
+          <w:rFonts w:ascii="Times New Roman" w:hAnsi="Times New Roman" w:cs="Times New Roman" w:eastAsia="Times New Roman"/>
+          <w:b/>
+          <w:i w:val="0"/>
+          <w:sz w:val="26"/>
+        </w:rPr>
+        <w:t>GT3.</w:t>
+      </w:r>
+      <w:r>
+        <w:rPr>
+          <w:rFonts w:ascii="Times New Roman" w:hAnsi="Times New Roman" w:cs="Times New Roman" w:eastAsia="Times New Roman"/>
+          <w:b w:val="0"/>
+          <w:i w:val="0"/>
+          <w:sz w:val="26"/>
+        </w:rPr>
+        <w:t xml:space="preserve"> Trong luồng thanh toán không đồng bộ, mọi sai lệch giữa số tiền nhận được và số tiền phải thu đều có thể được đưa về </w:t>
+      </w:r>
+      <w:r>
+        <w:rPr>
+          <w:rFonts w:ascii="Times New Roman" w:hAnsi="Times New Roman" w:cs="Times New Roman" w:eastAsia="Times New Roman"/>
+          <w:b/>
+          <w:i w:val="0"/>
+          <w:sz w:val="26"/>
+        </w:rPr>
+        <w:t>một hàng đợi đối soát hữu hạn</w:t>
+      </w:r>
+      <w:r>
+        <w:rPr>
+          <w:rFonts w:ascii="Times New Roman" w:hAnsi="Times New Roman" w:cs="Times New Roman" w:eastAsia="Times New Roman"/>
+          <w:b w:val="0"/>
+          <w:i w:val="0"/>
+          <w:sz w:val="26"/>
+        </w:rPr>
+        <w:t xml:space="preserve">, không có nhánh nào làm mất dấu khoản tiền. </w:t>
+      </w:r>
+      <w:r>
+        <w:rPr>
+          <w:rFonts w:ascii="Times New Roman" w:hAnsi="Times New Roman" w:cs="Times New Roman" w:eastAsia="Times New Roman"/>
+          <w:b w:val="0"/>
+          <w:i/>
+          <w:sz w:val="26"/>
+        </w:rPr>
+        <w:t>Bác bỏ nếu:</w:t>
+      </w:r>
+      <w:r>
+        <w:rPr>
+          <w:rFonts w:ascii="Times New Roman" w:hAnsi="Times New Roman" w:cs="Times New Roman" w:eastAsia="Times New Roman"/>
+          <w:b w:val="0"/>
+          <w:i w:val="0"/>
+          <w:sz w:val="26"/>
+        </w:rPr>
+        <w:t xml:space="preserve"> dựng được một kịch bản (tiền về muộn, thiếu, thừa, webhook gửi lại, đơn đã huỷ) mà khoản tiền không xuất hiện ở bất kỳ đâu trong hệ thống.</w:t>
+      </w:r>
+    </w:p>
+    <w:p>
+      <w:pPr>
+        <w:spacing w:lineRule="auto" w:line="360" w:before="120" w:after="120"/>
+        <w:jc w:val="both"/>
+      </w:pPr>
+      <w:r>
+        <w:rPr>
+          <w:rFonts w:ascii="Times New Roman" w:hAnsi="Times New Roman" w:cs="Times New Roman" w:eastAsia="Times New Roman"/>
+          <w:b w:val="0"/>
+          <w:i w:val="0"/>
+          <w:sz w:val="26"/>
+        </w:rPr>
+        <w:t>Cách kiểm chứng từng giả thuyết trình bày ở mục 6.3.</w:t>
       </w:r>
     </w:p>
     <w:p>
@@ -4610,9 +4434,9 @@
           <w:rFonts w:ascii="Times New Roman" w:hAnsi="Times New Roman" w:cs="Times New Roman" w:eastAsia="Times New Roman"/>
           <w:b/>
           <w:i w:val="0"/>
-          <w:sz w:val="26"/>
-        </w:rPr>
-        <w:t>4.4. Giả thuyết nghiên cứu</w:t>
+          <w:sz w:val="27"/>
+        </w:rPr>
+        <w:t>5. NHIỆM VỤ NGHIÊN CỨU</w:t>
       </w:r>
     </w:p>
     <w:p>
@@ -4627,290 +4451,7 @@
           <w:i w:val="0"/>
           <w:sz w:val="26"/>
         </w:rPr>
-        <w:t xml:space="preserve">Bốn câu hỏi ở mục 3.3 tương ứng với ba giả thuyết. Mỗi giả thuyết nêu kèm </w:t>
-      </w:r>
-      <w:r>
-        <w:rPr>
-          <w:rFonts w:ascii="Times New Roman" w:hAnsi="Times New Roman" w:cs="Times New Roman" w:eastAsia="Times New Roman"/>
-          <w:b/>
-          <w:i w:val="0"/>
-          <w:sz w:val="26"/>
-        </w:rPr>
-        <w:t>cách bác bỏ nó</w:t>
-      </w:r>
-      <w:r>
-        <w:rPr>
-          <w:rFonts w:ascii="Times New Roman" w:hAnsi="Times New Roman" w:cs="Times New Roman" w:eastAsia="Times New Roman"/>
-          <w:b w:val="0"/>
-          <w:i w:val="0"/>
-          <w:sz w:val="26"/>
-        </w:rPr>
-        <w:t xml:space="preserve"> — một giả thuyết không thể bác bỏ thì không phải giả thuyết nghiên cứu, chỉ là một lời khẳng định.</w:t>
-      </w:r>
-    </w:p>
-    <w:p>
-      <w:pPr>
-        <w:spacing w:lineRule="auto" w:line="360" w:before="160" w:after="160"/>
-        <w:ind w:left="454"/>
-        <w:jc w:val="both"/>
-      </w:pPr>
-      <w:r>
-        <w:rPr>
-          <w:rFonts w:ascii="Times New Roman" w:hAnsi="Times New Roman" w:cs="Times New Roman" w:eastAsia="Times New Roman"/>
-          <w:b/>
-          <w:i w:val="0"/>
-          <w:sz w:val="26"/>
-        </w:rPr>
-        <w:t>GT1.</w:t>
-      </w:r>
-      <w:r>
-        <w:rPr>
-          <w:rFonts w:ascii="Times New Roman" w:hAnsi="Times New Roman" w:cs="Times New Roman" w:eastAsia="Times New Roman"/>
-          <w:b w:val="0"/>
-          <w:i w:val="0"/>
-          <w:sz w:val="26"/>
-        </w:rPr>
-        <w:t xml:space="preserve"> Với mức cô lập giao dịch mặc định, mẫu </w:t>
-      </w:r>
-      <w:r>
-        <w:rPr>
-          <w:rFonts w:ascii="Times New Roman" w:hAnsi="Times New Roman" w:cs="Times New Roman" w:eastAsia="Times New Roman"/>
-          <w:b w:val="0"/>
-          <w:i/>
-          <w:sz w:val="26"/>
-        </w:rPr>
-        <w:t>kiểm-tra-rồi-ghi</w:t>
-      </w:r>
-      <w:r>
-        <w:rPr>
-          <w:rFonts w:ascii="Times New Roman" w:hAnsi="Times New Roman" w:cs="Times New Roman" w:eastAsia="Times New Roman"/>
-          <w:b w:val="0"/>
-          <w:i w:val="0"/>
-          <w:sz w:val="26"/>
-        </w:rPr>
-        <w:t xml:space="preserve"> ở tầng ứng dụng </w:t>
-      </w:r>
-      <w:r>
-        <w:rPr>
-          <w:rFonts w:ascii="Times New Roman" w:hAnsi="Times New Roman" w:cs="Times New Roman" w:eastAsia="Times New Roman"/>
-          <w:b/>
-          <w:i w:val="0"/>
-          <w:sz w:val="26"/>
-        </w:rPr>
-        <w:t>không</w:t>
-      </w:r>
-      <w:r>
-        <w:rPr>
-          <w:rFonts w:ascii="Times New Roman" w:hAnsi="Times New Roman" w:cs="Times New Roman" w:eastAsia="Times New Roman"/>
-          <w:b w:val="0"/>
-          <w:i w:val="0"/>
-          <w:sz w:val="26"/>
-        </w:rPr>
-        <w:t xml:space="preserve"> ngăn được đặt trùng phòng khi hai giao dịch chạy song song. </w:t>
-      </w:r>
-      <w:r>
-        <w:rPr>
-          <w:rFonts w:ascii="Times New Roman" w:hAnsi="Times New Roman" w:cs="Times New Roman" w:eastAsia="Times New Roman"/>
-          <w:b w:val="0"/>
-          <w:i/>
-          <w:sz w:val="26"/>
-        </w:rPr>
-        <w:t>Bác bỏ nếu:</w:t>
-      </w:r>
-      <w:r>
-        <w:rPr>
-          <w:rFonts w:ascii="Times New Roman" w:hAnsi="Times New Roman" w:cs="Times New Roman" w:eastAsia="Times New Roman"/>
-          <w:b w:val="0"/>
-          <w:i w:val="0"/>
-          <w:sz w:val="26"/>
-        </w:rPr>
-        <w:t xml:space="preserve"> chạy kiểm thử đa luồng trên bản cài đặt theo mẫu này mà không lần nào xuất hiện đơn trùng.</w:t>
-      </w:r>
-    </w:p>
-    <w:p>
-      <w:pPr>
-        <w:spacing w:lineRule="auto" w:line="360" w:before="160" w:after="160"/>
-        <w:ind w:left="454"/>
-        <w:jc w:val="both"/>
-      </w:pPr>
-      <w:r>
-        <w:rPr>
-          <w:rFonts w:ascii="Times New Roman" w:hAnsi="Times New Roman" w:cs="Times New Roman" w:eastAsia="Times New Roman"/>
-          <w:b/>
-          <w:i w:val="0"/>
-          <w:sz w:val="26"/>
-        </w:rPr>
-        <w:t>GT2.</w:t>
-      </w:r>
-      <w:r>
-        <w:rPr>
-          <w:rFonts w:ascii="Times New Roman" w:hAnsi="Times New Roman" w:cs="Times New Roman" w:eastAsia="Times New Roman"/>
-          <w:b w:val="0"/>
-          <w:i w:val="0"/>
-          <w:sz w:val="26"/>
-        </w:rPr>
-        <w:t xml:space="preserve"> Một ràng buộc loại trừ trên kiểu dữ liệu khoảng ngày, đặt ở tầng cơ sở dữ liệu, ngăn được đặt trùng phòng </w:t>
-      </w:r>
-      <w:r>
-        <w:rPr>
-          <w:rFonts w:ascii="Times New Roman" w:hAnsi="Times New Roman" w:cs="Times New Roman" w:eastAsia="Times New Roman"/>
-          <w:b/>
-          <w:i w:val="0"/>
-          <w:sz w:val="26"/>
-        </w:rPr>
-        <w:t>mà không cần</w:t>
-      </w:r>
-      <w:r>
-        <w:rPr>
-          <w:rFonts w:ascii="Times New Roman" w:hAnsi="Times New Roman" w:cs="Times New Roman" w:eastAsia="Times New Roman"/>
-          <w:b w:val="0"/>
-          <w:i w:val="0"/>
-          <w:sz w:val="26"/>
-        </w:rPr>
-        <w:t xml:space="preserve"> khoá bảng và không cần tuần tự hoá toàn bộ giao dịch. </w:t>
-      </w:r>
-      <w:r>
-        <w:rPr>
-          <w:rFonts w:ascii="Times New Roman" w:hAnsi="Times New Roman" w:cs="Times New Roman" w:eastAsia="Times New Roman"/>
-          <w:b w:val="0"/>
-          <w:i/>
-          <w:sz w:val="26"/>
-        </w:rPr>
-        <w:t>Bác bỏ nếu:</w:t>
-      </w:r>
-      <w:r>
-        <w:rPr>
-          <w:rFonts w:ascii="Times New Roman" w:hAnsi="Times New Roman" w:cs="Times New Roman" w:eastAsia="Times New Roman"/>
-          <w:b w:val="0"/>
-          <w:i w:val="0"/>
-          <w:sz w:val="26"/>
-        </w:rPr>
-        <w:t xml:space="preserve"> kiểm thử đa luồng vẫn sinh ra đơn trùng, hoặc thông lượng sụt tới mức phải khoá bảng mới đúng.</w:t>
-      </w:r>
-    </w:p>
-    <w:p>
-      <w:pPr>
-        <w:spacing w:lineRule="auto" w:line="360" w:before="160" w:after="160"/>
-        <w:ind w:left="454"/>
-        <w:jc w:val="both"/>
-      </w:pPr>
-      <w:r>
-        <w:rPr>
-          <w:rFonts w:ascii="Times New Roman" w:hAnsi="Times New Roman" w:cs="Times New Roman" w:eastAsia="Times New Roman"/>
-          <w:b/>
-          <w:i w:val="0"/>
-          <w:sz w:val="26"/>
-        </w:rPr>
-        <w:t>GT3.</w:t>
-      </w:r>
-      <w:r>
-        <w:rPr>
-          <w:rFonts w:ascii="Times New Roman" w:hAnsi="Times New Roman" w:cs="Times New Roman" w:eastAsia="Times New Roman"/>
-          <w:b w:val="0"/>
-          <w:i w:val="0"/>
-          <w:sz w:val="26"/>
-        </w:rPr>
-        <w:t xml:space="preserve"> Trong luồng thanh toán không đồng bộ, mọi sai lệch giữa số tiền nhận được và số tiền phải thu đều có thể được đưa về </w:t>
-      </w:r>
-      <w:r>
-        <w:rPr>
-          <w:rFonts w:ascii="Times New Roman" w:hAnsi="Times New Roman" w:cs="Times New Roman" w:eastAsia="Times New Roman"/>
-          <w:b/>
-          <w:i w:val="0"/>
-          <w:sz w:val="26"/>
-        </w:rPr>
-        <w:t>một hàng đợi đối soát hữu hạn</w:t>
-      </w:r>
-      <w:r>
-        <w:rPr>
-          <w:rFonts w:ascii="Times New Roman" w:hAnsi="Times New Roman" w:cs="Times New Roman" w:eastAsia="Times New Roman"/>
-          <w:b w:val="0"/>
-          <w:i w:val="0"/>
-          <w:sz w:val="26"/>
-        </w:rPr>
-        <w:t xml:space="preserve">, không có nhánh nào làm mất dấu khoản tiền. </w:t>
-      </w:r>
-      <w:r>
-        <w:rPr>
-          <w:rFonts w:ascii="Times New Roman" w:hAnsi="Times New Roman" w:cs="Times New Roman" w:eastAsia="Times New Roman"/>
-          <w:b w:val="0"/>
-          <w:i/>
-          <w:sz w:val="26"/>
-        </w:rPr>
-        <w:t>Bác bỏ nếu:</w:t>
-      </w:r>
-      <w:r>
-        <w:rPr>
-          <w:rFonts w:ascii="Times New Roman" w:hAnsi="Times New Roman" w:cs="Times New Roman" w:eastAsia="Times New Roman"/>
-          <w:b w:val="0"/>
-          <w:i w:val="0"/>
-          <w:sz w:val="26"/>
-        </w:rPr>
-        <w:t xml:space="preserve"> dựng được một kịch bản (tiền về muộn, thiếu, thừa, webhook gửi lại, đơn đã huỷ) mà khoản tiền không xuất hiện ở bất kỳ đâu trong hệ thống.</w:t>
-      </w:r>
-    </w:p>
-    <w:p>
-      <w:pPr>
-        <w:spacing w:lineRule="auto" w:line="360" w:before="120" w:after="120"/>
-        <w:jc w:val="both"/>
-      </w:pPr>
-      <w:r>
-        <w:rPr>
-          <w:rFonts w:ascii="Times New Roman" w:hAnsi="Times New Roman" w:cs="Times New Roman" w:eastAsia="Times New Roman"/>
-          <w:b w:val="0"/>
-          <w:i w:val="0"/>
-          <w:sz w:val="26"/>
-        </w:rPr>
-        <w:t>Ba giả thuyết này được kiểm chứng bằng các phép đo ở mục 6.3, không bằng lập luận.</w:t>
-      </w:r>
-    </w:p>
-    <w:p>
-      <w:pPr>
-        <w:keepNext/>
-        <w:spacing w:lineRule="auto" w:line="360" w:before="240" w:after="120"/>
-        <w:jc w:val="left"/>
-      </w:pPr>
-      <w:r>
-        <w:rPr>
-          <w:rFonts w:ascii="Times New Roman" w:hAnsi="Times New Roman" w:cs="Times New Roman" w:eastAsia="Times New Roman"/>
-          <w:b/>
-          <w:i w:val="0"/>
-          <w:sz w:val="27"/>
-        </w:rPr>
-        <w:t>5. NHIỆM VỤ NGHIÊN CỨU</w:t>
-      </w:r>
-    </w:p>
-    <w:p>
-      <w:pPr>
-        <w:spacing w:lineRule="auto" w:line="360" w:before="120" w:after="120"/>
-        <w:jc w:val="both"/>
-      </w:pPr>
-      <w:r>
-        <w:rPr>
-          <w:rFonts w:ascii="Times New Roman" w:hAnsi="Times New Roman" w:cs="Times New Roman" w:eastAsia="Times New Roman"/>
-          <w:b w:val="0"/>
-          <w:i w:val="0"/>
-          <w:sz w:val="26"/>
-        </w:rPr>
-        <w:t xml:space="preserve">Để đạt tám mục tiêu ở mục 3.2, đề tài thực hiện </w:t>
-      </w:r>
-      <w:r>
-        <w:rPr>
-          <w:rFonts w:ascii="Times New Roman" w:hAnsi="Times New Roman" w:cs="Times New Roman" w:eastAsia="Times New Roman"/>
-          <w:b/>
-          <w:i w:val="0"/>
-          <w:sz w:val="26"/>
-        </w:rPr>
-        <w:t>sáu nhiệm vụ</w:t>
-      </w:r>
-      <w:r>
-        <w:rPr>
-          <w:rFonts w:ascii="Times New Roman" w:hAnsi="Times New Roman" w:cs="Times New Roman" w:eastAsia="Times New Roman"/>
-          <w:b w:val="0"/>
-          <w:i w:val="0"/>
-          <w:sz w:val="26"/>
-        </w:rPr>
-        <w:t>:</w:t>
+        <w:t>Để đạt tám mục tiêu ở mục 3.2, đề tài thực hiện sáu nhiệm vụ sau.</w:t>
       </w:r>
     </w:p>
     <w:p>
@@ -4939,25 +4480,7 @@
           <w:i w:val="0"/>
           <w:sz w:val="26"/>
         </w:rPr>
-        <w:t xml:space="preserve"> quy trình đặt phòng thủ công của homestay và </w:t>
-      </w:r>
-      <w:r>
-        <w:rPr>
-          <w:rFonts w:ascii="Times New Roman" w:hAnsi="Times New Roman" w:cs="Times New Roman" w:eastAsia="Times New Roman"/>
-          <w:b/>
-          <w:i w:val="0"/>
-          <w:sz w:val="26"/>
-        </w:rPr>
-        <w:t>phân tích các trang đặt phòng thương mại</w:t>
-      </w:r>
-      <w:r>
-        <w:rPr>
-          <w:rFonts w:ascii="Times New Roman" w:hAnsi="Times New Roman" w:cs="Times New Roman" w:eastAsia="Times New Roman"/>
-          <w:b w:val="0"/>
-          <w:i w:val="0"/>
-          <w:sz w:val="26"/>
-        </w:rPr>
-        <w:t xml:space="preserve"> để rút ra mẫu thiết kế nên áp dụng và mẫu cố ý không áp dụng.</w:t>
+        <w:t xml:space="preserve"> quy trình đặt phòng thủ công của homestay và phân tích các trang đặt phòng thương mại, để rút ra mẫu thiết kế nên áp dụng và mẫu cố ý không áp dụng.</w:t>
       </w:r>
     </w:p>
     <w:p>
@@ -5073,25 +4596,7 @@
           <w:i w:val="0"/>
           <w:sz w:val="26"/>
         </w:rPr>
-        <w:t xml:space="preserve">, trọng tâm là </w:t>
-      </w:r>
-      <w:r>
-        <w:rPr>
-          <w:rFonts w:ascii="Times New Roman" w:hAnsi="Times New Roman" w:cs="Times New Roman" w:eastAsia="Times New Roman"/>
-          <w:b/>
-          <w:i w:val="0"/>
-          <w:sz w:val="26"/>
-        </w:rPr>
-        <w:t>kiểm thử đa luồng</w:t>
-      </w:r>
-      <w:r>
-        <w:rPr>
-          <w:rFonts w:ascii="Times New Roman" w:hAnsi="Times New Roman" w:cs="Times New Roman" w:eastAsia="Times New Roman"/>
-          <w:b w:val="0"/>
-          <w:i w:val="0"/>
-          <w:sz w:val="26"/>
-        </w:rPr>
-        <w:t xml:space="preserve"> trên cơ sở dữ liệu thật để chứng minh mục tiêu số 2, cùng kiểm thử phân quyền và khả năng tiếp cận.</w:t>
+        <w:t>, trọng tâm là kiểm thử đa luồng trên cơ sở dữ liệu thật để chứng minh mục tiêu số 2, cùng kiểm thử phân quyền và khả năng tiếp cận.</w:t>
       </w:r>
     </w:p>
     <w:p>
@@ -5324,7 +4829,7 @@
           <w:i w:val="0"/>
           <w:sz w:val="26"/>
         </w:rPr>
-        <w:t>Đây là phần quyết định chất lượng đề tài, nên nêu cụ thể:</w:t>
+        <w:t>Mỗi điều cần chứng minh đi kèm một cách kiểm chứng cụ thể và mục tiêu tương ứng:</w:t>
       </w:r>
     </w:p>
     <w:p>
@@ -5910,7 +5415,7 @@
           <w:i w:val="0"/>
           <w:sz w:val="26"/>
         </w:rPr>
-        <w:t>Bảng 5 không có dòng cho mục tiêu 8 (bộ tài liệu kỹ thuật), vì chất lượng tài liệu không đo được bằng một phép kiểm tự động. Mục tiêu đó được nghiệm thu bằng cách đối chiếu: mở từng mục tài liệu và kiểm xem nó có khớp với hệ thống đang chạy hay không.</w:t>
+        <w:t>Mục tiêu 8 (bộ tài liệu kỹ thuật) không có dòng trong Bảng 5, vì chất lượng tài liệu không đo được bằng một phép kiểm tự động. Mục tiêu này được nghiệm thu bằng cách đối chiếu từng mục tài liệu với hệ thống đang chạy.</w:t>
       </w:r>
     </w:p>
     <w:p>
@@ -6638,7 +6143,7 @@
           <w:i w:val="0"/>
           <w:sz w:val="26"/>
         </w:rPr>
-        <w:t xml:space="preserve"> cách làm thông thường không đủ — phần có giá trị tham khảo cho các đề tài sau gặp bài toán tranh chấp dữ liệu tương tự.</w:t>
+        <w:t xml:space="preserve"> cách làm thông thường không đủ. Đây là phần có giá trị tham khảo cho các đề tài sau gặp bài toán tranh chấp dữ liệu tương tự.</w:t>
       </w:r>
     </w:p>
     <w:p>
@@ -8885,7 +8390,7 @@
           <w:i w:val="0"/>
           <w:sz w:val="26"/>
         </w:rPr>
-        <w:t xml:space="preserve"> — không có commit thì dù có báo cáo tiến độ vẫn bị xem như không hoàn thành.</w:t>
+        <w:t>. Không có commit thì dù có báo cáo tiến độ vẫn bị xem như không hoàn thành.</w:t>
       </w:r>
     </w:p>
     <w:p>
@@ -8916,7 +8421,7 @@
           <w:i w:val="0"/>
           <w:sz w:val="26"/>
         </w:rPr>
-        <w:t>Kế hoạch mười bốn tuần ở trên giả định mọi việc diễn ra đúng dự tính. Phần này nêu những chỗ dễ trật nhất và cách xử lý đã chuẩn bị sẵn, để khi gặp thì không mất tuần nào cho việc nghĩ cách.</w:t>
+        <w:t>Kế hoạch mười bốn tuần ở trên giả định mọi việc diễn ra đúng dự tính. Mục này liệt kê những chỗ dễ trật nhất cùng phương án xử lý đã chuẩn bị trước.</w:t>
       </w:r>
     </w:p>
     <w:p>
@@ -9737,7 +9242,7 @@
           <w:i w:val="0"/>
           <w:sz w:val="26"/>
         </w:rPr>
-        <w:t>Ba rủi ro số 1, 4 và 5 là ba rủi ro cần theo dõi sát nhất: rủi ro số 1 quyết định đề tài có đạt mục tiêu cốt lõi hay không, còn số 4 và 5 là hai nguyên nhân phổ biến nhất khiến một đồ án đủ năng lực vẫn không hoàn thành đúng hạn.</w:t>
+        <w:t>Trong sáu rủi ro trên, ba rủi ro số 1, 4 và 5 cần theo dõi sát nhất. Rủi ro số 1 quyết định đề tài có đạt mục tiêu cốt lõi hay không; rủi ro số 4 và số 5 là hai nguyên nhân thường gặp khiến một đồ án đủ năng lực vẫn không hoàn thành đúng hạn.</w:t>
       </w:r>
     </w:p>
     <w:p>
@@ -9774,8 +9279,15 @@
           <w:i w:val="0"/>
           <w:sz w:val="26"/>
         </w:rPr>
-        <w:t xml:space="preserve">Đánh số theo IEEE thành </w:t>
-      </w:r>
+        <w:t>Đánh số theo IEEE thành một dãy liên tục: [1]–[4] công trình học thuật làm nền cho CH1 và CH2, [5]–[10] tài liệu kỹ thuật chính thức, [11]–[14] tiêu chuẩn và khuyến nghị, [15]–[16] văn bản của khoa.</w:t>
+      </w:r>
+    </w:p>
+    <w:p>
+      <w:pPr>
+        <w:spacing w:lineRule="auto" w:line="360" w:before="160" w:after="160"/>
+        <w:ind w:left="454"/>
+        <w:jc w:val="both"/>
+      </w:pPr>
       <w:r>
         <w:rPr>
           <w:rFonts w:ascii="Times New Roman" w:hAnsi="Times New Roman" w:cs="Times New Roman" w:eastAsia="Times New Roman"/>
@@ -9783,7 +9295,7 @@
           <w:i w:val="0"/>
           <w:sz w:val="26"/>
         </w:rPr>
-        <w:t>một dãy liên tục</w:t>
+        <w:t>Cần bổ sung trước khi nộp:</w:t>
       </w:r>
       <w:r>
         <w:rPr>
@@ -9792,50 +9304,7 @@
           <w:i w:val="0"/>
           <w:sz w:val="26"/>
         </w:rPr>
-        <w:t>: [1]–[4] công trình học thuật làm nền cho CH1 và CH2, [5]–[10] tài liệu kỹ thuật chính thức, [11]–[14] tiêu chuẩn và khuyến nghị, [15]–[16] văn bản của khoa.</w:t>
-      </w:r>
-    </w:p>
-    <w:p>
-      <w:pPr>
-        <w:spacing w:lineRule="auto" w:line="360" w:before="160" w:after="160"/>
-        <w:ind w:left="454"/>
-        <w:jc w:val="both"/>
-      </w:pPr>
-      <w:r>
-        <w:rPr>
-          <w:rFonts w:ascii="Times New Roman" w:hAnsi="Times New Roman" w:cs="Times New Roman" w:eastAsia="Times New Roman"/>
-          <w:b/>
-          <w:i w:val="0"/>
-          <w:sz w:val="26"/>
-        </w:rPr>
-        <w:t>Cần bổ sung trước khi nộp:</w:t>
-      </w:r>
-      <w:r>
-        <w:rPr>
-          <w:rFonts w:ascii="Times New Roman" w:hAnsi="Times New Roman" w:cs="Times New Roman" w:eastAsia="Times New Roman"/>
-          <w:b w:val="0"/>
-          <w:i w:val="0"/>
-          <w:sz w:val="26"/>
-        </w:rPr>
-        <w:t xml:space="preserve"> [5]–[14] phải ghi kèm </w:t>
-      </w:r>
-      <w:r>
-        <w:rPr>
-          <w:rFonts w:ascii="Times New Roman" w:hAnsi="Times New Roman" w:cs="Times New Roman" w:eastAsia="Times New Roman"/>
-          <w:b/>
-          <w:i w:val="0"/>
-          <w:sz w:val="26"/>
-        </w:rPr>
-        <w:t>số phiên bản và ngày truy cập</w:t>
-      </w:r>
-      <w:r>
-        <w:rPr>
-          <w:rFonts w:ascii="Times New Roman" w:hAnsi="Times New Roman" w:cs="Times New Roman" w:eastAsia="Times New Roman"/>
-          <w:b w:val="0"/>
-          <w:i w:val="0"/>
-          <w:sz w:val="26"/>
-        </w:rPr>
-        <w:t>; mức hoa hồng ở mục 2.3.1 phải dẫn đúng trang biểu phí đối tác của từng sàn kèm ngày truy cập — số liệu không nguồn là chỗ dễ bị hỏi nhất.</w:t>
+        <w:t xml:space="preserve"> các tài liệu [5]–[14] phải ghi kèm số phiên bản và ngày truy cập. Mức hoa hồng nêu ở mục 2.3.1 phải dẫn đúng trang biểu phí dành cho đối tác của từng sàn, kèm ngày truy cập.</w:t>
       </w:r>
     </w:p>
     <w:p>

--- a/thesis/doc/de-cuong-do-an.docx
+++ b/thesis/doc/de-cuong-do-an.docx
@@ -3971,7 +3971,7 @@
                 <w:i w:val="0"/>
                 <w:sz w:val="22"/>
               </w:rPr>
-              <w:t>. . . tuần, từ . . . / . . . / 20 . . . đến . . . / . . . / 20 . . .</w:t>
+              <w:t>8 tuần, từ . . . / . . . / 20 . . . đến . . . / . . . / 20 . . .</w:t>
             </w:r>
           </w:p>
         </w:tc>
@@ -7175,7 +7175,7 @@
                 <w:i w:val="0"/>
                 <w:sz w:val="22"/>
               </w:rPr>
-              <w:t>Khảo sát hiện trạng, phân tích hệ thống tương tự, chốt yêu cầu</w:t>
+              <w:t>Khảo sát hiện trạng, phân tích hệ thống tương tự, chốt yêu cầu; nghiên cứu lý thuyết về giao dịch, mức cô lập và ràng buộc loại trừ</w:t>
             </w:r>
           </w:p>
         </w:tc>
@@ -7196,7 +7196,7 @@
                 <w:i w:val="0"/>
                 <w:sz w:val="22"/>
               </w:rPr>
-              <w:t>Danh sách yêu cầu chức năng và phi chức năng</w:t>
+              <w:t>Danh sách yêu cầu chức năng và phi chức năng; bản ghi chú lý thuyết</w:t>
             </w:r>
           </w:p>
         </w:tc>
@@ -7210,6 +7210,15 @@
               <w:jc w:val="left"/>
             </w:pPr>
             <w:r/>
+            <w:r>
+              <w:rPr>
+                <w:rFonts w:ascii="Times New Roman" w:hAnsi="Times New Roman" w:cs="Times New Roman" w:eastAsia="Times New Roman"/>
+                <w:b w:val="0"/>
+                <w:i w:val="0"/>
+                <w:sz w:val="22"/>
+              </w:rPr>
+              <w:t>Trả lời CH1, CH2. Quyết định chọn hệ quản trị CSDL</w:t>
+            </w:r>
           </w:p>
         </w:tc>
       </w:tr>
@@ -7232,92 +7241,6 @@
                 <w:sz w:val="22"/>
               </w:rPr>
               <w:t>2</w:t>
-            </w:r>
-          </w:p>
-        </w:tc>
-        <w:tc>
-          <w:tcPr>
-            <w:tcW w:type="dxa" w:w="2268"/>
-          </w:tcPr>
-          <w:p>
-            <w:pPr>
-              <w:spacing w:lineRule="auto" w:line="240" w:before="20" w:after="20"/>
-              <w:jc w:val="left"/>
-            </w:pPr>
-            <w:r/>
-            <w:r>
-              <w:rPr>
-                <w:rFonts w:ascii="Times New Roman" w:hAnsi="Times New Roman" w:cs="Times New Roman" w:eastAsia="Times New Roman"/>
-                <w:b w:val="0"/>
-                <w:i w:val="0"/>
-                <w:sz w:val="22"/>
-              </w:rPr>
-              <w:t>Nghiên cứu lý thuyết về giao dịch, mức cô lập, ràng buộc loại trừ</w:t>
-            </w:r>
-          </w:p>
-        </w:tc>
-        <w:tc>
-          <w:tcPr>
-            <w:tcW w:type="dxa" w:w="2268"/>
-          </w:tcPr>
-          <w:p>
-            <w:pPr>
-              <w:spacing w:lineRule="auto" w:line="240" w:before="20" w:after="20"/>
-              <w:jc w:val="left"/>
-            </w:pPr>
-            <w:r/>
-            <w:r>
-              <w:rPr>
-                <w:rFonts w:ascii="Times New Roman" w:hAnsi="Times New Roman" w:cs="Times New Roman" w:eastAsia="Times New Roman"/>
-                <w:b w:val="0"/>
-                <w:i w:val="0"/>
-                <w:sz w:val="22"/>
-              </w:rPr>
-              <w:t>Bản ghi chú lý thuyết trả lời CH1, CH2</w:t>
-            </w:r>
-          </w:p>
-        </w:tc>
-        <w:tc>
-          <w:tcPr>
-            <w:tcW w:type="dxa" w:w="2268"/>
-          </w:tcPr>
-          <w:p>
-            <w:pPr>
-              <w:spacing w:lineRule="auto" w:line="240" w:before="20" w:after="20"/>
-              <w:jc w:val="left"/>
-            </w:pPr>
-            <w:r/>
-            <w:r>
-              <w:rPr>
-                <w:rFonts w:ascii="Times New Roman" w:hAnsi="Times New Roman" w:cs="Times New Roman" w:eastAsia="Times New Roman"/>
-                <w:b w:val="0"/>
-                <w:i w:val="0"/>
-                <w:sz w:val="22"/>
-              </w:rPr>
-              <w:t>Quyết định chọn hệ quản trị CSDL</w:t>
-            </w:r>
-          </w:p>
-        </w:tc>
-      </w:tr>
-      <w:tr>
-        <w:tc>
-          <w:tcPr>
-            <w:tcW w:type="dxa" w:w="2268"/>
-          </w:tcPr>
-          <w:p>
-            <w:pPr>
-              <w:spacing w:lineRule="auto" w:line="240" w:before="20" w:after="20"/>
-              <w:jc w:val="left"/>
-            </w:pPr>
-            <w:r/>
-            <w:r>
-              <w:rPr>
-                <w:rFonts w:ascii="Times New Roman" w:hAnsi="Times New Roman" w:cs="Times New Roman" w:eastAsia="Times New Roman"/>
-                <w:b/>
-                <w:i w:val="0"/>
-                <w:sz w:val="22"/>
-              </w:rPr>
-              <w:t>3</w:t>
             </w:r>
           </w:p>
         </w:tc>
@@ -7403,7 +7326,7 @@
                 <w:i w:val="0"/>
                 <w:sz w:val="22"/>
               </w:rPr>
-              <w:t>4</w:t>
+              <w:t>3</w:t>
             </w:r>
           </w:p>
         </w:tc>
@@ -7498,7 +7421,7 @@
                 <w:i w:val="0"/>
                 <w:sz w:val="22"/>
               </w:rPr>
-              <w:t>5</w:t>
+              <w:t>4</w:t>
             </w:r>
           </w:p>
         </w:tc>
@@ -7519,7 +7442,7 @@
                 <w:i w:val="0"/>
                 <w:sz w:val="22"/>
               </w:rPr>
-              <w:t>Cài đặt xác thực, phân quyền, truy vấn phòng trống</w:t>
+              <w:t>Cài đặt xác thực, phân quyền, truy vấn phòng trống, luồng đặt phòng và vòng thử gán phòng</w:t>
             </w:r>
           </w:p>
         </w:tc>
@@ -7540,84 +7463,7 @@
                 <w:i w:val="0"/>
                 <w:sz w:val="22"/>
               </w:rPr>
-              <w:t>Đăng nhập, ma trận phân quyền</w:t>
-            </w:r>
-          </w:p>
-        </w:tc>
-        <w:tc>
-          <w:tcPr>
-            <w:tcW w:type="dxa" w:w="2268"/>
-          </w:tcPr>
-          <w:p>
-            <w:pPr>
-              <w:spacing w:lineRule="auto" w:line="240" w:before="20" w:after="20"/>
-              <w:jc w:val="left"/>
-            </w:pPr>
-            <w:r/>
-          </w:p>
-        </w:tc>
-      </w:tr>
-      <w:tr>
-        <w:tc>
-          <w:tcPr>
-            <w:tcW w:type="dxa" w:w="2268"/>
-          </w:tcPr>
-          <w:p>
-            <w:pPr>
-              <w:spacing w:lineRule="auto" w:line="240" w:before="20" w:after="20"/>
-              <w:jc w:val="left"/>
-            </w:pPr>
-            <w:r/>
-            <w:r>
-              <w:rPr>
-                <w:rFonts w:ascii="Times New Roman" w:hAnsi="Times New Roman" w:cs="Times New Roman" w:eastAsia="Times New Roman"/>
-                <w:b/>
-                <w:i w:val="0"/>
-                <w:sz w:val="22"/>
-              </w:rPr>
-              <w:t>6</w:t>
-            </w:r>
-          </w:p>
-        </w:tc>
-        <w:tc>
-          <w:tcPr>
-            <w:tcW w:type="dxa" w:w="2268"/>
-          </w:tcPr>
-          <w:p>
-            <w:pPr>
-              <w:spacing w:lineRule="auto" w:line="240" w:before="20" w:after="20"/>
-              <w:jc w:val="left"/>
-            </w:pPr>
-            <w:r/>
-            <w:r>
-              <w:rPr>
-                <w:rFonts w:ascii="Times New Roman" w:hAnsi="Times New Roman" w:cs="Times New Roman" w:eastAsia="Times New Roman"/>
-                <w:b w:val="0"/>
-                <w:i w:val="0"/>
-                <w:sz w:val="22"/>
-              </w:rPr>
-              <w:t>Cài đặt luồng đặt phòng và vòng thử gán phòng</w:t>
-            </w:r>
-          </w:p>
-        </w:tc>
-        <w:tc>
-          <w:tcPr>
-            <w:tcW w:type="dxa" w:w="2268"/>
-          </w:tcPr>
-          <w:p>
-            <w:pPr>
-              <w:spacing w:lineRule="auto" w:line="240" w:before="20" w:after="20"/>
-              <w:jc w:val="left"/>
-            </w:pPr>
-            <w:r/>
-            <w:r>
-              <w:rPr>
-                <w:rFonts w:ascii="Times New Roman" w:hAnsi="Times New Roman" w:cs="Times New Roman" w:eastAsia="Times New Roman"/>
-                <w:b w:val="0"/>
-                <w:i w:val="0"/>
-                <w:sz w:val="22"/>
-              </w:rPr>
-              <w:t>Đặt được đơn từ đầu tới cuối</w:t>
+              <w:t>Đăng nhập, ma trận phân quyền, đặt được đơn từ đầu tới cuối</w:t>
             </w:r>
           </w:p>
         </w:tc>
@@ -7661,7 +7507,7 @@
                 <w:i w:val="0"/>
                 <w:sz w:val="22"/>
               </w:rPr>
-              <w:t>7</w:t>
+              <w:t>5</w:t>
             </w:r>
           </w:p>
         </w:tc>
@@ -7682,7 +7528,7 @@
                 <w:i w:val="0"/>
                 <w:sz w:val="22"/>
               </w:rPr>
-              <w:t>Cài đặt thanh toán, webhook, hàng đợi thư</w:t>
+              <w:t>Cài đặt thanh toán, webhook, hàng đợi thư và quản lý ngày khả dụng</w:t>
             </w:r>
           </w:p>
         </w:tc>
@@ -7703,7 +7549,7 @@
                 <w:i w:val="0"/>
                 <w:sz w:val="22"/>
               </w:rPr>
-              <w:t>Đơn tự xác nhận khi tiền về</w:t>
+              <w:t>Đơn tự xác nhận khi tiền về; đóng được phòng theo khoảng ngày</w:t>
             </w:r>
           </w:p>
         </w:tc>
@@ -7747,7 +7593,7 @@
                 <w:i w:val="0"/>
                 <w:sz w:val="22"/>
               </w:rPr>
-              <w:t>8</w:t>
+              <w:t>6</w:t>
             </w:r>
           </w:p>
         </w:tc>
@@ -7768,7 +7614,7 @@
                 <w:i w:val="0"/>
                 <w:sz w:val="22"/>
               </w:rPr>
-              <w:t>Cài đặt khu quản trị và trang bán hàng cho khách</w:t>
+              <w:t>Cài đặt khu quản trị và trang bán hàng cho khách; đóng gói bằng container, dữ liệu mẫu</w:t>
             </w:r>
           </w:p>
         </w:tc>
@@ -7789,7 +7635,7 @@
                 <w:i w:val="0"/>
                 <w:sz w:val="22"/>
               </w:rPr>
-              <w:t>Giao diện hoàn chỉnh hai khối</w:t>
+              <w:t>Giao diện hoàn chỉnh hai khối; dựng được toàn hệ thống trên máy sạch bằng ba lệnh</w:t>
             </w:r>
           </w:p>
         </w:tc>
@@ -7824,7 +7670,7 @@
                 <w:i w:val="0"/>
                 <w:sz w:val="22"/>
               </w:rPr>
-              <w:t>9</w:t>
+              <w:t>7</w:t>
             </w:r>
           </w:p>
         </w:tc>
@@ -7845,7 +7691,7 @@
                 <w:i w:val="0"/>
                 <w:sz w:val="22"/>
               </w:rPr>
-              <w:t>Quản lý ngày khả dụng, đóng gói bằng container, dữ liệu mẫu</w:t>
+              <w:t>Kiểm thử toàn diện, sửa lỗi, đo khả năng tiếp cận; viết báo cáo mở đầu và Chương 1, 2</w:t>
             </w:r>
           </w:p>
         </w:tc>
@@ -7866,161 +7712,7 @@
                 <w:i w:val="0"/>
                 <w:sz w:val="22"/>
               </w:rPr>
-              <w:t>Dựng được toàn hệ thống trên máy sạch bằng ba lệnh</w:t>
-            </w:r>
-          </w:p>
-        </w:tc>
-        <w:tc>
-          <w:tcPr>
-            <w:tcW w:type="dxa" w:w="2268"/>
-          </w:tcPr>
-          <w:p>
-            <w:pPr>
-              <w:spacing w:lineRule="auto" w:line="240" w:before="20" w:after="20"/>
-              <w:jc w:val="left"/>
-            </w:pPr>
-            <w:r/>
-          </w:p>
-        </w:tc>
-      </w:tr>
-      <w:tr>
-        <w:tc>
-          <w:tcPr>
-            <w:tcW w:type="dxa" w:w="2268"/>
-          </w:tcPr>
-          <w:p>
-            <w:pPr>
-              <w:spacing w:lineRule="auto" w:line="240" w:before="20" w:after="20"/>
-              <w:jc w:val="left"/>
-            </w:pPr>
-            <w:r/>
-            <w:r>
-              <w:rPr>
-                <w:rFonts w:ascii="Times New Roman" w:hAnsi="Times New Roman" w:cs="Times New Roman" w:eastAsia="Times New Roman"/>
-                <w:b/>
-                <w:i w:val="0"/>
-                <w:sz w:val="22"/>
-              </w:rPr>
-              <w:t>10</w:t>
-            </w:r>
-          </w:p>
-        </w:tc>
-        <w:tc>
-          <w:tcPr>
-            <w:tcW w:type="dxa" w:w="2268"/>
-          </w:tcPr>
-          <w:p>
-            <w:pPr>
-              <w:spacing w:lineRule="auto" w:line="240" w:before="20" w:after="20"/>
-              <w:jc w:val="left"/>
-            </w:pPr>
-            <w:r/>
-            <w:r>
-              <w:rPr>
-                <w:rFonts w:ascii="Times New Roman" w:hAnsi="Times New Roman" w:cs="Times New Roman" w:eastAsia="Times New Roman"/>
-                <w:b w:val="0"/>
-                <w:i w:val="0"/>
-                <w:sz w:val="22"/>
-              </w:rPr>
-              <w:t>Kiểm thử toàn diện, sửa lỗi, đo khả năng tiếp cận</w:t>
-            </w:r>
-          </w:p>
-        </w:tc>
-        <w:tc>
-          <w:tcPr>
-            <w:tcW w:type="dxa" w:w="2268"/>
-          </w:tcPr>
-          <w:p>
-            <w:pPr>
-              <w:spacing w:lineRule="auto" w:line="240" w:before="20" w:after="20"/>
-              <w:jc w:val="left"/>
-            </w:pPr>
-            <w:r/>
-            <w:r>
-              <w:rPr>
-                <w:rFonts w:ascii="Times New Roman" w:hAnsi="Times New Roman" w:cs="Times New Roman" w:eastAsia="Times New Roman"/>
-                <w:b w:val="0"/>
-                <w:i w:val="0"/>
-                <w:sz w:val="22"/>
-              </w:rPr>
-              <w:t>Bộ kiểm thử đạt 100%, không còn lỗi vi phạm</w:t>
-            </w:r>
-          </w:p>
-        </w:tc>
-        <w:tc>
-          <w:tcPr>
-            <w:tcW w:type="dxa" w:w="2268"/>
-          </w:tcPr>
-          <w:p>
-            <w:pPr>
-              <w:spacing w:lineRule="auto" w:line="240" w:before="20" w:after="20"/>
-              <w:jc w:val="left"/>
-            </w:pPr>
-            <w:r/>
-          </w:p>
-        </w:tc>
-      </w:tr>
-      <w:tr>
-        <w:tc>
-          <w:tcPr>
-            <w:tcW w:type="dxa" w:w="2268"/>
-          </w:tcPr>
-          <w:p>
-            <w:pPr>
-              <w:spacing w:lineRule="auto" w:line="240" w:before="20" w:after="20"/>
-              <w:jc w:val="left"/>
-            </w:pPr>
-            <w:r/>
-            <w:r>
-              <w:rPr>
-                <w:rFonts w:ascii="Times New Roman" w:hAnsi="Times New Roman" w:cs="Times New Roman" w:eastAsia="Times New Roman"/>
-                <w:b/>
-                <w:i w:val="0"/>
-                <w:sz w:val="22"/>
-              </w:rPr>
-              <w:t>11</w:t>
-            </w:r>
-          </w:p>
-        </w:tc>
-        <w:tc>
-          <w:tcPr>
-            <w:tcW w:type="dxa" w:w="2268"/>
-          </w:tcPr>
-          <w:p>
-            <w:pPr>
-              <w:spacing w:lineRule="auto" w:line="240" w:before="20" w:after="20"/>
-              <w:jc w:val="left"/>
-            </w:pPr>
-            <w:r/>
-            <w:r>
-              <w:rPr>
-                <w:rFonts w:ascii="Times New Roman" w:hAnsi="Times New Roman" w:cs="Times New Roman" w:eastAsia="Times New Roman"/>
-                <w:b w:val="0"/>
-                <w:i w:val="0"/>
-                <w:sz w:val="22"/>
-              </w:rPr>
-              <w:t>Viết báo cáo: mở đầu và Chương 1, 2</w:t>
-            </w:r>
-          </w:p>
-        </w:tc>
-        <w:tc>
-          <w:tcPr>
-            <w:tcW w:type="dxa" w:w="2268"/>
-          </w:tcPr>
-          <w:p>
-            <w:pPr>
-              <w:spacing w:lineRule="auto" w:line="240" w:before="20" w:after="20"/>
-              <w:jc w:val="left"/>
-            </w:pPr>
-            <w:r/>
-            <w:r>
-              <w:rPr>
-                <w:rFonts w:ascii="Times New Roman" w:hAnsi="Times New Roman" w:cs="Times New Roman" w:eastAsia="Times New Roman"/>
-                <w:b w:val="0"/>
-                <w:i w:val="0"/>
-                <w:sz w:val="22"/>
-              </w:rPr>
-              <w:t>Bản thảo hai chương đầu</w:t>
+              <w:t>Bộ kiểm thử đạt 100%, không còn lỗi vi phạm; bản thảo hai chương đầu</w:t>
             </w:r>
           </w:p>
         </w:tc>
@@ -8064,7 +7756,7 @@
                 <w:i w:val="0"/>
                 <w:sz w:val="22"/>
               </w:rPr>
-              <w:t>12</w:t>
+              <w:t>8</w:t>
             </w:r>
           </w:p>
         </w:tc>
@@ -8085,7 +7777,7 @@
                 <w:i w:val="0"/>
                 <w:sz w:val="22"/>
               </w:rPr>
-              <w:t>Viết báo cáo: Chương 3, 4, 5; chuẩn bị hình minh hoạ</w:t>
+              <w:t>Viết Chương 3, 4, 5 kèm hình minh hoạ; xuất Word đúng định dạng; làm slide, poster và tập bảo vệ</w:t>
             </w:r>
           </w:p>
         </w:tc>
@@ -8106,170 +7798,7 @@
                 <w:i w:val="0"/>
                 <w:sz w:val="22"/>
               </w:rPr>
-              <w:t>Bản thảo đầy đủ + bộ hình</w:t>
-            </w:r>
-          </w:p>
-        </w:tc>
-        <w:tc>
-          <w:tcPr>
-            <w:tcW w:type="dxa" w:w="2268"/>
-          </w:tcPr>
-          <w:p>
-            <w:pPr>
-              <w:spacing w:lineRule="auto" w:line="240" w:before="20" w:after="20"/>
-              <w:jc w:val="left"/>
-            </w:pPr>
-            <w:r/>
-          </w:p>
-        </w:tc>
-      </w:tr>
-      <w:tr>
-        <w:tc>
-          <w:tcPr>
-            <w:tcW w:type="dxa" w:w="2268"/>
-          </w:tcPr>
-          <w:p>
-            <w:pPr>
-              <w:spacing w:lineRule="auto" w:line="240" w:before="20" w:after="20"/>
-              <w:jc w:val="left"/>
-            </w:pPr>
-            <w:r/>
-            <w:r>
-              <w:rPr>
-                <w:rFonts w:ascii="Times New Roman" w:hAnsi="Times New Roman" w:cs="Times New Roman" w:eastAsia="Times New Roman"/>
-                <w:b/>
-                <w:i w:val="0"/>
-                <w:sz w:val="22"/>
-              </w:rPr>
-              <w:t>13</w:t>
-            </w:r>
-          </w:p>
-        </w:tc>
-        <w:tc>
-          <w:tcPr>
-            <w:tcW w:type="dxa" w:w="2268"/>
-          </w:tcPr>
-          <w:p>
-            <w:pPr>
-              <w:spacing w:lineRule="auto" w:line="240" w:before="20" w:after="20"/>
-              <w:jc w:val="left"/>
-            </w:pPr>
-            <w:r/>
-            <w:r>
-              <w:rPr>
-                <w:rFonts w:ascii="Times New Roman" w:hAnsi="Times New Roman" w:cs="Times New Roman" w:eastAsia="Times New Roman"/>
-                <w:b w:val="0"/>
-                <w:i w:val="0"/>
-                <w:sz w:val="22"/>
-              </w:rPr>
-              <w:t>Hoàn thiện, xuất Word đúng định dạng, kiểm số trang</w:t>
-            </w:r>
-          </w:p>
-        </w:tc>
-        <w:tc>
-          <w:tcPr>
-            <w:tcW w:type="dxa" w:w="2268"/>
-          </w:tcPr>
-          <w:p>
-            <w:pPr>
-              <w:spacing w:lineRule="auto" w:line="240" w:before="20" w:after="20"/>
-              <w:jc w:val="left"/>
-            </w:pPr>
-            <w:r/>
-            <w:r>
-              <w:rPr>
-                <w:rFonts w:ascii="Times New Roman" w:hAnsi="Times New Roman" w:cs="Times New Roman" w:eastAsia="Times New Roman"/>
-                <w:b w:val="0"/>
-                <w:i w:val="0"/>
-                <w:sz w:val="22"/>
-              </w:rPr>
-              <w:t>Quyển báo cáo hoàn chỉnh</w:t>
-            </w:r>
-          </w:p>
-        </w:tc>
-        <w:tc>
-          <w:tcPr>
-            <w:tcW w:type="dxa" w:w="2268"/>
-          </w:tcPr>
-          <w:p>
-            <w:pPr>
-              <w:spacing w:lineRule="auto" w:line="240" w:before="20" w:after="20"/>
-              <w:jc w:val="left"/>
-            </w:pPr>
-            <w:r/>
-            <w:r>
-              <w:rPr>
-                <w:rFonts w:ascii="Times New Roman" w:hAnsi="Times New Roman" w:cs="Times New Roman" w:eastAsia="Times New Roman"/>
-                <w:b w:val="0"/>
-                <w:i w:val="0"/>
-                <w:sz w:val="22"/>
-              </w:rPr>
-              <w:t>Đếm trang trên bản đã xuất</w:t>
-            </w:r>
-          </w:p>
-        </w:tc>
-      </w:tr>
-      <w:tr>
-        <w:tc>
-          <w:tcPr>
-            <w:tcW w:type="dxa" w:w="2268"/>
-          </w:tcPr>
-          <w:p>
-            <w:pPr>
-              <w:spacing w:lineRule="auto" w:line="240" w:before="20" w:after="20"/>
-              <w:jc w:val="left"/>
-            </w:pPr>
-            <w:r/>
-            <w:r>
-              <w:rPr>
-                <w:rFonts w:ascii="Times New Roman" w:hAnsi="Times New Roman" w:cs="Times New Roman" w:eastAsia="Times New Roman"/>
-                <w:b/>
-                <w:i w:val="0"/>
-                <w:sz w:val="22"/>
-              </w:rPr>
-              <w:t>14</w:t>
-            </w:r>
-          </w:p>
-        </w:tc>
-        <w:tc>
-          <w:tcPr>
-            <w:tcW w:type="dxa" w:w="2268"/>
-          </w:tcPr>
-          <w:p>
-            <w:pPr>
-              <w:spacing w:lineRule="auto" w:line="240" w:before="20" w:after="20"/>
-              <w:jc w:val="left"/>
-            </w:pPr>
-            <w:r/>
-            <w:r>
-              <w:rPr>
-                <w:rFonts w:ascii="Times New Roman" w:hAnsi="Times New Roman" w:cs="Times New Roman" w:eastAsia="Times New Roman"/>
-                <w:b w:val="0"/>
-                <w:i w:val="0"/>
-                <w:sz w:val="22"/>
-              </w:rPr>
-              <w:t>Làm slide, poster, tập bảo vệ và trả lời phản biện</w:t>
-            </w:r>
-          </w:p>
-        </w:tc>
-        <w:tc>
-          <w:tcPr>
-            <w:tcW w:type="dxa" w:w="2268"/>
-          </w:tcPr>
-          <w:p>
-            <w:pPr>
-              <w:spacing w:lineRule="auto" w:line="240" w:before="20" w:after="20"/>
-              <w:jc w:val="left"/>
-            </w:pPr>
-            <w:r/>
-            <w:r>
-              <w:rPr>
-                <w:rFonts w:ascii="Times New Roman" w:hAnsi="Times New Roman" w:cs="Times New Roman" w:eastAsia="Times New Roman"/>
-                <w:b w:val="0"/>
-                <w:i w:val="0"/>
-                <w:sz w:val="22"/>
-              </w:rPr>
-              <w:t>Slide 15–20 trang, poster, kịch bản nói</w:t>
+              <w:t>Quyển báo cáo hoàn chỉnh; slide 15–20 trang, poster, kịch bản nói</w:t>
             </w:r>
           </w:p>
         </w:tc>
@@ -8292,6 +7821,15 @@
               </w:rPr>
               <w:t>Mốc: nộp</w:t>
             </w:r>
+            <w:r>
+              <w:rPr>
+                <w:rFonts w:ascii="Times New Roman" w:hAnsi="Times New Roman" w:cs="Times New Roman" w:eastAsia="Times New Roman"/>
+                <w:b w:val="0"/>
+                <w:i w:val="0"/>
+                <w:sz w:val="22"/>
+              </w:rPr>
+              <w:t>. Đếm trang trên bản đã xuất</w:t>
+            </w:r>
           </w:p>
         </w:tc>
       </w:tr>
@@ -8421,7 +7959,7 @@
           <w:i w:val="0"/>
           <w:sz w:val="26"/>
         </w:rPr>
-        <w:t>Kế hoạch mười bốn tuần ở trên giả định mọi việc diễn ra đúng dự tính. Mục này liệt kê những chỗ dễ trật nhất cùng phương án xử lý đã chuẩn bị trước.</w:t>
+        <w:t>Kế hoạch tám tuần ở trên giả định mọi việc diễn ra đúng dự tính. Mục này liệt kê những chỗ dễ trật nhất cùng phương án xử lý đã chuẩn bị trước.</w:t>
       </w:r>
     </w:p>
     <w:p>
@@ -8689,7 +8227,7 @@
                 <w:i w:val="0"/>
                 <w:sz w:val="22"/>
               </w:rPr>
-              <w:t>Tuần 4 là mốc sớm có chủ đích, còn đủ thời gian đổi cách: chuyển sang khoá bi quan trên hàng dữ liệu phòng. Chậm hơn nhưng vẫn đúng, và sự chênh lệch đó tự nó là kết quả nghiên cứu đáng báo cáo</w:t>
+              <w:t>Tuần 3 là mốc sớm có chủ đích, còn đủ thời gian đổi cách: chuyển sang khoá bi quan trên hàng dữ liệu phòng. Chậm hơn nhưng vẫn đúng, và sự chênh lệch đó tự nó là kết quả nghiên cứu đáng báo cáo</w:t>
             </w:r>
           </w:p>
         </w:tc>
@@ -8775,7 +8313,7 @@
                 <w:i w:val="0"/>
                 <w:sz w:val="22"/>
               </w:rPr>
-              <w:t>Lớn — chặn tuần 7</w:t>
+              <w:t>Lớn — chặn tuần 5</w:t>
             </w:r>
           </w:p>
         </w:tc>
@@ -9092,11 +8630,20 @@
             <w:r>
               <w:rPr>
                 <w:rFonts w:ascii="Times New Roman" w:hAnsi="Times New Roman" w:cs="Times New Roman" w:eastAsia="Times New Roman"/>
+                <w:b/>
+                <w:i w:val="0"/>
+                <w:sz w:val="22"/>
+              </w:rPr>
+              <w:t>Nghiêm trọng</w:t>
+            </w:r>
+            <w:r>
+              <w:rPr>
+                <w:rFonts w:ascii="Times New Roman" w:hAnsi="Times New Roman" w:cs="Times New Roman" w:eastAsia="Times New Roman"/>
                 <w:b w:val="0"/>
                 <w:i w:val="0"/>
                 <w:sz w:val="22"/>
               </w:rPr>
-              <w:t>Lớn</w:t>
+              <w:t xml:space="preserve"> — tám tuần không có tuần nào dành riêng cho việc viết</w:t>
             </w:r>
           </w:p>
         </w:tc>
@@ -9117,7 +8664,7 @@
                 <w:i w:val="0"/>
                 <w:sz w:val="22"/>
               </w:rPr>
-              <w:t>Tuần 11 và 12 dành riêng cho viết báo cáo, và mốc nộp bản thảo hai chương đầu ở tuần 11 buộc phải viết sớm thay vì dồn</w:t>
+              <w:t>Viết dần từ tuần 1: mỗi tuần ghi lại quyết định và kết quả đo được ngay khi còn nhớ, để tuần 7 và 8 chỉ còn việc biên tập lại. Mốc nộp bản thảo hai chương đầu ở tuần 7 là chốt chặn</w:t>
             </w:r>
           </w:p>
         </w:tc>

--- a/thesis/doc/de-cuong-do-an.docx
+++ b/thesis/doc/de-cuong-do-an.docx
@@ -922,56 +922,26 @@
           <w:tab w:pos="8957" w:val="right" w:leader="dot"/>
         </w:tabs>
         <w:spacing w:lineRule="auto" w:line="276" w:before="20" w:after="20"/>
-        <w:ind w:left="454"/>
         <w:jc w:val="left"/>
       </w:pPr>
       <w:r>
         <w:rPr>
           <w:rFonts w:ascii="Times New Roman" w:hAnsi="Times New Roman" w:cs="Times New Roman" w:eastAsia="Times New Roman"/>
-          <w:b w:val="0"/>
+          <w:b/>
           <w:i w:val="0"/>
           <w:sz w:val="26"/>
         </w:rPr>
-        <w:t>9.1. Tiến độ theo tuần</w:t>
-      </w:r>
-      <w:r>
-        <w:rPr>
-          <w:rFonts w:ascii="Times New Roman" w:hAnsi="Times New Roman" w:cs="Times New Roman" w:eastAsia="Times New Roman"/>
-          <w:b w:val="0"/>
+        <w:t>10. TÀI LIỆU THAM KHẢO DỰ KIẾN</w:t>
+      </w:r>
+      <w:r>
+        <w:rPr>
+          <w:rFonts w:ascii="Times New Roman" w:hAnsi="Times New Roman" w:cs="Times New Roman" w:eastAsia="Times New Roman"/>
+          <w:b/>
           <w:i w:val="0"/>
           <w:sz w:val="26"/>
         </w:rPr>
         <w:tab/>
-        <w:t>13</w:t>
-      </w:r>
-    </w:p>
-    <w:p>
-      <w:pPr>
-        <w:tabs>
-          <w:tab w:pos="8957" w:val="right" w:leader="dot"/>
-        </w:tabs>
-        <w:spacing w:lineRule="auto" w:line="276" w:before="20" w:after="20"/>
-        <w:ind w:left="454"/>
-        <w:jc w:val="left"/>
-      </w:pPr>
-      <w:r>
-        <w:rPr>
-          <w:rFonts w:ascii="Times New Roman" w:hAnsi="Times New Roman" w:cs="Times New Roman" w:eastAsia="Times New Roman"/>
-          <w:b w:val="0"/>
-          <w:i w:val="0"/>
-          <w:sz w:val="26"/>
-        </w:rPr>
-        <w:t>9.2. Rủi ro và phương án dự phòng</w:t>
-      </w:r>
-      <w:r>
-        <w:rPr>
-          <w:rFonts w:ascii="Times New Roman" w:hAnsi="Times New Roman" w:cs="Times New Roman" w:eastAsia="Times New Roman"/>
-          <w:b w:val="0"/>
-          <w:i w:val="0"/>
-          <w:sz w:val="26"/>
-        </w:rPr>
-        <w:tab/>
-        <w:t>14</w:t>
+        <w:t>15</w:t>
       </w:r>
     </w:p>
     <w:p>
@@ -989,7 +959,7 @@
           <w:i w:val="0"/>
           <w:sz w:val="26"/>
         </w:rPr>
-        <w:t>10. TÀI LIỆU THAM KHẢO DỰ KIẾN</w:t>
+        <w:t>11. Ý KIẾN CỦA GIẢNG VIÊN HƯỚNG DẪN</w:t>
       </w:r>
       <w:r>
         <w:rPr>
@@ -1000,34 +970,6 @@
         </w:rPr>
         <w:tab/>
         <w:t>16</w:t>
-      </w:r>
-    </w:p>
-    <w:p>
-      <w:pPr>
-        <w:tabs>
-          <w:tab w:pos="8957" w:val="right" w:leader="dot"/>
-        </w:tabs>
-        <w:spacing w:lineRule="auto" w:line="276" w:before="20" w:after="20"/>
-        <w:jc w:val="left"/>
-      </w:pPr>
-      <w:r>
-        <w:rPr>
-          <w:rFonts w:ascii="Times New Roman" w:hAnsi="Times New Roman" w:cs="Times New Roman" w:eastAsia="Times New Roman"/>
-          <w:b/>
-          <w:i w:val="0"/>
-          <w:sz w:val="26"/>
-        </w:rPr>
-        <w:t>11. Ý KIẾN CỦA GIẢNG VIÊN HƯỚNG DẪN</w:t>
-      </w:r>
-      <w:r>
-        <w:rPr>
-          <w:rFonts w:ascii="Times New Roman" w:hAnsi="Times New Roman" w:cs="Times New Roman" w:eastAsia="Times New Roman"/>
-          <w:b/>
-          <w:i w:val="0"/>
-          <w:sz w:val="26"/>
-        </w:rPr>
-        <w:tab/>
-        <w:t>17</w:t>
       </w:r>
     </w:p>
     <w:p>
@@ -6991,18 +6933,17 @@
     </w:p>
     <w:p>
       <w:pPr>
-        <w:keepNext/>
-        <w:spacing w:lineRule="auto" w:line="360" w:before="240" w:after="120"/>
-        <w:jc w:val="left"/>
-      </w:pPr>
-      <w:r>
-        <w:rPr>
-          <w:rFonts w:ascii="Times New Roman" w:hAnsi="Times New Roman" w:cs="Times New Roman" w:eastAsia="Times New Roman"/>
-          <w:b/>
+        <w:spacing w:lineRule="auto" w:line="360" w:before="120" w:after="120"/>
+        <w:jc w:val="both"/>
+      </w:pPr>
+      <w:r>
+        <w:rPr>
+          <w:rFonts w:ascii="Times New Roman" w:hAnsi="Times New Roman" w:cs="Times New Roman" w:eastAsia="Times New Roman"/>
+          <w:b w:val="0"/>
           <w:i w:val="0"/>
           <w:sz w:val="26"/>
         </w:rPr>
-        <w:t>9.1. Tiến độ theo tuần</w:t>
+        <w:t>Đề tài thực hiện trong tám tuần, phân chia theo bảng dưới đây.</w:t>
       </w:r>
     </w:p>
     <w:p>
@@ -7929,867 +7870,6 @@
           <w:sz w:val="26"/>
         </w:rPr>
         <w:t>. Không có commit thì dù có báo cáo tiến độ vẫn bị xem như không hoàn thành.</w:t>
-      </w:r>
-    </w:p>
-    <w:p>
-      <w:pPr>
-        <w:keepNext/>
-        <w:spacing w:lineRule="auto" w:line="360" w:before="240" w:after="120"/>
-        <w:jc w:val="left"/>
-      </w:pPr>
-      <w:r>
-        <w:rPr>
-          <w:rFonts w:ascii="Times New Roman" w:hAnsi="Times New Roman" w:cs="Times New Roman" w:eastAsia="Times New Roman"/>
-          <w:b/>
-          <w:i w:val="0"/>
-          <w:sz w:val="26"/>
-        </w:rPr>
-        <w:t>9.2. Rủi ro và phương án dự phòng</w:t>
-      </w:r>
-    </w:p>
-    <w:p>
-      <w:pPr>
-        <w:spacing w:lineRule="auto" w:line="360" w:before="120" w:after="120"/>
-        <w:jc w:val="both"/>
-      </w:pPr>
-      <w:r>
-        <w:rPr>
-          <w:rFonts w:ascii="Times New Roman" w:hAnsi="Times New Roman" w:cs="Times New Roman" w:eastAsia="Times New Roman"/>
-          <w:b w:val="0"/>
-          <w:i w:val="0"/>
-          <w:sz w:val="26"/>
-        </w:rPr>
-        <w:t>Kế hoạch tám tuần ở trên giả định mọi việc diễn ra đúng dự tính. Mục này liệt kê những chỗ dễ trật nhất cùng phương án xử lý đã chuẩn bị trước.</w:t>
-      </w:r>
-    </w:p>
-    <w:p>
-      <w:pPr>
-        <w:spacing w:lineRule="auto" w:line="276" w:before="160" w:after="60"/>
-        <w:jc w:val="center"/>
-      </w:pPr>
-      <w:r>
-        <w:rPr>
-          <w:rFonts w:ascii="Times New Roman" w:hAnsi="Times New Roman" w:cs="Times New Roman" w:eastAsia="Times New Roman"/>
-          <w:b/>
-          <w:i w:val="0"/>
-          <w:sz w:val="24"/>
-        </w:rPr>
-        <w:t xml:space="preserve">Bảng 8. </w:t>
-      </w:r>
-      <w:r>
-        <w:rPr>
-          <w:rFonts w:ascii="Times New Roman" w:hAnsi="Times New Roman" w:cs="Times New Roman" w:eastAsia="Times New Roman"/>
-          <w:b/>
-          <w:i w:val="0"/>
-          <w:sz w:val="24"/>
-        </w:rPr>
-        <w:t>Rủi ro và phương án dự phòng</w:t>
-      </w:r>
-    </w:p>
-    <w:tbl>
-      <w:tblPr>
-        <w:tblStyle w:val="TableGrid"/>
-        <w:tblW w:type="auto" w:w="0"/>
-        <w:jc w:val="center"/>
-        <w:tblLayout w:type="autofit"/>
-        <w:tblLook w:firstColumn="1" w:firstRow="1" w:lastColumn="0" w:lastRow="0" w:noHBand="0" w:noVBand="1" w:val="04A0"/>
-      </w:tblPr>
-      <w:tblGrid>
-        <w:gridCol w:w="1814"/>
-        <w:gridCol w:w="1814"/>
-        <w:gridCol w:w="1814"/>
-        <w:gridCol w:w="1814"/>
-        <w:gridCol w:w="1814"/>
-      </w:tblGrid>
-      <w:tr>
-        <w:trPr>
-          <w:tblHeader w:val="true"/>
-        </w:trPr>
-        <w:tc>
-          <w:tcPr>
-            <w:tcW w:type="dxa" w:w="1814"/>
-            <w:shd w:val="clear" w:fill="EFEDE7"/>
-          </w:tcPr>
-          <w:p>
-            <w:pPr>
-              <w:spacing w:lineRule="auto" w:line="240" w:before="20" w:after="20"/>
-              <w:jc w:val="left"/>
-            </w:pPr>
-            <w:r/>
-            <w:r>
-              <w:rPr>
-                <w:rFonts w:ascii="Times New Roman" w:hAnsi="Times New Roman" w:cs="Times New Roman" w:eastAsia="Times New Roman"/>
-                <w:b/>
-                <w:i w:val="0"/>
-                <w:sz w:val="22"/>
-              </w:rPr>
-              <w:t>#</w:t>
-            </w:r>
-          </w:p>
-        </w:tc>
-        <w:tc>
-          <w:tcPr>
-            <w:tcW w:type="dxa" w:w="1814"/>
-            <w:shd w:val="clear" w:fill="EFEDE7"/>
-          </w:tcPr>
-          <w:p>
-            <w:pPr>
-              <w:spacing w:lineRule="auto" w:line="240" w:before="20" w:after="20"/>
-              <w:jc w:val="left"/>
-            </w:pPr>
-            <w:r/>
-            <w:r>
-              <w:rPr>
-                <w:rFonts w:ascii="Times New Roman" w:hAnsi="Times New Roman" w:cs="Times New Roman" w:eastAsia="Times New Roman"/>
-                <w:b/>
-                <w:i w:val="0"/>
-                <w:sz w:val="22"/>
-              </w:rPr>
-              <w:t>Rủi ro</w:t>
-            </w:r>
-          </w:p>
-        </w:tc>
-        <w:tc>
-          <w:tcPr>
-            <w:tcW w:type="dxa" w:w="1814"/>
-            <w:shd w:val="clear" w:fill="EFEDE7"/>
-          </w:tcPr>
-          <w:p>
-            <w:pPr>
-              <w:spacing w:lineRule="auto" w:line="240" w:before="20" w:after="20"/>
-              <w:jc w:val="left"/>
-            </w:pPr>
-            <w:r/>
-            <w:r>
-              <w:rPr>
-                <w:rFonts w:ascii="Times New Roman" w:hAnsi="Times New Roman" w:cs="Times New Roman" w:eastAsia="Times New Roman"/>
-                <w:b/>
-                <w:i w:val="0"/>
-                <w:sz w:val="22"/>
-              </w:rPr>
-              <w:t>Khả năng</w:t>
-            </w:r>
-          </w:p>
-        </w:tc>
-        <w:tc>
-          <w:tcPr>
-            <w:tcW w:type="dxa" w:w="1814"/>
-            <w:shd w:val="clear" w:fill="EFEDE7"/>
-          </w:tcPr>
-          <w:p>
-            <w:pPr>
-              <w:spacing w:lineRule="auto" w:line="240" w:before="20" w:after="20"/>
-              <w:jc w:val="left"/>
-            </w:pPr>
-            <w:r/>
-            <w:r>
-              <w:rPr>
-                <w:rFonts w:ascii="Times New Roman" w:hAnsi="Times New Roman" w:cs="Times New Roman" w:eastAsia="Times New Roman"/>
-                <w:b/>
-                <w:i w:val="0"/>
-                <w:sz w:val="22"/>
-              </w:rPr>
-              <w:t>Ảnh hưởng</w:t>
-            </w:r>
-          </w:p>
-        </w:tc>
-        <w:tc>
-          <w:tcPr>
-            <w:tcW w:type="dxa" w:w="1814"/>
-            <w:shd w:val="clear" w:fill="EFEDE7"/>
-          </w:tcPr>
-          <w:p>
-            <w:pPr>
-              <w:spacing w:lineRule="auto" w:line="240" w:before="20" w:after="20"/>
-              <w:jc w:val="left"/>
-            </w:pPr>
-            <w:r/>
-            <w:r>
-              <w:rPr>
-                <w:rFonts w:ascii="Times New Roman" w:hAnsi="Times New Roman" w:cs="Times New Roman" w:eastAsia="Times New Roman"/>
-                <w:b/>
-                <w:i w:val="0"/>
-                <w:sz w:val="22"/>
-              </w:rPr>
-              <w:t>Phương án dự phòng</w:t>
-            </w:r>
-          </w:p>
-        </w:tc>
-      </w:tr>
-      <w:tr>
-        <w:tc>
-          <w:tcPr>
-            <w:tcW w:type="dxa" w:w="1814"/>
-          </w:tcPr>
-          <w:p>
-            <w:pPr>
-              <w:spacing w:lineRule="auto" w:line="240" w:before="20" w:after="20"/>
-              <w:jc w:val="left"/>
-            </w:pPr>
-            <w:r/>
-            <w:r>
-              <w:rPr>
-                <w:rFonts w:ascii="Times New Roman" w:hAnsi="Times New Roman" w:cs="Times New Roman" w:eastAsia="Times New Roman"/>
-                <w:b w:val="0"/>
-                <w:i w:val="0"/>
-                <w:sz w:val="22"/>
-              </w:rPr>
-              <w:t>1</w:t>
-            </w:r>
-          </w:p>
-        </w:tc>
-        <w:tc>
-          <w:tcPr>
-            <w:tcW w:type="dxa" w:w="1814"/>
-          </w:tcPr>
-          <w:p>
-            <w:pPr>
-              <w:spacing w:lineRule="auto" w:line="240" w:before="20" w:after="20"/>
-              <w:jc w:val="left"/>
-            </w:pPr>
-            <w:r/>
-            <w:r>
-              <w:rPr>
-                <w:rFonts w:ascii="Times New Roman" w:hAnsi="Times New Roman" w:cs="Times New Roman" w:eastAsia="Times New Roman"/>
-                <w:b w:val="0"/>
-                <w:i w:val="0"/>
-                <w:sz w:val="22"/>
-              </w:rPr>
-              <w:t>Ràng buộc chống đặt trùng phòng cài xong nhưng kiểm thử đa luồng vẫn sinh đơn trùng</w:t>
-            </w:r>
-          </w:p>
-        </w:tc>
-        <w:tc>
-          <w:tcPr>
-            <w:tcW w:type="dxa" w:w="1814"/>
-          </w:tcPr>
-          <w:p>
-            <w:pPr>
-              <w:spacing w:lineRule="auto" w:line="240" w:before="20" w:after="20"/>
-              <w:jc w:val="left"/>
-            </w:pPr>
-            <w:r/>
-            <w:r>
-              <w:rPr>
-                <w:rFonts w:ascii="Times New Roman" w:hAnsi="Times New Roman" w:cs="Times New Roman" w:eastAsia="Times New Roman"/>
-                <w:b w:val="0"/>
-                <w:i w:val="0"/>
-                <w:sz w:val="22"/>
-              </w:rPr>
-              <w:t>Trung bình</w:t>
-            </w:r>
-          </w:p>
-        </w:tc>
-        <w:tc>
-          <w:tcPr>
-            <w:tcW w:type="dxa" w:w="1814"/>
-          </w:tcPr>
-          <w:p>
-            <w:pPr>
-              <w:spacing w:lineRule="auto" w:line="240" w:before="20" w:after="20"/>
-              <w:jc w:val="left"/>
-            </w:pPr>
-            <w:r/>
-            <w:r>
-              <w:rPr>
-                <w:rFonts w:ascii="Times New Roman" w:hAnsi="Times New Roman" w:cs="Times New Roman" w:eastAsia="Times New Roman"/>
-                <w:b/>
-                <w:i w:val="0"/>
-                <w:sz w:val="22"/>
-              </w:rPr>
-              <w:t>Nghiêm trọng</w:t>
-            </w:r>
-            <w:r>
-              <w:rPr>
-                <w:rFonts w:ascii="Times New Roman" w:hAnsi="Times New Roman" w:cs="Times New Roman" w:eastAsia="Times New Roman"/>
-                <w:b w:val="0"/>
-                <w:i w:val="0"/>
-                <w:sz w:val="22"/>
-              </w:rPr>
-              <w:t xml:space="preserve"> — đây là mục tiêu số 2</w:t>
-            </w:r>
-          </w:p>
-        </w:tc>
-        <w:tc>
-          <w:tcPr>
-            <w:tcW w:type="dxa" w:w="1814"/>
-          </w:tcPr>
-          <w:p>
-            <w:pPr>
-              <w:spacing w:lineRule="auto" w:line="240" w:before="20" w:after="20"/>
-              <w:jc w:val="left"/>
-            </w:pPr>
-            <w:r/>
-            <w:r>
-              <w:rPr>
-                <w:rFonts w:ascii="Times New Roman" w:hAnsi="Times New Roman" w:cs="Times New Roman" w:eastAsia="Times New Roman"/>
-                <w:b w:val="0"/>
-                <w:i w:val="0"/>
-                <w:sz w:val="22"/>
-              </w:rPr>
-              <w:t>Tuần 3 là mốc sớm có chủ đích, còn đủ thời gian đổi cách: chuyển sang khoá bi quan trên hàng dữ liệu phòng. Chậm hơn nhưng vẫn đúng, và sự chênh lệch đó tự nó là kết quả nghiên cứu đáng báo cáo</w:t>
-            </w:r>
-          </w:p>
-        </w:tc>
-      </w:tr>
-      <w:tr>
-        <w:tc>
-          <w:tcPr>
-            <w:tcW w:type="dxa" w:w="1814"/>
-          </w:tcPr>
-          <w:p>
-            <w:pPr>
-              <w:spacing w:lineRule="auto" w:line="240" w:before="20" w:after="20"/>
-              <w:jc w:val="left"/>
-            </w:pPr>
-            <w:r/>
-            <w:r>
-              <w:rPr>
-                <w:rFonts w:ascii="Times New Roman" w:hAnsi="Times New Roman" w:cs="Times New Roman" w:eastAsia="Times New Roman"/>
-                <w:b w:val="0"/>
-                <w:i w:val="0"/>
-                <w:sz w:val="22"/>
-              </w:rPr>
-              <w:t>2</w:t>
-            </w:r>
-          </w:p>
-        </w:tc>
-        <w:tc>
-          <w:tcPr>
-            <w:tcW w:type="dxa" w:w="1814"/>
-          </w:tcPr>
-          <w:p>
-            <w:pPr>
-              <w:spacing w:lineRule="auto" w:line="240" w:before="20" w:after="20"/>
-              <w:jc w:val="left"/>
-            </w:pPr>
-            <w:r/>
-            <w:r>
-              <w:rPr>
-                <w:rFonts w:ascii="Times New Roman" w:hAnsi="Times New Roman" w:cs="Times New Roman" w:eastAsia="Times New Roman"/>
-                <w:b w:val="0"/>
-                <w:i w:val="0"/>
-                <w:sz w:val="22"/>
-              </w:rPr>
-              <w:t>Không xin được tài khoản thử của dịch vụ thanh toán</w:t>
-            </w:r>
-          </w:p>
-        </w:tc>
-        <w:tc>
-          <w:tcPr>
-            <w:tcW w:type="dxa" w:w="1814"/>
-          </w:tcPr>
-          <w:p>
-            <w:pPr>
-              <w:spacing w:lineRule="auto" w:line="240" w:before="20" w:after="20"/>
-              <w:jc w:val="left"/>
-            </w:pPr>
-            <w:r/>
-            <w:r>
-              <w:rPr>
-                <w:rFonts w:ascii="Times New Roman" w:hAnsi="Times New Roman" w:cs="Times New Roman" w:eastAsia="Times New Roman"/>
-                <w:b w:val="0"/>
-                <w:i w:val="0"/>
-                <w:sz w:val="22"/>
-              </w:rPr>
-              <w:t>Trung bình</w:t>
-            </w:r>
-          </w:p>
-        </w:tc>
-        <w:tc>
-          <w:tcPr>
-            <w:tcW w:type="dxa" w:w="1814"/>
-          </w:tcPr>
-          <w:p>
-            <w:pPr>
-              <w:spacing w:lineRule="auto" w:line="240" w:before="20" w:after="20"/>
-              <w:jc w:val="left"/>
-            </w:pPr>
-            <w:r/>
-            <w:r>
-              <w:rPr>
-                <w:rFonts w:ascii="Times New Roman" w:hAnsi="Times New Roman" w:cs="Times New Roman" w:eastAsia="Times New Roman"/>
-                <w:b w:val="0"/>
-                <w:i w:val="0"/>
-                <w:sz w:val="22"/>
-              </w:rPr>
-              <w:t>Lớn — chặn tuần 5</w:t>
-            </w:r>
-          </w:p>
-        </w:tc>
-        <w:tc>
-          <w:tcPr>
-            <w:tcW w:type="dxa" w:w="1814"/>
-          </w:tcPr>
-          <w:p>
-            <w:pPr>
-              <w:spacing w:lineRule="auto" w:line="240" w:before="20" w:after="20"/>
-              <w:jc w:val="left"/>
-            </w:pPr>
-            <w:r/>
-            <w:r>
-              <w:rPr>
-                <w:rFonts w:ascii="Times New Roman" w:hAnsi="Times New Roman" w:cs="Times New Roman" w:eastAsia="Times New Roman"/>
-                <w:b w:val="0"/>
-                <w:i w:val="0"/>
-                <w:sz w:val="22"/>
-              </w:rPr>
-              <w:t>Tự dựng bộ giả lập webhook gọi đúng giao diện lập trình ứng dụng thật. Luồng nghiệp vụ và phần kiểm thử không đổi; chỉ nguồn gọi là giả</w:t>
-            </w:r>
-          </w:p>
-        </w:tc>
-      </w:tr>
-      <w:tr>
-        <w:tc>
-          <w:tcPr>
-            <w:tcW w:type="dxa" w:w="1814"/>
-          </w:tcPr>
-          <w:p>
-            <w:pPr>
-              <w:spacing w:lineRule="auto" w:line="240" w:before="20" w:after="20"/>
-              <w:jc w:val="left"/>
-            </w:pPr>
-            <w:r/>
-            <w:r>
-              <w:rPr>
-                <w:rFonts w:ascii="Times New Roman" w:hAnsi="Times New Roman" w:cs="Times New Roman" w:eastAsia="Times New Roman"/>
-                <w:b w:val="0"/>
-                <w:i w:val="0"/>
-                <w:sz w:val="22"/>
-              </w:rPr>
-              <w:t>3</w:t>
-            </w:r>
-          </w:p>
-        </w:tc>
-        <w:tc>
-          <w:tcPr>
-            <w:tcW w:type="dxa" w:w="1814"/>
-          </w:tcPr>
-          <w:p>
-            <w:pPr>
-              <w:spacing w:lineRule="auto" w:line="240" w:before="20" w:after="20"/>
-              <w:jc w:val="left"/>
-            </w:pPr>
-            <w:r/>
-            <w:r>
-              <w:rPr>
-                <w:rFonts w:ascii="Times New Roman" w:hAnsi="Times New Roman" w:cs="Times New Roman" w:eastAsia="Times New Roman"/>
-                <w:b w:val="0"/>
-                <w:i w:val="0"/>
-                <w:sz w:val="22"/>
-              </w:rPr>
-              <w:t>Kiểm thử tích hợp cần cơ sở dữ liệu thật trong container, máy cá nhân không chạy nổi</w:t>
-            </w:r>
-          </w:p>
-        </w:tc>
-        <w:tc>
-          <w:tcPr>
-            <w:tcW w:type="dxa" w:w="1814"/>
-          </w:tcPr>
-          <w:p>
-            <w:pPr>
-              <w:spacing w:lineRule="auto" w:line="240" w:before="20" w:after="20"/>
-              <w:jc w:val="left"/>
-            </w:pPr>
-            <w:r/>
-            <w:r>
-              <w:rPr>
-                <w:rFonts w:ascii="Times New Roman" w:hAnsi="Times New Roman" w:cs="Times New Roman" w:eastAsia="Times New Roman"/>
-                <w:b w:val="0"/>
-                <w:i w:val="0"/>
-                <w:sz w:val="22"/>
-              </w:rPr>
-              <w:t>Thấp</w:t>
-            </w:r>
-          </w:p>
-        </w:tc>
-        <w:tc>
-          <w:tcPr>
-            <w:tcW w:type="dxa" w:w="1814"/>
-          </w:tcPr>
-          <w:p>
-            <w:pPr>
-              <w:spacing w:lineRule="auto" w:line="240" w:before="20" w:after="20"/>
-              <w:jc w:val="left"/>
-            </w:pPr>
-            <w:r/>
-            <w:r>
-              <w:rPr>
-                <w:rFonts w:ascii="Times New Roman" w:hAnsi="Times New Roman" w:cs="Times New Roman" w:eastAsia="Times New Roman"/>
-                <w:b w:val="0"/>
-                <w:i w:val="0"/>
-                <w:sz w:val="22"/>
-              </w:rPr>
-              <w:t>Trung bình</w:t>
-            </w:r>
-          </w:p>
-        </w:tc>
-        <w:tc>
-          <w:tcPr>
-            <w:tcW w:type="dxa" w:w="1814"/>
-          </w:tcPr>
-          <w:p>
-            <w:pPr>
-              <w:spacing w:lineRule="auto" w:line="240" w:before="20" w:after="20"/>
-              <w:jc w:val="left"/>
-            </w:pPr>
-            <w:r/>
-            <w:r>
-              <w:rPr>
-                <w:rFonts w:ascii="Times New Roman" w:hAnsi="Times New Roman" w:cs="Times New Roman" w:eastAsia="Times New Roman"/>
-                <w:b w:val="0"/>
-                <w:i w:val="0"/>
-                <w:sz w:val="22"/>
-              </w:rPr>
-              <w:t>Hạ số ca chạy song song và chạy theo nhóm; chấp nhận bộ kiểm thử chạy lâu hơn, không chấp nhận giả lập cơ sở dữ liệu</w:t>
-            </w:r>
-          </w:p>
-        </w:tc>
-      </w:tr>
-      <w:tr>
-        <w:tc>
-          <w:tcPr>
-            <w:tcW w:type="dxa" w:w="1814"/>
-          </w:tcPr>
-          <w:p>
-            <w:pPr>
-              <w:spacing w:lineRule="auto" w:line="240" w:before="20" w:after="20"/>
-              <w:jc w:val="left"/>
-            </w:pPr>
-            <w:r/>
-            <w:r>
-              <w:rPr>
-                <w:rFonts w:ascii="Times New Roman" w:hAnsi="Times New Roman" w:cs="Times New Roman" w:eastAsia="Times New Roman"/>
-                <w:b w:val="0"/>
-                <w:i w:val="0"/>
-                <w:sz w:val="22"/>
-              </w:rPr>
-              <w:t>4</w:t>
-            </w:r>
-          </w:p>
-        </w:tc>
-        <w:tc>
-          <w:tcPr>
-            <w:tcW w:type="dxa" w:w="1814"/>
-          </w:tcPr>
-          <w:p>
-            <w:pPr>
-              <w:spacing w:lineRule="auto" w:line="240" w:before="20" w:after="20"/>
-              <w:jc w:val="left"/>
-            </w:pPr>
-            <w:r/>
-            <w:r>
-              <w:rPr>
-                <w:rFonts w:ascii="Times New Roman" w:hAnsi="Times New Roman" w:cs="Times New Roman" w:eastAsia="Times New Roman"/>
-                <w:b w:val="0"/>
-                <w:i w:val="0"/>
-                <w:sz w:val="22"/>
-              </w:rPr>
-              <w:t>Phạm vi phình ra vì phát sinh yêu cầu mới giữa chừng</w:t>
-            </w:r>
-          </w:p>
-        </w:tc>
-        <w:tc>
-          <w:tcPr>
-            <w:tcW w:type="dxa" w:w="1814"/>
-          </w:tcPr>
-          <w:p>
-            <w:pPr>
-              <w:spacing w:lineRule="auto" w:line="240" w:before="20" w:after="20"/>
-              <w:jc w:val="left"/>
-            </w:pPr>
-            <w:r/>
-            <w:r>
-              <w:rPr>
-                <w:rFonts w:ascii="Times New Roman" w:hAnsi="Times New Roman" w:cs="Times New Roman" w:eastAsia="Times New Roman"/>
-                <w:b/>
-                <w:i w:val="0"/>
-                <w:sz w:val="22"/>
-              </w:rPr>
-              <w:t>Cao</w:t>
-            </w:r>
-          </w:p>
-        </w:tc>
-        <w:tc>
-          <w:tcPr>
-            <w:tcW w:type="dxa" w:w="1814"/>
-          </w:tcPr>
-          <w:p>
-            <w:pPr>
-              <w:spacing w:lineRule="auto" w:line="240" w:before="20" w:after="20"/>
-              <w:jc w:val="left"/>
-            </w:pPr>
-            <w:r/>
-            <w:r>
-              <w:rPr>
-                <w:rFonts w:ascii="Times New Roman" w:hAnsi="Times New Roman" w:cs="Times New Roman" w:eastAsia="Times New Roman"/>
-                <w:b w:val="0"/>
-                <w:i w:val="0"/>
-                <w:sz w:val="22"/>
-              </w:rPr>
-              <w:t>Lớn</w:t>
-            </w:r>
-          </w:p>
-        </w:tc>
-        <w:tc>
-          <w:tcPr>
-            <w:tcW w:type="dxa" w:w="1814"/>
-          </w:tcPr>
-          <w:p>
-            <w:pPr>
-              <w:spacing w:lineRule="auto" w:line="240" w:before="20" w:after="20"/>
-              <w:jc w:val="left"/>
-            </w:pPr>
-            <w:r/>
-            <w:r>
-              <w:rPr>
-                <w:rFonts w:ascii="Times New Roman" w:hAnsi="Times New Roman" w:cs="Times New Roman" w:eastAsia="Times New Roman"/>
-                <w:b w:val="0"/>
-                <w:i w:val="0"/>
-                <w:sz w:val="22"/>
-              </w:rPr>
-              <w:t>Mục 4.3 đã liệt kê sẵn những gì đề tài KHÔNG làm. Mọi yêu cầu mới ghi vào mục "hướng phát triển", không đưa vào phạm vi nghiệm thu</w:t>
-            </w:r>
-          </w:p>
-        </w:tc>
-      </w:tr>
-      <w:tr>
-        <w:tc>
-          <w:tcPr>
-            <w:tcW w:type="dxa" w:w="1814"/>
-          </w:tcPr>
-          <w:p>
-            <w:pPr>
-              <w:spacing w:lineRule="auto" w:line="240" w:before="20" w:after="20"/>
-              <w:jc w:val="left"/>
-            </w:pPr>
-            <w:r/>
-            <w:r>
-              <w:rPr>
-                <w:rFonts w:ascii="Times New Roman" w:hAnsi="Times New Roman" w:cs="Times New Roman" w:eastAsia="Times New Roman"/>
-                <w:b w:val="0"/>
-                <w:i w:val="0"/>
-                <w:sz w:val="22"/>
-              </w:rPr>
-              <w:t>5</w:t>
-            </w:r>
-          </w:p>
-        </w:tc>
-        <w:tc>
-          <w:tcPr>
-            <w:tcW w:type="dxa" w:w="1814"/>
-          </w:tcPr>
-          <w:p>
-            <w:pPr>
-              <w:spacing w:lineRule="auto" w:line="240" w:before="20" w:after="20"/>
-              <w:jc w:val="left"/>
-            </w:pPr>
-            <w:r/>
-            <w:r>
-              <w:rPr>
-                <w:rFonts w:ascii="Times New Roman" w:hAnsi="Times New Roman" w:cs="Times New Roman" w:eastAsia="Times New Roman"/>
-                <w:b w:val="0"/>
-                <w:i w:val="0"/>
-                <w:sz w:val="22"/>
-              </w:rPr>
-              <w:t>Viết báo cáo dồn vào cuối, không kịp</w:t>
-            </w:r>
-          </w:p>
-        </w:tc>
-        <w:tc>
-          <w:tcPr>
-            <w:tcW w:type="dxa" w:w="1814"/>
-          </w:tcPr>
-          <w:p>
-            <w:pPr>
-              <w:spacing w:lineRule="auto" w:line="240" w:before="20" w:after="20"/>
-              <w:jc w:val="left"/>
-            </w:pPr>
-            <w:r/>
-            <w:r>
-              <w:rPr>
-                <w:rFonts w:ascii="Times New Roman" w:hAnsi="Times New Roman" w:cs="Times New Roman" w:eastAsia="Times New Roman"/>
-                <w:b/>
-                <w:i w:val="0"/>
-                <w:sz w:val="22"/>
-              </w:rPr>
-              <w:t>Cao</w:t>
-            </w:r>
-          </w:p>
-        </w:tc>
-        <w:tc>
-          <w:tcPr>
-            <w:tcW w:type="dxa" w:w="1814"/>
-          </w:tcPr>
-          <w:p>
-            <w:pPr>
-              <w:spacing w:lineRule="auto" w:line="240" w:before="20" w:after="20"/>
-              <w:jc w:val="left"/>
-            </w:pPr>
-            <w:r/>
-            <w:r>
-              <w:rPr>
-                <w:rFonts w:ascii="Times New Roman" w:hAnsi="Times New Roman" w:cs="Times New Roman" w:eastAsia="Times New Roman"/>
-                <w:b/>
-                <w:i w:val="0"/>
-                <w:sz w:val="22"/>
-              </w:rPr>
-              <w:t>Nghiêm trọng</w:t>
-            </w:r>
-            <w:r>
-              <w:rPr>
-                <w:rFonts w:ascii="Times New Roman" w:hAnsi="Times New Roman" w:cs="Times New Roman" w:eastAsia="Times New Roman"/>
-                <w:b w:val="0"/>
-                <w:i w:val="0"/>
-                <w:sz w:val="22"/>
-              </w:rPr>
-              <w:t xml:space="preserve"> — tám tuần không có tuần nào dành riêng cho việc viết</w:t>
-            </w:r>
-          </w:p>
-        </w:tc>
-        <w:tc>
-          <w:tcPr>
-            <w:tcW w:type="dxa" w:w="1814"/>
-          </w:tcPr>
-          <w:p>
-            <w:pPr>
-              <w:spacing w:lineRule="auto" w:line="240" w:before="20" w:after="20"/>
-              <w:jc w:val="left"/>
-            </w:pPr>
-            <w:r/>
-            <w:r>
-              <w:rPr>
-                <w:rFonts w:ascii="Times New Roman" w:hAnsi="Times New Roman" w:cs="Times New Roman" w:eastAsia="Times New Roman"/>
-                <w:b w:val="0"/>
-                <w:i w:val="0"/>
-                <w:sz w:val="22"/>
-              </w:rPr>
-              <w:t>Viết dần từ tuần 1: mỗi tuần ghi lại quyết định và kết quả đo được ngay khi còn nhớ, để tuần 7 và 8 chỉ còn việc biên tập lại. Mốc nộp bản thảo hai chương đầu ở tuần 7 là chốt chặn</w:t>
-            </w:r>
-          </w:p>
-        </w:tc>
-      </w:tr>
-      <w:tr>
-        <w:tc>
-          <w:tcPr>
-            <w:tcW w:type="dxa" w:w="1814"/>
-          </w:tcPr>
-          <w:p>
-            <w:pPr>
-              <w:spacing w:lineRule="auto" w:line="240" w:before="20" w:after="20"/>
-              <w:jc w:val="left"/>
-            </w:pPr>
-            <w:r/>
-            <w:r>
-              <w:rPr>
-                <w:rFonts w:ascii="Times New Roman" w:hAnsi="Times New Roman" w:cs="Times New Roman" w:eastAsia="Times New Roman"/>
-                <w:b w:val="0"/>
-                <w:i w:val="0"/>
-                <w:sz w:val="22"/>
-              </w:rPr>
-              <w:t>6</w:t>
-            </w:r>
-          </w:p>
-        </w:tc>
-        <w:tc>
-          <w:tcPr>
-            <w:tcW w:type="dxa" w:w="1814"/>
-          </w:tcPr>
-          <w:p>
-            <w:pPr>
-              <w:spacing w:lineRule="auto" w:line="240" w:before="20" w:after="20"/>
-              <w:jc w:val="left"/>
-            </w:pPr>
-            <w:r/>
-            <w:r>
-              <w:rPr>
-                <w:rFonts w:ascii="Times New Roman" w:hAnsi="Times New Roman" w:cs="Times New Roman" w:eastAsia="Times New Roman"/>
-                <w:b w:val="0"/>
-                <w:i w:val="0"/>
-                <w:sz w:val="22"/>
-              </w:rPr>
-              <w:t>Quên nộp báo cáo tiến độ hoặc không commit đủ tuần</w:t>
-            </w:r>
-          </w:p>
-        </w:tc>
-        <w:tc>
-          <w:tcPr>
-            <w:tcW w:type="dxa" w:w="1814"/>
-          </w:tcPr>
-          <w:p>
-            <w:pPr>
-              <w:spacing w:lineRule="auto" w:line="240" w:before="20" w:after="20"/>
-              <w:jc w:val="left"/>
-            </w:pPr>
-            <w:r/>
-            <w:r>
-              <w:rPr>
-                <w:rFonts w:ascii="Times New Roman" w:hAnsi="Times New Roman" w:cs="Times New Roman" w:eastAsia="Times New Roman"/>
-                <w:b w:val="0"/>
-                <w:i w:val="0"/>
-                <w:sz w:val="22"/>
-              </w:rPr>
-              <w:t>Trung bình</w:t>
-            </w:r>
-          </w:p>
-        </w:tc>
-        <w:tc>
-          <w:tcPr>
-            <w:tcW w:type="dxa" w:w="1814"/>
-          </w:tcPr>
-          <w:p>
-            <w:pPr>
-              <w:spacing w:lineRule="auto" w:line="240" w:before="20" w:after="20"/>
-              <w:jc w:val="left"/>
-            </w:pPr>
-            <w:r/>
-            <w:r>
-              <w:rPr>
-                <w:rFonts w:ascii="Times New Roman" w:hAnsi="Times New Roman" w:cs="Times New Roman" w:eastAsia="Times New Roman"/>
-                <w:b w:val="0"/>
-                <w:i w:val="0"/>
-                <w:sz w:val="22"/>
-              </w:rPr>
-              <w:t>Lớn — là tiêu chí chấm điểm</w:t>
-            </w:r>
-          </w:p>
-        </w:tc>
-        <w:tc>
-          <w:tcPr>
-            <w:tcW w:type="dxa" w:w="1814"/>
-          </w:tcPr>
-          <w:p>
-            <w:pPr>
-              <w:spacing w:lineRule="auto" w:line="240" w:before="20" w:after="20"/>
-              <w:jc w:val="left"/>
-            </w:pPr>
-            <w:r/>
-            <w:r>
-              <w:rPr>
-                <w:rFonts w:ascii="Times New Roman" w:hAnsi="Times New Roman" w:cs="Times New Roman" w:eastAsia="Times New Roman"/>
-                <w:b w:val="0"/>
-                <w:i w:val="0"/>
-                <w:sz w:val="22"/>
-              </w:rPr>
-              <w:t>Coi việc commit và nộp báo cáo tiến độ là một hạng mục cố định cuối mỗi tuần, ngang với công việc kỹ thuật của tuần đó</w:t>
-            </w:r>
-          </w:p>
-        </w:tc>
-      </w:tr>
-    </w:tbl>
-    <w:p>
-      <w:pPr>
-        <w:spacing w:lineRule="auto" w:line="360" w:before="120" w:after="120"/>
-        <w:jc w:val="both"/>
-      </w:pPr>
-      <w:r>
-        <w:rPr>
-          <w:rFonts w:ascii="Times New Roman" w:hAnsi="Times New Roman" w:cs="Times New Roman" w:eastAsia="Times New Roman"/>
-          <w:b w:val="0"/>
-          <w:i w:val="0"/>
-          <w:sz w:val="26"/>
-        </w:rPr>
-        <w:t>Trong sáu rủi ro trên, ba rủi ro số 1, 4 và 5 cần theo dõi sát nhất. Rủi ro số 1 quyết định đề tài có đạt mục tiêu cốt lõi hay không; rủi ro số 4 và số 5 là hai nguyên nhân thường gặp khiến một đồ án đủ năng lực vẫn không hoàn thành đúng hạn.</w:t>
       </w:r>
     </w:p>
     <w:p>

--- a/thesis/doc/de-cuong-do-an.docx
+++ b/thesis/doc/de-cuong-do-an.docx
@@ -165,7 +165,7 @@
           <w:i w:val="0"/>
           <w:sz w:val="26"/>
         </w:rPr>
-        <w:t xml:space="preserve"> . . . . . . . . . . . . . . . . . . . . . . .</w:t>
+        <w:t xml:space="preserve"> Nguyễn Hồng Quân</w:t>
       </w:r>
     </w:p>
     <w:p>
@@ -190,7 +190,7 @@
           <w:i w:val="0"/>
           <w:sz w:val="26"/>
         </w:rPr>
-        <w:t xml:space="preserve"> . . . . . . . . . . . . . . .</w:t>
+        <w:t xml:space="preserve"> 170123592</w:t>
       </w:r>
     </w:p>
     <w:p>
@@ -215,7 +215,7 @@
           <w:i w:val="0"/>
           <w:sz w:val="26"/>
         </w:rPr>
-        <w:t xml:space="preserve"> . . . . . . . . . . . . . . .</w:t>
+        <w:t xml:space="preserve"> DX23TT11</w:t>
       </w:r>
     </w:p>
     <w:p>
@@ -8921,7 +8921,7 @@
         <w:i w:val="0"/>
         <w:sz w:val="22"/>
       </w:rPr>
-      <w:t>. . . . . . . . . . . . . . . . . .  -  MSSV . . . . . . . . . . . .  -  Lớp . . . . . . . . . . . .</w:t>
+      <w:t>Nguyễn Hồng Quân  -  MSSV 170123592  -  Lớp DX23TT11</w:t>
     </w:r>
     <w:r>
       <w:rPr>

--- a/thesis/doc/de-cuong-do-an.docx
+++ b/thesis/doc/de-cuong-do-an.docx
@@ -7833,25 +7833,7 @@
           <w:i w:val="0"/>
           <w:sz w:val="26"/>
         </w:rPr>
-        <w:t xml:space="preserve"> và nộp báo cáo tiến độ hàng tuần vào thư mục </w:t>
-      </w:r>
-      <w:r>
-        <w:rPr>
-          <w:rFonts w:ascii="Consolas" w:hAnsi="Consolas" w:cs="Consolas" w:eastAsia="Consolas"/>
-          <w:b w:val="0"/>
-          <w:i w:val="0"/>
-          <w:sz w:val="23"/>
-        </w:rPr>
-        <w:t>progress-report/</w:t>
-      </w:r>
-      <w:r>
-        <w:rPr>
-          <w:rFonts w:ascii="Times New Roman" w:hAnsi="Times New Roman" w:cs="Times New Roman" w:eastAsia="Times New Roman"/>
-          <w:b w:val="0"/>
-          <w:i w:val="0"/>
-          <w:sz w:val="26"/>
-        </w:rPr>
-        <w:t xml:space="preserve">. Lịch sử commit là </w:t>
+        <w:t xml:space="preserve"> và nộp báo cáo tiến độ hàng tuần vào thư mục progress-report. Lịch sử commit là </w:t>
       </w:r>
       <w:r>
         <w:rPr>
@@ -7906,15 +7888,8 @@
           <w:i w:val="0"/>
           <w:sz w:val="26"/>
         </w:rPr>
-        <w:t>Đánh số theo IEEE thành một dãy liên tục: [1]–[4] công trình học thuật làm nền cho CH1 và CH2, [5]–[10] tài liệu kỹ thuật chính thức, [11]–[14] tiêu chuẩn và khuyến nghị, [15]–[16] văn bản của khoa.</w:t>
+        <w:t xml:space="preserve">Danh mục dự kiến, ghi theo định dạng IEEE và </w:t>
       </w:r>
-    </w:p>
-    <w:p>
-      <w:pPr>
-        <w:spacing w:lineRule="auto" w:line="360" w:before="160" w:after="160"/>
-        <w:ind w:left="454"/>
-        <w:jc w:val="both"/>
-      </w:pPr>
       <w:r>
         <w:rPr>
           <w:rFonts w:ascii="Times New Roman" w:hAnsi="Times New Roman" w:cs="Times New Roman" w:eastAsia="Times New Roman"/>
@@ -7922,7 +7897,7 @@
           <w:i w:val="0"/>
           <w:sz w:val="26"/>
         </w:rPr>
-        <w:t>Cần bổ sung trước khi nộp:</w:t>
+        <w:t>đánh số theo thứ tự từ điển</w:t>
       </w:r>
       <w:r>
         <w:rPr>
@@ -7931,7 +7906,7 @@
           <w:i w:val="0"/>
           <w:sz w:val="26"/>
         </w:rPr>
-        <w:t xml:space="preserve"> các tài liệu [5]–[14] phải ghi kèm số phiên bản và ngày truy cập. Mức hoa hồng nêu ở mục 2.3.1 phải dẫn đúng trang biểu phí dành cho đối tác của từng sàn, kèm ngày truy cập.</w:t>
+        <w:t xml:space="preserve"> đúng quy định của khoa. Bản đầy đủ hoàn thiện trong quyển báo cáo.</w:t>
       </w:r>
     </w:p>
     <w:p>
@@ -7951,17 +7926,19 @@
           <w:i w:val="0"/>
           <w:sz w:val="26"/>
         </w:rPr>
-        <w:t xml:space="preserve">H. Berenson, P. Bernstein, J. Gray, J. Melton, E. O'Neil và P. O'Neil, </w:t>
+        <w:t>Angular — tài liệu chính thức.</w:t>
       </w:r>
-      <w:r>
-        <w:rPr>
-          <w:rFonts w:ascii="Times New Roman" w:hAnsi="Times New Roman" w:cs="Times New Roman" w:eastAsia="Times New Roman"/>
-          <w:b w:val="0"/>
-          <w:i/>
-          <w:sz w:val="26"/>
-        </w:rPr>
-        <w:t>"A Critique of ANSI SQL Isolation Levels"</w:t>
-      </w:r>
+    </w:p>
+    <w:p>
+      <w:pPr>
+        <w:pStyle w:val="ListNumber"/>
+        <w:numPr>
+          <w:ilvl w:val="0"/>
+          <w:numId w:val="13"/>
+        </w:numPr>
+        <w:spacing w:lineRule="auto" w:line="360" w:before="60" w:after="60"/>
+        <w:jc w:val="both"/>
+      </w:pPr>
       <w:r>
         <w:rPr>
           <w:rFonts w:ascii="Times New Roman" w:hAnsi="Times New Roman" w:cs="Times New Roman" w:eastAsia="Times New Roman"/>
@@ -7969,83 +7946,7 @@
           <w:i w:val="0"/>
           <w:sz w:val="26"/>
         </w:rPr>
-        <w:t>, ACM SIGMOD, 1995.</w:t>
-      </w:r>
-    </w:p>
-    <w:p>
-      <w:pPr>
-        <w:pStyle w:val="ListNumber"/>
-        <w:numPr>
-          <w:ilvl w:val="0"/>
-          <w:numId w:val="13"/>
-        </w:numPr>
-        <w:spacing w:lineRule="auto" w:line="360" w:before="60" w:after="60"/>
-        <w:jc w:val="both"/>
-      </w:pPr>
-      <w:r>
-        <w:rPr>
-          <w:rFonts w:ascii="Times New Roman" w:hAnsi="Times New Roman" w:cs="Times New Roman" w:eastAsia="Times New Roman"/>
-          <w:b w:val="0"/>
-          <w:i w:val="0"/>
-          <w:sz w:val="26"/>
-        </w:rPr>
-        <w:t xml:space="preserve">A. Fekete, D. Liarokapis, E. O'Neil, P. O'Neil và D. Shasha, </w:t>
-      </w:r>
-      <w:r>
-        <w:rPr>
-          <w:rFonts w:ascii="Times New Roman" w:hAnsi="Times New Roman" w:cs="Times New Roman" w:eastAsia="Times New Roman"/>
-          <w:b w:val="0"/>
-          <w:i/>
-          <w:sz w:val="26"/>
-        </w:rPr>
-        <w:t>"Making Snapshot Isolation Serializable"</w:t>
-      </w:r>
-      <w:r>
-        <w:rPr>
-          <w:rFonts w:ascii="Times New Roman" w:hAnsi="Times New Roman" w:cs="Times New Roman" w:eastAsia="Times New Roman"/>
-          <w:b w:val="0"/>
-          <w:i w:val="0"/>
-          <w:sz w:val="26"/>
-        </w:rPr>
-        <w:t>, ACM Transactions on Database Systems, 2005.</w:t>
-      </w:r>
-    </w:p>
-    <w:p>
-      <w:pPr>
-        <w:pStyle w:val="ListNumber"/>
-        <w:numPr>
-          <w:ilvl w:val="0"/>
-          <w:numId w:val="13"/>
-        </w:numPr>
-        <w:spacing w:lineRule="auto" w:line="360" w:before="60" w:after="60"/>
-        <w:jc w:val="both"/>
-      </w:pPr>
-      <w:r>
-        <w:rPr>
-          <w:rFonts w:ascii="Times New Roman" w:hAnsi="Times New Roman" w:cs="Times New Roman" w:eastAsia="Times New Roman"/>
-          <w:b w:val="0"/>
-          <w:i w:val="0"/>
-          <w:sz w:val="26"/>
-        </w:rPr>
-        <w:t xml:space="preserve">D. R. K. Ports và K. Grittner, </w:t>
-      </w:r>
-      <w:r>
-        <w:rPr>
-          <w:rFonts w:ascii="Times New Roman" w:hAnsi="Times New Roman" w:cs="Times New Roman" w:eastAsia="Times New Roman"/>
-          <w:b w:val="0"/>
-          <w:i/>
-          <w:sz w:val="26"/>
-        </w:rPr>
-        <w:t>"Serializable Snapshot Isolation in PostgreSQL"</w:t>
-      </w:r>
-      <w:r>
-        <w:rPr>
-          <w:rFonts w:ascii="Times New Roman" w:hAnsi="Times New Roman" w:cs="Times New Roman" w:eastAsia="Times New Roman"/>
-          <w:b w:val="0"/>
-          <w:i w:val="0"/>
-          <w:sz w:val="26"/>
-        </w:rPr>
-        <w:t>, Proceedings of the VLDB Endowment, 2012.</w:t>
+        <w:t>H. Berenson, P. Bernstein, J. Gray, J. Melton, E. O'Neil và P. O'Neil, "A Critique of ANSI SQL Isolation Levels," ACM SIGMOD, 1995.</w:t>
       </w:r>
     </w:p>
     <w:p>
@@ -8103,8 +8004,126 @@
           <w:i w:val="0"/>
           <w:sz w:val="26"/>
         </w:rPr>
-        <w:t xml:space="preserve">Tài liệu chính thức của </w:t>
+        <w:t xml:space="preserve">Bộ biểu mẫu </w:t>
       </w:r>
+      <w:r>
+        <w:rPr>
+          <w:rFonts w:ascii="Times New Roman" w:hAnsi="Times New Roman" w:cs="Times New Roman" w:eastAsia="Times New Roman"/>
+          <w:b/>
+          <w:i w:val="0"/>
+          <w:sz w:val="26"/>
+        </w:rPr>
+        <w:t>BM5</w:t>
+      </w:r>
+      <w:r>
+        <w:rPr>
+          <w:rFonts w:ascii="Times New Roman" w:hAnsi="Times New Roman" w:cs="Times New Roman" w:eastAsia="Times New Roman"/>
+          <w:b w:val="0"/>
+          <w:i w:val="0"/>
+          <w:sz w:val="26"/>
+        </w:rPr>
+        <w:t xml:space="preserve"> — Khoa Kỹ thuật và Công nghệ, Trường Đại học Trà Vinh.</w:t>
+      </w:r>
+    </w:p>
+    <w:p>
+      <w:pPr>
+        <w:pStyle w:val="ListNumber"/>
+        <w:numPr>
+          <w:ilvl w:val="0"/>
+          <w:numId w:val="13"/>
+        </w:numPr>
+        <w:spacing w:lineRule="auto" w:line="360" w:before="60" w:after="60"/>
+        <w:jc w:val="both"/>
+      </w:pPr>
+      <w:r>
+        <w:rPr>
+          <w:rFonts w:ascii="Times New Roman" w:hAnsi="Times New Roman" w:cs="Times New Roman" w:eastAsia="Times New Roman"/>
+          <w:b w:val="0"/>
+          <w:i w:val="0"/>
+          <w:sz w:val="26"/>
+        </w:rPr>
+        <w:t>Docker Compose và Testcontainers — tài liệu chính thức.</w:t>
+      </w:r>
+    </w:p>
+    <w:p>
+      <w:pPr>
+        <w:pStyle w:val="ListNumber"/>
+        <w:numPr>
+          <w:ilvl w:val="0"/>
+          <w:numId w:val="13"/>
+        </w:numPr>
+        <w:spacing w:lineRule="auto" w:line="360" w:before="60" w:after="60"/>
+        <w:jc w:val="both"/>
+      </w:pPr>
+      <w:r>
+        <w:rPr>
+          <w:rFonts w:ascii="Times New Roman" w:hAnsi="Times New Roman" w:cs="Times New Roman" w:eastAsia="Times New Roman"/>
+          <w:b w:val="0"/>
+          <w:i w:val="0"/>
+          <w:sz w:val="26"/>
+        </w:rPr>
+        <w:t>A. Fekete, D. Liarokapis, E. O'Neil, P. O'Neil và D. Shasha, "Making Snapshot Isolation Serializable," ACM Transactions on Database Systems, 2005.</w:t>
+      </w:r>
+    </w:p>
+    <w:p>
+      <w:pPr>
+        <w:pStyle w:val="ListNumber"/>
+        <w:numPr>
+          <w:ilvl w:val="0"/>
+          <w:numId w:val="13"/>
+        </w:numPr>
+        <w:spacing w:lineRule="auto" w:line="360" w:before="60" w:after="60"/>
+        <w:jc w:val="both"/>
+      </w:pPr>
+      <w:r>
+        <w:rPr>
+          <w:rFonts w:ascii="Times New Roman" w:hAnsi="Times New Roman" w:cs="Times New Roman" w:eastAsia="Times New Roman"/>
+          <w:b/>
+          <w:i w:val="0"/>
+          <w:sz w:val="26"/>
+        </w:rPr>
+        <w:t>OWASP Top Ten</w:t>
+      </w:r>
+      <w:r>
+        <w:rPr>
+          <w:rFonts w:ascii="Times New Roman" w:hAnsi="Times New Roman" w:cs="Times New Roman" w:eastAsia="Times New Roman"/>
+          <w:b w:val="0"/>
+          <w:i w:val="0"/>
+          <w:sz w:val="26"/>
+        </w:rPr>
+        <w:t xml:space="preserve"> — rủi ro bảo mật ứng dụng web, OWASP Foundation.</w:t>
+      </w:r>
+    </w:p>
+    <w:p>
+      <w:pPr>
+        <w:pStyle w:val="ListNumber"/>
+        <w:numPr>
+          <w:ilvl w:val="0"/>
+          <w:numId w:val="13"/>
+        </w:numPr>
+        <w:spacing w:lineRule="auto" w:line="360" w:before="60" w:after="60"/>
+        <w:jc w:val="both"/>
+      </w:pPr>
+      <w:r>
+        <w:rPr>
+          <w:rFonts w:ascii="Times New Roman" w:hAnsi="Times New Roman" w:cs="Times New Roman" w:eastAsia="Times New Roman"/>
+          <w:b w:val="0"/>
+          <w:i w:val="0"/>
+          <w:sz w:val="26"/>
+        </w:rPr>
+        <w:t>D. R. K. Ports và K. Grittner, "Serializable Snapshot Isolation in PostgreSQL," Proceedings of the VLDB Endowment, 2012.</w:t>
+      </w:r>
+    </w:p>
+    <w:p>
+      <w:pPr>
+        <w:pStyle w:val="ListNumber"/>
+        <w:numPr>
+          <w:ilvl w:val="0"/>
+          <w:numId w:val="13"/>
+        </w:numPr>
+        <w:spacing w:lineRule="auto" w:line="360" w:before="60" w:after="60"/>
+        <w:jc w:val="both"/>
+      </w:pPr>
       <w:r>
         <w:rPr>
           <w:rFonts w:ascii="Times New Roman" w:hAnsi="Times New Roman" w:cs="Times New Roman" w:eastAsia="Times New Roman"/>
@@ -8121,25 +8140,7 @@
           <w:i w:val="0"/>
           <w:sz w:val="26"/>
         </w:rPr>
-        <w:t xml:space="preserve"> — chương </w:t>
-      </w:r>
-      <w:r>
-        <w:rPr>
-          <w:rFonts w:ascii="Times New Roman" w:hAnsi="Times New Roman" w:cs="Times New Roman" w:eastAsia="Times New Roman"/>
-          <w:b/>
-          <w:i w:val="0"/>
-          <w:sz w:val="26"/>
-        </w:rPr>
-        <w:t>Transaction Isolation</w:t>
-      </w:r>
-      <w:r>
-        <w:rPr>
-          <w:rFonts w:ascii="Times New Roman" w:hAnsi="Times New Roman" w:cs="Times New Roman" w:eastAsia="Times New Roman"/>
-          <w:b w:val="0"/>
-          <w:i w:val="0"/>
-          <w:sz w:val="26"/>
-        </w:rPr>
-        <w:t>.</w:t>
+        <w:t xml:space="preserve"> — tài liệu chính thức, chương Index Types (chỉ mục tổng quát).</w:t>
       </w:r>
     </w:p>
     <w:p>
@@ -8152,15 +8153,6 @@
         <w:spacing w:lineRule="auto" w:line="360" w:before="60" w:after="60"/>
         <w:jc w:val="both"/>
       </w:pPr>
-      <w:r>
-        <w:rPr>
-          <w:rFonts w:ascii="Times New Roman" w:hAnsi="Times New Roman" w:cs="Times New Roman" w:eastAsia="Times New Roman"/>
-          <w:b w:val="0"/>
-          <w:i w:val="0"/>
-          <w:sz w:val="26"/>
-        </w:rPr>
-        <w:t xml:space="preserve">Tài liệu chính thức của </w:t>
-      </w:r>
       <w:r>
         <w:rPr>
           <w:rFonts w:ascii="Times New Roman" w:hAnsi="Times New Roman" w:cs="Times New Roman" w:eastAsia="Times New Roman"/>
@@ -8177,43 +8169,7 @@
           <w:i w:val="0"/>
           <w:sz w:val="26"/>
         </w:rPr>
-        <w:t xml:space="preserve"> — chương </w:t>
-      </w:r>
-      <w:r>
-        <w:rPr>
-          <w:rFonts w:ascii="Times New Roman" w:hAnsi="Times New Roman" w:cs="Times New Roman" w:eastAsia="Times New Roman"/>
-          <w:b/>
-          <w:i w:val="0"/>
-          <w:sz w:val="26"/>
-        </w:rPr>
-        <w:t>Range Types</w:t>
-      </w:r>
-      <w:r>
-        <w:rPr>
-          <w:rFonts w:ascii="Times New Roman" w:hAnsi="Times New Roman" w:cs="Times New Roman" w:eastAsia="Times New Roman"/>
-          <w:b w:val="0"/>
-          <w:i w:val="0"/>
-          <w:sz w:val="26"/>
-        </w:rPr>
-        <w:t xml:space="preserve"> và </w:t>
-      </w:r>
-      <w:r>
-        <w:rPr>
-          <w:rFonts w:ascii="Times New Roman" w:hAnsi="Times New Roman" w:cs="Times New Roman" w:eastAsia="Times New Roman"/>
-          <w:b/>
-          <w:i w:val="0"/>
-          <w:sz w:val="26"/>
-        </w:rPr>
-        <w:t>Constraints</w:t>
-      </w:r>
-      <w:r>
-        <w:rPr>
-          <w:rFonts w:ascii="Times New Roman" w:hAnsi="Times New Roman" w:cs="Times New Roman" w:eastAsia="Times New Roman"/>
-          <w:b w:val="0"/>
-          <w:i w:val="0"/>
-          <w:sz w:val="26"/>
-        </w:rPr>
-        <w:t xml:space="preserve"> (ràng buộc loại trừ).</w:t>
+        <w:t xml:space="preserve"> — tài liệu chính thức, chương Range Types và Constraints (ràng buộc loại trừ).</w:t>
       </w:r>
     </w:p>
     <w:p>
@@ -8226,15 +8182,6 @@
         <w:spacing w:lineRule="auto" w:line="360" w:before="60" w:after="60"/>
         <w:jc w:val="both"/>
       </w:pPr>
-      <w:r>
-        <w:rPr>
-          <w:rFonts w:ascii="Times New Roman" w:hAnsi="Times New Roman" w:cs="Times New Roman" w:eastAsia="Times New Roman"/>
-          <w:b w:val="0"/>
-          <w:i w:val="0"/>
-          <w:sz w:val="26"/>
-        </w:rPr>
-        <w:t xml:space="preserve">Tài liệu chính thức của </w:t>
-      </w:r>
       <w:r>
         <w:rPr>
           <w:rFonts w:ascii="Times New Roman" w:hAnsi="Times New Roman" w:cs="Times New Roman" w:eastAsia="Times New Roman"/>
@@ -8251,8 +8198,19 @@
           <w:i w:val="0"/>
           <w:sz w:val="26"/>
         </w:rPr>
-        <w:t xml:space="preserve"> — chương </w:t>
+        <w:t xml:space="preserve"> — tài liệu chính thức, chương Transaction Isolation.</w:t>
       </w:r>
+    </w:p>
+    <w:p>
+      <w:pPr>
+        <w:pStyle w:val="ListNumber"/>
+        <w:numPr>
+          <w:ilvl w:val="0"/>
+          <w:numId w:val="13"/>
+        </w:numPr>
+        <w:spacing w:lineRule="auto" w:line="360" w:before="60" w:after="60"/>
+        <w:jc w:val="both"/>
+      </w:pPr>
       <w:r>
         <w:rPr>
           <w:rFonts w:ascii="Times New Roman" w:hAnsi="Times New Roman" w:cs="Times New Roman" w:eastAsia="Times New Roman"/>
@@ -8260,7 +8218,7 @@
           <w:i w:val="0"/>
           <w:sz w:val="26"/>
         </w:rPr>
-        <w:t>Index Types</w:t>
+        <w:t>RFC 7519</w:t>
       </w:r>
       <w:r>
         <w:rPr>
@@ -8269,139 +8227,7 @@
           <w:i w:val="0"/>
           <w:sz w:val="26"/>
         </w:rPr>
-        <w:t xml:space="preserve"> (chỉ mục tổng quát).</w:t>
-      </w:r>
-    </w:p>
-    <w:p>
-      <w:pPr>
-        <w:pStyle w:val="ListNumber"/>
-        <w:numPr>
-          <w:ilvl w:val="0"/>
-          <w:numId w:val="13"/>
-        </w:numPr>
-        <w:spacing w:lineRule="auto" w:line="360" w:before="60" w:after="60"/>
-        <w:jc w:val="both"/>
-      </w:pPr>
-      <w:r>
-        <w:rPr>
-          <w:rFonts w:ascii="Times New Roman" w:hAnsi="Times New Roman" w:cs="Times New Roman" w:eastAsia="Times New Roman"/>
-          <w:b w:val="0"/>
-          <w:i w:val="0"/>
-          <w:sz w:val="26"/>
-        </w:rPr>
-        <w:t xml:space="preserve">Tài liệu chính thức của </w:t>
-      </w:r>
-      <w:r>
-        <w:rPr>
-          <w:rFonts w:ascii="Times New Roman" w:hAnsi="Times New Roman" w:cs="Times New Roman" w:eastAsia="Times New Roman"/>
-          <w:b/>
-          <w:i w:val="0"/>
-          <w:sz w:val="26"/>
-        </w:rPr>
-        <w:t>Spring Framework</w:t>
-      </w:r>
-      <w:r>
-        <w:rPr>
-          <w:rFonts w:ascii="Times New Roman" w:hAnsi="Times New Roman" w:cs="Times New Roman" w:eastAsia="Times New Roman"/>
-          <w:b w:val="0"/>
-          <w:i w:val="0"/>
-          <w:sz w:val="26"/>
-        </w:rPr>
-        <w:t xml:space="preserve"> — quản lý giao dịch.</w:t>
-      </w:r>
-    </w:p>
-    <w:p>
-      <w:pPr>
-        <w:pStyle w:val="ListNumber"/>
-        <w:numPr>
-          <w:ilvl w:val="0"/>
-          <w:numId w:val="13"/>
-        </w:numPr>
-        <w:spacing w:lineRule="auto" w:line="360" w:before="60" w:after="60"/>
-        <w:jc w:val="both"/>
-      </w:pPr>
-      <w:r>
-        <w:rPr>
-          <w:rFonts w:ascii="Times New Roman" w:hAnsi="Times New Roman" w:cs="Times New Roman" w:eastAsia="Times New Roman"/>
-          <w:b w:val="0"/>
-          <w:i w:val="0"/>
-          <w:sz w:val="26"/>
-        </w:rPr>
-        <w:t xml:space="preserve">Tài liệu chính thức của </w:t>
-      </w:r>
-      <w:r>
-        <w:rPr>
-          <w:rFonts w:ascii="Times New Roman" w:hAnsi="Times New Roman" w:cs="Times New Roman" w:eastAsia="Times New Roman"/>
-          <w:b/>
-          <w:i w:val="0"/>
-          <w:sz w:val="26"/>
-        </w:rPr>
-        <w:t>Angular</w:t>
-      </w:r>
-      <w:r>
-        <w:rPr>
-          <w:rFonts w:ascii="Times New Roman" w:hAnsi="Times New Roman" w:cs="Times New Roman" w:eastAsia="Times New Roman"/>
-          <w:b w:val="0"/>
-          <w:i w:val="0"/>
-          <w:sz w:val="26"/>
-        </w:rPr>
-        <w:t>.</w:t>
-      </w:r>
-    </w:p>
-    <w:p>
-      <w:pPr>
-        <w:pStyle w:val="ListNumber"/>
-        <w:numPr>
-          <w:ilvl w:val="0"/>
-          <w:numId w:val="13"/>
-        </w:numPr>
-        <w:spacing w:lineRule="auto" w:line="360" w:before="60" w:after="60"/>
-        <w:jc w:val="both"/>
-      </w:pPr>
-      <w:r>
-        <w:rPr>
-          <w:rFonts w:ascii="Times New Roman" w:hAnsi="Times New Roman" w:cs="Times New Roman" w:eastAsia="Times New Roman"/>
-          <w:b w:val="0"/>
-          <w:i w:val="0"/>
-          <w:sz w:val="26"/>
-        </w:rPr>
-        <w:t xml:space="preserve">Tài liệu chính thức của </w:t>
-      </w:r>
-      <w:r>
-        <w:rPr>
-          <w:rFonts w:ascii="Times New Roman" w:hAnsi="Times New Roman" w:cs="Times New Roman" w:eastAsia="Times New Roman"/>
-          <w:b/>
-          <w:i w:val="0"/>
-          <w:sz w:val="26"/>
-        </w:rPr>
-        <w:t>Docker Compose</w:t>
-      </w:r>
-      <w:r>
-        <w:rPr>
-          <w:rFonts w:ascii="Times New Roman" w:hAnsi="Times New Roman" w:cs="Times New Roman" w:eastAsia="Times New Roman"/>
-          <w:b w:val="0"/>
-          <w:i w:val="0"/>
-          <w:sz w:val="26"/>
-        </w:rPr>
-        <w:t xml:space="preserve"> và </w:t>
-      </w:r>
-      <w:r>
-        <w:rPr>
-          <w:rFonts w:ascii="Times New Roman" w:hAnsi="Times New Roman" w:cs="Times New Roman" w:eastAsia="Times New Roman"/>
-          <w:b/>
-          <w:i w:val="0"/>
-          <w:sz w:val="26"/>
-        </w:rPr>
-        <w:t>Testcontainers</w:t>
-      </w:r>
-      <w:r>
-        <w:rPr>
-          <w:rFonts w:ascii="Times New Roman" w:hAnsi="Times New Roman" w:cs="Times New Roman" w:eastAsia="Times New Roman"/>
-          <w:b w:val="0"/>
-          <w:i w:val="0"/>
-          <w:sz w:val="26"/>
-        </w:rPr>
-        <w:t>.</w:t>
+        <w:t xml:space="preserve"> — JSON Web Token, IETF.</w:t>
       </w:r>
     </w:p>
     <w:p>
@@ -8450,7 +8276,7 @@
           <w:i w:val="0"/>
           <w:sz w:val="26"/>
         </w:rPr>
-        <w:t>RFC 7519</w:t>
+        <w:t>Spring Framework</w:t>
       </w:r>
       <w:r>
         <w:rPr>
@@ -8459,65 +8285,7 @@
           <w:i w:val="0"/>
           <w:sz w:val="26"/>
         </w:rPr>
-        <w:t xml:space="preserve"> — JSON Web Token, IETF.</w:t>
-      </w:r>
-    </w:p>
-    <w:p>
-      <w:pPr>
-        <w:pStyle w:val="ListNumber"/>
-        <w:numPr>
-          <w:ilvl w:val="0"/>
-          <w:numId w:val="13"/>
-        </w:numPr>
-        <w:spacing w:lineRule="auto" w:line="360" w:before="60" w:after="60"/>
-        <w:jc w:val="both"/>
-      </w:pPr>
-      <w:r>
-        <w:rPr>
-          <w:rFonts w:ascii="Times New Roman" w:hAnsi="Times New Roman" w:cs="Times New Roman" w:eastAsia="Times New Roman"/>
-          <w:b/>
-          <w:i w:val="0"/>
-          <w:sz w:val="26"/>
-        </w:rPr>
-        <w:t>WCAG 2.1</w:t>
-      </w:r>
-      <w:r>
-        <w:rPr>
-          <w:rFonts w:ascii="Times New Roman" w:hAnsi="Times New Roman" w:cs="Times New Roman" w:eastAsia="Times New Roman"/>
-          <w:b w:val="0"/>
-          <w:i w:val="0"/>
-          <w:sz w:val="26"/>
-        </w:rPr>
-        <w:t xml:space="preserve"> — Web Content Accessibility Guidelines, W3C.</w:t>
-      </w:r>
-    </w:p>
-    <w:p>
-      <w:pPr>
-        <w:pStyle w:val="ListNumber"/>
-        <w:numPr>
-          <w:ilvl w:val="0"/>
-          <w:numId w:val="13"/>
-        </w:numPr>
-        <w:spacing w:lineRule="auto" w:line="360" w:before="60" w:after="60"/>
-        <w:jc w:val="both"/>
-      </w:pPr>
-      <w:r>
-        <w:rPr>
-          <w:rFonts w:ascii="Times New Roman" w:hAnsi="Times New Roman" w:cs="Times New Roman" w:eastAsia="Times New Roman"/>
-          <w:b/>
-          <w:i w:val="0"/>
-          <w:sz w:val="26"/>
-        </w:rPr>
-        <w:t>OWASP Top Ten</w:t>
-      </w:r>
-      <w:r>
-        <w:rPr>
-          <w:rFonts w:ascii="Times New Roman" w:hAnsi="Times New Roman" w:cs="Times New Roman" w:eastAsia="Times New Roman"/>
-          <w:b w:val="0"/>
-          <w:i w:val="0"/>
-          <w:sz w:val="26"/>
-        </w:rPr>
-        <w:t xml:space="preserve"> — rủi ro bảo mật ứng dụng web, OWASP Foundation.</w:t>
+        <w:t xml:space="preserve"> — tài liệu chính thức, phần quản lý giao dịch.</w:t>
       </w:r>
     </w:p>
     <w:p>
@@ -8571,20 +8339,11 @@
       <w:r>
         <w:rPr>
           <w:rFonts w:ascii="Times New Roman" w:hAnsi="Times New Roman" w:cs="Times New Roman" w:eastAsia="Times New Roman"/>
-          <w:b w:val="0"/>
-          <w:i w:val="0"/>
-          <w:sz w:val="26"/>
-        </w:rPr>
-        <w:t xml:space="preserve">Bộ biểu mẫu </w:t>
-      </w:r>
-      <w:r>
-        <w:rPr>
-          <w:rFonts w:ascii="Times New Roman" w:hAnsi="Times New Roman" w:cs="Times New Roman" w:eastAsia="Times New Roman"/>
           <w:b/>
           <w:i w:val="0"/>
           <w:sz w:val="26"/>
         </w:rPr>
-        <w:t>BM5</w:t>
+        <w:t>WCAG 2.1</w:t>
       </w:r>
       <w:r>
         <w:rPr>
@@ -8593,7 +8352,32 @@
           <w:i w:val="0"/>
           <w:sz w:val="26"/>
         </w:rPr>
-        <w:t xml:space="preserve"> — Khoa Kỹ thuật và Công nghệ, Trường Đại học Trà Vinh.</w:t>
+        <w:t xml:space="preserve"> — Web Content Accessibility Guidelines, W3C.</w:t>
+      </w:r>
+    </w:p>
+    <w:p>
+      <w:pPr>
+        <w:spacing w:lineRule="auto" w:line="360" w:before="160" w:after="160"/>
+        <w:ind w:left="454"/>
+        <w:jc w:val="both"/>
+      </w:pPr>
+      <w:r>
+        <w:rPr>
+          <w:rFonts w:ascii="Times New Roman" w:hAnsi="Times New Roman" w:cs="Times New Roman" w:eastAsia="Times New Roman"/>
+          <w:b/>
+          <w:i w:val="0"/>
+          <w:sz w:val="26"/>
+        </w:rPr>
+        <w:t>Cần bổ sung trước khi nộp.</w:t>
+      </w:r>
+      <w:r>
+        <w:rPr>
+          <w:rFonts w:ascii="Times New Roman" w:hAnsi="Times New Roman" w:cs="Times New Roman" w:eastAsia="Times New Roman"/>
+          <w:b w:val="0"/>
+          <w:i w:val="0"/>
+          <w:sz w:val="26"/>
+        </w:rPr>
+        <w:t xml:space="preserve"> Theo quy định của khoa, bài đăng tạp chí còn thiếu tập, số và số trang; bài báo cáo hội nghị thiếu nơi và thời gian tổ chức; sách thiếu nơi xuất bản; tài liệu kỹ thuật trên mạng thiếu số phiên bản và ngày truy cập. Mức hoa hồng ở mục 2.3.1 phải dẫn đúng trang biểu phí đối tác của từng sàn, kèm ngày truy cập.</w:t>
       </w:r>
     </w:p>
     <w:p>

--- a/thesis/doc/de-cuong-do-an.docx
+++ b/thesis/doc/de-cuong-do-an.docx
@@ -8400,36 +8400,6 @@
           <w:sz w:val="27"/>
         </w:rPr>
         <w:t>11. Ý KIẾN CỦA GIẢNG VIÊN HƯỚNG DẪN</w:t>
-      </w:r>
-    </w:p>
-    <w:p>
-      <w:pPr>
-        <w:spacing w:lineRule="auto" w:line="360" w:before="120" w:after="120"/>
-        <w:jc w:val="both"/>
-      </w:pPr>
-      <w:r>
-        <w:rPr>
-          <w:rFonts w:ascii="Times New Roman" w:hAnsi="Times New Roman" w:cs="Times New Roman" w:eastAsia="Times New Roman"/>
-          <w:b w:val="0"/>
-          <w:i w:val="0"/>
-          <w:sz w:val="26"/>
-        </w:rPr>
-        <w:t>☐ Đồng ý cho thực hiện    ☐ Cần chỉnh sửa    ☐ Không đồng ý</w:t>
-      </w:r>
-    </w:p>
-    <w:p>
-      <w:pPr>
-        <w:spacing w:lineRule="auto" w:line="360" w:before="120" w:after="120"/>
-        <w:jc w:val="both"/>
-      </w:pPr>
-      <w:r>
-        <w:rPr>
-          <w:rFonts w:ascii="Times New Roman" w:hAnsi="Times New Roman" w:cs="Times New Roman" w:eastAsia="Times New Roman"/>
-          <w:b w:val="0"/>
-          <w:i w:val="0"/>
-          <w:sz w:val="26"/>
-        </w:rPr>
-        <w:t>Nội dung cần chỉnh sửa:</w:t>
       </w:r>
     </w:p>
     <w:p>

--- a/thesis/doc/de-cuong-do-an.docx
+++ b/thesis/doc/de-cuong-do-an.docx
@@ -124,7 +124,7 @@
           <w:i w:val="0"/>
           <w:sz w:val="26"/>
         </w:rPr>
-        <w:t xml:space="preserve"> . . . . . . . . . . . . . . . . . . . . . . .</w:t>
+        <w:t xml:space="preserve"> ThS. Nguyễn Nhứt Lam</w:t>
       </w:r>
     </w:p>
     <w:p>
@@ -230,7 +230,7 @@
           <w:i/>
           <w:sz w:val="26"/>
         </w:rPr>
-        <w:t>Trà Vinh, tháng . . . năm 20 . . .</w:t>
+        <w:t>TP. Hồ Chí Minh, tháng 9 năm 2026</w:t>
       </w:r>
     </w:p>
     <w:p>
@@ -8639,7 +8639,7 @@
           <w:i/>
           <w:sz w:val="26"/>
         </w:rPr>
-        <w:t>Trà Vinh, ngày . . . tháng . . . năm 20 . . .</w:t>
+        <w:t>TP. Hồ Chí Minh, ngày . . . tháng . . . năm 20 . . .</w:t>
       </w:r>
     </w:p>
     <w:sectPr>

--- a/thesis/doc/de-cuong-do-an.docx
+++ b/thesis/doc/de-cuong-do-an.docx
@@ -8639,7 +8639,7 @@
           <w:i/>
           <w:sz w:val="26"/>
         </w:rPr>
-        <w:t>TP. Hồ Chí Minh, ngày . . . tháng . . . năm 20 . . .</w:t>
+        <w:t>Ngày . . . tháng . . . năm 20 . . .</w:t>
       </w:r>
     </w:p>
     <w:sectPr>

--- a/thesis/doc/de-cuong-do-an.docx
+++ b/thesis/doc/de-cuong-do-an.docx
@@ -8492,6 +8492,21 @@
         <w:t>...........................................................................</w:t>
       </w:r>
     </w:p>
+    <w:p>
+      <w:pPr>
+        <w:spacing w:lineRule="auto" w:line="360" w:before="120" w:after="120"/>
+        <w:jc w:val="both"/>
+      </w:pPr>
+      <w:r>
+        <w:rPr>
+          <w:rFonts w:ascii="Times New Roman" w:hAnsi="Times New Roman" w:cs="Times New Roman" w:eastAsia="Times New Roman"/>
+          <w:b w:val="0"/>
+          <w:i/>
+          <w:sz w:val="26"/>
+        </w:rPr>
+        <w:t>Ngày . . . tháng . . . năm 20 . . .</w:t>
+      </w:r>
+    </w:p>
     <w:tbl>
       <w:tblPr>
         <w:tblStyle w:val="TableGrid"/>
@@ -8501,8 +8516,7 @@
         <w:tblLook w:firstColumn="1" w:firstRow="1" w:lastColumn="0" w:lastRow="0" w:noHBand="0" w:noVBand="1" w:val="04A0"/>
       </w:tblPr>
       <w:tblGrid>
-        <w:gridCol w:w="4535"/>
-        <w:gridCol w:w="4535"/>
+        <w:gridCol w:w="9071"/>
       </w:tblGrid>
       <w:tr>
         <w:trPr>
@@ -8510,29 +8524,7 @@
         </w:trPr>
         <w:tc>
           <w:tcPr>
-            <w:tcW w:type="dxa" w:w="4535"/>
-            <w:shd w:val="clear" w:fill="EFEDE7"/>
-          </w:tcPr>
-          <w:p>
-            <w:pPr>
-              <w:spacing w:lineRule="auto" w:line="240" w:before="20" w:after="20"/>
-              <w:jc w:val="left"/>
-            </w:pPr>
-            <w:r/>
-            <w:r>
-              <w:rPr>
-                <w:rFonts w:ascii="Times New Roman" w:hAnsi="Times New Roman" w:cs="Times New Roman" w:eastAsia="Times New Roman"/>
-                <w:b/>
-                <w:i w:val="0"/>
-                <w:sz w:val="22"/>
-              </w:rPr>
-              <w:t>Sinh viên thực hiện</w:t>
-            </w:r>
-          </w:p>
-        </w:tc>
-        <w:tc>
-          <w:tcPr>
-            <w:tcW w:type="dxa" w:w="4535"/>
+            <w:tcW w:type="dxa" w:w="9071"/>
             <w:shd w:val="clear" w:fill="EFEDE7"/>
           </w:tcPr>
           <w:p>
@@ -8556,28 +8548,7 @@
       <w:tr>
         <w:tc>
           <w:tcPr>
-            <w:tcW w:type="dxa" w:w="4535"/>
-          </w:tcPr>
-          <w:p>
-            <w:pPr>
-              <w:spacing w:lineRule="auto" w:line="240" w:before="20" w:after="20"/>
-              <w:jc w:val="left"/>
-            </w:pPr>
-            <w:r/>
-            <w:r>
-              <w:rPr>
-                <w:rFonts w:ascii="Times New Roman" w:hAnsi="Times New Roman" w:cs="Times New Roman" w:eastAsia="Times New Roman"/>
-                <w:b w:val="0"/>
-                <w:i/>
-                <w:sz w:val="22"/>
-              </w:rPr>
-              <w:t>(Ký và ghi rõ họ tên)</w:t>
-            </w:r>
-          </w:p>
-        </w:tc>
-        <w:tc>
-          <w:tcPr>
-            <w:tcW w:type="dxa" w:w="4535"/>
+            <w:tcW w:type="dxa" w:w="9071"/>
           </w:tcPr>
           <w:p>
             <w:pPr>
@@ -8603,19 +8574,7 @@
         </w:trPr>
         <w:tc>
           <w:tcPr>
-            <w:tcW w:type="dxa" w:w="4535"/>
-          </w:tcPr>
-          <w:p>
-            <w:pPr>
-              <w:spacing w:lineRule="auto" w:line="240" w:before="20" w:after="20"/>
-              <w:jc w:val="left"/>
-            </w:pPr>
-            <w:r/>
-          </w:p>
-        </w:tc>
-        <w:tc>
-          <w:tcPr>
-            <w:tcW w:type="dxa" w:w="4535"/>
+            <w:tcW w:type="dxa" w:w="9071"/>
           </w:tcPr>
           <w:p>
             <w:pPr>
@@ -8627,21 +8586,6 @@
         </w:tc>
       </w:tr>
     </w:tbl>
-    <w:p>
-      <w:pPr>
-        <w:spacing w:lineRule="auto" w:line="360" w:before="120" w:after="120"/>
-        <w:jc w:val="both"/>
-      </w:pPr>
-      <w:r>
-        <w:rPr>
-          <w:rFonts w:ascii="Times New Roman" w:hAnsi="Times New Roman" w:cs="Times New Roman" w:eastAsia="Times New Roman"/>
-          <w:b w:val="0"/>
-          <w:i/>
-          <w:sz w:val="26"/>
-        </w:rPr>
-        <w:t>Ngày . . . tháng . . . năm 20 . . .</w:t>
-      </w:r>
-    </w:p>
     <w:sectPr>
       <w:headerReference w:type="default" r:id="rId10"/>
       <w:footerReference w:type="default" r:id="rId11"/>

--- a/thesis/doc/de-cuong-do-an.docx
+++ b/thesis/doc/de-cuong-do-an.docx
@@ -14,7 +14,7 @@
           <w:i w:val="0"/>
           <w:sz w:val="28"/>
         </w:rPr>
-        <w:t>TRƯỜNG ĐẠI HỌC TRÀ VINH</w:t>
+        <w:t>TRƯỜNG KỸ THUẬT VÀ CÔNG NGHỆ</w:t>
       </w:r>
     </w:p>
     <w:p>
@@ -29,7 +29,7 @@
           <w:i w:val="0"/>
           <w:sz w:val="28"/>
         </w:rPr>
-        <w:t>KHOA KỸ THUẬT VÀ CÔNG NGHỆ</w:t>
+        <w:t>KHOA CÔNG NGHỆ THÔNG TIN</w:t>
       </w:r>
     </w:p>
     <w:p>
@@ -1883,7 +1883,7 @@
           <w:p>
             <w:pPr>
               <w:spacing w:lineRule="auto" w:line="240" w:before="20" w:after="20"/>
-              <w:jc w:val="left"/>
+              <w:jc w:val="center"/>
             </w:pPr>
             <w:r/>
             <w:r>
@@ -1905,7 +1905,7 @@
           <w:p>
             <w:pPr>
               <w:spacing w:lineRule="auto" w:line="240" w:before="20" w:after="20"/>
-              <w:jc w:val="left"/>
+              <w:jc w:val="center"/>
             </w:pPr>
             <w:r/>
             <w:r>
@@ -1927,7 +1927,7 @@
           <w:p>
             <w:pPr>
               <w:spacing w:lineRule="auto" w:line="240" w:before="20" w:after="20"/>
-              <w:jc w:val="left"/>
+              <w:jc w:val="center"/>
             </w:pPr>
             <w:r/>
             <w:r>
@@ -1949,7 +1949,7 @@
           <w:p>
             <w:pPr>
               <w:spacing w:lineRule="auto" w:line="240" w:before="20" w:after="20"/>
-              <w:jc w:val="left"/>
+              <w:jc w:val="center"/>
             </w:pPr>
             <w:r/>
             <w:r>
@@ -1993,7 +1993,7 @@
           <w:p>
             <w:pPr>
               <w:spacing w:lineRule="auto" w:line="240" w:before="20" w:after="20"/>
-              <w:jc w:val="left"/>
+              <w:jc w:val="center"/>
             </w:pPr>
             <w:r/>
             <w:r>
@@ -2014,7 +2014,7 @@
           <w:p>
             <w:pPr>
               <w:spacing w:lineRule="auto" w:line="240" w:before="20" w:after="20"/>
-              <w:jc w:val="left"/>
+              <w:jc w:val="center"/>
             </w:pPr>
             <w:r/>
             <w:r>
@@ -2035,7 +2035,7 @@
           <w:p>
             <w:pPr>
               <w:spacing w:lineRule="auto" w:line="240" w:before="20" w:after="20"/>
-              <w:jc w:val="left"/>
+              <w:jc w:val="center"/>
             </w:pPr>
             <w:r/>
             <w:r>
@@ -2056,7 +2056,7 @@
           <w:p>
             <w:pPr>
               <w:spacing w:lineRule="auto" w:line="240" w:before="20" w:after="20"/>
-              <w:jc w:val="left"/>
+              <w:jc w:val="center"/>
             </w:pPr>
             <w:r/>
             <w:r>
@@ -2100,7 +2100,7 @@
           <w:p>
             <w:pPr>
               <w:spacing w:lineRule="auto" w:line="240" w:before="20" w:after="20"/>
-              <w:jc w:val="left"/>
+              <w:jc w:val="center"/>
             </w:pPr>
             <w:r/>
             <w:r>
@@ -2121,7 +2121,7 @@
           <w:p>
             <w:pPr>
               <w:spacing w:lineRule="auto" w:line="240" w:before="20" w:after="20"/>
-              <w:jc w:val="left"/>
+              <w:jc w:val="center"/>
             </w:pPr>
             <w:r/>
             <w:r>
@@ -2142,7 +2142,7 @@
           <w:p>
             <w:pPr>
               <w:spacing w:lineRule="auto" w:line="240" w:before="20" w:after="20"/>
-              <w:jc w:val="left"/>
+              <w:jc w:val="center"/>
             </w:pPr>
             <w:r/>
             <w:r>
@@ -2163,7 +2163,7 @@
           <w:p>
             <w:pPr>
               <w:spacing w:lineRule="auto" w:line="240" w:before="20" w:after="20"/>
-              <w:jc w:val="left"/>
+              <w:jc w:val="center"/>
             </w:pPr>
             <w:r/>
             <w:r>
@@ -2207,7 +2207,7 @@
           <w:p>
             <w:pPr>
               <w:spacing w:lineRule="auto" w:line="240" w:before="20" w:after="20"/>
-              <w:jc w:val="left"/>
+              <w:jc w:val="center"/>
             </w:pPr>
             <w:r/>
             <w:r>
@@ -2228,7 +2228,7 @@
           <w:p>
             <w:pPr>
               <w:spacing w:lineRule="auto" w:line="240" w:before="20" w:after="20"/>
-              <w:jc w:val="left"/>
+              <w:jc w:val="center"/>
             </w:pPr>
             <w:r/>
             <w:r>
@@ -2249,7 +2249,7 @@
           <w:p>
             <w:pPr>
               <w:spacing w:lineRule="auto" w:line="240" w:before="20" w:after="20"/>
-              <w:jc w:val="left"/>
+              <w:jc w:val="center"/>
             </w:pPr>
             <w:r/>
             <w:r>
@@ -2270,7 +2270,7 @@
           <w:p>
             <w:pPr>
               <w:spacing w:lineRule="auto" w:line="240" w:before="20" w:after="20"/>
-              <w:jc w:val="left"/>
+              <w:jc w:val="center"/>
             </w:pPr>
             <w:r/>
             <w:r>
@@ -2314,7 +2314,7 @@
           <w:p>
             <w:pPr>
               <w:spacing w:lineRule="auto" w:line="240" w:before="20" w:after="20"/>
-              <w:jc w:val="left"/>
+              <w:jc w:val="center"/>
             </w:pPr>
             <w:r/>
             <w:r>
@@ -2335,7 +2335,7 @@
           <w:p>
             <w:pPr>
               <w:spacing w:lineRule="auto" w:line="240" w:before="20" w:after="20"/>
-              <w:jc w:val="left"/>
+              <w:jc w:val="center"/>
             </w:pPr>
             <w:r/>
             <w:r>
@@ -2356,7 +2356,7 @@
           <w:p>
             <w:pPr>
               <w:spacing w:lineRule="auto" w:line="240" w:before="20" w:after="20"/>
-              <w:jc w:val="left"/>
+              <w:jc w:val="center"/>
             </w:pPr>
             <w:r/>
             <w:r>
@@ -2377,7 +2377,7 @@
           <w:p>
             <w:pPr>
               <w:spacing w:lineRule="auto" w:line="240" w:before="20" w:after="20"/>
-              <w:jc w:val="left"/>
+              <w:jc w:val="center"/>
             </w:pPr>
             <w:r/>
             <w:r>
@@ -2421,7 +2421,7 @@
           <w:p>
             <w:pPr>
               <w:spacing w:lineRule="auto" w:line="240" w:before="20" w:after="20"/>
-              <w:jc w:val="left"/>
+              <w:jc w:val="center"/>
             </w:pPr>
             <w:r/>
             <w:r>
@@ -2442,7 +2442,7 @@
           <w:p>
             <w:pPr>
               <w:spacing w:lineRule="auto" w:line="240" w:before="20" w:after="20"/>
-              <w:jc w:val="left"/>
+              <w:jc w:val="center"/>
             </w:pPr>
             <w:r/>
             <w:r>
@@ -2463,7 +2463,7 @@
           <w:p>
             <w:pPr>
               <w:spacing w:lineRule="auto" w:line="240" w:before="20" w:after="20"/>
-              <w:jc w:val="left"/>
+              <w:jc w:val="center"/>
             </w:pPr>
             <w:r/>
             <w:r>
@@ -2484,7 +2484,7 @@
           <w:p>
             <w:pPr>
               <w:spacing w:lineRule="auto" w:line="240" w:before="20" w:after="20"/>
-              <w:jc w:val="left"/>
+              <w:jc w:val="center"/>
             </w:pPr>
             <w:r/>
             <w:r>
@@ -4867,7 +4867,7 @@
           <w:p>
             <w:pPr>
               <w:spacing w:lineRule="auto" w:line="240" w:before="20" w:after="20"/>
-              <w:jc w:val="left"/>
+              <w:jc w:val="center"/>
             </w:pPr>
             <w:r/>
             <w:r>
@@ -4941,7 +4941,7 @@
           <w:p>
             <w:pPr>
               <w:spacing w:lineRule="auto" w:line="240" w:before="20" w:after="20"/>
-              <w:jc w:val="left"/>
+              <w:jc w:val="center"/>
             </w:pPr>
             <w:r/>
             <w:r>
@@ -5024,7 +5024,7 @@
           <w:p>
             <w:pPr>
               <w:spacing w:lineRule="auto" w:line="240" w:before="20" w:after="20"/>
-              <w:jc w:val="left"/>
+              <w:jc w:val="center"/>
             </w:pPr>
             <w:r/>
             <w:r>
@@ -5107,7 +5107,7 @@
           <w:p>
             <w:pPr>
               <w:spacing w:lineRule="auto" w:line="240" w:before="20" w:after="20"/>
-              <w:jc w:val="left"/>
+              <w:jc w:val="center"/>
             </w:pPr>
             <w:r/>
             <w:r>
@@ -5190,7 +5190,7 @@
           <w:p>
             <w:pPr>
               <w:spacing w:lineRule="auto" w:line="240" w:before="20" w:after="20"/>
-              <w:jc w:val="left"/>
+              <w:jc w:val="center"/>
             </w:pPr>
             <w:r/>
             <w:r>
@@ -5264,7 +5264,7 @@
           <w:p>
             <w:pPr>
               <w:spacing w:lineRule="auto" w:line="240" w:before="20" w:after="20"/>
-              <w:jc w:val="left"/>
+              <w:jc w:val="center"/>
             </w:pPr>
             <w:r/>
             <w:r>
@@ -5329,7 +5329,7 @@
           <w:p>
             <w:pPr>
               <w:spacing w:lineRule="auto" w:line="240" w:before="20" w:after="20"/>
-              <w:jc w:val="left"/>
+              <w:jc w:val="center"/>
             </w:pPr>
             <w:r/>
             <w:r>
@@ -6996,7 +6996,7 @@
           <w:p>
             <w:pPr>
               <w:spacing w:lineRule="auto" w:line="240" w:before="20" w:after="20"/>
-              <w:jc w:val="left"/>
+              <w:jc w:val="center"/>
             </w:pPr>
             <w:r/>
             <w:r>
@@ -7085,7 +7085,7 @@
           <w:p>
             <w:pPr>
               <w:spacing w:lineRule="auto" w:line="240" w:before="20" w:after="20"/>
-              <w:jc w:val="left"/>
+              <w:jc w:val="center"/>
             </w:pPr>
             <w:r/>
             <w:r>
@@ -7171,7 +7171,7 @@
           <w:p>
             <w:pPr>
               <w:spacing w:lineRule="auto" w:line="240" w:before="20" w:after="20"/>
-              <w:jc w:val="left"/>
+              <w:jc w:val="center"/>
             </w:pPr>
             <w:r/>
             <w:r>
@@ -7257,7 +7257,7 @@
           <w:p>
             <w:pPr>
               <w:spacing w:lineRule="auto" w:line="240" w:before="20" w:after="20"/>
-              <w:jc w:val="left"/>
+              <w:jc w:val="center"/>
             </w:pPr>
             <w:r/>
             <w:r>
@@ -7352,7 +7352,7 @@
           <w:p>
             <w:pPr>
               <w:spacing w:lineRule="auto" w:line="240" w:before="20" w:after="20"/>
-              <w:jc w:val="left"/>
+              <w:jc w:val="center"/>
             </w:pPr>
             <w:r/>
             <w:r>
@@ -7438,7 +7438,7 @@
           <w:p>
             <w:pPr>
               <w:spacing w:lineRule="auto" w:line="240" w:before="20" w:after="20"/>
-              <w:jc w:val="left"/>
+              <w:jc w:val="center"/>
             </w:pPr>
             <w:r/>
             <w:r>
@@ -7524,7 +7524,7 @@
           <w:p>
             <w:pPr>
               <w:spacing w:lineRule="auto" w:line="240" w:before="20" w:after="20"/>
-              <w:jc w:val="left"/>
+              <w:jc w:val="center"/>
             </w:pPr>
             <w:r/>
             <w:r>
@@ -7601,7 +7601,7 @@
           <w:p>
             <w:pPr>
               <w:spacing w:lineRule="auto" w:line="240" w:before="20" w:after="20"/>
-              <w:jc w:val="left"/>
+              <w:jc w:val="center"/>
             </w:pPr>
             <w:r/>
             <w:r>
@@ -7687,7 +7687,7 @@
           <w:p>
             <w:pPr>
               <w:spacing w:lineRule="auto" w:line="240" w:before="20" w:after="20"/>
-              <w:jc w:val="left"/>
+              <w:jc w:val="center"/>
             </w:pPr>
             <w:r/>
             <w:r>
@@ -8530,7 +8530,7 @@
           <w:p>
             <w:pPr>
               <w:spacing w:lineRule="auto" w:line="240" w:before="20" w:after="20"/>
-              <w:jc w:val="left"/>
+              <w:jc w:val="center"/>
             </w:pPr>
             <w:r/>
             <w:r>
@@ -8553,7 +8553,7 @@
           <w:p>
             <w:pPr>
               <w:spacing w:lineRule="auto" w:line="240" w:before="20" w:after="20"/>
-              <w:jc w:val="left"/>
+              <w:jc w:val="center"/>
             </w:pPr>
             <w:r/>
             <w:r>
@@ -8579,7 +8579,7 @@
           <w:p>
             <w:pPr>
               <w:spacing w:lineRule="auto" w:line="240" w:before="20" w:after="20"/>
-              <w:jc w:val="left"/>
+              <w:jc w:val="center"/>
             </w:pPr>
             <w:r/>
           </w:p>

--- a/thesis/doc/de-cuong-do-an.docx
+++ b/thesis/doc/de-cuong-do-an.docx
@@ -8494,8 +8494,8 @@
     </w:p>
     <w:p>
       <w:pPr>
-        <w:spacing w:lineRule="auto" w:line="360" w:before="120" w:after="120"/>
-        <w:jc w:val="both"/>
+        <w:spacing w:lineRule="auto" w:line="312" w:before="40" w:after="40"/>
+        <w:jc w:val="right"/>
       </w:pPr>
       <w:r>
         <w:rPr>
@@ -8507,85 +8507,36 @@
         <w:t>Ngày . . . tháng . . . năm 20 . . .</w:t>
       </w:r>
     </w:p>
-    <w:tbl>
-      <w:tblPr>
-        <w:tblStyle w:val="TableGrid"/>
-        <w:tblW w:type="auto" w:w="0"/>
-        <w:jc w:val="center"/>
-        <w:tblLayout w:type="autofit"/>
-        <w:tblLook w:firstColumn="1" w:firstRow="1" w:lastColumn="0" w:lastRow="0" w:noHBand="0" w:noVBand="1" w:val="04A0"/>
-      </w:tblPr>
-      <w:tblGrid>
-        <w:gridCol w:w="9071"/>
-      </w:tblGrid>
-      <w:tr>
-        <w:trPr>
-          <w:tblHeader w:val="true"/>
-        </w:trPr>
-        <w:tc>
-          <w:tcPr>
-            <w:tcW w:type="dxa" w:w="9071"/>
-            <w:shd w:val="clear" w:fill="EFEDE7"/>
-          </w:tcPr>
-          <w:p>
-            <w:pPr>
-              <w:spacing w:lineRule="auto" w:line="240" w:before="20" w:after="20"/>
-              <w:jc w:val="center"/>
-            </w:pPr>
-            <w:r/>
-            <w:r>
-              <w:rPr>
-                <w:rFonts w:ascii="Times New Roman" w:hAnsi="Times New Roman" w:cs="Times New Roman" w:eastAsia="Times New Roman"/>
-                <w:b/>
-                <w:i w:val="0"/>
-                <w:sz w:val="22"/>
-              </w:rPr>
-              <w:t>Giảng viên hướng dẫn</w:t>
-            </w:r>
-          </w:p>
-        </w:tc>
-      </w:tr>
-      <w:tr>
-        <w:tc>
-          <w:tcPr>
-            <w:tcW w:type="dxa" w:w="9071"/>
-          </w:tcPr>
-          <w:p>
-            <w:pPr>
-              <w:spacing w:lineRule="auto" w:line="240" w:before="20" w:after="20"/>
-              <w:jc w:val="center"/>
-            </w:pPr>
-            <w:r/>
-            <w:r>
-              <w:rPr>
-                <w:rFonts w:ascii="Times New Roman" w:hAnsi="Times New Roman" w:cs="Times New Roman" w:eastAsia="Times New Roman"/>
-                <w:b w:val="0"/>
-                <w:i/>
-                <w:sz w:val="22"/>
-              </w:rPr>
-              <w:t>(Ký và ghi rõ họ tên)</w:t>
-            </w:r>
-          </w:p>
-        </w:tc>
-      </w:tr>
-      <w:tr>
-        <w:trPr>
-          <w:trHeight w:val="1400" w:hRule="atLeast"/>
-        </w:trPr>
-        <w:tc>
-          <w:tcPr>
-            <w:tcW w:type="dxa" w:w="9071"/>
-          </w:tcPr>
-          <w:p>
-            <w:pPr>
-              <w:spacing w:lineRule="auto" w:line="240" w:before="20" w:after="20"/>
-              <w:jc w:val="center"/>
-            </w:pPr>
-            <w:r/>
-          </w:p>
-        </w:tc>
-      </w:tr>
-    </w:tbl>
+    <w:p>
+      <w:pPr>
+        <w:spacing w:lineRule="auto" w:line="312" w:before="40" w:after="40"/>
+        <w:jc w:val="right"/>
+      </w:pPr>
+      <w:r>
+        <w:rPr>
+          <w:rFonts w:ascii="Times New Roman" w:hAnsi="Times New Roman" w:cs="Times New Roman" w:eastAsia="Times New Roman"/>
+          <w:b/>
+          <w:i w:val="0"/>
+          <w:sz w:val="26"/>
+        </w:rPr>
+        <w:t>Giảng viên hướng dẫn</w:t>
+      </w:r>
+    </w:p>
+    <w:p>
+      <w:pPr>
+        <w:spacing w:lineRule="auto" w:line="312" w:before="40" w:after="40"/>
+        <w:jc w:val="right"/>
+      </w:pPr>
+      <w:r>
+        <w:rPr>
+          <w:rFonts w:ascii="Times New Roman" w:hAnsi="Times New Roman" w:cs="Times New Roman" w:eastAsia="Times New Roman"/>
+          <w:b w:val="0"/>
+          <w:i/>
+          <w:sz w:val="26"/>
+        </w:rPr>
+        <w:t>(Ký và ghi rõ họ tên)</w:t>
+      </w:r>
+    </w:p>
     <w:sectPr>
       <w:headerReference w:type="default" r:id="rId10"/>
       <w:footerReference w:type="default" r:id="rId11"/>

--- a/thesis/doc/de-cuong-do-an.docx
+++ b/thesis/doc/de-cuong-do-an.docx
@@ -8495,7 +8495,8 @@
     <w:p>
       <w:pPr>
         <w:spacing w:lineRule="auto" w:line="312" w:before="40" w:after="40"/>
-        <w:jc w:val="right"/>
+        <w:ind w:left="4535"/>
+        <w:jc w:val="center"/>
       </w:pPr>
       <w:r>
         <w:rPr>
@@ -8510,7 +8511,8 @@
     <w:p>
       <w:pPr>
         <w:spacing w:lineRule="auto" w:line="312" w:before="40" w:after="40"/>
-        <w:jc w:val="right"/>
+        <w:ind w:left="4535"/>
+        <w:jc w:val="center"/>
       </w:pPr>
       <w:r>
         <w:rPr>
@@ -8525,7 +8527,8 @@
     <w:p>
       <w:pPr>
         <w:spacing w:lineRule="auto" w:line="312" w:before="40" w:after="40"/>
-        <w:jc w:val="right"/>
+        <w:ind w:left="4535"/>
+        <w:jc w:val="center"/>
       </w:pPr>
       <w:r>
         <w:rPr>

--- a/thesis/doc/de-cuong-do-an.docx
+++ b/thesis/doc/de-cuong-do-an.docx
@@ -220,7 +220,7 @@
     </w:p>
     <w:p>
       <w:pPr>
-        <w:spacing w:lineRule="auto" w:line="288" w:before="960" w:after="0"/>
+        <w:spacing w:lineRule="auto" w:line="288" w:before="5160" w:after="0"/>
         <w:jc w:val="center"/>
       </w:pPr>
       <w:r>

--- a/thesis/doc/de-cuong-do-an.docx
+++ b/thesis/doc/de-cuong-do-an.docx
@@ -8404,6 +8404,9 @@
     </w:p>
     <w:p>
       <w:pPr>
+        <w:tabs>
+          <w:tab w:pos="9071" w:val="right" w:leader="dot"/>
+        </w:tabs>
         <w:spacing w:lineRule="auto" w:line="360" w:before="120" w:after="120"/>
         <w:jc w:val="both"/>
       </w:pPr>
@@ -8414,11 +8417,14 @@
           <w:i w:val="0"/>
           <w:sz w:val="26"/>
         </w:rPr>
-        <w:t>...........................................................................</w:t>
+        <w:tab/>
       </w:r>
     </w:p>
     <w:p>
       <w:pPr>
+        <w:tabs>
+          <w:tab w:pos="9071" w:val="right" w:leader="dot"/>
+        </w:tabs>
         <w:spacing w:lineRule="auto" w:line="360" w:before="120" w:after="120"/>
         <w:jc w:val="both"/>
       </w:pPr>
@@ -8429,11 +8435,14 @@
           <w:i w:val="0"/>
           <w:sz w:val="26"/>
         </w:rPr>
-        <w:t>...........................................................................</w:t>
+        <w:tab/>
       </w:r>
     </w:p>
     <w:p>
       <w:pPr>
+        <w:tabs>
+          <w:tab w:pos="9071" w:val="right" w:leader="dot"/>
+        </w:tabs>
         <w:spacing w:lineRule="auto" w:line="360" w:before="120" w:after="120"/>
         <w:jc w:val="both"/>
       </w:pPr>
@@ -8444,11 +8453,14 @@
           <w:i w:val="0"/>
           <w:sz w:val="26"/>
         </w:rPr>
-        <w:t>...........................................................................</w:t>
+        <w:tab/>
       </w:r>
     </w:p>
     <w:p>
       <w:pPr>
+        <w:tabs>
+          <w:tab w:pos="9071" w:val="right" w:leader="dot"/>
+        </w:tabs>
         <w:spacing w:lineRule="auto" w:line="360" w:before="120" w:after="120"/>
         <w:jc w:val="both"/>
       </w:pPr>
@@ -8459,11 +8471,14 @@
           <w:i w:val="0"/>
           <w:sz w:val="26"/>
         </w:rPr>
-        <w:t>...........................................................................</w:t>
+        <w:tab/>
       </w:r>
     </w:p>
     <w:p>
       <w:pPr>
+        <w:tabs>
+          <w:tab w:pos="9071" w:val="right" w:leader="dot"/>
+        </w:tabs>
         <w:spacing w:lineRule="auto" w:line="360" w:before="120" w:after="120"/>
         <w:jc w:val="both"/>
       </w:pPr>
@@ -8474,11 +8489,14 @@
           <w:i w:val="0"/>
           <w:sz w:val="26"/>
         </w:rPr>
-        <w:t>...........................................................................</w:t>
+        <w:tab/>
       </w:r>
     </w:p>
     <w:p>
       <w:pPr>
+        <w:tabs>
+          <w:tab w:pos="9071" w:val="right" w:leader="dot"/>
+        </w:tabs>
         <w:spacing w:lineRule="auto" w:line="360" w:before="120" w:after="120"/>
         <w:jc w:val="both"/>
       </w:pPr>
@@ -8489,7 +8507,7 @@
           <w:i w:val="0"/>
           <w:sz w:val="26"/>
         </w:rPr>
-        <w:t>...........................................................................</w:t>
+        <w:tab/>
       </w:r>
     </w:p>
     <w:p>
